--- a/docs/Дипломный проект.docx
+++ b/docs/Дипломный проект.docx
@@ -4073,7 +4073,6 @@
           <w:rFonts w:ascii="Times New Roman" w:hAnsi="Times New Roman" w:cs="Times New Roman"/>
           <w:sz w:val="28"/>
           <w:szCs w:val="28"/>
-          <w:lang w:val="en-US"/>
         </w:rPr>
         <w:t xml:space="preserve"> [20]</w:t>
       </w:r>
@@ -5250,6 +5249,7 @@
       <w:r>
         <w:rPr>
           <w:rFonts w:ascii="Times New Roman" w:hAnsi="Times New Roman" w:cs="Times New Roman"/>
+          <w:noProof/>
           <w:sz w:val="28"/>
           <w:szCs w:val="28"/>
         </w:rPr>
@@ -5513,7 +5513,7 @@
       <w:tr>
         <w:tc>
           <w:tcPr>
-            <w:tcW w:w="2336" w:type="dxa"/>
+            <w:tcW w:w="2053" w:type="dxa"/>
           </w:tcPr>
           <w:p>
             <w:pPr>
@@ -5536,7 +5536,7 @@
         </w:tc>
         <w:tc>
           <w:tcPr>
-            <w:tcW w:w="2336" w:type="dxa"/>
+            <w:tcW w:w="2153" w:type="dxa"/>
           </w:tcPr>
           <w:p>
             <w:pPr>
@@ -5559,7 +5559,7 @@
         </w:tc>
         <w:tc>
           <w:tcPr>
-            <w:tcW w:w="2336" w:type="dxa"/>
+            <w:tcW w:w="2843" w:type="dxa"/>
           </w:tcPr>
           <w:p>
             <w:pPr>
@@ -5582,7 +5582,7 @@
         </w:tc>
         <w:tc>
           <w:tcPr>
-            <w:tcW w:w="2337" w:type="dxa"/>
+            <w:tcW w:w="2296" w:type="dxa"/>
           </w:tcPr>
           <w:p>
             <w:pPr>
@@ -5607,7 +5607,7 @@
       <w:tr>
         <w:tc>
           <w:tcPr>
-            <w:tcW w:w="2336" w:type="dxa"/>
+            <w:tcW w:w="2053" w:type="dxa"/>
           </w:tcPr>
           <w:p>
             <w:pPr>
@@ -5630,7 +5630,7 @@
         </w:tc>
         <w:tc>
           <w:tcPr>
-            <w:tcW w:w="2336" w:type="dxa"/>
+            <w:tcW w:w="2153" w:type="dxa"/>
           </w:tcPr>
           <w:p>
             <w:pPr>
@@ -5653,7 +5653,7 @@
         </w:tc>
         <w:tc>
           <w:tcPr>
-            <w:tcW w:w="2336" w:type="dxa"/>
+            <w:tcW w:w="2843" w:type="dxa"/>
           </w:tcPr>
           <w:p>
             <w:pPr>
@@ -5676,7 +5676,7 @@
         </w:tc>
         <w:tc>
           <w:tcPr>
-            <w:tcW w:w="2337" w:type="dxa"/>
+            <w:tcW w:w="2296" w:type="dxa"/>
           </w:tcPr>
           <w:p>
             <w:pPr>
@@ -5701,7 +5701,7 @@
       <w:tr>
         <w:tc>
           <w:tcPr>
-            <w:tcW w:w="2336" w:type="dxa"/>
+            <w:tcW w:w="2053" w:type="dxa"/>
           </w:tcPr>
           <w:p>
             <w:pPr>
@@ -5724,7 +5724,7 @@
         </w:tc>
         <w:tc>
           <w:tcPr>
-            <w:tcW w:w="2336" w:type="dxa"/>
+            <w:tcW w:w="2153" w:type="dxa"/>
           </w:tcPr>
           <w:p>
             <w:pPr>
@@ -5747,7 +5747,7 @@
         </w:tc>
         <w:tc>
           <w:tcPr>
-            <w:tcW w:w="2336" w:type="dxa"/>
+            <w:tcW w:w="2843" w:type="dxa"/>
           </w:tcPr>
           <w:p>
             <w:pPr>
@@ -5770,7 +5770,7 @@
         </w:tc>
         <w:tc>
           <w:tcPr>
-            <w:tcW w:w="2337" w:type="dxa"/>
+            <w:tcW w:w="2296" w:type="dxa"/>
           </w:tcPr>
           <w:p>
             <w:pPr>
@@ -5795,7 +5795,7 @@
       <w:tr>
         <w:tc>
           <w:tcPr>
-            <w:tcW w:w="2336" w:type="dxa"/>
+            <w:tcW w:w="2053" w:type="dxa"/>
           </w:tcPr>
           <w:p>
             <w:pPr>
@@ -5818,7 +5818,7 @@
         </w:tc>
         <w:tc>
           <w:tcPr>
-            <w:tcW w:w="2336" w:type="dxa"/>
+            <w:tcW w:w="2153" w:type="dxa"/>
           </w:tcPr>
           <w:p>
             <w:pPr>
@@ -5841,7 +5841,7 @@
         </w:tc>
         <w:tc>
           <w:tcPr>
-            <w:tcW w:w="2336" w:type="dxa"/>
+            <w:tcW w:w="2843" w:type="dxa"/>
           </w:tcPr>
           <w:p>
             <w:pPr>
@@ -5864,7 +5864,7 @@
         </w:tc>
         <w:tc>
           <w:tcPr>
-            <w:tcW w:w="2337" w:type="dxa"/>
+            <w:tcW w:w="2296" w:type="dxa"/>
           </w:tcPr>
           <w:p>
             <w:pPr>
@@ -5889,6 +5889,145 @@
       <w:tr>
         <w:tc>
           <w:tcPr>
+            <w:tcW w:w="2053" w:type="dxa"/>
+          </w:tcPr>
+          <w:p>
+            <w:pPr>
+              <w:jc w:val="both"/>
+              <w:rPr>
+                <w:rFonts w:ascii="Times New Roman" w:hAnsi="Times New Roman" w:cs="Times New Roman"/>
+                <w:sz w:val="24"/>
+                <w:szCs w:val="24"/>
+              </w:rPr>
+            </w:pPr>
+            <w:r>
+              <w:rPr>
+                <w:rFonts w:ascii="Times New Roman" w:hAnsi="Times New Roman" w:cs="Times New Roman"/>
+                <w:sz w:val="24"/>
+                <w:szCs w:val="24"/>
+              </w:rPr>
+              <w:t>role</w:t>
+            </w:r>
+          </w:p>
+        </w:tc>
+        <w:tc>
+          <w:tcPr>
+            <w:tcW w:w="2153" w:type="dxa"/>
+          </w:tcPr>
+          <w:p>
+            <w:pPr>
+              <w:jc w:val="both"/>
+              <w:rPr>
+                <w:rFonts w:ascii="Times New Roman" w:hAnsi="Times New Roman" w:cs="Times New Roman"/>
+                <w:sz w:val="24"/>
+                <w:szCs w:val="24"/>
+              </w:rPr>
+            </w:pPr>
+            <w:r>
+              <w:rPr>
+                <w:rFonts w:ascii="Times New Roman" w:hAnsi="Times New Roman" w:cs="Times New Roman"/>
+                <w:sz w:val="24"/>
+                <w:szCs w:val="24"/>
+              </w:rPr>
+              <w:t>TEXT</w:t>
+            </w:r>
+          </w:p>
+        </w:tc>
+        <w:tc>
+          <w:tcPr>
+            <w:tcW w:w="2843" w:type="dxa"/>
+          </w:tcPr>
+          <w:p>
+            <w:pPr>
+              <w:jc w:val="both"/>
+              <w:rPr>
+                <w:rFonts w:ascii="Times New Roman" w:hAnsi="Times New Roman" w:cs="Times New Roman"/>
+                <w:sz w:val="24"/>
+                <w:szCs w:val="24"/>
+              </w:rPr>
+            </w:pPr>
+            <w:r>
+              <w:rPr>
+                <w:rFonts w:ascii="Times New Roman" w:hAnsi="Times New Roman" w:cs="Times New Roman"/>
+                <w:sz w:val="24"/>
+                <w:szCs w:val="24"/>
+              </w:rPr>
+              <w:t>NOT NULL</w:t>
+            </w:r>
+          </w:p>
+        </w:tc>
+        <w:tc>
+          <w:tcPr>
+            <w:tcW w:w="2296" w:type="dxa"/>
+          </w:tcPr>
+          <w:p>
+            <w:pPr>
+              <w:jc w:val="both"/>
+              <w:rPr>
+                <w:rFonts w:ascii="Times New Roman" w:hAnsi="Times New Roman" w:cs="Times New Roman"/>
+                <w:sz w:val="24"/>
+                <w:szCs w:val="24"/>
+              </w:rPr>
+            </w:pPr>
+            <w:r>
+              <w:rPr>
+                <w:rFonts w:ascii="Times New Roman" w:hAnsi="Times New Roman" w:cs="Times New Roman"/>
+                <w:sz w:val="24"/>
+                <w:szCs w:val="24"/>
+              </w:rPr>
+              <w:t>Роль сотрудника</w:t>
+            </w:r>
+          </w:p>
+        </w:tc>
+      </w:tr>
+    </w:tbl>
+    <w:p>
+      <w:pPr>
+        <w:spacing w:after="0" w:line="360" w:lineRule="auto"/>
+        <w:rPr>
+          <w:rFonts w:ascii="Times New Roman" w:hAnsi="Times New Roman" w:cs="Times New Roman"/>
+          <w:sz w:val="28"/>
+          <w:szCs w:val="28"/>
+        </w:rPr>
+      </w:pPr>
+    </w:p>
+    <w:p>
+      <w:pPr>
+        <w:spacing w:after="0" w:line="360" w:lineRule="auto"/>
+        <w:rPr>
+          <w:rFonts w:ascii="Times New Roman" w:hAnsi="Times New Roman" w:cs="Times New Roman"/>
+          <w:sz w:val="28"/>
+          <w:szCs w:val="28"/>
+          <w:lang w:val="en-US"/>
+        </w:rPr>
+      </w:pPr>
+      <w:r>
+        <w:rPr>
+          <w:rFonts w:ascii="Times New Roman" w:hAnsi="Times New Roman" w:cs="Times New Roman"/>
+          <w:sz w:val="28"/>
+          <w:szCs w:val="28"/>
+          <w:highlight w:val="yellow"/>
+          <w:lang w:val="en-US"/>
+        </w:rPr>
+        <w:lastRenderedPageBreak/>
+        <w:t>Ghjljk;tybt nf,kbws 1/</w:t>
+      </w:r>
+    </w:p>
+    <w:tbl>
+      <w:tblPr>
+        <w:tblStyle w:val="a7"/>
+        <w:tblW w:w="0" w:type="auto"/>
+        <w:tblLook w:val="04A0" w:firstRow="1" w:lastRow="0" w:firstColumn="1" w:lastColumn="0" w:noHBand="0" w:noVBand="1"/>
+      </w:tblPr>
+      <w:tblGrid>
+        <w:gridCol w:w="2149"/>
+        <w:gridCol w:w="2215"/>
+        <w:gridCol w:w="2843"/>
+        <w:gridCol w:w="2138"/>
+      </w:tblGrid>
+      <w:tr>
+        <w:tc>
+          <w:tcPr>
             <w:tcW w:w="2336" w:type="dxa"/>
           </w:tcPr>
           <w:p>
@@ -5906,101 +6045,6 @@
                 <w:sz w:val="24"/>
                 <w:szCs w:val="24"/>
               </w:rPr>
-              <w:t>role</w:t>
-            </w:r>
-          </w:p>
-        </w:tc>
-        <w:tc>
-          <w:tcPr>
-            <w:tcW w:w="2336" w:type="dxa"/>
-          </w:tcPr>
-          <w:p>
-            <w:pPr>
-              <w:jc w:val="both"/>
-              <w:rPr>
-                <w:rFonts w:ascii="Times New Roman" w:hAnsi="Times New Roman" w:cs="Times New Roman"/>
-                <w:sz w:val="24"/>
-                <w:szCs w:val="24"/>
-              </w:rPr>
-            </w:pPr>
-            <w:r>
-              <w:rPr>
-                <w:rFonts w:ascii="Times New Roman" w:hAnsi="Times New Roman" w:cs="Times New Roman"/>
-                <w:sz w:val="24"/>
-                <w:szCs w:val="24"/>
-              </w:rPr>
-              <w:t>TEXT</w:t>
-            </w:r>
-          </w:p>
-        </w:tc>
-        <w:tc>
-          <w:tcPr>
-            <w:tcW w:w="2336" w:type="dxa"/>
-          </w:tcPr>
-          <w:p>
-            <w:pPr>
-              <w:jc w:val="both"/>
-              <w:rPr>
-                <w:rFonts w:ascii="Times New Roman" w:hAnsi="Times New Roman" w:cs="Times New Roman"/>
-                <w:sz w:val="24"/>
-                <w:szCs w:val="24"/>
-              </w:rPr>
-            </w:pPr>
-            <w:r>
-              <w:rPr>
-                <w:rFonts w:ascii="Times New Roman" w:hAnsi="Times New Roman" w:cs="Times New Roman"/>
-                <w:sz w:val="24"/>
-                <w:szCs w:val="24"/>
-              </w:rPr>
-              <w:t>NOT NULL</w:t>
-            </w:r>
-          </w:p>
-        </w:tc>
-        <w:tc>
-          <w:tcPr>
-            <w:tcW w:w="2337" w:type="dxa"/>
-          </w:tcPr>
-          <w:p>
-            <w:pPr>
-              <w:jc w:val="both"/>
-              <w:rPr>
-                <w:rFonts w:ascii="Times New Roman" w:hAnsi="Times New Roman" w:cs="Times New Roman"/>
-                <w:sz w:val="24"/>
-                <w:szCs w:val="24"/>
-              </w:rPr>
-            </w:pPr>
-            <w:r>
-              <w:rPr>
-                <w:rFonts w:ascii="Times New Roman" w:hAnsi="Times New Roman" w:cs="Times New Roman"/>
-                <w:sz w:val="24"/>
-                <w:szCs w:val="24"/>
-              </w:rPr>
-              <w:t>Роль сотрудника</w:t>
-            </w:r>
-          </w:p>
-        </w:tc>
-      </w:tr>
-      <w:tr>
-        <w:tc>
-          <w:tcPr>
-            <w:tcW w:w="2336" w:type="dxa"/>
-          </w:tcPr>
-          <w:p>
-            <w:pPr>
-              <w:jc w:val="both"/>
-              <w:rPr>
-                <w:rFonts w:ascii="Times New Roman" w:hAnsi="Times New Roman" w:cs="Times New Roman"/>
-                <w:sz w:val="24"/>
-                <w:szCs w:val="24"/>
-              </w:rPr>
-            </w:pPr>
-            <w:r>
-              <w:rPr>
-                <w:rFonts w:ascii="Times New Roman" w:hAnsi="Times New Roman" w:cs="Times New Roman"/>
-                <w:sz w:val="24"/>
-                <w:szCs w:val="24"/>
-              </w:rPr>
-              <w:lastRenderedPageBreak/>
               <w:t>created_at</w:t>
             </w:r>
           </w:p>
@@ -6874,7 +6918,6 @@
           <w:rFonts w:ascii="Times New Roman" w:hAnsi="Times New Roman" w:cs="Times New Roman"/>
           <w:sz w:val="28"/>
           <w:szCs w:val="28"/>
-          <w:lang w:val="en-US"/>
         </w:rPr>
       </w:pPr>
       <w:r>
@@ -6890,7 +6933,6 @@
           <w:rFonts w:ascii="Times New Roman" w:hAnsi="Times New Roman" w:cs="Times New Roman"/>
           <w:sz w:val="28"/>
           <w:szCs w:val="28"/>
-          <w:lang w:val="en-US"/>
         </w:rPr>
         <w:t xml:space="preserve"> 3 — </w:t>
       </w:r>
@@ -6907,9 +6949,42 @@
           <w:rFonts w:ascii="Times New Roman" w:hAnsi="Times New Roman" w:cs="Times New Roman"/>
           <w:sz w:val="28"/>
           <w:szCs w:val="28"/>
-          <w:lang w:val="en-US"/>
-        </w:rPr>
-        <w:t xml:space="preserve"> «frame_materials» (</w:t>
+        </w:rPr>
+        <w:t xml:space="preserve"> «</w:t>
+      </w:r>
+      <w:r>
+        <w:rPr>
+          <w:rFonts w:ascii="Times New Roman" w:hAnsi="Times New Roman" w:cs="Times New Roman"/>
+          <w:sz w:val="28"/>
+          <w:szCs w:val="28"/>
+          <w:lang w:val="en-US"/>
+        </w:rPr>
+        <w:t>frame</w:t>
+      </w:r>
+      <w:r>
+        <w:rPr>
+          <w:rFonts w:ascii="Times New Roman" w:hAnsi="Times New Roman" w:cs="Times New Roman"/>
+          <w:sz w:val="28"/>
+          <w:szCs w:val="28"/>
+        </w:rPr>
+        <w:t>_</w:t>
+      </w:r>
+      <w:r>
+        <w:rPr>
+          <w:rFonts w:ascii="Times New Roman" w:hAnsi="Times New Roman" w:cs="Times New Roman"/>
+          <w:sz w:val="28"/>
+          <w:szCs w:val="28"/>
+          <w:lang w:val="en-US"/>
+        </w:rPr>
+        <w:t>materials</w:t>
+      </w:r>
+      <w:r>
+        <w:rPr>
+          <w:rFonts w:ascii="Times New Roman" w:hAnsi="Times New Roman" w:cs="Times New Roman"/>
+          <w:sz w:val="28"/>
+          <w:szCs w:val="28"/>
+        </w:rPr>
+        <w:t>» (</w:t>
       </w:r>
       <w:r>
         <w:rPr>
@@ -6932,7 +7007,6 @@
           <w:rFonts w:ascii="Times New Roman" w:hAnsi="Times New Roman" w:cs="Times New Roman"/>
           <w:sz w:val="28"/>
           <w:szCs w:val="28"/>
-          <w:lang w:val="en-US"/>
         </w:rPr>
         <w:t xml:space="preserve"> </w:t>
       </w:r>
@@ -6949,7 +7023,6 @@
           <w:rFonts w:ascii="Times New Roman" w:hAnsi="Times New Roman" w:cs="Times New Roman"/>
           <w:sz w:val="28"/>
           <w:szCs w:val="28"/>
-          <w:lang w:val="en-US"/>
         </w:rPr>
         <w:t>)</w:t>
       </w:r>
@@ -8747,6 +8820,7 @@
                 <w:sz w:val="24"/>
                 <w:szCs w:val="24"/>
               </w:rPr>
+              <w:lastRenderedPageBreak/>
               <w:t>created_by</w:t>
             </w:r>
           </w:p>
@@ -8841,7 +8915,6 @@
                 <w:sz w:val="24"/>
                 <w:szCs w:val="24"/>
               </w:rPr>
-              <w:lastRenderedPageBreak/>
               <w:t>created_at</w:t>
             </w:r>
           </w:p>
@@ -11467,6 +11540,7 @@
                 <w:sz w:val="24"/>
                 <w:szCs w:val="24"/>
               </w:rPr>
+              <w:lastRenderedPageBreak/>
               <w:t>notes</w:t>
             </w:r>
           </w:p>
@@ -11553,7 +11627,6 @@
                 <w:sz w:val="24"/>
                 <w:szCs w:val="24"/>
               </w:rPr>
-              <w:lastRenderedPageBreak/>
               <w:t>created_by</w:t>
             </w:r>
           </w:p>
@@ -12117,13 +12190,15 @@
                 <w:rFonts w:ascii="Times New Roman" w:hAnsi="Times New Roman" w:cs="Times New Roman"/>
                 <w:sz w:val="24"/>
                 <w:szCs w:val="24"/>
-              </w:rPr>
-            </w:pPr>
-            <w:r>
-              <w:rPr>
-                <w:rFonts w:ascii="Times New Roman" w:hAnsi="Times New Roman" w:cs="Times New Roman"/>
-                <w:sz w:val="24"/>
-                <w:szCs w:val="24"/>
+                <w:lang w:val="en-US"/>
+              </w:rPr>
+            </w:pPr>
+            <w:r>
+              <w:rPr>
+                <w:rFonts w:ascii="Times New Roman" w:hAnsi="Times New Roman" w:cs="Times New Roman"/>
+                <w:sz w:val="24"/>
+                <w:szCs w:val="24"/>
+                <w:lang w:val="en-US"/>
               </w:rPr>
               <w:t>REFERENCES orders(id) ON DELETE CASCADE</w:t>
             </w:r>
@@ -13174,13 +13249,15 @@
                 <w:rFonts w:ascii="Times New Roman" w:hAnsi="Times New Roman" w:cs="Times New Roman"/>
                 <w:sz w:val="24"/>
                 <w:szCs w:val="24"/>
-              </w:rPr>
-            </w:pPr>
-            <w:r>
-              <w:rPr>
-                <w:rFonts w:ascii="Times New Roman" w:hAnsi="Times New Roman" w:cs="Times New Roman"/>
-                <w:sz w:val="24"/>
-                <w:szCs w:val="24"/>
+                <w:lang w:val="en-US"/>
+              </w:rPr>
+            </w:pPr>
+            <w:r>
+              <w:rPr>
+                <w:rFonts w:ascii="Times New Roman" w:hAnsi="Times New Roman" w:cs="Times New Roman"/>
+                <w:sz w:val="24"/>
+                <w:szCs w:val="24"/>
+                <w:lang w:val="en-US"/>
               </w:rPr>
               <w:t>REFERENCES orders(id) ON DELETE CASCADE</w:t>
             </w:r>
@@ -13825,6 +13902,7 @@
                 <w:sz w:val="24"/>
                 <w:szCs w:val="24"/>
               </w:rPr>
+              <w:lastRenderedPageBreak/>
               <w:t>Имя поля</w:t>
             </w:r>
           </w:p>
@@ -13919,7 +13997,6 @@
                 <w:sz w:val="24"/>
                 <w:szCs w:val="24"/>
               </w:rPr>
-              <w:lastRenderedPageBreak/>
               <w:t>id</w:t>
             </w:r>
           </w:p>
@@ -14502,19 +14579,7 @@
         <w:rPr>
           <w:rFonts w:cs="Times New Roman"/>
         </w:rPr>
-        <w:t>2.</w:t>
-      </w:r>
-      <w:r>
-        <w:rPr>
-          <w:rFonts w:cs="Times New Roman"/>
-        </w:rPr>
-        <w:t>2</w:t>
-      </w:r>
-      <w:r>
-        <w:rPr>
-          <w:rFonts w:cs="Times New Roman"/>
-        </w:rPr>
-        <w:t xml:space="preserve"> Разработка пользовательского интерфейса и системный мониторинг</w:t>
+        <w:t>2.2 Разработка пользовательского интерфейса и системный мониторинг</w:t>
       </w:r>
       <w:bookmarkEnd w:id="9"/>
     </w:p>
@@ -14552,39 +14617,7 @@
           <w:sz w:val="28"/>
           <w:szCs w:val="28"/>
         </w:rPr>
-        <w:t xml:space="preserve"> [</w:t>
-      </w:r>
-      <w:r>
-        <w:rPr>
-          <w:rFonts w:ascii="Times New Roman" w:hAnsi="Times New Roman" w:cs="Times New Roman"/>
-          <w:sz w:val="28"/>
-          <w:szCs w:val="28"/>
-        </w:rPr>
-        <w:t>10,</w:t>
-      </w:r>
-      <w:r>
-        <w:rPr>
-          <w:rFonts w:ascii="Times New Roman" w:hAnsi="Times New Roman" w:cs="Times New Roman"/>
-          <w:sz w:val="28"/>
-          <w:szCs w:val="28"/>
-        </w:rPr>
-        <w:t xml:space="preserve"> 13,</w:t>
-      </w:r>
-      <w:r>
-        <w:rPr>
-          <w:rFonts w:ascii="Times New Roman" w:hAnsi="Times New Roman" w:cs="Times New Roman"/>
-          <w:sz w:val="28"/>
-          <w:szCs w:val="28"/>
-        </w:rPr>
-        <w:t xml:space="preserve"> 16</w:t>
-      </w:r>
-      <w:r>
-        <w:rPr>
-          <w:rFonts w:ascii="Times New Roman" w:hAnsi="Times New Roman" w:cs="Times New Roman"/>
-          <w:sz w:val="28"/>
-          <w:szCs w:val="28"/>
-        </w:rPr>
-        <w:t>]</w:t>
+        <w:t xml:space="preserve"> [10, 13, 16]</w:t>
       </w:r>
       <w:r>
         <w:rPr>
@@ -14751,13 +14784,14 @@
       <w:r>
         <w:rPr>
           <w:rFonts w:ascii="Times New Roman" w:hAnsi="Times New Roman" w:cs="Times New Roman"/>
+          <w:noProof/>
           <w:sz w:val="28"/>
           <w:szCs w:val="28"/>
         </w:rPr>
         <w:lastRenderedPageBreak/>
         <w:drawing>
-          <wp:inline distT="0" distB="0" distL="0" distR="0" wp14:anchorId="7762A662" wp14:editId="608C6CD3">
-            <wp:extent cx="5566410" cy="3333895"/>
+          <wp:inline distT="0" distB="0" distL="0" distR="0" wp14:anchorId="7762A662" wp14:editId="72012554">
+            <wp:extent cx="5566169" cy="2176529"/>
             <wp:effectExtent l="0" t="0" r="0" b="0"/>
             <wp:docPr id="13" name="Рисунок 13"/>
             <wp:cNvGraphicFramePr>
@@ -14770,20 +14804,27 @@
                     <pic:cNvPr id="1" name=""/>
                     <pic:cNvPicPr/>
                   </pic:nvPicPr>
-                  <pic:blipFill>
+                  <pic:blipFill rotWithShape="1">
                     <a:blip r:embed="rId13"/>
-                    <a:stretch>
-                      <a:fillRect/>
-                    </a:stretch>
+                    <a:srcRect b="34712"/>
+                    <a:stretch/>
                   </pic:blipFill>
-                  <pic:spPr>
+                  <pic:spPr bwMode="auto">
                     <a:xfrm>
                       <a:off x="0" y="0"/>
-                      <a:ext cx="5578534" cy="3341156"/>
+                      <a:ext cx="5578534" cy="2181364"/>
                     </a:xfrm>
                     <a:prstGeom prst="rect">
                       <a:avLst/>
                     </a:prstGeom>
+                    <a:ln>
+                      <a:noFill/>
+                    </a:ln>
+                    <a:extLst>
+                      <a:ext uri="{53640926-AAD7-44D8-BBD7-CCE9431645EC}">
+                        <a14:shadowObscured xmlns:a14="http://schemas.microsoft.com/office/drawing/2010/main"/>
+                      </a:ext>
+                    </a:extLst>
                   </pic:spPr>
                 </pic:pic>
               </a:graphicData>
@@ -14910,16 +14951,7 @@
           <w:sz w:val="28"/>
           <w:szCs w:val="28"/>
         </w:rPr>
-        <w:t xml:space="preserve">рисунке </w:t>
-      </w:r>
-      <w:r>
-        <w:rPr>
-          <w:rFonts w:ascii="Times New Roman" w:hAnsi="Times New Roman" w:cs="Times New Roman"/>
-          <w:color w:val="FF0000"/>
-          <w:sz w:val="28"/>
-          <w:szCs w:val="28"/>
-        </w:rPr>
-        <w:t>5</w:t>
+        <w:t>рисунке 5</w:t>
       </w:r>
       <w:r>
         <w:rPr>
@@ -14939,13 +14971,14 @@
       <w:r>
         <w:rPr>
           <w:rFonts w:ascii="Times New Roman" w:hAnsi="Times New Roman" w:cs="Times New Roman"/>
+          <w:noProof/>
           <w:sz w:val="28"/>
           <w:szCs w:val="28"/>
         </w:rPr>
         <w:drawing>
-          <wp:inline distT="0" distB="0" distL="0" distR="0" wp14:anchorId="6E2E1E9A" wp14:editId="4C89AFFD">
+          <wp:inline distT="0" distB="0" distL="0" distR="0" wp14:anchorId="6E2E1E9A" wp14:editId="519AB448">
             <wp:extent cx="5380990" cy="3222843"/>
-            <wp:effectExtent l="0" t="0" r="0" b="0"/>
+            <wp:effectExtent l="0" t="0" r="0" b="8890"/>
             <wp:docPr id="14" name="Рисунок 14"/>
             <wp:cNvGraphicFramePr>
               <a:graphicFrameLocks xmlns:a="http://schemas.openxmlformats.org/drawingml/2006/main" noChangeAspect="1"/>
@@ -14966,7 +14999,7 @@
                   <pic:spPr>
                     <a:xfrm>
                       <a:off x="0" y="0"/>
-                      <a:ext cx="5462202" cy="3271483"/>
+                      <a:ext cx="5380990" cy="3222843"/>
                     </a:xfrm>
                     <a:prstGeom prst="rect">
                       <a:avLst/>
@@ -15084,8 +15117,16 @@
           <w:sz w:val="28"/>
           <w:szCs w:val="28"/>
         </w:rPr>
+        <w:t xml:space="preserve">Модуль управления заказами является основным рабочим пространством продавца. Интерфейс позволяет отслеживать текущие статусы заказов на изготовление, просматривать финансовые спецификации и </w:t>
+      </w:r>
+      <w:r>
+        <w:rPr>
+          <w:rFonts w:ascii="Times New Roman" w:hAnsi="Times New Roman" w:cs="Times New Roman"/>
+          <w:sz w:val="28"/>
+          <w:szCs w:val="28"/>
+        </w:rPr>
         <w:lastRenderedPageBreak/>
-        <w:t>Модуль управления заказами является основным рабочим пространством продавца. Интерфейс позволяет отслеживать текущие статусы заказов на изготовление, просматривать финансовые спецификации и инициировать процесс создания нового производственного задания через встроенный калькулятор</w:t>
+        <w:t>инициировать процесс создания нового производственного задания через встроенный калькулятор</w:t>
       </w:r>
       <w:r>
         <w:rPr>
@@ -15110,16 +15151,7 @@
           <w:sz w:val="28"/>
           <w:szCs w:val="28"/>
         </w:rPr>
-        <w:t xml:space="preserve">рисунке </w:t>
-      </w:r>
-      <w:r>
-        <w:rPr>
-          <w:rFonts w:ascii="Times New Roman" w:hAnsi="Times New Roman" w:cs="Times New Roman"/>
-          <w:color w:val="FF0000"/>
-          <w:sz w:val="28"/>
-          <w:szCs w:val="28"/>
-        </w:rPr>
-        <w:t>6</w:t>
+        <w:t>рисунке 6</w:t>
       </w:r>
       <w:r>
         <w:rPr>
@@ -15139,6 +15171,7 @@
       <w:r>
         <w:rPr>
           <w:rFonts w:ascii="Times New Roman" w:hAnsi="Times New Roman" w:cs="Times New Roman"/>
+          <w:noProof/>
           <w:sz w:val="28"/>
           <w:szCs w:val="28"/>
         </w:rPr>
@@ -15297,16 +15330,7 @@
           <w:sz w:val="28"/>
           <w:szCs w:val="28"/>
         </w:rPr>
-        <w:t xml:space="preserve">рисунке </w:t>
-      </w:r>
-      <w:r>
-        <w:rPr>
-          <w:rFonts w:ascii="Times New Roman" w:hAnsi="Times New Roman" w:cs="Times New Roman"/>
-          <w:color w:val="FF0000"/>
-          <w:sz w:val="28"/>
-          <w:szCs w:val="28"/>
-        </w:rPr>
-        <w:t>7</w:t>
+        <w:t>рисунке 7</w:t>
       </w:r>
       <w:r>
         <w:rPr>
@@ -15326,6 +15350,7 @@
       <w:r>
         <w:rPr>
           <w:rFonts w:ascii="Times New Roman" w:hAnsi="Times New Roman" w:cs="Times New Roman"/>
+          <w:noProof/>
           <w:sz w:val="28"/>
           <w:szCs w:val="28"/>
         </w:rPr>
@@ -15485,16 +15510,7 @@
           <w:sz w:val="28"/>
           <w:szCs w:val="28"/>
         </w:rPr>
-        <w:t xml:space="preserve">рисунке </w:t>
-      </w:r>
-      <w:r>
-        <w:rPr>
-          <w:rFonts w:ascii="Times New Roman" w:hAnsi="Times New Roman" w:cs="Times New Roman"/>
-          <w:color w:val="FF0000"/>
-          <w:sz w:val="28"/>
-          <w:szCs w:val="28"/>
-        </w:rPr>
-        <w:t>8</w:t>
+        <w:t>рисунке 8</w:t>
       </w:r>
       <w:r>
         <w:rPr>
@@ -15514,6 +15530,7 @@
       <w:r>
         <w:rPr>
           <w:rFonts w:ascii="Times New Roman" w:hAnsi="Times New Roman" w:cs="Times New Roman"/>
+          <w:noProof/>
           <w:sz w:val="28"/>
           <w:szCs w:val="28"/>
           <w:lang w:val="en-US"/>
@@ -15686,16 +15703,7 @@
           <w:sz w:val="28"/>
           <w:szCs w:val="28"/>
         </w:rPr>
-        <w:t xml:space="preserve">рисунке </w:t>
-      </w:r>
-      <w:r>
-        <w:rPr>
-          <w:rFonts w:ascii="Times New Roman" w:hAnsi="Times New Roman" w:cs="Times New Roman"/>
-          <w:color w:val="FF0000"/>
-          <w:sz w:val="28"/>
-          <w:szCs w:val="28"/>
-        </w:rPr>
-        <w:t>9</w:t>
+        <w:t>рисунке 9</w:t>
       </w:r>
       <w:r>
         <w:rPr>
@@ -15715,6 +15723,7 @@
       <w:r>
         <w:rPr>
           <w:rFonts w:ascii="Times New Roman" w:hAnsi="Times New Roman" w:cs="Times New Roman"/>
+          <w:noProof/>
           <w:sz w:val="28"/>
           <w:szCs w:val="28"/>
         </w:rPr>
@@ -15873,16 +15882,7 @@
           <w:sz w:val="28"/>
           <w:szCs w:val="28"/>
         </w:rPr>
-        <w:t xml:space="preserve">рисунке </w:t>
-      </w:r>
-      <w:r>
-        <w:rPr>
-          <w:rFonts w:ascii="Times New Roman" w:hAnsi="Times New Roman" w:cs="Times New Roman"/>
-          <w:color w:val="FF0000"/>
-          <w:sz w:val="28"/>
-          <w:szCs w:val="28"/>
-        </w:rPr>
-        <w:t>10</w:t>
+        <w:t>рисунке 10</w:t>
       </w:r>
       <w:r>
         <w:rPr>
@@ -15902,6 +15902,7 @@
       <w:r>
         <w:rPr>
           <w:rFonts w:ascii="Times New Roman" w:hAnsi="Times New Roman" w:cs="Times New Roman"/>
+          <w:noProof/>
           <w:sz w:val="28"/>
           <w:szCs w:val="28"/>
         </w:rPr>
@@ -16061,16 +16062,7 @@
           <w:sz w:val="28"/>
           <w:szCs w:val="28"/>
         </w:rPr>
-        <w:t xml:space="preserve">рисунке </w:t>
-      </w:r>
-      <w:r>
-        <w:rPr>
-          <w:rFonts w:ascii="Times New Roman" w:hAnsi="Times New Roman" w:cs="Times New Roman"/>
-          <w:color w:val="FF0000"/>
-          <w:sz w:val="28"/>
-          <w:szCs w:val="28"/>
-        </w:rPr>
-        <w:t>11</w:t>
+        <w:t>рисунке 11</w:t>
       </w:r>
       <w:r>
         <w:rPr>
@@ -16090,6 +16082,7 @@
       <w:r>
         <w:rPr>
           <w:rFonts w:ascii="Times New Roman" w:hAnsi="Times New Roman" w:cs="Times New Roman"/>
+          <w:noProof/>
           <w:sz w:val="28"/>
           <w:szCs w:val="28"/>
         </w:rPr>
@@ -16261,16 +16254,7 @@
           <w:sz w:val="28"/>
           <w:szCs w:val="28"/>
         </w:rPr>
-        <w:t xml:space="preserve">рисунке </w:t>
-      </w:r>
-      <w:r>
-        <w:rPr>
-          <w:rFonts w:ascii="Times New Roman" w:hAnsi="Times New Roman" w:cs="Times New Roman"/>
-          <w:color w:val="FF0000"/>
-          <w:sz w:val="28"/>
-          <w:szCs w:val="28"/>
-        </w:rPr>
-        <w:t>12</w:t>
+        <w:t>рисунке 12</w:t>
       </w:r>
       <w:r>
         <w:rPr>
@@ -16290,6 +16274,7 @@
       <w:r>
         <w:rPr>
           <w:rFonts w:ascii="Times New Roman" w:hAnsi="Times New Roman" w:cs="Times New Roman"/>
+          <w:noProof/>
           <w:sz w:val="28"/>
           <w:szCs w:val="28"/>
         </w:rPr>
@@ -16472,7 +16457,24 @@
           <w:sz w:val="28"/>
           <w:szCs w:val="28"/>
         </w:rPr>
-        <w:t>Мониторинг удаленной инфраструктуры реализован современными средствами контейнеризации Docker [12]. Развертывание сервисов выделено в отдельный конфигурационный файл docker-compose.yml, код которого приведен в Приложении В. В данном файле описано поднятие двух связанных контейнеров: базы данных временных рядов Prometheus [7] и аналитической платформы Grafana.</w:t>
+        <w:t xml:space="preserve">Мониторинг удаленной инфраструктуры реализован современными средствами контейнеризации Docker [12]. Развертывание сервисов выделено в отдельный конфигурационный файл docker-compose.yml, код которого приведен в Приложении В. В </w:t>
+      </w:r>
+      <w:r>
+        <w:rPr>
+          <w:rFonts w:ascii="Times New Roman" w:hAnsi="Times New Roman" w:cs="Times New Roman"/>
+          <w:sz w:val="28"/>
+          <w:szCs w:val="28"/>
+          <w:highlight w:val="yellow"/>
+        </w:rPr>
+        <w:t>данном файле описано поднятие двух связанных контейнеров: базы данных временных рядов</w:t>
+      </w:r>
+      <w:r>
+        <w:rPr>
+          <w:rFonts w:ascii="Times New Roman" w:hAnsi="Times New Roman" w:cs="Times New Roman"/>
+          <w:sz w:val="28"/>
+          <w:szCs w:val="28"/>
+        </w:rPr>
+        <w:t xml:space="preserve"> Prometheus [7] и аналитической платформы Grafana.</w:t>
       </w:r>
     </w:p>
     <w:p>
@@ -16529,6 +16531,7 @@
       <w:r>
         <w:rPr>
           <w:rFonts w:ascii="Times New Roman" w:hAnsi="Times New Roman" w:cs="Times New Roman"/>
+          <w:noProof/>
           <w:sz w:val="28"/>
           <w:szCs w:val="28"/>
         </w:rPr>
@@ -16666,6 +16669,7 @@
       <w:r>
         <w:rPr>
           <w:rFonts w:ascii="Times New Roman" w:hAnsi="Times New Roman" w:cs="Times New Roman"/>
+          <w:noProof/>
           <w:sz w:val="28"/>
           <w:szCs w:val="28"/>
         </w:rPr>
@@ -16800,7 +16804,50 @@
           <w:sz w:val="28"/>
           <w:szCs w:val="28"/>
         </w:rPr>
-        <w:t>Кроме того, в Приложении В представлен файл release.yml, отвечающий за автоматический конвейер CI/CD на базе GitHub Actions, который компилирует проект в облаке без участия человека. Жизненный цикл разработки полностью автоматизирован: при отправке кода в ветку main запускается удаленный сервер сборки.</w:t>
+        <w:t xml:space="preserve">Кроме того, в Приложении В представлен </w:t>
+      </w:r>
+      <w:r>
+        <w:rPr>
+          <w:rFonts w:ascii="Times New Roman" w:hAnsi="Times New Roman" w:cs="Times New Roman"/>
+          <w:sz w:val="28"/>
+          <w:szCs w:val="28"/>
+        </w:rPr>
+        <w:t xml:space="preserve">код </w:t>
+      </w:r>
+      <w:r>
+        <w:rPr>
+          <w:rFonts w:ascii="Times New Roman" w:hAnsi="Times New Roman" w:cs="Times New Roman"/>
+          <w:sz w:val="28"/>
+          <w:szCs w:val="28"/>
+          <w:highlight w:val="yellow"/>
+        </w:rPr>
+        <w:t>файл</w:t>
+      </w:r>
+      <w:r>
+        <w:rPr>
+          <w:rFonts w:ascii="Times New Roman" w:hAnsi="Times New Roman" w:cs="Times New Roman"/>
+          <w:sz w:val="28"/>
+          <w:szCs w:val="28"/>
+          <w:highlight w:val="yellow"/>
+        </w:rPr>
+        <w:t>а</w:t>
+      </w:r>
+      <w:r>
+        <w:rPr>
+          <w:rFonts w:ascii="Times New Roman" w:hAnsi="Times New Roman" w:cs="Times New Roman"/>
+          <w:sz w:val="28"/>
+          <w:szCs w:val="28"/>
+          <w:highlight w:val="yellow"/>
+        </w:rPr>
+        <w:t xml:space="preserve"> release.yml, о</w:t>
+      </w:r>
+      <w:r>
+        <w:rPr>
+          <w:rFonts w:ascii="Times New Roman" w:hAnsi="Times New Roman" w:cs="Times New Roman"/>
+          <w:sz w:val="28"/>
+          <w:szCs w:val="28"/>
+        </w:rPr>
+        <w:t>твечающий за автоматический конвейер CI/CD на базе GitHub Actions, который компилирует проект в облаке без участия человека. Жизненный цикл разработки полностью автоматизирован: при отправке кода в ветку main запускается удаленный сервер сборки.</w:t>
       </w:r>
     </w:p>
     <w:p>
@@ -17001,13 +17048,7 @@
       </w:pPr>
       <w:bookmarkStart w:id="10" w:name="_Toc229855205"/>
       <w:r>
-        <w:t>2.</w:t>
-      </w:r>
-      <w:r>
-        <w:t>3</w:t>
-      </w:r>
-      <w:r>
-        <w:t xml:space="preserve"> Руководство пользователя на примере оформления заказа</w:t>
+        <w:t>2.3 Руководство пользователя на примере оформления заказа</w:t>
       </w:r>
       <w:bookmarkEnd w:id="10"/>
     </w:p>
@@ -17131,6 +17172,7 @@
       <w:r>
         <w:rPr>
           <w:rFonts w:ascii="Times New Roman" w:hAnsi="Times New Roman" w:cs="Times New Roman"/>
+          <w:noProof/>
           <w:sz w:val="28"/>
           <w:szCs w:val="28"/>
         </w:rPr>
@@ -17417,6 +17459,7 @@
       <w:r>
         <w:rPr>
           <w:rFonts w:ascii="Times New Roman" w:hAnsi="Times New Roman" w:cs="Times New Roman"/>
+          <w:noProof/>
           <w:sz w:val="28"/>
           <w:szCs w:val="28"/>
         </w:rPr>
@@ -17607,6 +17650,7 @@
       <w:r>
         <w:rPr>
           <w:rFonts w:ascii="Times New Roman" w:hAnsi="Times New Roman" w:cs="Times New Roman"/>
+          <w:noProof/>
           <w:sz w:val="28"/>
           <w:szCs w:val="28"/>
         </w:rPr>
@@ -17721,25 +17765,7 @@
           <w:sz w:val="28"/>
           <w:szCs w:val="28"/>
         </w:rPr>
-        <w:t xml:space="preserve"> </w:t>
-      </w:r>
-      <w:r>
-        <w:rPr>
-          <w:rFonts w:ascii="Times New Roman" w:hAnsi="Times New Roman" w:cs="Times New Roman"/>
-          <w:noProof/>
-          <w:sz w:val="28"/>
-          <w:szCs w:val="28"/>
-        </w:rPr>
-        <w:t xml:space="preserve">— </w:t>
-      </w:r>
-      <w:r>
-        <w:rPr>
-          <w:rFonts w:ascii="Times New Roman" w:hAnsi="Times New Roman" w:cs="Times New Roman"/>
-          <w:noProof/>
-          <w:sz w:val="28"/>
-          <w:szCs w:val="28"/>
-        </w:rPr>
-        <w:t>Демонстрация сформированного товарного чека для заказа</w:t>
+        <w:t xml:space="preserve"> — Демонстрация сформированного товарного чека для заказа</w:t>
       </w:r>
     </w:p>
     <w:p>
@@ -17839,7 +17865,6 @@
           <w:rFonts w:ascii="Times New Roman" w:hAnsi="Times New Roman" w:cs="Times New Roman"/>
           <w:sz w:val="28"/>
           <w:szCs w:val="28"/>
-          <w:lang w:val="en-US"/>
         </w:rPr>
         <w:t>11</w:t>
       </w:r>
@@ -19646,6 +19671,9 @@
       <w:pPr>
         <w:pStyle w:val="1"/>
         <w:jc w:val="center"/>
+        <w:rPr>
+          <w:lang w:val="en-US"/>
+        </w:rPr>
       </w:pPr>
       <w:bookmarkStart w:id="14" w:name="_Toc229855209"/>
       <w:r>
@@ -19653,6 +19681,9 @@
         <w:t>ПРИЛОЖЕНИЕ</w:t>
       </w:r>
       <w:r>
+        <w:rPr>
+          <w:lang w:val="en-US"/>
+        </w:rPr>
         <w:t xml:space="preserve"> </w:t>
       </w:r>
       <w:r>
@@ -19660,7 +19691,13 @@
       </w:r>
       <w:bookmarkEnd w:id="14"/>
     </w:p>
-    <w:p/>
+    <w:p>
+      <w:pPr>
+        <w:rPr>
+          <w:lang w:val="en-US"/>
+        </w:rPr>
+      </w:pPr>
+    </w:p>
     <w:p>
       <w:pPr>
         <w:rPr>
@@ -21486,6 +21523,9 @@
       <w:pPr>
         <w:pStyle w:val="1"/>
         <w:jc w:val="center"/>
+        <w:rPr>
+          <w:lang w:val="en-US"/>
+        </w:rPr>
       </w:pPr>
       <w:bookmarkStart w:id="15" w:name="_Toc229855210"/>
       <w:r>
@@ -21493,6 +21533,9 @@
         <w:t>ПРИЛОЖЕНИЕ</w:t>
       </w:r>
       <w:r>
+        <w:rPr>
+          <w:lang w:val="en-US"/>
+        </w:rPr>
         <w:t xml:space="preserve"> </w:t>
       </w:r>
       <w:r>
@@ -21500,7 +21543,13 @@
       </w:r>
       <w:bookmarkEnd w:id="15"/>
     </w:p>
-    <w:p/>
+    <w:p>
+      <w:pPr>
+        <w:rPr>
+          <w:lang w:val="en-US"/>
+        </w:rPr>
+      </w:pPr>
+    </w:p>
     <w:p>
       <w:pPr>
         <w:spacing w:line="360" w:lineRule="auto"/>
@@ -30599,6 +30648,7 @@
         <w:docPartUnique/>
       </w:docPartObj>
     </w:sdtPr>
+    <w:sdtEndPr/>
     <w:sdtContent>
       <w:p>
         <w:pPr>
@@ -33238,6 +33288,7 @@
   <w:style w:type="character" w:default="1" w:styleId="a0">
     <w:name w:val="Default Paragraph Font"/>
     <w:uiPriority w:val="1"/>
+    <w:semiHidden/>
     <w:unhideWhenUsed/>
   </w:style>
   <w:style w:type="table" w:default="1" w:styleId="a1">

--- a/docs/Дипломный проект.docx
+++ b/docs/Дипломный проект.docx
@@ -225,7 +225,7 @@
           <w:sz w:val="28"/>
           <w:szCs w:val="28"/>
         </w:rPr>
-        <w:t>ая работа (дипломный проект) практического характера</w:t>
+        <w:t>ая работа</w:t>
       </w:r>
     </w:p>
     <w:p>
@@ -489,6 +489,7 @@
               <w:tab w:val="right" w:leader="dot" w:pos="9345"/>
             </w:tabs>
             <w:spacing w:after="0" w:line="360" w:lineRule="auto"/>
+            <w:jc w:val="both"/>
             <w:rPr>
               <w:rFonts w:ascii="Times New Roman" w:eastAsiaTheme="minorEastAsia" w:hAnsi="Times New Roman" w:cs="Times New Roman"/>
               <w:noProof/>
@@ -521,7 +522,7 @@
             </w:rPr>
             <w:fldChar w:fldCharType="separate"/>
           </w:r>
-          <w:hyperlink w:anchor="_Toc229855197" w:history="1">
+          <w:hyperlink w:anchor="_Toc231119250" w:history="1">
             <w:r>
               <w:rPr>
                 <w:rStyle w:val="aa"/>
@@ -560,7 +561,7 @@
                 <w:sz w:val="28"/>
                 <w:szCs w:val="28"/>
               </w:rPr>
-              <w:instrText xml:space="preserve"> PAGEREF _Toc229855197 \h </w:instrText>
+              <w:instrText xml:space="preserve"> PAGEREF _Toc231119250 \h </w:instrText>
             </w:r>
             <w:r>
               <w:rPr>
@@ -610,6 +611,7 @@
               <w:tab w:val="right" w:leader="dot" w:pos="9345"/>
             </w:tabs>
             <w:spacing w:after="0" w:line="360" w:lineRule="auto"/>
+            <w:jc w:val="both"/>
             <w:rPr>
               <w:rFonts w:ascii="Times New Roman" w:eastAsiaTheme="minorEastAsia" w:hAnsi="Times New Roman" w:cs="Times New Roman"/>
               <w:noProof/>
@@ -618,7 +620,7 @@
               <w:lang w:eastAsia="ru-RU"/>
             </w:rPr>
           </w:pPr>
-          <w:hyperlink w:anchor="_Toc229855198" w:history="1">
+          <w:hyperlink w:anchor="_Toc231119251" w:history="1">
             <w:r>
               <w:rPr>
                 <w:rStyle w:val="aa"/>
@@ -657,7 +659,7 @@
                 <w:sz w:val="28"/>
                 <w:szCs w:val="28"/>
               </w:rPr>
-              <w:instrText xml:space="preserve"> PAGEREF _Toc229855198 \h </w:instrText>
+              <w:instrText xml:space="preserve"> PAGEREF _Toc231119251 \h </w:instrText>
             </w:r>
             <w:r>
               <w:rPr>
@@ -708,6 +710,7 @@
             </w:tabs>
             <w:spacing w:after="0" w:line="360" w:lineRule="auto"/>
             <w:ind w:left="0"/>
+            <w:jc w:val="both"/>
             <w:rPr>
               <w:rFonts w:ascii="Times New Roman" w:eastAsiaTheme="minorEastAsia" w:hAnsi="Times New Roman" w:cs="Times New Roman"/>
               <w:noProof/>
@@ -716,7 +719,7 @@
               <w:lang w:eastAsia="ru-RU"/>
             </w:rPr>
           </w:pPr>
-          <w:hyperlink w:anchor="_Toc229855199" w:history="1">
+          <w:hyperlink w:anchor="_Toc231119252" w:history="1">
             <w:r>
               <w:rPr>
                 <w:rStyle w:val="aa"/>
@@ -755,7 +758,7 @@
                 <w:sz w:val="28"/>
                 <w:szCs w:val="28"/>
               </w:rPr>
-              <w:instrText xml:space="preserve"> PAGEREF _Toc229855199 \h </w:instrText>
+              <w:instrText xml:space="preserve"> PAGEREF _Toc231119252 \h </w:instrText>
             </w:r>
             <w:r>
               <w:rPr>
@@ -806,6 +809,7 @@
             </w:tabs>
             <w:spacing w:after="0" w:line="360" w:lineRule="auto"/>
             <w:ind w:left="0"/>
+            <w:jc w:val="both"/>
             <w:rPr>
               <w:rFonts w:ascii="Times New Roman" w:eastAsiaTheme="minorEastAsia" w:hAnsi="Times New Roman" w:cs="Times New Roman"/>
               <w:noProof/>
@@ -814,7 +818,7 @@
               <w:lang w:eastAsia="ru-RU"/>
             </w:rPr>
           </w:pPr>
-          <w:hyperlink w:anchor="_Toc229855200" w:history="1">
+          <w:hyperlink w:anchor="_Toc231119253" w:history="1">
             <w:r>
               <w:rPr>
                 <w:rStyle w:val="aa"/>
@@ -853,7 +857,7 @@
                 <w:sz w:val="28"/>
                 <w:szCs w:val="28"/>
               </w:rPr>
-              <w:instrText xml:space="preserve"> PAGEREF _Toc229855200 \h </w:instrText>
+              <w:instrText xml:space="preserve"> PAGEREF _Toc231119253 \h </w:instrText>
             </w:r>
             <w:r>
               <w:rPr>
@@ -904,6 +908,7 @@
             </w:tabs>
             <w:spacing w:after="0" w:line="360" w:lineRule="auto"/>
             <w:ind w:left="0"/>
+            <w:jc w:val="both"/>
             <w:rPr>
               <w:rFonts w:ascii="Times New Roman" w:eastAsiaTheme="minorEastAsia" w:hAnsi="Times New Roman" w:cs="Times New Roman"/>
               <w:noProof/>
@@ -912,7 +917,7 @@
               <w:lang w:eastAsia="ru-RU"/>
             </w:rPr>
           </w:pPr>
-          <w:hyperlink w:anchor="_Toc229855201" w:history="1">
+          <w:hyperlink w:anchor="_Toc231119254" w:history="1">
             <w:r>
               <w:rPr>
                 <w:rStyle w:val="aa"/>
@@ -951,7 +956,7 @@
                 <w:sz w:val="28"/>
                 <w:szCs w:val="28"/>
               </w:rPr>
-              <w:instrText xml:space="preserve"> PAGEREF _Toc229855201 \h </w:instrText>
+              <w:instrText xml:space="preserve"> PAGEREF _Toc231119254 \h </w:instrText>
             </w:r>
             <w:r>
               <w:rPr>
@@ -1001,6 +1006,7 @@
               <w:tab w:val="right" w:leader="dot" w:pos="9345"/>
             </w:tabs>
             <w:spacing w:after="0" w:line="360" w:lineRule="auto"/>
+            <w:jc w:val="both"/>
             <w:rPr>
               <w:rFonts w:ascii="Times New Roman" w:eastAsiaTheme="minorEastAsia" w:hAnsi="Times New Roman" w:cs="Times New Roman"/>
               <w:noProof/>
@@ -1009,7 +1015,7 @@
               <w:lang w:eastAsia="ru-RU"/>
             </w:rPr>
           </w:pPr>
-          <w:hyperlink w:anchor="_Toc229855202" w:history="1">
+          <w:hyperlink w:anchor="_Toc231119255" w:history="1">
             <w:r>
               <w:rPr>
                 <w:rStyle w:val="aa"/>
@@ -1048,7 +1054,7 @@
                 <w:sz w:val="28"/>
                 <w:szCs w:val="28"/>
               </w:rPr>
-              <w:instrText xml:space="preserve"> PAGEREF _Toc229855202 \h </w:instrText>
+              <w:instrText xml:space="preserve"> PAGEREF _Toc231119255 \h </w:instrText>
             </w:r>
             <w:r>
               <w:rPr>
@@ -1077,7 +1083,7 @@
                 <w:sz w:val="28"/>
                 <w:szCs w:val="28"/>
               </w:rPr>
-              <w:t>12</w:t>
+              <w:t>13</w:t>
             </w:r>
             <w:r>
               <w:rPr>
@@ -1099,6 +1105,7 @@
             </w:tabs>
             <w:spacing w:after="0" w:line="360" w:lineRule="auto"/>
             <w:ind w:left="0"/>
+            <w:jc w:val="both"/>
             <w:rPr>
               <w:rFonts w:ascii="Times New Roman" w:eastAsiaTheme="minorEastAsia" w:hAnsi="Times New Roman" w:cs="Times New Roman"/>
               <w:noProof/>
@@ -1107,7 +1114,7 @@
               <w:lang w:eastAsia="ru-RU"/>
             </w:rPr>
           </w:pPr>
-          <w:hyperlink w:anchor="_Toc229855203" w:history="1">
+          <w:hyperlink w:anchor="_Toc231119256" w:history="1">
             <w:r>
               <w:rPr>
                 <w:rStyle w:val="aa"/>
@@ -1146,7 +1153,7 @@
                 <w:sz w:val="28"/>
                 <w:szCs w:val="28"/>
               </w:rPr>
-              <w:instrText xml:space="preserve"> PAGEREF _Toc229855203 \h </w:instrText>
+              <w:instrText xml:space="preserve"> PAGEREF _Toc231119256 \h </w:instrText>
             </w:r>
             <w:r>
               <w:rPr>
@@ -1175,7 +1182,7 @@
                 <w:sz w:val="28"/>
                 <w:szCs w:val="28"/>
               </w:rPr>
-              <w:t>12</w:t>
+              <w:t>13</w:t>
             </w:r>
             <w:r>
               <w:rPr>
@@ -1197,6 +1204,7 @@
             </w:tabs>
             <w:spacing w:after="0" w:line="360" w:lineRule="auto"/>
             <w:ind w:left="0"/>
+            <w:jc w:val="both"/>
             <w:rPr>
               <w:rFonts w:ascii="Times New Roman" w:eastAsiaTheme="minorEastAsia" w:hAnsi="Times New Roman" w:cs="Times New Roman"/>
               <w:noProof/>
@@ -1205,7 +1213,7 @@
               <w:lang w:eastAsia="ru-RU"/>
             </w:rPr>
           </w:pPr>
-          <w:hyperlink w:anchor="_Toc229855204" w:history="1">
+          <w:hyperlink w:anchor="_Toc231119257" w:history="1">
             <w:r>
               <w:rPr>
                 <w:rStyle w:val="aa"/>
@@ -1244,7 +1252,7 @@
                 <w:sz w:val="28"/>
                 <w:szCs w:val="28"/>
               </w:rPr>
-              <w:instrText xml:space="preserve"> PAGEREF _Toc229855204 \h </w:instrText>
+              <w:instrText xml:space="preserve"> PAGEREF _Toc231119257 \h </w:instrText>
             </w:r>
             <w:r>
               <w:rPr>
@@ -1273,7 +1281,7 @@
                 <w:sz w:val="28"/>
                 <w:szCs w:val="28"/>
               </w:rPr>
-              <w:t>19</w:t>
+              <w:t>20</w:t>
             </w:r>
             <w:r>
               <w:rPr>
@@ -1295,6 +1303,7 @@
             </w:tabs>
             <w:spacing w:after="0" w:line="360" w:lineRule="auto"/>
             <w:ind w:left="0"/>
+            <w:jc w:val="both"/>
             <w:rPr>
               <w:rFonts w:ascii="Times New Roman" w:eastAsiaTheme="minorEastAsia" w:hAnsi="Times New Roman" w:cs="Times New Roman"/>
               <w:noProof/>
@@ -1303,7 +1312,7 @@
               <w:lang w:eastAsia="ru-RU"/>
             </w:rPr>
           </w:pPr>
-          <w:hyperlink w:anchor="_Toc229855205" w:history="1">
+          <w:hyperlink w:anchor="_Toc231119258" w:history="1">
             <w:r>
               <w:rPr>
                 <w:rStyle w:val="aa"/>
@@ -1342,7 +1351,7 @@
                 <w:sz w:val="28"/>
                 <w:szCs w:val="28"/>
               </w:rPr>
-              <w:instrText xml:space="preserve"> PAGEREF _Toc229855205 \h </w:instrText>
+              <w:instrText xml:space="preserve"> PAGEREF _Toc231119258 \h </w:instrText>
             </w:r>
             <w:r>
               <w:rPr>
@@ -1371,7 +1380,7 @@
                 <w:sz w:val="28"/>
                 <w:szCs w:val="28"/>
               </w:rPr>
-              <w:t>31</w:t>
+              <w:t>33</w:t>
             </w:r>
             <w:r>
               <w:rPr>
@@ -1393,6 +1402,7 @@
             </w:tabs>
             <w:spacing w:after="0" w:line="360" w:lineRule="auto"/>
             <w:ind w:left="0"/>
+            <w:jc w:val="both"/>
             <w:rPr>
               <w:rFonts w:ascii="Times New Roman" w:eastAsiaTheme="minorEastAsia" w:hAnsi="Times New Roman" w:cs="Times New Roman"/>
               <w:noProof/>
@@ -1401,7 +1411,7 @@
               <w:lang w:eastAsia="ru-RU"/>
             </w:rPr>
           </w:pPr>
-          <w:hyperlink w:anchor="_Toc229855206" w:history="1">
+          <w:hyperlink w:anchor="_Toc231119259" w:history="1">
             <w:r>
               <w:rPr>
                 <w:rStyle w:val="aa"/>
@@ -1440,7 +1450,7 @@
                 <w:sz w:val="28"/>
                 <w:szCs w:val="28"/>
               </w:rPr>
-              <w:instrText xml:space="preserve"> PAGEREF _Toc229855206 \h </w:instrText>
+              <w:instrText xml:space="preserve"> PAGEREF _Toc231119259 \h </w:instrText>
             </w:r>
             <w:r>
               <w:rPr>
@@ -1469,7 +1479,7 @@
                 <w:sz w:val="28"/>
                 <w:szCs w:val="28"/>
               </w:rPr>
-              <w:t>35</w:t>
+              <w:t>38</w:t>
             </w:r>
             <w:r>
               <w:rPr>
@@ -1490,6 +1500,7 @@
               <w:tab w:val="right" w:leader="dot" w:pos="9345"/>
             </w:tabs>
             <w:spacing w:after="0" w:line="360" w:lineRule="auto"/>
+            <w:jc w:val="both"/>
             <w:rPr>
               <w:rFonts w:ascii="Times New Roman" w:eastAsiaTheme="minorEastAsia" w:hAnsi="Times New Roman" w:cs="Times New Roman"/>
               <w:noProof/>
@@ -1498,7 +1509,7 @@
               <w:lang w:eastAsia="ru-RU"/>
             </w:rPr>
           </w:pPr>
-          <w:hyperlink w:anchor="_Toc229855207" w:history="1">
+          <w:hyperlink w:anchor="_Toc231119260" w:history="1">
             <w:r>
               <w:rPr>
                 <w:rStyle w:val="aa"/>
@@ -1537,7 +1548,7 @@
                 <w:sz w:val="28"/>
                 <w:szCs w:val="28"/>
               </w:rPr>
-              <w:instrText xml:space="preserve"> PAGEREF _Toc229855207 \h </w:instrText>
+              <w:instrText xml:space="preserve"> PAGEREF _Toc231119260 \h </w:instrText>
             </w:r>
             <w:r>
               <w:rPr>
@@ -1566,7 +1577,7 @@
                 <w:sz w:val="28"/>
                 <w:szCs w:val="28"/>
               </w:rPr>
-              <w:t>39</w:t>
+              <w:t>42</w:t>
             </w:r>
             <w:r>
               <w:rPr>
@@ -1587,6 +1598,7 @@
               <w:tab w:val="right" w:leader="dot" w:pos="9345"/>
             </w:tabs>
             <w:spacing w:after="0" w:line="360" w:lineRule="auto"/>
+            <w:jc w:val="both"/>
             <w:rPr>
               <w:rFonts w:ascii="Times New Roman" w:eastAsiaTheme="minorEastAsia" w:hAnsi="Times New Roman" w:cs="Times New Roman"/>
               <w:noProof/>
@@ -1595,7 +1607,7 @@
               <w:lang w:eastAsia="ru-RU"/>
             </w:rPr>
           </w:pPr>
-          <w:hyperlink w:anchor="_Toc229855208" w:history="1">
+          <w:hyperlink w:anchor="_Toc231119261" w:history="1">
             <w:r>
               <w:rPr>
                 <w:rStyle w:val="aa"/>
@@ -1634,7 +1646,7 @@
                 <w:sz w:val="28"/>
                 <w:szCs w:val="28"/>
               </w:rPr>
-              <w:instrText xml:space="preserve"> PAGEREF _Toc229855208 \h </w:instrText>
+              <w:instrText xml:space="preserve"> PAGEREF _Toc231119261 \h </w:instrText>
             </w:r>
             <w:r>
               <w:rPr>
@@ -1663,7 +1675,7 @@
                 <w:sz w:val="28"/>
                 <w:szCs w:val="28"/>
               </w:rPr>
-              <w:t>41</w:t>
+              <w:t>44</w:t>
             </w:r>
             <w:r>
               <w:rPr>
@@ -1684,6 +1696,7 @@
               <w:tab w:val="right" w:leader="dot" w:pos="9345"/>
             </w:tabs>
             <w:spacing w:after="0" w:line="360" w:lineRule="auto"/>
+            <w:jc w:val="both"/>
             <w:rPr>
               <w:rFonts w:ascii="Times New Roman" w:eastAsiaTheme="minorEastAsia" w:hAnsi="Times New Roman" w:cs="Times New Roman"/>
               <w:noProof/>
@@ -1692,7 +1705,7 @@
               <w:lang w:eastAsia="ru-RU"/>
             </w:rPr>
           </w:pPr>
-          <w:hyperlink w:anchor="_Toc229855209" w:history="1">
+          <w:hyperlink w:anchor="_Toc231119262" w:history="1">
             <w:r>
               <w:rPr>
                 <w:rStyle w:val="aa"/>
@@ -1701,7 +1714,28 @@
                 <w:sz w:val="28"/>
                 <w:szCs w:val="28"/>
               </w:rPr>
-              <w:t>ПРИЛОЖЕНИЕ А</w:t>
+              <w:t>ПРИЛОЖЕНИЕ</w:t>
+            </w:r>
+            <w:r>
+              <w:rPr>
+                <w:rStyle w:val="aa"/>
+                <w:rFonts w:ascii="Times New Roman" w:hAnsi="Times New Roman" w:cs="Times New Roman"/>
+                <w:noProof/>
+                <w:sz w:val="28"/>
+                <w:szCs w:val="28"/>
+                <w:lang w:val="en-US"/>
+              </w:rPr>
+              <w:t xml:space="preserve"> </w:t>
+            </w:r>
+            <w:r>
+              <w:rPr>
+                <w:rStyle w:val="aa"/>
+                <w:rFonts w:ascii="Times New Roman" w:hAnsi="Times New Roman" w:cs="Times New Roman"/>
+                <w:noProof/>
+                <w:sz w:val="28"/>
+                <w:szCs w:val="28"/>
+              </w:rPr>
+              <w:t>А</w:t>
             </w:r>
             <w:r>
               <w:rPr>
@@ -1731,7 +1765,7 @@
                 <w:sz w:val="28"/>
                 <w:szCs w:val="28"/>
               </w:rPr>
-              <w:instrText xml:space="preserve"> PAGEREF _Toc229855209 \h </w:instrText>
+              <w:instrText xml:space="preserve"> PAGEREF _Toc231119262 \h </w:instrText>
             </w:r>
             <w:r>
               <w:rPr>
@@ -1760,7 +1794,7 @@
                 <w:sz w:val="28"/>
                 <w:szCs w:val="28"/>
               </w:rPr>
-              <w:t>43</w:t>
+              <w:t>46</w:t>
             </w:r>
             <w:r>
               <w:rPr>
@@ -1781,6 +1815,7 @@
               <w:tab w:val="right" w:leader="dot" w:pos="9345"/>
             </w:tabs>
             <w:spacing w:after="0" w:line="360" w:lineRule="auto"/>
+            <w:jc w:val="both"/>
             <w:rPr>
               <w:rFonts w:ascii="Times New Roman" w:eastAsiaTheme="minorEastAsia" w:hAnsi="Times New Roman" w:cs="Times New Roman"/>
               <w:noProof/>
@@ -1789,7 +1824,7 @@
               <w:lang w:eastAsia="ru-RU"/>
             </w:rPr>
           </w:pPr>
-          <w:hyperlink w:anchor="_Toc229855210" w:history="1">
+          <w:hyperlink w:anchor="_Toc231119263" w:history="1">
             <w:r>
               <w:rPr>
                 <w:rStyle w:val="aa"/>
@@ -1798,7 +1833,28 @@
                 <w:sz w:val="28"/>
                 <w:szCs w:val="28"/>
               </w:rPr>
-              <w:t>ПРИЛОЖЕНИЕ Б</w:t>
+              <w:t>ПРИЛОЖЕНИЕ</w:t>
+            </w:r>
+            <w:r>
+              <w:rPr>
+                <w:rStyle w:val="aa"/>
+                <w:rFonts w:ascii="Times New Roman" w:hAnsi="Times New Roman" w:cs="Times New Roman"/>
+                <w:noProof/>
+                <w:sz w:val="28"/>
+                <w:szCs w:val="28"/>
+                <w:lang w:val="en-US"/>
+              </w:rPr>
+              <w:t xml:space="preserve"> </w:t>
+            </w:r>
+            <w:r>
+              <w:rPr>
+                <w:rStyle w:val="aa"/>
+                <w:rFonts w:ascii="Times New Roman" w:hAnsi="Times New Roman" w:cs="Times New Roman"/>
+                <w:noProof/>
+                <w:sz w:val="28"/>
+                <w:szCs w:val="28"/>
+              </w:rPr>
+              <w:t>Б</w:t>
             </w:r>
             <w:r>
               <w:rPr>
@@ -1828,7 +1884,7 @@
                 <w:sz w:val="28"/>
                 <w:szCs w:val="28"/>
               </w:rPr>
-              <w:instrText xml:space="preserve"> PAGEREF _Toc229855210 \h </w:instrText>
+              <w:instrText xml:space="preserve"> PAGEREF _Toc231119263 \h </w:instrText>
             </w:r>
             <w:r>
               <w:rPr>
@@ -1857,7 +1913,7 @@
                 <w:sz w:val="28"/>
                 <w:szCs w:val="28"/>
               </w:rPr>
-              <w:t>45</w:t>
+              <w:t>48</w:t>
             </w:r>
             <w:r>
               <w:rPr>
@@ -1878,6 +1934,7 @@
               <w:tab w:val="right" w:leader="dot" w:pos="9345"/>
             </w:tabs>
             <w:spacing w:after="0" w:line="360" w:lineRule="auto"/>
+            <w:jc w:val="both"/>
             <w:rPr>
               <w:rFonts w:ascii="Times New Roman" w:eastAsiaTheme="minorEastAsia" w:hAnsi="Times New Roman" w:cs="Times New Roman"/>
               <w:noProof/>
@@ -1886,7 +1943,7 @@
               <w:lang w:eastAsia="ru-RU"/>
             </w:rPr>
           </w:pPr>
-          <w:hyperlink w:anchor="_Toc229855211" w:history="1">
+          <w:hyperlink w:anchor="_Toc231119264" w:history="1">
             <w:r>
               <w:rPr>
                 <w:rStyle w:val="aa"/>
@@ -1925,7 +1982,7 @@
                 <w:sz w:val="28"/>
                 <w:szCs w:val="28"/>
               </w:rPr>
-              <w:instrText xml:space="preserve"> PAGEREF _Toc229855211 \h </w:instrText>
+              <w:instrText xml:space="preserve"> PAGEREF _Toc231119264 \h </w:instrText>
             </w:r>
             <w:r>
               <w:rPr>
@@ -1954,7 +2011,203 @@
                 <w:sz w:val="28"/>
                 <w:szCs w:val="28"/>
               </w:rPr>
-              <w:t>52</w:t>
+              <w:t>55</w:t>
+            </w:r>
+            <w:r>
+              <w:rPr>
+                <w:rFonts w:ascii="Times New Roman" w:hAnsi="Times New Roman" w:cs="Times New Roman"/>
+                <w:noProof/>
+                <w:webHidden/>
+                <w:sz w:val="28"/>
+                <w:szCs w:val="28"/>
+              </w:rPr>
+              <w:fldChar w:fldCharType="end"/>
+            </w:r>
+          </w:hyperlink>
+        </w:p>
+        <w:p>
+          <w:pPr>
+            <w:pStyle w:val="11"/>
+            <w:tabs>
+              <w:tab w:val="right" w:leader="dot" w:pos="9345"/>
+            </w:tabs>
+            <w:spacing w:after="0" w:line="360" w:lineRule="auto"/>
+            <w:jc w:val="both"/>
+            <w:rPr>
+              <w:rFonts w:ascii="Times New Roman" w:eastAsiaTheme="minorEastAsia" w:hAnsi="Times New Roman" w:cs="Times New Roman"/>
+              <w:noProof/>
+              <w:sz w:val="28"/>
+              <w:szCs w:val="28"/>
+              <w:lang w:eastAsia="ru-RU"/>
+            </w:rPr>
+          </w:pPr>
+          <w:hyperlink w:anchor="_Toc231119265" w:history="1">
+            <w:r>
+              <w:rPr>
+                <w:rStyle w:val="aa"/>
+                <w:rFonts w:ascii="Times New Roman" w:hAnsi="Times New Roman" w:cs="Times New Roman"/>
+                <w:noProof/>
+                <w:sz w:val="28"/>
+                <w:szCs w:val="28"/>
+              </w:rPr>
+              <w:t>ПРИЛОЖЕНИЕ Г</w:t>
+            </w:r>
+            <w:r>
+              <w:rPr>
+                <w:rFonts w:ascii="Times New Roman" w:hAnsi="Times New Roman" w:cs="Times New Roman"/>
+                <w:noProof/>
+                <w:webHidden/>
+                <w:sz w:val="28"/>
+                <w:szCs w:val="28"/>
+              </w:rPr>
+              <w:tab/>
+            </w:r>
+            <w:r>
+              <w:rPr>
+                <w:rFonts w:ascii="Times New Roman" w:hAnsi="Times New Roman" w:cs="Times New Roman"/>
+                <w:noProof/>
+                <w:webHidden/>
+                <w:sz w:val="28"/>
+                <w:szCs w:val="28"/>
+              </w:rPr>
+              <w:fldChar w:fldCharType="begin"/>
+            </w:r>
+            <w:r>
+              <w:rPr>
+                <w:rFonts w:ascii="Times New Roman" w:hAnsi="Times New Roman" w:cs="Times New Roman"/>
+                <w:noProof/>
+                <w:webHidden/>
+                <w:sz w:val="28"/>
+                <w:szCs w:val="28"/>
+              </w:rPr>
+              <w:instrText xml:space="preserve"> PAGEREF _Toc231119265 \h </w:instrText>
+            </w:r>
+            <w:r>
+              <w:rPr>
+                <w:rFonts w:ascii="Times New Roman" w:hAnsi="Times New Roman" w:cs="Times New Roman"/>
+                <w:noProof/>
+                <w:webHidden/>
+                <w:sz w:val="28"/>
+                <w:szCs w:val="28"/>
+              </w:rPr>
+            </w:r>
+            <w:r>
+              <w:rPr>
+                <w:rFonts w:ascii="Times New Roman" w:hAnsi="Times New Roman" w:cs="Times New Roman"/>
+                <w:noProof/>
+                <w:webHidden/>
+                <w:sz w:val="28"/>
+                <w:szCs w:val="28"/>
+              </w:rPr>
+              <w:fldChar w:fldCharType="separate"/>
+            </w:r>
+            <w:r>
+              <w:rPr>
+                <w:rFonts w:ascii="Times New Roman" w:hAnsi="Times New Roman" w:cs="Times New Roman"/>
+                <w:noProof/>
+                <w:webHidden/>
+                <w:sz w:val="28"/>
+                <w:szCs w:val="28"/>
+              </w:rPr>
+              <w:t>57</w:t>
+            </w:r>
+            <w:r>
+              <w:rPr>
+                <w:rFonts w:ascii="Times New Roman" w:hAnsi="Times New Roman" w:cs="Times New Roman"/>
+                <w:noProof/>
+                <w:webHidden/>
+                <w:sz w:val="28"/>
+                <w:szCs w:val="28"/>
+              </w:rPr>
+              <w:fldChar w:fldCharType="end"/>
+            </w:r>
+          </w:hyperlink>
+        </w:p>
+        <w:p>
+          <w:pPr>
+            <w:pStyle w:val="11"/>
+            <w:tabs>
+              <w:tab w:val="right" w:leader="dot" w:pos="9345"/>
+            </w:tabs>
+            <w:spacing w:after="0" w:line="360" w:lineRule="auto"/>
+            <w:jc w:val="both"/>
+            <w:rPr>
+              <w:rFonts w:ascii="Times New Roman" w:eastAsiaTheme="minorEastAsia" w:hAnsi="Times New Roman" w:cs="Times New Roman"/>
+              <w:noProof/>
+              <w:sz w:val="28"/>
+              <w:szCs w:val="28"/>
+              <w:lang w:eastAsia="ru-RU"/>
+            </w:rPr>
+          </w:pPr>
+          <w:hyperlink w:anchor="_Toc231119266" w:history="1">
+            <w:r>
+              <w:rPr>
+                <w:rStyle w:val="aa"/>
+                <w:rFonts w:ascii="Times New Roman" w:hAnsi="Times New Roman" w:cs="Times New Roman"/>
+                <w:noProof/>
+                <w:sz w:val="28"/>
+                <w:szCs w:val="28"/>
+              </w:rPr>
+              <w:t>ПРИЛОЖЕНИЕ Д</w:t>
+            </w:r>
+            <w:r>
+              <w:rPr>
+                <w:rFonts w:ascii="Times New Roman" w:hAnsi="Times New Roman" w:cs="Times New Roman"/>
+                <w:noProof/>
+                <w:webHidden/>
+                <w:sz w:val="28"/>
+                <w:szCs w:val="28"/>
+              </w:rPr>
+              <w:tab/>
+            </w:r>
+            <w:r>
+              <w:rPr>
+                <w:rFonts w:ascii="Times New Roman" w:hAnsi="Times New Roman" w:cs="Times New Roman"/>
+                <w:noProof/>
+                <w:webHidden/>
+                <w:sz w:val="28"/>
+                <w:szCs w:val="28"/>
+              </w:rPr>
+              <w:fldChar w:fldCharType="begin"/>
+            </w:r>
+            <w:r>
+              <w:rPr>
+                <w:rFonts w:ascii="Times New Roman" w:hAnsi="Times New Roman" w:cs="Times New Roman"/>
+                <w:noProof/>
+                <w:webHidden/>
+                <w:sz w:val="28"/>
+                <w:szCs w:val="28"/>
+              </w:rPr>
+              <w:instrText xml:space="preserve"> PAGEREF _Toc231119266 \h </w:instrText>
+            </w:r>
+            <w:r>
+              <w:rPr>
+                <w:rFonts w:ascii="Times New Roman" w:hAnsi="Times New Roman" w:cs="Times New Roman"/>
+                <w:noProof/>
+                <w:webHidden/>
+                <w:sz w:val="28"/>
+                <w:szCs w:val="28"/>
+              </w:rPr>
+            </w:r>
+            <w:r>
+              <w:rPr>
+                <w:rFonts w:ascii="Times New Roman" w:hAnsi="Times New Roman" w:cs="Times New Roman"/>
+                <w:noProof/>
+                <w:webHidden/>
+                <w:sz w:val="28"/>
+                <w:szCs w:val="28"/>
+              </w:rPr>
+              <w:fldChar w:fldCharType="separate"/>
+            </w:r>
+            <w:r>
+              <w:rPr>
+                <w:rFonts w:ascii="Times New Roman" w:hAnsi="Times New Roman" w:cs="Times New Roman"/>
+                <w:noProof/>
+                <w:webHidden/>
+                <w:sz w:val="28"/>
+                <w:szCs w:val="28"/>
+              </w:rPr>
+              <w:t>61</w:t>
             </w:r>
             <w:r>
               <w:rPr>
@@ -1971,6 +2224,7 @@
         <w:p>
           <w:pPr>
             <w:spacing w:after="0" w:line="360" w:lineRule="auto"/>
+            <w:jc w:val="both"/>
             <w:rPr>
               <w:rFonts w:ascii="Times New Roman" w:hAnsi="Times New Roman" w:cs="Times New Roman"/>
               <w:b/>
@@ -2015,7 +2269,7 @@
         <w:ind w:firstLine="0"/>
         <w:jc w:val="center"/>
       </w:pPr>
-      <w:bookmarkStart w:id="2" w:name="_Toc229855197"/>
+      <w:bookmarkStart w:id="2" w:name="_Toc231119250"/>
       <w:r>
         <w:lastRenderedPageBreak/>
         <w:t>ВВЕДЕНИЕ</w:t>
@@ -2572,7 +2826,7 @@
         <w:pStyle w:val="1"/>
         <w:spacing w:before="0"/>
       </w:pPr>
-      <w:bookmarkStart w:id="3" w:name="_Toc229855198"/>
+      <w:bookmarkStart w:id="3" w:name="_Toc231119251"/>
       <w:r>
         <w:lastRenderedPageBreak/>
         <w:t xml:space="preserve">ГЛАВА </w:t>
@@ -2593,7 +2847,7 @@
         <w:pStyle w:val="2"/>
         <w:spacing w:before="0"/>
       </w:pPr>
-      <w:bookmarkStart w:id="4" w:name="_Toc229855199"/>
+      <w:bookmarkStart w:id="4" w:name="_Toc231119252"/>
       <w:r>
         <w:t>1.1 Описание предметной области и бизнес-процессов багетной мастерской</w:t>
       </w:r>
@@ -2897,7 +3151,6 @@
       <w:r>
         <w:rPr>
           <w:rFonts w:ascii="Times New Roman" w:hAnsi="Times New Roman" w:cs="Times New Roman"/>
-          <w:color w:val="FF0000"/>
           <w:sz w:val="28"/>
           <w:szCs w:val="28"/>
         </w:rPr>
@@ -2906,7 +3159,6 @@
       <w:r>
         <w:rPr>
           <w:rFonts w:ascii="Times New Roman" w:hAnsi="Times New Roman" w:cs="Times New Roman"/>
-          <w:color w:val="FF0000"/>
           <w:sz w:val="28"/>
           <w:szCs w:val="28"/>
         </w:rPr>
@@ -3291,7 +3543,7 @@
         <w:pStyle w:val="2"/>
         <w:spacing w:before="0"/>
       </w:pPr>
-      <w:bookmarkStart w:id="5" w:name="_Toc229855200"/>
+      <w:bookmarkStart w:id="5" w:name="_Toc231119253"/>
       <w:r>
         <w:t>1.2 Анализ требований к автоматизированной информационной системе</w:t>
       </w:r>
@@ -3952,7 +4204,7 @@
         <w:pStyle w:val="2"/>
         <w:spacing w:before="0"/>
       </w:pPr>
-      <w:bookmarkStart w:id="6" w:name="_Toc229855201"/>
+      <w:bookmarkStart w:id="6" w:name="_Toc231119254"/>
       <w:r>
         <w:t>1.3 Обоснование выбора программных средств, стека технологий и средств DevOps</w:t>
       </w:r>
@@ -4228,27 +4480,56 @@
     </w:p>
     <w:p>
       <w:pPr>
-        <w:rPr>
-          <w:rFonts w:ascii="Times New Roman" w:hAnsi="Times New Roman" w:cs="Times New Roman"/>
-          <w:sz w:val="28"/>
-          <w:szCs w:val="28"/>
-        </w:rPr>
-      </w:pPr>
-      <w:r>
-        <w:rPr>
-          <w:rFonts w:ascii="Times New Roman" w:hAnsi="Times New Roman" w:cs="Times New Roman"/>
-          <w:sz w:val="28"/>
-          <w:szCs w:val="28"/>
-        </w:rPr>
-        <w:br w:type="page"/>
+        <w:spacing w:after="0" w:line="360" w:lineRule="auto"/>
+        <w:ind w:firstLine="709"/>
+        <w:jc w:val="both"/>
+        <w:rPr>
+          <w:rFonts w:ascii="Times New Roman" w:hAnsi="Times New Roman" w:cs="Times New Roman"/>
+          <w:sz w:val="28"/>
+          <w:szCs w:val="28"/>
+        </w:rPr>
+      </w:pPr>
+      <w:r>
+        <w:rPr>
+          <w:rFonts w:ascii="Times New Roman" w:hAnsi="Times New Roman" w:cs="Times New Roman"/>
+          <w:sz w:val="28"/>
+          <w:szCs w:val="28"/>
+        </w:rPr>
+        <w:t xml:space="preserve">В ходе первой главы был проведен системный анализ предметной области багетной мастерской. Были выявлены узкие места в ручном учете и формализованы бизнес-процессы в нотации BPMN 2.0. На основе анализа сформированы строгие функциональные и нефункциональные требования к будущей ИС. Обоснован выбор современного технологического стека: связка C++ и Qt обеспечивает высокую производительность и асинхронность клиентского приложения, а PostgreSQL выступает в роли надежной СУБД. </w:t>
+      </w:r>
+      <w:r>
+        <w:rPr>
+          <w:rFonts w:ascii="Times New Roman" w:hAnsi="Times New Roman" w:cs="Times New Roman"/>
+          <w:sz w:val="28"/>
+          <w:szCs w:val="28"/>
+        </w:rPr>
+        <w:lastRenderedPageBreak/>
+        <w:t>Выбранные инструменты DevOps (Docker, Prometheus, Grafana, GitHub Actions) закладывают необходимый фундамент для отказоустойчивости, безопасного развертывания и автоматизации релизов разрабатываемого программного комплекса.</w:t>
       </w:r>
     </w:p>
     <w:p>
       <w:pPr>
+        <w:rPr>
+          <w:rFonts w:ascii="Times New Roman" w:hAnsi="Times New Roman" w:cs="Times New Roman"/>
+          <w:sz w:val="28"/>
+          <w:szCs w:val="28"/>
+        </w:rPr>
+      </w:pPr>
+      <w:r>
+        <w:rPr>
+          <w:rFonts w:ascii="Times New Roman" w:hAnsi="Times New Roman" w:cs="Times New Roman"/>
+          <w:sz w:val="28"/>
+          <w:szCs w:val="28"/>
+        </w:rPr>
+        <w:br w:type="page"/>
+      </w:r>
+    </w:p>
+    <w:p>
+      <w:pPr>
         <w:pStyle w:val="1"/>
         <w:spacing w:before="0"/>
       </w:pPr>
-      <w:bookmarkStart w:id="7" w:name="_Toc229855202"/>
+      <w:bookmarkStart w:id="7" w:name="_Toc231119255"/>
       <w:r>
         <w:lastRenderedPageBreak/>
         <w:t xml:space="preserve">ГЛАВА </w:t>
@@ -4269,7 +4550,7 @@
         <w:pStyle w:val="2"/>
         <w:spacing w:before="0"/>
       </w:pPr>
-      <w:bookmarkStart w:id="8" w:name="_Toc229855203"/>
+      <w:bookmarkStart w:id="8" w:name="_Toc231119256"/>
       <w:r>
         <w:t>2.1 Проектирование архитектуры</w:t>
       </w:r>
@@ -4846,7 +5127,6 @@
       <w:r>
         <w:rPr>
           <w:rFonts w:ascii="Times New Roman" w:hAnsi="Times New Roman" w:cs="Times New Roman"/>
-          <w:color w:val="FF0000"/>
           <w:sz w:val="28"/>
           <w:szCs w:val="28"/>
         </w:rPr>
@@ -4855,7 +5135,6 @@
       <w:r>
         <w:rPr>
           <w:rFonts w:ascii="Times New Roman" w:hAnsi="Times New Roman" w:cs="Times New Roman"/>
-          <w:color w:val="FF0000"/>
           <w:sz w:val="28"/>
           <w:szCs w:val="28"/>
         </w:rPr>
@@ -5205,21 +5484,19 @@
           <w:szCs w:val="28"/>
         </w:rPr>
         <w:lastRenderedPageBreak/>
-        <w:t xml:space="preserve">После выполнения программного кода структура базы данных разворачивается на сервере. Визуальное представление созданной системной таблицы «users» в графическом интерфейсе панели управления СУБД (например, pgAdmin или DBeaver) продемонстрировано на </w:t>
-      </w:r>
-      <w:r>
-        <w:rPr>
-          <w:rFonts w:ascii="Times New Roman" w:hAnsi="Times New Roman" w:cs="Times New Roman"/>
-          <w:color w:val="FF0000"/>
-          <w:sz w:val="28"/>
-          <w:szCs w:val="28"/>
-        </w:rPr>
-        <w:t xml:space="preserve">рисунке </w:t>
-      </w:r>
-      <w:r>
-        <w:rPr>
-          <w:rFonts w:ascii="Times New Roman" w:hAnsi="Times New Roman" w:cs="Times New Roman"/>
-          <w:color w:val="FF0000"/>
+        <w:t xml:space="preserve">После выполнения программного кода структура базы данных разворачивается на сервере. </w:t>
+      </w:r>
+      <w:r>
+        <w:rPr>
+          <w:rFonts w:ascii="Times New Roman" w:hAnsi="Times New Roman" w:cs="Times New Roman"/>
+          <w:sz w:val="28"/>
+          <w:szCs w:val="28"/>
+        </w:rPr>
+        <w:t xml:space="preserve">Визуальное представление созданной системной таблицы «users» в графическом интерфейсе панели управления СУБД (например, pgAdmin или DBeaver) продемонстрировано на рисунке </w:t>
+      </w:r>
+      <w:r>
+        <w:rPr>
+          <w:rFonts w:ascii="Times New Roman" w:hAnsi="Times New Roman" w:cs="Times New Roman"/>
           <w:sz w:val="28"/>
           <w:szCs w:val="28"/>
         </w:rPr>
@@ -5377,24 +5654,15 @@
           <w:sz w:val="28"/>
           <w:szCs w:val="28"/>
         </w:rPr>
-        <w:t xml:space="preserve">Полные листинги программного кода инициализации всех таблиц, а также скриншоты их визуального представления в графическом интерфейсе системы управления базами данных вынесены в </w:t>
-      </w:r>
-      <w:r>
-        <w:rPr>
-          <w:rFonts w:ascii="Times New Roman" w:hAnsi="Times New Roman" w:cs="Times New Roman"/>
-          <w:color w:val="FF0000"/>
-          <w:sz w:val="28"/>
-          <w:szCs w:val="28"/>
-        </w:rPr>
-        <w:t>Приложение А</w:t>
-      </w:r>
-      <w:r>
-        <w:rPr>
-          <w:rFonts w:ascii="Times New Roman" w:hAnsi="Times New Roman" w:cs="Times New Roman"/>
-          <w:sz w:val="28"/>
-          <w:szCs w:val="28"/>
-        </w:rPr>
-        <w:t>.</w:t>
+        <w:t xml:space="preserve">Полные листинги программного кода инициализации всех таблиц, а также скриншоты их </w:t>
+      </w:r>
+      <w:r>
+        <w:rPr>
+          <w:rFonts w:ascii="Times New Roman" w:hAnsi="Times New Roman" w:cs="Times New Roman"/>
+          <w:sz w:val="28"/>
+          <w:szCs w:val="28"/>
+        </w:rPr>
+        <w:t>визуального представления в графическом интерфейсе системы управления базами данных вынесены в Приложение А.</w:t>
       </w:r>
     </w:p>
     <w:p>
@@ -5414,24 +5682,7 @@
           <w:sz w:val="28"/>
           <w:szCs w:val="28"/>
         </w:rPr>
-        <w:t xml:space="preserve">Для аутентификации, хранения учетных записей сотрудников и разграничения их прав доступа спроектирована таблица пользователей, структура которой представлена в </w:t>
-      </w:r>
-      <w:r>
-        <w:rPr>
-          <w:rFonts w:ascii="Times New Roman" w:hAnsi="Times New Roman" w:cs="Times New Roman"/>
-          <w:color w:val="FF0000"/>
-          <w:sz w:val="28"/>
-          <w:szCs w:val="28"/>
-        </w:rPr>
-        <w:t>таблице 1</w:t>
-      </w:r>
-      <w:r>
-        <w:rPr>
-          <w:rFonts w:ascii="Times New Roman" w:hAnsi="Times New Roman" w:cs="Times New Roman"/>
-          <w:sz w:val="28"/>
-          <w:szCs w:val="28"/>
-        </w:rPr>
-        <w:t>.</w:t>
+        <w:t>Для аутентификации, хранения учетных записей сотрудников и разграничения их прав доступа спроектирована таблица пользователей, структура которой представлена в таблице 1.</w:t>
       </w:r>
     </w:p>
     <w:p>
@@ -6079,24 +6330,7 @@
           <w:szCs w:val="28"/>
         </w:rPr>
         <w:lastRenderedPageBreak/>
-        <w:t xml:space="preserve">Контактные данные покупателей и привязка к ним оформленных заказов фиксируются в сущности клиентов. Описание полей данной таблицы приведено в </w:t>
-      </w:r>
-      <w:r>
-        <w:rPr>
-          <w:rFonts w:ascii="Times New Roman" w:hAnsi="Times New Roman" w:cs="Times New Roman"/>
-          <w:color w:val="FF0000"/>
-          <w:sz w:val="28"/>
-          <w:szCs w:val="28"/>
-        </w:rPr>
-        <w:t>таблице 2</w:t>
-      </w:r>
-      <w:r>
-        <w:rPr>
-          <w:rFonts w:ascii="Times New Roman" w:hAnsi="Times New Roman" w:cs="Times New Roman"/>
-          <w:sz w:val="28"/>
-          <w:szCs w:val="28"/>
-        </w:rPr>
-        <w:t>.</w:t>
+        <w:t>Контактные данные покупателей и привязка к ним оформленных заказов фиксируются в сущности клиентов. Описание полей данной таблицы приведено в таблице 2.</w:t>
       </w:r>
     </w:p>
     <w:p>
@@ -6907,24 +7141,15 @@
           <w:sz w:val="28"/>
           <w:szCs w:val="28"/>
         </w:rPr>
-        <w:t xml:space="preserve">Основной производственный материал мастерской — деревянный и пластиковый багет — требует строгого учета остатков в погонных метрах. Спецификация этой сущности представлена в </w:t>
-      </w:r>
-      <w:r>
-        <w:rPr>
-          <w:rFonts w:ascii="Times New Roman" w:hAnsi="Times New Roman" w:cs="Times New Roman"/>
-          <w:color w:val="FF0000"/>
-          <w:sz w:val="28"/>
-          <w:szCs w:val="28"/>
-        </w:rPr>
-        <w:t>таблице 3</w:t>
-      </w:r>
-      <w:r>
-        <w:rPr>
-          <w:rFonts w:ascii="Times New Roman" w:hAnsi="Times New Roman" w:cs="Times New Roman"/>
-          <w:sz w:val="28"/>
-          <w:szCs w:val="28"/>
-        </w:rPr>
-        <w:t>.</w:t>
+        <w:t xml:space="preserve">Основной </w:t>
+      </w:r>
+      <w:r>
+        <w:rPr>
+          <w:rFonts w:ascii="Times New Roman" w:hAnsi="Times New Roman" w:cs="Times New Roman"/>
+          <w:sz w:val="28"/>
+          <w:szCs w:val="28"/>
+        </w:rPr>
+        <w:t>производственный материал мастерской — деревянный и пластиковый багет — требует строгого учета остатков в погонных метрах. Спецификация этой сущности представлена в таблице 3.</w:t>
       </w:r>
     </w:p>
     <w:p>
@@ -8083,24 +8308,15 @@
           <w:sz w:val="28"/>
           <w:szCs w:val="28"/>
         </w:rPr>
-        <w:t xml:space="preserve">Для хранения информации о штучной крепежной фурнитуре (подвесы, уголки, кольца) разработана отдельная таблица комплектующих, структура которой отображена в </w:t>
-      </w:r>
-      <w:r>
-        <w:rPr>
-          <w:rFonts w:ascii="Times New Roman" w:hAnsi="Times New Roman" w:cs="Times New Roman"/>
-          <w:color w:val="FF0000"/>
-          <w:sz w:val="28"/>
-          <w:szCs w:val="28"/>
-        </w:rPr>
-        <w:t>таблице 4</w:t>
-      </w:r>
-      <w:r>
-        <w:rPr>
-          <w:rFonts w:ascii="Times New Roman" w:hAnsi="Times New Roman" w:cs="Times New Roman"/>
-          <w:sz w:val="28"/>
-          <w:szCs w:val="28"/>
-        </w:rPr>
-        <w:t>.</w:t>
+        <w:t>Для хранения информации о штучной крепежной фурнитуре (подвесы, уголки, кольца</w:t>
+      </w:r>
+      <w:r>
+        <w:rPr>
+          <w:rFonts w:ascii="Times New Roman" w:hAnsi="Times New Roman" w:cs="Times New Roman"/>
+          <w:sz w:val="28"/>
+          <w:szCs w:val="28"/>
+        </w:rPr>
+        <w:t>) разработана отдельная таблица комплектующих, структура которой отображена в таблице 4.</w:t>
       </w:r>
     </w:p>
     <w:p>
@@ -9107,24 +9323,15 @@
           <w:sz w:val="28"/>
           <w:szCs w:val="28"/>
         </w:rPr>
-        <w:t xml:space="preserve">Каталог готовых наборов для вышивания и алмазной мозаики, доступных для быстрой розничной продажи, описывается </w:t>
-      </w:r>
-      <w:r>
-        <w:rPr>
-          <w:rFonts w:ascii="Times New Roman" w:hAnsi="Times New Roman" w:cs="Times New Roman"/>
-          <w:color w:val="FF0000"/>
-          <w:sz w:val="28"/>
-          <w:szCs w:val="28"/>
-        </w:rPr>
-        <w:t>таблицей 5</w:t>
-      </w:r>
-      <w:r>
-        <w:rPr>
-          <w:rFonts w:ascii="Times New Roman" w:hAnsi="Times New Roman" w:cs="Times New Roman"/>
-          <w:sz w:val="28"/>
-          <w:szCs w:val="28"/>
-        </w:rPr>
-        <w:t>.</w:t>
+        <w:t xml:space="preserve">Каталог готовых наборов для </w:t>
+      </w:r>
+      <w:r>
+        <w:rPr>
+          <w:rFonts w:ascii="Times New Roman" w:hAnsi="Times New Roman" w:cs="Times New Roman"/>
+          <w:sz w:val="28"/>
+          <w:szCs w:val="28"/>
+        </w:rPr>
+        <w:t>вышивания и алмазной мозаики, доступных для быстрой розничной продажи, описывается таблицей 5.</w:t>
       </w:r>
     </w:p>
     <w:p>
@@ -10061,24 +10268,15 @@
           <w:sz w:val="28"/>
           <w:szCs w:val="28"/>
         </w:rPr>
-        <w:t xml:space="preserve">Вспомогательные расходные материалы, используемые при сборке рам, но не реализуемые клиентам напрямую (тросы, клей, скотч), хранятся в сущности, представленной в </w:t>
-      </w:r>
-      <w:r>
-        <w:rPr>
-          <w:rFonts w:ascii="Times New Roman" w:hAnsi="Times New Roman" w:cs="Times New Roman"/>
-          <w:color w:val="FF0000"/>
-          <w:sz w:val="28"/>
-          <w:szCs w:val="28"/>
-        </w:rPr>
-        <w:t>таблице 6</w:t>
-      </w:r>
-      <w:r>
-        <w:rPr>
-          <w:rFonts w:ascii="Times New Roman" w:hAnsi="Times New Roman" w:cs="Times New Roman"/>
-          <w:sz w:val="28"/>
-          <w:szCs w:val="28"/>
-        </w:rPr>
-        <w:t>.</w:t>
+        <w:t xml:space="preserve">Вспомогательные расходные материалы, используемые при сборке рам, но не </w:t>
+      </w:r>
+      <w:r>
+        <w:rPr>
+          <w:rFonts w:ascii="Times New Roman" w:hAnsi="Times New Roman" w:cs="Times New Roman"/>
+          <w:sz w:val="28"/>
+          <w:szCs w:val="28"/>
+        </w:rPr>
+        <w:t>реализуемые клиентам напрямую (тросы, клей, скотч), хранятся в сущности, представленной в таблице 6.</w:t>
       </w:r>
     </w:p>
     <w:p>
@@ -10991,24 +11189,15 @@
           <w:sz w:val="28"/>
           <w:szCs w:val="28"/>
         </w:rPr>
-        <w:t xml:space="preserve">Главной транзакционной таблицей системы является таблица общих заказов, которая агрегирует информацию о клиенте, типе услуги и итоговой стоимости. Ее структура приведена в </w:t>
-      </w:r>
-      <w:r>
-        <w:rPr>
-          <w:rFonts w:ascii="Times New Roman" w:hAnsi="Times New Roman" w:cs="Times New Roman"/>
-          <w:color w:val="FF0000"/>
-          <w:sz w:val="28"/>
-          <w:szCs w:val="28"/>
-        </w:rPr>
-        <w:t>таблице 7</w:t>
-      </w:r>
-      <w:r>
-        <w:rPr>
-          <w:rFonts w:ascii="Times New Roman" w:hAnsi="Times New Roman" w:cs="Times New Roman"/>
-          <w:sz w:val="28"/>
-          <w:szCs w:val="28"/>
-        </w:rPr>
-        <w:t>.</w:t>
+        <w:t xml:space="preserve">Главной </w:t>
+      </w:r>
+      <w:r>
+        <w:rPr>
+          <w:rFonts w:ascii="Times New Roman" w:hAnsi="Times New Roman" w:cs="Times New Roman"/>
+          <w:sz w:val="28"/>
+          <w:szCs w:val="28"/>
+        </w:rPr>
+        <w:t>транзакционной таблицей системы является таблица общих заказов, которая агрегирует информацию о клиенте, типе услуги и итоговой стоимости. Ее структура приведена в таблице 7.</w:t>
       </w:r>
     </w:p>
     <w:p>
@@ -12073,24 +12262,15 @@
           <w:sz w:val="28"/>
           <w:szCs w:val="28"/>
         </w:rPr>
-        <w:t xml:space="preserve">Технические спецификации заказов на изготовление рам (габариты, выбранный артикул багета, фурнитура и назначенный мастер) вынесены в подчиненную таблицу, описанную в </w:t>
-      </w:r>
-      <w:r>
-        <w:rPr>
-          <w:rFonts w:ascii="Times New Roman" w:hAnsi="Times New Roman" w:cs="Times New Roman"/>
-          <w:color w:val="FF0000"/>
-          <w:sz w:val="28"/>
-          <w:szCs w:val="28"/>
-        </w:rPr>
-        <w:t>таблице 8</w:t>
-      </w:r>
-      <w:r>
-        <w:rPr>
-          <w:rFonts w:ascii="Times New Roman" w:hAnsi="Times New Roman" w:cs="Times New Roman"/>
-          <w:sz w:val="28"/>
-          <w:szCs w:val="28"/>
-        </w:rPr>
-        <w:t>.</w:t>
+        <w:t xml:space="preserve">Технические спецификации заказов на изготовление рам (габариты, выбранный артикул багета, </w:t>
+      </w:r>
+      <w:r>
+        <w:rPr>
+          <w:rFonts w:ascii="Times New Roman" w:hAnsi="Times New Roman" w:cs="Times New Roman"/>
+          <w:sz w:val="28"/>
+          <w:szCs w:val="28"/>
+        </w:rPr>
+        <w:t>фурнитура и назначенный мастер) вынесены в подчиненную таблицу, описанную в таблице 8.</w:t>
       </w:r>
     </w:p>
     <w:p>
@@ -13169,24 +13349,15 @@
           <w:sz w:val="28"/>
           <w:szCs w:val="28"/>
         </w:rPr>
-        <w:t xml:space="preserve">Для детализации позиций чека при розничной продаже сопутствующих товаров используется таблица спецификаций корзины. Структура ее полей представлена в </w:t>
-      </w:r>
-      <w:r>
-        <w:rPr>
-          <w:rFonts w:ascii="Times New Roman" w:hAnsi="Times New Roman" w:cs="Times New Roman"/>
-          <w:color w:val="FF0000"/>
-          <w:sz w:val="28"/>
-          <w:szCs w:val="28"/>
-        </w:rPr>
-        <w:t>таблице 9</w:t>
-      </w:r>
-      <w:r>
-        <w:rPr>
-          <w:rFonts w:ascii="Times New Roman" w:hAnsi="Times New Roman" w:cs="Times New Roman"/>
-          <w:sz w:val="28"/>
-          <w:szCs w:val="28"/>
-        </w:rPr>
-        <w:t>.</w:t>
+        <w:t xml:space="preserve">Для детализации позиций чека при розничной продаже сопутствующих товаров </w:t>
+      </w:r>
+      <w:r>
+        <w:rPr>
+          <w:rFonts w:ascii="Times New Roman" w:hAnsi="Times New Roman" w:cs="Times New Roman"/>
+          <w:sz w:val="28"/>
+          <w:szCs w:val="28"/>
+        </w:rPr>
+        <w:t>используется таблица спецификаций корзины. Структура ее полей представлена в таблице 9.</w:t>
       </w:r>
     </w:p>
     <w:p>
@@ -14127,24 +14298,15 @@
           <w:sz w:val="28"/>
           <w:szCs w:val="28"/>
         </w:rPr>
-        <w:t xml:space="preserve">Наконец, для обеспечения безопасности, отслеживания ошибок и контроля за действиями персонала реализована таблица системного журнала (аудита). Ее описание приведено в </w:t>
-      </w:r>
-      <w:r>
-        <w:rPr>
-          <w:rFonts w:ascii="Times New Roman" w:hAnsi="Times New Roman" w:cs="Times New Roman"/>
-          <w:color w:val="FF0000"/>
-          <w:sz w:val="28"/>
-          <w:szCs w:val="28"/>
-        </w:rPr>
-        <w:t>таблице 10</w:t>
-      </w:r>
-      <w:r>
-        <w:rPr>
-          <w:rFonts w:ascii="Times New Roman" w:hAnsi="Times New Roman" w:cs="Times New Roman"/>
-          <w:sz w:val="28"/>
-          <w:szCs w:val="28"/>
-        </w:rPr>
-        <w:t>.</w:t>
+        <w:t xml:space="preserve">Наконец, для обеспечения безопасности, отслеживания ошибок и контроля за действиями </w:t>
+      </w:r>
+      <w:r>
+        <w:rPr>
+          <w:rFonts w:ascii="Times New Roman" w:hAnsi="Times New Roman" w:cs="Times New Roman"/>
+          <w:sz w:val="28"/>
+          <w:szCs w:val="28"/>
+        </w:rPr>
+        <w:t>персонала реализована таблица системного журнала (аудита). Ее описание приведено в таблице 10.</w:t>
       </w:r>
     </w:p>
     <w:p>
@@ -14900,7 +15062,7 @@
           <w:rFonts w:cs="Times New Roman"/>
         </w:rPr>
       </w:pPr>
-      <w:bookmarkStart w:id="9" w:name="_Toc229855204"/>
+      <w:bookmarkStart w:id="9" w:name="_Toc231119257"/>
       <w:r>
         <w:rPr>
           <w:rFonts w:cs="Times New Roman"/>
@@ -15016,24 +15178,15 @@
           <w:sz w:val="28"/>
           <w:szCs w:val="28"/>
         </w:rPr>
-        <w:t xml:space="preserve">. Данный подход позволяет реализовать концепцию одностраничного приложения в десктопной среде. При переходе между разделами программа не открывает новые окна операционной системы. Вместо этого новые экраны помещаются в виртуальный стек поверх текущих, а при возврате назад — извлекаются из него. Использование StackView гарантирует высокую производительность, так как компоненты отрисовываются один раз и сохраняют свое состояние в памяти. Переходы сопровождаются плавными параллельными анимациями. Фрагмент исходного кода QML, демонстрирующий логику маршрутизации компонента StackView, представлен в </w:t>
-      </w:r>
-      <w:r>
-        <w:rPr>
-          <w:rFonts w:ascii="Times New Roman" w:hAnsi="Times New Roman" w:cs="Times New Roman"/>
-          <w:color w:val="FF0000"/>
-          <w:sz w:val="28"/>
-          <w:szCs w:val="28"/>
-        </w:rPr>
-        <w:t>Приложении Б</w:t>
-      </w:r>
-      <w:r>
-        <w:rPr>
-          <w:rFonts w:ascii="Times New Roman" w:hAnsi="Times New Roman" w:cs="Times New Roman"/>
-          <w:sz w:val="28"/>
-          <w:szCs w:val="28"/>
-        </w:rPr>
-        <w:t>.</w:t>
+        <w:t xml:space="preserve">. Данный подход позволяет реализовать концепцию одностраничного приложения в десктопной среде. При переходе между разделами программа не открывает новые окна операционной системы. Вместо этого новые экраны помещаются в виртуальный стек поверх текущих, а при возврате назад — извлекаются из него. Использование StackView гарантирует высокую производительность, так как компоненты отрисовываются один раз и сохраняют свое состояние в памяти. Переходы </w:t>
+      </w:r>
+      <w:r>
+        <w:rPr>
+          <w:rFonts w:ascii="Times New Roman" w:hAnsi="Times New Roman" w:cs="Times New Roman"/>
+          <w:sz w:val="28"/>
+          <w:szCs w:val="28"/>
+        </w:rPr>
+        <w:t>сопровождаются плавными параллельными анимациями. Фрагмент исходного кода QML, демонстрирующий логику маршрутизации компонента StackView, представлен в Приложении Б.</w:t>
       </w:r>
     </w:p>
     <w:p>
@@ -15074,32 +15227,23 @@
           <w:szCs w:val="28"/>
         </w:rPr>
         <w:lastRenderedPageBreak/>
-        <w:t>Работа с приложением начинается с экрана авторизации. В данной форме пользователь вводит свои учетные данные (логин и пароль). Программа хеширует введенный пароль и сверяет его с базой данных, после чего определяет уровень прав доступа и загружает соответствующее рабочее пространство.</w:t>
-      </w:r>
-      <w:r>
-        <w:rPr>
-          <w:rFonts w:ascii="Times New Roman" w:hAnsi="Times New Roman" w:cs="Times New Roman"/>
-          <w:sz w:val="28"/>
-          <w:szCs w:val="28"/>
-        </w:rPr>
-        <w:t xml:space="preserve"> Интерфейс представлен на </w:t>
-      </w:r>
-      <w:r>
-        <w:rPr>
-          <w:rFonts w:ascii="Times New Roman" w:hAnsi="Times New Roman" w:cs="Times New Roman"/>
-          <w:color w:val="FF0000"/>
-          <w:sz w:val="28"/>
-          <w:szCs w:val="28"/>
-        </w:rPr>
-        <w:t>рисунке 4</w:t>
-      </w:r>
-      <w:r>
-        <w:rPr>
-          <w:rFonts w:ascii="Times New Roman" w:hAnsi="Times New Roman" w:cs="Times New Roman"/>
-          <w:sz w:val="28"/>
-          <w:szCs w:val="28"/>
-        </w:rPr>
-        <w:t>.</w:t>
+        <w:t xml:space="preserve">Работа с </w:t>
+      </w:r>
+      <w:r>
+        <w:rPr>
+          <w:rFonts w:ascii="Times New Roman" w:hAnsi="Times New Roman" w:cs="Times New Roman"/>
+          <w:sz w:val="28"/>
+          <w:szCs w:val="28"/>
+        </w:rPr>
+        <w:t>приложением начинается с экрана авторизации. В данной форме пользователь вводит свои учетные данные (логин и пароль). Программа хеширует введенный пароль и сверяет его с базой данных, после чего определяет уровень прав доступа и загружает соответствующее рабочее пространство.</w:t>
+      </w:r>
+      <w:r>
+        <w:rPr>
+          <w:rFonts w:ascii="Times New Roman" w:hAnsi="Times New Roman" w:cs="Times New Roman"/>
+          <w:sz w:val="28"/>
+          <w:szCs w:val="28"/>
+        </w:rPr>
+        <w:t xml:space="preserve"> Интерфейс представлен на рисунке 4.</w:t>
       </w:r>
     </w:p>
     <w:p>
@@ -15252,42 +15396,15 @@
           <w:sz w:val="28"/>
           <w:szCs w:val="28"/>
         </w:rPr>
-        <w:t xml:space="preserve">Для обеспечения информационной безопасности коммерческого предприятия, пароли пользователей не хранятся в базе данных в открытом виде. В разработанном слое бизнес-логики на C++ реализована функция криптографического преобразования введенного пароля перед отправкой SQL-запроса. В </w:t>
-      </w:r>
-      <w:r>
-        <w:rPr>
-          <w:rFonts w:ascii="Times New Roman" w:hAnsi="Times New Roman" w:cs="Times New Roman"/>
-          <w:color w:val="FF0000"/>
-          <w:sz w:val="28"/>
-          <w:szCs w:val="28"/>
-        </w:rPr>
-        <w:t xml:space="preserve">листинге </w:t>
-      </w:r>
-      <w:r>
-        <w:rPr>
-          <w:rFonts w:ascii="Times New Roman" w:hAnsi="Times New Roman" w:cs="Times New Roman"/>
-          <w:color w:val="FF0000"/>
-          <w:sz w:val="28"/>
-          <w:szCs w:val="28"/>
-        </w:rPr>
-        <w:t>2</w:t>
-      </w:r>
-      <w:r>
-        <w:rPr>
-          <w:rFonts w:ascii="Times New Roman" w:hAnsi="Times New Roman" w:cs="Times New Roman"/>
-          <w:color w:val="FF0000"/>
-          <w:sz w:val="28"/>
-          <w:szCs w:val="28"/>
-        </w:rPr>
-        <w:t xml:space="preserve"> </w:t>
-      </w:r>
-      <w:r>
-        <w:rPr>
-          <w:rFonts w:ascii="Times New Roman" w:hAnsi="Times New Roman" w:cs="Times New Roman"/>
-          <w:sz w:val="28"/>
-          <w:szCs w:val="28"/>
-        </w:rPr>
-        <w:t>продемонстрирована реализация данного метода с использованием встроенного класса QCryptographicHash.</w:t>
+        <w:t xml:space="preserve">Для обеспечения информационной безопасности коммерческого предприятия, пароли пользователей не хранятся в базе данных в открытом виде. В </w:t>
+      </w:r>
+      <w:r>
+        <w:rPr>
+          <w:rFonts w:ascii="Times New Roman" w:hAnsi="Times New Roman" w:cs="Times New Roman"/>
+          <w:sz w:val="28"/>
+          <w:szCs w:val="28"/>
+        </w:rPr>
+        <w:t>разработанном слое бизнес-логики на C++ реализована функция криптографического преобразования введенного пароля перед отправкой SQL-запроса. В листинге 2 продемонстрирована реализация данного метода с использованием встроенного класса QCryptographicHash.</w:t>
       </w:r>
     </w:p>
     <w:p>
@@ -15452,40 +15569,23 @@
           <w:sz w:val="28"/>
           <w:szCs w:val="28"/>
         </w:rPr>
-        <w:t>Для роли «Продавец» реализован модуль управления клиентской базой. На этой странице сотрудник может осуществлять поиск по существующим покупателям, просматривать их контактные данные, а также регистрировать новых клиентов перед оформлением заказа</w:t>
-      </w:r>
-      <w:r>
-        <w:rPr>
-          <w:rFonts w:ascii="Times New Roman" w:hAnsi="Times New Roman" w:cs="Times New Roman"/>
-          <w:sz w:val="28"/>
-          <w:szCs w:val="28"/>
-        </w:rPr>
-        <w:t>.</w:t>
-      </w:r>
-      <w:r>
-        <w:rPr>
-          <w:rFonts w:ascii="Times New Roman" w:hAnsi="Times New Roman" w:cs="Times New Roman"/>
-          <w:sz w:val="28"/>
-          <w:szCs w:val="28"/>
-        </w:rPr>
-        <w:t xml:space="preserve"> Интерфейс представлен на </w:t>
-      </w:r>
-      <w:r>
-        <w:rPr>
-          <w:rFonts w:ascii="Times New Roman" w:hAnsi="Times New Roman" w:cs="Times New Roman"/>
-          <w:color w:val="FF0000"/>
-          <w:sz w:val="28"/>
-          <w:szCs w:val="28"/>
-        </w:rPr>
-        <w:t>рисунке 5</w:t>
-      </w:r>
-      <w:r>
-        <w:rPr>
-          <w:rFonts w:ascii="Times New Roman" w:hAnsi="Times New Roman" w:cs="Times New Roman"/>
-          <w:sz w:val="28"/>
-          <w:szCs w:val="28"/>
-        </w:rPr>
-        <w:t>.</w:t>
+        <w:t xml:space="preserve">Для роли «Продавец» реализован модуль управления клиентской базой. На этой странице сотрудник может осуществлять поиск по существующим </w:t>
+      </w:r>
+      <w:r>
+        <w:rPr>
+          <w:rFonts w:ascii="Times New Roman" w:hAnsi="Times New Roman" w:cs="Times New Roman"/>
+          <w:sz w:val="28"/>
+          <w:szCs w:val="28"/>
+        </w:rPr>
+        <w:t>покупателям, просматривать их контактные данные, а также регистрировать новых клиентов перед оформлением заказа</w:t>
+      </w:r>
+      <w:r>
+        <w:rPr>
+          <w:rFonts w:ascii="Times New Roman" w:hAnsi="Times New Roman" w:cs="Times New Roman"/>
+          <w:sz w:val="28"/>
+          <w:szCs w:val="28"/>
+        </w:rPr>
+        <w:t>. Интерфейс представлен на рисунке 5.</w:t>
       </w:r>
     </w:p>
     <w:p>
@@ -15495,6 +15595,9 @@
         <w:jc w:val="center"/>
       </w:pPr>
       <w:r>
+        <w:rPr>
+          <w:noProof/>
+        </w:rPr>
         <w:lastRenderedPageBreak/>
         <w:drawing>
           <wp:inline distT="0" distB="0" distL="0" distR="0" wp14:anchorId="4CA6BE8D" wp14:editId="7875C871">
@@ -15626,40 +15729,23 @@
           <w:sz w:val="28"/>
           <w:szCs w:val="28"/>
         </w:rPr>
-        <w:t>Модуль управления заказами является основным рабочим пространством продавца. Интерфейс позволяет отслеживать текущие статусы заказов на изготовление, просматривать финансовые спецификации и инициировать процесс создания нового производственного задания через встроенный калькулятор</w:t>
-      </w:r>
-      <w:r>
-        <w:rPr>
-          <w:rFonts w:ascii="Times New Roman" w:hAnsi="Times New Roman" w:cs="Times New Roman"/>
-          <w:sz w:val="28"/>
-          <w:szCs w:val="28"/>
-        </w:rPr>
-        <w:t>.</w:t>
-      </w:r>
-      <w:r>
-        <w:rPr>
-          <w:rFonts w:ascii="Times New Roman" w:hAnsi="Times New Roman" w:cs="Times New Roman"/>
-          <w:sz w:val="28"/>
-          <w:szCs w:val="28"/>
-        </w:rPr>
-        <w:t xml:space="preserve"> Интерфейс представлен на </w:t>
-      </w:r>
-      <w:r>
-        <w:rPr>
-          <w:rFonts w:ascii="Times New Roman" w:hAnsi="Times New Roman" w:cs="Times New Roman"/>
-          <w:color w:val="FF0000"/>
-          <w:sz w:val="28"/>
-          <w:szCs w:val="28"/>
-        </w:rPr>
-        <w:t>рисунке 6</w:t>
-      </w:r>
-      <w:r>
-        <w:rPr>
-          <w:rFonts w:ascii="Times New Roman" w:hAnsi="Times New Roman" w:cs="Times New Roman"/>
-          <w:sz w:val="28"/>
-          <w:szCs w:val="28"/>
-        </w:rPr>
-        <w:t>.</w:t>
+        <w:t xml:space="preserve">Модуль управления заказами является основным рабочим пространством продавца. Интерфейс позволяет отслеживать текущие статусы заказов на изготовление, </w:t>
+      </w:r>
+      <w:r>
+        <w:rPr>
+          <w:rFonts w:ascii="Times New Roman" w:hAnsi="Times New Roman" w:cs="Times New Roman"/>
+          <w:sz w:val="28"/>
+          <w:szCs w:val="28"/>
+        </w:rPr>
+        <w:t>просматривать финансовые спецификации и инициировать процесс создания нового производственного задания через встроенный калькулятор</w:t>
+      </w:r>
+      <w:r>
+        <w:rPr>
+          <w:rFonts w:ascii="Times New Roman" w:hAnsi="Times New Roman" w:cs="Times New Roman"/>
+          <w:sz w:val="28"/>
+          <w:szCs w:val="28"/>
+        </w:rPr>
+        <w:t>. Интерфейс представлен на рисунке 6.</w:t>
       </w:r>
     </w:p>
     <w:p>
@@ -15669,6 +15755,9 @@
         <w:jc w:val="center"/>
       </w:pPr>
       <w:r>
+        <w:rPr>
+          <w:noProof/>
+        </w:rPr>
         <w:drawing>
           <wp:inline distT="0" distB="0" distL="0" distR="0" wp14:anchorId="540FA9DB" wp14:editId="5E8D37A1">
             <wp:extent cx="5493201" cy="3290047"/>
@@ -15812,21 +15901,19 @@
           <w:szCs w:val="28"/>
         </w:rPr>
         <w:lastRenderedPageBreak/>
-        <w:t xml:space="preserve">Одним из ключевых нефункциональных требований к системе была программная генерация печатных товарных чеков без блокировки графического интерфейса. Эта задача была решена с применением асинхронного модуля QtConcurrent, а также классов QPdfWriter и QPainter, которые позволяют осуществлять прямое векторное рисование документа по заданным координатам. В </w:t>
-      </w:r>
-      <w:r>
-        <w:rPr>
-          <w:rFonts w:ascii="Times New Roman" w:hAnsi="Times New Roman" w:cs="Times New Roman"/>
-          <w:color w:val="FF0000"/>
-          <w:sz w:val="28"/>
-          <w:szCs w:val="28"/>
-        </w:rPr>
-        <w:t xml:space="preserve">листинге </w:t>
-      </w:r>
-      <w:r>
-        <w:rPr>
-          <w:rFonts w:ascii="Times New Roman" w:hAnsi="Times New Roman" w:cs="Times New Roman"/>
-          <w:color w:val="FF0000"/>
+        <w:t xml:space="preserve">Одним из ключевых нефункциональных требований к системе была программная генерация печатных товарных чеков без блокировки графического интерфейса. Эта задача была решена с применением асинхронного </w:t>
+      </w:r>
+      <w:r>
+        <w:rPr>
+          <w:rFonts w:ascii="Times New Roman" w:hAnsi="Times New Roman" w:cs="Times New Roman"/>
+          <w:sz w:val="28"/>
+          <w:szCs w:val="28"/>
+        </w:rPr>
+        <w:t xml:space="preserve">модуля QtConcurrent, а также классов QPdfWriter и QPainter, которые позволяют осуществлять прямое векторное рисование документа по заданным координатам. В листинге </w:t>
+      </w:r>
+      <w:r>
+        <w:rPr>
+          <w:rFonts w:ascii="Times New Roman" w:hAnsi="Times New Roman" w:cs="Times New Roman"/>
           <w:sz w:val="28"/>
           <w:szCs w:val="28"/>
         </w:rPr>
@@ -15838,24 +15925,7 @@
           <w:sz w:val="28"/>
           <w:szCs w:val="28"/>
         </w:rPr>
-        <w:t xml:space="preserve">представлена базовая архитектура метода генерации PDF-квитанции, выполняющегося в отдельном фоновом потоке. Полный листинг алгоритма с расчетом координат отрисовки вынесен в </w:t>
-      </w:r>
-      <w:r>
-        <w:rPr>
-          <w:rFonts w:ascii="Times New Roman" w:hAnsi="Times New Roman" w:cs="Times New Roman"/>
-          <w:color w:val="FF0000"/>
-          <w:sz w:val="28"/>
-          <w:szCs w:val="28"/>
-        </w:rPr>
-        <w:t>Приложение Г</w:t>
-      </w:r>
-      <w:r>
-        <w:rPr>
-          <w:rFonts w:ascii="Times New Roman" w:hAnsi="Times New Roman" w:cs="Times New Roman"/>
-          <w:sz w:val="28"/>
-          <w:szCs w:val="28"/>
-        </w:rPr>
-        <w:t>.</w:t>
+        <w:t>представлена базовая архитектура метода генерации PDF-квитанции, выполняющегося в отдельном фоновом потоке. Полный листинг алгоритма с расчетом координат отрисовки вынесен в Приложение Г.</w:t>
       </w:r>
     </w:p>
     <w:p>
@@ -15869,6 +15939,7 @@
           <w:szCs w:val="28"/>
         </w:rPr>
       </w:pPr>
+      <w:bookmarkStart w:id="10" w:name="_Hlk231118012"/>
       <w:r>
         <w:rPr>
           <w:rFonts w:ascii="Times New Roman" w:hAnsi="Times New Roman" w:cs="Times New Roman"/>
@@ -15944,6 +16015,7 @@
                 <w:rFonts w:ascii="Consolas" w:hAnsi="Consolas" w:cs="Times New Roman"/>
                 <w:sz w:val="20"/>
                 <w:szCs w:val="20"/>
+                <w:lang w:val="en-US"/>
               </w:rPr>
             </w:pPr>
             <w:r>
@@ -15960,6 +16032,7 @@
                 <w:rFonts w:ascii="Consolas" w:hAnsi="Consolas" w:cs="Times New Roman"/>
                 <w:sz w:val="20"/>
                 <w:szCs w:val="20"/>
+                <w:lang w:val="en-US"/>
               </w:rPr>
               <w:t xml:space="preserve"> </w:t>
             </w:r>
@@ -15977,6 +16050,7 @@
                 <w:rFonts w:ascii="Consolas" w:hAnsi="Consolas" w:cs="Times New Roman"/>
                 <w:sz w:val="20"/>
                 <w:szCs w:val="20"/>
+                <w:lang w:val="en-US"/>
               </w:rPr>
               <w:t xml:space="preserve"> = </w:t>
             </w:r>
@@ -15994,6 +16068,7 @@
                 <w:rFonts w:ascii="Consolas" w:hAnsi="Consolas" w:cs="Times New Roman"/>
                 <w:sz w:val="20"/>
                 <w:szCs w:val="20"/>
+                <w:lang w:val="en-US"/>
               </w:rPr>
               <w:t>::</w:t>
             </w:r>
@@ -16011,6 +16086,7 @@
                 <w:rFonts w:ascii="Consolas" w:hAnsi="Consolas" w:cs="Times New Roman"/>
                 <w:sz w:val="20"/>
                 <w:szCs w:val="20"/>
+                <w:lang w:val="en-US"/>
               </w:rPr>
               <w:t>([=]() {</w:t>
             </w:r>
@@ -16022,6 +16098,7 @@
                 <w:rFonts w:ascii="Consolas" w:hAnsi="Consolas" w:cs="Times New Roman"/>
                 <w:sz w:val="20"/>
                 <w:szCs w:val="20"/>
+                <w:lang w:val="en-US"/>
               </w:rPr>
             </w:pPr>
             <w:r>
@@ -16029,6 +16106,7 @@
                 <w:rFonts w:ascii="Consolas" w:hAnsi="Consolas" w:cs="Times New Roman"/>
                 <w:sz w:val="20"/>
                 <w:szCs w:val="20"/>
+                <w:lang w:val="en-US"/>
               </w:rPr>
               <w:t xml:space="preserve">        // ...</w:t>
             </w:r>
@@ -16040,6 +16118,7 @@
                 <w:rFonts w:ascii="Consolas" w:hAnsi="Consolas" w:cs="Times New Roman"/>
                 <w:sz w:val="20"/>
                 <w:szCs w:val="20"/>
+                <w:lang w:val="en-US"/>
               </w:rPr>
             </w:pPr>
           </w:p>
@@ -16058,6 +16137,7 @@
                 <w:rFonts w:ascii="Consolas" w:hAnsi="Consolas" w:cs="Times New Roman"/>
                 <w:sz w:val="20"/>
                 <w:szCs w:val="20"/>
+                <w:lang w:val="en-US"/>
               </w:rPr>
               <w:t xml:space="preserve">        </w:t>
             </w:r>
@@ -16098,6 +16178,7 @@
                 <w:rFonts w:ascii="Consolas" w:hAnsi="Consolas" w:cs="Times New Roman"/>
                 <w:sz w:val="20"/>
                 <w:szCs w:val="20"/>
+                <w:lang w:val="en-US"/>
               </w:rPr>
             </w:pPr>
             <w:r>
@@ -16114,6 +16195,7 @@
                 <w:rFonts w:ascii="Consolas" w:hAnsi="Consolas" w:cs="Times New Roman"/>
                 <w:sz w:val="20"/>
                 <w:szCs w:val="20"/>
+                <w:lang w:val="en-US"/>
               </w:rPr>
               <w:t xml:space="preserve"> </w:t>
             </w:r>
@@ -16131,6 +16213,7 @@
                 <w:rFonts w:ascii="Consolas" w:hAnsi="Consolas" w:cs="Times New Roman"/>
                 <w:sz w:val="20"/>
                 <w:szCs w:val="20"/>
+                <w:lang w:val="en-US"/>
               </w:rPr>
               <w:t>(</w:t>
             </w:r>
@@ -16148,25 +16231,112 @@
                 <w:rFonts w:ascii="Consolas" w:hAnsi="Consolas" w:cs="Times New Roman"/>
                 <w:sz w:val="20"/>
                 <w:szCs w:val="20"/>
-              </w:rPr>
-              <w:t>, "Нет соединения с базой данных");</w:t>
-            </w:r>
-          </w:p>
-          <w:p>
-            <w:pPr>
-              <w:jc w:val="both"/>
+                <w:lang w:val="en-US"/>
+              </w:rPr>
+              <w:t>, "</w:t>
+            </w:r>
+            <w:r>
               <w:rPr>
                 <w:rFonts w:ascii="Consolas" w:hAnsi="Consolas" w:cs="Times New Roman"/>
                 <w:sz w:val="20"/>
                 <w:szCs w:val="20"/>
-                <w:lang w:val="en-US"/>
-              </w:rPr>
-            </w:pPr>
+              </w:rPr>
+              <w:t>Нет</w:t>
+            </w:r>
             <w:r>
               <w:rPr>
                 <w:rFonts w:ascii="Consolas" w:hAnsi="Consolas" w:cs="Times New Roman"/>
                 <w:sz w:val="20"/>
                 <w:szCs w:val="20"/>
+                <w:lang w:val="en-US"/>
+              </w:rPr>
+              <w:t xml:space="preserve"> </w:t>
+            </w:r>
+            <w:r>
+              <w:rPr>
+                <w:rFonts w:ascii="Consolas" w:hAnsi="Consolas" w:cs="Times New Roman"/>
+                <w:sz w:val="20"/>
+                <w:szCs w:val="20"/>
+              </w:rPr>
+              <w:t>соединения</w:t>
+            </w:r>
+            <w:r>
+              <w:rPr>
+                <w:rFonts w:ascii="Consolas" w:hAnsi="Consolas" w:cs="Times New Roman"/>
+                <w:sz w:val="20"/>
+                <w:szCs w:val="20"/>
+                <w:lang w:val="en-US"/>
+              </w:rPr>
+              <w:t xml:space="preserve"> </w:t>
+            </w:r>
+            <w:r>
+              <w:rPr>
+                <w:rFonts w:ascii="Consolas" w:hAnsi="Consolas" w:cs="Times New Roman"/>
+                <w:sz w:val="20"/>
+                <w:szCs w:val="20"/>
+              </w:rPr>
+              <w:t>с</w:t>
+            </w:r>
+            <w:r>
+              <w:rPr>
+                <w:rFonts w:ascii="Consolas" w:hAnsi="Consolas" w:cs="Times New Roman"/>
+                <w:sz w:val="20"/>
+                <w:szCs w:val="20"/>
+                <w:lang w:val="en-US"/>
+              </w:rPr>
+              <w:t xml:space="preserve"> </w:t>
+            </w:r>
+            <w:r>
+              <w:rPr>
+                <w:rFonts w:ascii="Consolas" w:hAnsi="Consolas" w:cs="Times New Roman"/>
+                <w:sz w:val="20"/>
+                <w:szCs w:val="20"/>
+              </w:rPr>
+              <w:t>базой</w:t>
+            </w:r>
+            <w:r>
+              <w:rPr>
+                <w:rFonts w:ascii="Consolas" w:hAnsi="Consolas" w:cs="Times New Roman"/>
+                <w:sz w:val="20"/>
+                <w:szCs w:val="20"/>
+                <w:lang w:val="en-US"/>
+              </w:rPr>
+              <w:t xml:space="preserve"> </w:t>
+            </w:r>
+            <w:r>
+              <w:rPr>
+                <w:rFonts w:ascii="Consolas" w:hAnsi="Consolas" w:cs="Times New Roman"/>
+                <w:sz w:val="20"/>
+                <w:szCs w:val="20"/>
+              </w:rPr>
+              <w:t>данных</w:t>
+            </w:r>
+            <w:r>
+              <w:rPr>
+                <w:rFonts w:ascii="Consolas" w:hAnsi="Consolas" w:cs="Times New Roman"/>
+                <w:sz w:val="20"/>
+                <w:szCs w:val="20"/>
+                <w:lang w:val="en-US"/>
+              </w:rPr>
+              <w:t>");</w:t>
+            </w:r>
+          </w:p>
+          <w:p>
+            <w:pPr>
+              <w:jc w:val="both"/>
+              <w:rPr>
+                <w:rFonts w:ascii="Consolas" w:hAnsi="Consolas" w:cs="Times New Roman"/>
+                <w:sz w:val="20"/>
+                <w:szCs w:val="20"/>
+                <w:lang w:val="en-US"/>
+              </w:rPr>
+            </w:pPr>
+            <w:r>
+              <w:rPr>
+                <w:rFonts w:ascii="Consolas" w:hAnsi="Consolas" w:cs="Times New Roman"/>
+                <w:sz w:val="20"/>
+                <w:szCs w:val="20"/>
+                <w:lang w:val="en-US"/>
               </w:rPr>
               <w:t xml:space="preserve">            </w:t>
             </w:r>
@@ -16530,14 +16700,23 @@
                 <w:rFonts w:ascii="Consolas" w:hAnsi="Consolas" w:cs="Times New Roman"/>
                 <w:sz w:val="20"/>
                 <w:szCs w:val="20"/>
-              </w:rPr>
-              <w:t xml:space="preserve">        // Здесь выполняется математический расчет координат (</w:t>
+                <w:lang w:val="en-US"/>
+              </w:rPr>
+              <w:t xml:space="preserve">        </w:t>
             </w:r>
             <w:r>
               <w:rPr>
                 <w:rFonts w:ascii="Consolas" w:hAnsi="Consolas" w:cs="Times New Roman"/>
                 <w:sz w:val="20"/>
                 <w:szCs w:val="20"/>
+              </w:rPr>
+              <w:t>// Здесь выполняется математический расчет координат (</w:t>
+            </w:r>
+            <w:r>
+              <w:rPr>
+                <w:rFonts w:ascii="Consolas" w:hAnsi="Consolas" w:cs="Times New Roman"/>
+                <w:sz w:val="20"/>
+                <w:szCs w:val="20"/>
                 <w:lang w:val="en-US"/>
               </w:rPr>
               <w:t>X</w:t>
@@ -16590,7 +16769,6 @@
                 <w:rFonts w:ascii="Consolas" w:hAnsi="Consolas" w:cs="Times New Roman"/>
                 <w:sz w:val="20"/>
                 <w:szCs w:val="20"/>
-                <w:lang w:val="en-US"/>
               </w:rPr>
               <w:t>//</w:t>
             </w:r>
@@ -16789,6 +16967,7 @@
                 <w:rFonts w:ascii="Consolas" w:hAnsi="Consolas" w:cs="Times New Roman"/>
                 <w:sz w:val="20"/>
                 <w:szCs w:val="20"/>
+                <w:lang w:val="en-US"/>
               </w:rPr>
             </w:pPr>
             <w:r>
@@ -16797,18 +16976,17 @@
                 <w:sz w:val="20"/>
                 <w:szCs w:val="20"/>
               </w:rPr>
-              <w:t xml:space="preserve">        // ... </w:t>
-            </w:r>
-          </w:p>
-          <w:p>
-            <w:pPr>
-              <w:jc w:val="both"/>
+              <w:t xml:space="preserve">        </w:t>
+            </w:r>
+            <w:r>
               <w:rPr>
                 <w:rFonts w:ascii="Consolas" w:hAnsi="Consolas" w:cs="Times New Roman"/>
                 <w:sz w:val="20"/>
                 <w:szCs w:val="20"/>
-              </w:rPr>
-            </w:pPr>
+                <w:lang w:val="en-US"/>
+              </w:rPr>
+              <w:t xml:space="preserve">// ... </w:t>
+            </w:r>
           </w:p>
           <w:p>
             <w:pPr>
@@ -16817,13 +16995,26 @@
                 <w:rFonts w:ascii="Consolas" w:hAnsi="Consolas" w:cs="Times New Roman"/>
                 <w:sz w:val="20"/>
                 <w:szCs w:val="20"/>
-              </w:rPr>
-            </w:pPr>
-            <w:r>
+                <w:lang w:val="en-US"/>
+              </w:rPr>
+            </w:pPr>
+          </w:p>
+          <w:p>
+            <w:pPr>
+              <w:jc w:val="both"/>
               <w:rPr>
                 <w:rFonts w:ascii="Consolas" w:hAnsi="Consolas" w:cs="Times New Roman"/>
                 <w:sz w:val="20"/>
                 <w:szCs w:val="20"/>
+                <w:lang w:val="en-US"/>
+              </w:rPr>
+            </w:pPr>
+            <w:r>
+              <w:rPr>
+                <w:rFonts w:ascii="Consolas" w:hAnsi="Consolas" w:cs="Times New Roman"/>
+                <w:sz w:val="20"/>
+                <w:szCs w:val="20"/>
+                <w:lang w:val="en-US"/>
               </w:rPr>
               <w:t xml:space="preserve">        </w:t>
             </w:r>
@@ -16841,6 +17032,7 @@
                 <w:rFonts w:ascii="Consolas" w:hAnsi="Consolas" w:cs="Times New Roman"/>
                 <w:sz w:val="20"/>
                 <w:szCs w:val="20"/>
+                <w:lang w:val="en-US"/>
               </w:rPr>
               <w:t>.</w:t>
             </w:r>
@@ -16858,6 +17050,7 @@
                 <w:rFonts w:ascii="Consolas" w:hAnsi="Consolas" w:cs="Times New Roman"/>
                 <w:sz w:val="20"/>
                 <w:szCs w:val="20"/>
+                <w:lang w:val="en-US"/>
               </w:rPr>
               <w:t>();</w:t>
             </w:r>
@@ -16869,6 +17062,7 @@
                 <w:rFonts w:ascii="Consolas" w:hAnsi="Consolas" w:cs="Times New Roman"/>
                 <w:sz w:val="20"/>
                 <w:szCs w:val="20"/>
+                <w:lang w:val="en-US"/>
               </w:rPr>
             </w:pPr>
             <w:r>
@@ -16876,6 +17070,7 @@
                 <w:rFonts w:ascii="Consolas" w:hAnsi="Consolas" w:cs="Times New Roman"/>
                 <w:sz w:val="20"/>
                 <w:szCs w:val="20"/>
+                <w:lang w:val="en-US"/>
               </w:rPr>
               <w:t xml:space="preserve">        </w:t>
             </w:r>
@@ -16895,6 +17090,7 @@
                 <w:rFonts w:ascii="Consolas" w:hAnsi="Consolas" w:cs="Times New Roman"/>
                 <w:sz w:val="20"/>
                 <w:szCs w:val="20"/>
+                <w:lang w:val="en-US"/>
               </w:rPr>
               <w:t xml:space="preserve">        </w:t>
             </w:r>
@@ -16970,6 +17166,7 @@
           </w:p>
         </w:tc>
       </w:tr>
+      <w:bookmarkEnd w:id="10"/>
     </w:tbl>
     <w:p>
       <w:pPr>
@@ -17002,21 +17199,19 @@
           <w:szCs w:val="28"/>
         </w:rPr>
         <w:lastRenderedPageBreak/>
-        <w:t xml:space="preserve">Результат выполнения данного кода и визуализация готового товарного чека, который выводится пользователю на экран для последующей печати, продемонстрированы на </w:t>
-      </w:r>
-      <w:r>
-        <w:rPr>
-          <w:rFonts w:ascii="Times New Roman" w:hAnsi="Times New Roman" w:cs="Times New Roman"/>
-          <w:color w:val="FF0000"/>
-          <w:sz w:val="28"/>
-          <w:szCs w:val="28"/>
-        </w:rPr>
-        <w:t>рисунке</w:t>
-      </w:r>
-      <w:r>
-        <w:rPr>
-          <w:rFonts w:ascii="Times New Roman" w:hAnsi="Times New Roman" w:cs="Times New Roman"/>
-          <w:color w:val="FF0000"/>
+        <w:t xml:space="preserve">Результат </w:t>
+      </w:r>
+      <w:r>
+        <w:rPr>
+          <w:rFonts w:ascii="Times New Roman" w:hAnsi="Times New Roman" w:cs="Times New Roman"/>
+          <w:sz w:val="28"/>
+          <w:szCs w:val="28"/>
+        </w:rPr>
+        <w:t>выполнения данного кода и визуализация готового товарного чека, который выводится пользователю на экран для последующей печати, продемонстрированы на рисунке</w:t>
+      </w:r>
+      <w:r>
+        <w:rPr>
+          <w:rFonts w:ascii="Times New Roman" w:hAnsi="Times New Roman" w:cs="Times New Roman"/>
           <w:sz w:val="28"/>
           <w:szCs w:val="28"/>
         </w:rPr>
@@ -17038,6 +17233,9 @@
         <w:jc w:val="center"/>
       </w:pPr>
       <w:r>
+        <w:rPr>
+          <w:noProof/>
+        </w:rPr>
         <w:drawing>
           <wp:inline distT="0" distB="0" distL="0" distR="0" wp14:anchorId="149E6B22" wp14:editId="2D4706D2">
             <wp:extent cx="4887228" cy="4482353"/>
@@ -17160,37 +17358,27 @@
           <w:sz w:val="28"/>
           <w:szCs w:val="28"/>
         </w:rPr>
-        <w:t>Для ускорения процесса обслуживания реализована страница быстрой розничной продажи. Данный модуль позволяет продавцу реализовывать наборы для вышивания и сопутствующую фурнитуру как штучный товар, минуя сложный процесс оформления длительного заказа на изготовление рамы</w:t>
-      </w:r>
-      <w:r>
-        <w:rPr>
-          <w:rFonts w:ascii="Times New Roman" w:hAnsi="Times New Roman" w:cs="Times New Roman"/>
-          <w:sz w:val="28"/>
-          <w:szCs w:val="28"/>
-        </w:rPr>
-        <w:t>.</w:t>
-      </w:r>
-      <w:r>
-        <w:rPr>
-          <w:rFonts w:ascii="Times New Roman" w:hAnsi="Times New Roman" w:cs="Times New Roman"/>
-          <w:sz w:val="28"/>
-          <w:szCs w:val="28"/>
-        </w:rPr>
-        <w:t xml:space="preserve"> Интерфейс представлен на </w:t>
-      </w:r>
-      <w:r>
-        <w:rPr>
-          <w:rFonts w:ascii="Times New Roman" w:hAnsi="Times New Roman" w:cs="Times New Roman"/>
-          <w:color w:val="FF0000"/>
-          <w:sz w:val="28"/>
-          <w:szCs w:val="28"/>
-        </w:rPr>
-        <w:t xml:space="preserve">рисунке </w:t>
-      </w:r>
-      <w:r>
-        <w:rPr>
-          <w:rFonts w:ascii="Times New Roman" w:hAnsi="Times New Roman" w:cs="Times New Roman"/>
-          <w:color w:val="FF0000"/>
+        <w:t xml:space="preserve">Для ускорения процесса обслуживания реализована страница быстрой розничной продажи. Данный модуль позволяет продавцу реализовывать наборы для </w:t>
+      </w:r>
+      <w:r>
+        <w:rPr>
+          <w:rFonts w:ascii="Times New Roman" w:hAnsi="Times New Roman" w:cs="Times New Roman"/>
+          <w:sz w:val="28"/>
+          <w:szCs w:val="28"/>
+        </w:rPr>
+        <w:t>вышивания и сопутствующую фурнитуру как штучный товар, минуя сложный процесс оформления длительного заказа на изготовление рамы</w:t>
+      </w:r>
+      <w:r>
+        <w:rPr>
+          <w:rFonts w:ascii="Times New Roman" w:hAnsi="Times New Roman" w:cs="Times New Roman"/>
+          <w:sz w:val="28"/>
+          <w:szCs w:val="28"/>
+        </w:rPr>
+        <w:t xml:space="preserve">. Интерфейс представлен на рисунке </w:t>
+      </w:r>
+      <w:r>
+        <w:rPr>
+          <w:rFonts w:ascii="Times New Roman" w:hAnsi="Times New Roman" w:cs="Times New Roman"/>
           <w:sz w:val="28"/>
           <w:szCs w:val="28"/>
           <w:lang w:val="en-US"/>
@@ -17220,6 +17408,9 @@
         <w:jc w:val="center"/>
       </w:pPr>
       <w:r>
+        <w:rPr>
+          <w:noProof/>
+        </w:rPr>
         <w:drawing>
           <wp:inline distT="0" distB="0" distL="0" distR="0" wp14:anchorId="4D563A77" wp14:editId="000DC126">
             <wp:extent cx="5047129" cy="3022881"/>
@@ -17351,33 +17542,15 @@
           <w:sz w:val="28"/>
           <w:szCs w:val="28"/>
         </w:rPr>
-        <w:t xml:space="preserve">При выборе конкретной товарной позиции и инициации покупки система открывает модальное окно кассовой операции. В данной форме продавец указывает требуемое количество штучного товара, после чего приложение автоматически сверяет запрос с доступным остатком на складе и рассчитывает итоговую сумму к оплате. Процесс оформления розничной продажи представлен на </w:t>
-      </w:r>
-      <w:r>
-        <w:rPr>
-          <w:rFonts w:ascii="Times New Roman" w:hAnsi="Times New Roman" w:cs="Times New Roman"/>
-          <w:color w:val="FF0000"/>
-          <w:sz w:val="28"/>
-          <w:szCs w:val="28"/>
-        </w:rPr>
-        <w:t xml:space="preserve">рисунке </w:t>
-      </w:r>
-      <w:r>
-        <w:rPr>
-          <w:rFonts w:ascii="Times New Roman" w:hAnsi="Times New Roman" w:cs="Times New Roman"/>
-          <w:color w:val="FF0000"/>
-          <w:sz w:val="28"/>
-          <w:szCs w:val="28"/>
-        </w:rPr>
-        <w:t>9</w:t>
-      </w:r>
-      <w:r>
-        <w:rPr>
-          <w:rFonts w:ascii="Times New Roman" w:hAnsi="Times New Roman" w:cs="Times New Roman"/>
-          <w:sz w:val="28"/>
-          <w:szCs w:val="28"/>
-        </w:rPr>
-        <w:t>.</w:t>
+        <w:t xml:space="preserve">При выборе конкретной товарной позиции и инициации покупки система открывает модальное окно кассовой операции. В данной форме продавец </w:t>
+      </w:r>
+      <w:r>
+        <w:rPr>
+          <w:rFonts w:ascii="Times New Roman" w:hAnsi="Times New Roman" w:cs="Times New Roman"/>
+          <w:sz w:val="28"/>
+          <w:szCs w:val="28"/>
+        </w:rPr>
+        <w:t>указывает требуемое количество штучного товара, после чего приложение автоматически сверяет запрос с доступным остатком на складе и рассчитывает итоговую сумму к оплате. Процесс оформления розничной продажи представлен на рисунке 9.</w:t>
       </w:r>
     </w:p>
     <w:p>
@@ -17387,6 +17560,9 @@
         <w:jc w:val="center"/>
       </w:pPr>
       <w:r>
+        <w:rPr>
+          <w:noProof/>
+        </w:rPr>
         <w:drawing>
           <wp:inline distT="0" distB="0" distL="0" distR="0" wp14:anchorId="47A35F2A" wp14:editId="6186B0F0">
             <wp:extent cx="2613665" cy="3263153"/>
@@ -17526,37 +17702,27 @@
           <w:szCs w:val="28"/>
         </w:rPr>
         <w:lastRenderedPageBreak/>
-        <w:t>Рабочее пространство роли «Мастер производства» начинается со списка заказов на изготовление. В отличие от продавца, мастер видит исключительно техническую спецификацию: габариты изделия, требуемые артикулы материалов и специальные инструкции по сборке. Финансовая информация в данном модуле полностью скрыта</w:t>
-      </w:r>
-      <w:r>
-        <w:rPr>
-          <w:rFonts w:ascii="Times New Roman" w:hAnsi="Times New Roman" w:cs="Times New Roman"/>
-          <w:sz w:val="28"/>
-          <w:szCs w:val="28"/>
-        </w:rPr>
-        <w:t>.</w:t>
-      </w:r>
-      <w:r>
-        <w:rPr>
-          <w:rFonts w:ascii="Times New Roman" w:hAnsi="Times New Roman" w:cs="Times New Roman"/>
-          <w:sz w:val="28"/>
-          <w:szCs w:val="28"/>
-        </w:rPr>
-        <w:t xml:space="preserve"> Интерфейс представлен на </w:t>
-      </w:r>
-      <w:r>
-        <w:rPr>
-          <w:rFonts w:ascii="Times New Roman" w:hAnsi="Times New Roman" w:cs="Times New Roman"/>
-          <w:color w:val="FF0000"/>
-          <w:sz w:val="28"/>
-          <w:szCs w:val="28"/>
-        </w:rPr>
-        <w:t xml:space="preserve">рисунке </w:t>
-      </w:r>
-      <w:r>
-        <w:rPr>
-          <w:rFonts w:ascii="Times New Roman" w:hAnsi="Times New Roman" w:cs="Times New Roman"/>
-          <w:color w:val="FF0000"/>
+        <w:t xml:space="preserve">Рабочее пространство роли «Мастер производства» начинается со списка заказов на изготовление. В отличие от продавца, мастер видит исключительно техническую спецификацию: габариты изделия, требуемые </w:t>
+      </w:r>
+      <w:r>
+        <w:rPr>
+          <w:rFonts w:ascii="Times New Roman" w:hAnsi="Times New Roman" w:cs="Times New Roman"/>
+          <w:sz w:val="28"/>
+          <w:szCs w:val="28"/>
+        </w:rPr>
+        <w:t>артикулы материалов и специальные инструкции по сборке. Финансовая информация в данном модуле полностью скрыта</w:t>
+      </w:r>
+      <w:r>
+        <w:rPr>
+          <w:rFonts w:ascii="Times New Roman" w:hAnsi="Times New Roman" w:cs="Times New Roman"/>
+          <w:sz w:val="28"/>
+          <w:szCs w:val="28"/>
+        </w:rPr>
+        <w:t xml:space="preserve">. Интерфейс представлен на рисунке </w:t>
+      </w:r>
+      <w:r>
+        <w:rPr>
+          <w:rFonts w:ascii="Times New Roman" w:hAnsi="Times New Roman" w:cs="Times New Roman"/>
           <w:sz w:val="28"/>
           <w:szCs w:val="28"/>
         </w:rPr>
@@ -17578,6 +17744,9 @@
         <w:jc w:val="center"/>
       </w:pPr>
       <w:r>
+        <w:rPr>
+          <w:noProof/>
+        </w:rPr>
         <w:drawing>
           <wp:inline distT="0" distB="0" distL="0" distR="0" wp14:anchorId="6C527F43" wp14:editId="33E91D6F">
             <wp:extent cx="5240916" cy="3138947"/>
@@ -17709,37 +17878,27 @@
           <w:sz w:val="28"/>
           <w:szCs w:val="28"/>
         </w:rPr>
-        <w:t>Для контроля за складскими остатками мастеру доступен модуль материалов и комплектующих. Интерфейс выводит актуальное количество погонных метров багета и штучной фурнитуры в режиме реального времени, что позволяет своевременно планировать закупки</w:t>
-      </w:r>
-      <w:r>
-        <w:rPr>
-          <w:rFonts w:ascii="Times New Roman" w:hAnsi="Times New Roman" w:cs="Times New Roman"/>
-          <w:sz w:val="28"/>
-          <w:szCs w:val="28"/>
-        </w:rPr>
-        <w:t>.</w:t>
-      </w:r>
-      <w:r>
-        <w:rPr>
-          <w:rFonts w:ascii="Times New Roman" w:hAnsi="Times New Roman" w:cs="Times New Roman"/>
-          <w:sz w:val="28"/>
-          <w:szCs w:val="28"/>
-        </w:rPr>
-        <w:t xml:space="preserve"> Интерфейс представлен на </w:t>
-      </w:r>
-      <w:r>
-        <w:rPr>
-          <w:rFonts w:ascii="Times New Roman" w:hAnsi="Times New Roman" w:cs="Times New Roman"/>
-          <w:color w:val="FF0000"/>
-          <w:sz w:val="28"/>
-          <w:szCs w:val="28"/>
-        </w:rPr>
-        <w:t xml:space="preserve">рисунке </w:t>
-      </w:r>
-      <w:r>
-        <w:rPr>
-          <w:rFonts w:ascii="Times New Roman" w:hAnsi="Times New Roman" w:cs="Times New Roman"/>
-          <w:color w:val="FF0000"/>
+        <w:t xml:space="preserve">Для контроля за складскими остатками мастеру доступен модуль </w:t>
+      </w:r>
+      <w:r>
+        <w:rPr>
+          <w:rFonts w:ascii="Times New Roman" w:hAnsi="Times New Roman" w:cs="Times New Roman"/>
+          <w:sz w:val="28"/>
+          <w:szCs w:val="28"/>
+        </w:rPr>
+        <w:t>материалов и комплектующих. Интерфейс выводит актуальное количество погонных метров багета и штучной фурнитуры в режиме реального времени, что позволяет своевременно планировать закупки</w:t>
+      </w:r>
+      <w:r>
+        <w:rPr>
+          <w:rFonts w:ascii="Times New Roman" w:hAnsi="Times New Roman" w:cs="Times New Roman"/>
+          <w:sz w:val="28"/>
+          <w:szCs w:val="28"/>
+        </w:rPr>
+        <w:t xml:space="preserve">. Интерфейс представлен на рисунке </w:t>
+      </w:r>
+      <w:r>
+        <w:rPr>
+          <w:rFonts w:ascii="Times New Roman" w:hAnsi="Times New Roman" w:cs="Times New Roman"/>
           <w:sz w:val="28"/>
           <w:szCs w:val="28"/>
         </w:rPr>
@@ -17748,7 +17907,6 @@
       <w:r>
         <w:rPr>
           <w:rFonts w:ascii="Times New Roman" w:hAnsi="Times New Roman" w:cs="Times New Roman"/>
-          <w:color w:val="FF0000"/>
           <w:sz w:val="28"/>
           <w:szCs w:val="28"/>
         </w:rPr>
@@ -17770,6 +17928,9 @@
         <w:jc w:val="center"/>
       </w:pPr>
       <w:r>
+        <w:rPr>
+          <w:noProof/>
+        </w:rPr>
         <w:lastRenderedPageBreak/>
         <w:drawing>
           <wp:inline distT="0" distB="0" distL="0" distR="0" wp14:anchorId="113B92A4" wp14:editId="4FF2D247">
@@ -17902,37 +18063,27 @@
           <w:sz w:val="28"/>
           <w:szCs w:val="28"/>
         </w:rPr>
-        <w:t>Для роли «Администратор» предусмотрен функционал контроля за действиями персонала. Модуль системного журнала событий (аудита) фиксирует все операции в приложении: авторизации, создание или удаление заказов, предоставляя прозрачную историю работы предприятия</w:t>
-      </w:r>
-      <w:r>
-        <w:rPr>
-          <w:rFonts w:ascii="Times New Roman" w:hAnsi="Times New Roman" w:cs="Times New Roman"/>
-          <w:sz w:val="28"/>
-          <w:szCs w:val="28"/>
-        </w:rPr>
-        <w:t>.</w:t>
-      </w:r>
-      <w:r>
-        <w:rPr>
-          <w:rFonts w:ascii="Times New Roman" w:hAnsi="Times New Roman" w:cs="Times New Roman"/>
-          <w:sz w:val="28"/>
-          <w:szCs w:val="28"/>
-        </w:rPr>
-        <w:t xml:space="preserve"> Интерфейс представлен на </w:t>
-      </w:r>
-      <w:r>
-        <w:rPr>
-          <w:rFonts w:ascii="Times New Roman" w:hAnsi="Times New Roman" w:cs="Times New Roman"/>
-          <w:color w:val="FF0000"/>
-          <w:sz w:val="28"/>
-          <w:szCs w:val="28"/>
-        </w:rPr>
-        <w:t>рисунке 1</w:t>
-      </w:r>
-      <w:r>
-        <w:rPr>
-          <w:rFonts w:ascii="Times New Roman" w:hAnsi="Times New Roman" w:cs="Times New Roman"/>
-          <w:color w:val="FF0000"/>
+        <w:t xml:space="preserve">Для роли «Администратор» предусмотрен функционал контроля за действиями </w:t>
+      </w:r>
+      <w:r>
+        <w:rPr>
+          <w:rFonts w:ascii="Times New Roman" w:hAnsi="Times New Roman" w:cs="Times New Roman"/>
+          <w:sz w:val="28"/>
+          <w:szCs w:val="28"/>
+        </w:rPr>
+        <w:t>персонала. Модуль системного журнала событий (аудита) фиксирует все операции в приложении: авторизации, создание или удаление заказов, предоставляя прозрачную историю работы предприятия</w:t>
+      </w:r>
+      <w:r>
+        <w:rPr>
+          <w:rFonts w:ascii="Times New Roman" w:hAnsi="Times New Roman" w:cs="Times New Roman"/>
+          <w:sz w:val="28"/>
+          <w:szCs w:val="28"/>
+        </w:rPr>
+        <w:t>. Интерфейс представлен на рисунке 1</w:t>
+      </w:r>
+      <w:r>
+        <w:rPr>
+          <w:rFonts w:ascii="Times New Roman" w:hAnsi="Times New Roman" w:cs="Times New Roman"/>
           <w:sz w:val="28"/>
           <w:szCs w:val="28"/>
         </w:rPr>
@@ -18103,37 +18254,27 @@
           <w:szCs w:val="28"/>
         </w:rPr>
         <w:lastRenderedPageBreak/>
-        <w:t>Управление доступом осуществляется через страницу администрирования аккаунтов. В данном разделе администратор имеет право регистрировать новых сотрудников, назначать им соответствующие роли, а также изменять пароли для уже существующих учетных записей</w:t>
-      </w:r>
-      <w:r>
-        <w:rPr>
-          <w:rFonts w:ascii="Times New Roman" w:hAnsi="Times New Roman" w:cs="Times New Roman"/>
-          <w:sz w:val="28"/>
-          <w:szCs w:val="28"/>
-        </w:rPr>
-        <w:t>.</w:t>
-      </w:r>
-      <w:r>
-        <w:rPr>
-          <w:rFonts w:ascii="Times New Roman" w:hAnsi="Times New Roman" w:cs="Times New Roman"/>
-          <w:sz w:val="28"/>
-          <w:szCs w:val="28"/>
-        </w:rPr>
-        <w:t xml:space="preserve"> Интерфейс представлен на </w:t>
-      </w:r>
-      <w:r>
-        <w:rPr>
-          <w:rFonts w:ascii="Times New Roman" w:hAnsi="Times New Roman" w:cs="Times New Roman"/>
-          <w:color w:val="FF0000"/>
-          <w:sz w:val="28"/>
-          <w:szCs w:val="28"/>
-        </w:rPr>
-        <w:t>рисунке 1</w:t>
-      </w:r>
-      <w:r>
-        <w:rPr>
-          <w:rFonts w:ascii="Times New Roman" w:hAnsi="Times New Roman" w:cs="Times New Roman"/>
-          <w:color w:val="FF0000"/>
+        <w:t xml:space="preserve">Управление доступом осуществляется через страницу </w:t>
+      </w:r>
+      <w:r>
+        <w:rPr>
+          <w:rFonts w:ascii="Times New Roman" w:hAnsi="Times New Roman" w:cs="Times New Roman"/>
+          <w:sz w:val="28"/>
+          <w:szCs w:val="28"/>
+        </w:rPr>
+        <w:t>администрирования аккаунтов. В данном разделе администратор имеет право регистрировать новых сотрудников, назначать им соответствующие роли, а также изменять пароли для уже существующих учетных записей</w:t>
+      </w:r>
+      <w:r>
+        <w:rPr>
+          <w:rFonts w:ascii="Times New Roman" w:hAnsi="Times New Roman" w:cs="Times New Roman"/>
+          <w:sz w:val="28"/>
+          <w:szCs w:val="28"/>
+        </w:rPr>
+        <w:t>. Интерфейс представлен на рисунке 1</w:t>
+      </w:r>
+      <w:r>
+        <w:rPr>
+          <w:rFonts w:ascii="Times New Roman" w:hAnsi="Times New Roman" w:cs="Times New Roman"/>
           <w:sz w:val="28"/>
           <w:szCs w:val="28"/>
         </w:rPr>
@@ -18291,7 +18432,31 @@
           <w:sz w:val="28"/>
           <w:szCs w:val="28"/>
         </w:rPr>
-        <w:t>Наиболее привилегированным разделом является модуль управления данными. Интерфейс содержит аналитический график со статистикой продаж за последние 30 дней для оценки рентабельности. Также здесь реализованы инструменты для импорта и экспорта выбранных таблиц, а также критически важный функционал создания резервной копии (дампа) всей базы данных и её восстановления при сбоях</w:t>
+        <w:t xml:space="preserve">Наиболее привилегированным разделом является модуль управления данными. Интерфейс содержит аналитический график со статистикой продаж за последние 30 дней для оценки рентабельности. Также здесь реализованы инструменты для импорта и экспорта выбранных </w:t>
+      </w:r>
+      <w:r>
+        <w:rPr>
+          <w:rFonts w:ascii="Times New Roman" w:hAnsi="Times New Roman" w:cs="Times New Roman"/>
+          <w:sz w:val="28"/>
+          <w:szCs w:val="28"/>
+        </w:rPr>
+        <w:t>таблиц, а также критически важный функционал создания резервной копии (дампа) всей базы данных и её восстановления при сбоях</w:t>
+      </w:r>
+      <w:r>
+        <w:rPr>
+          <w:rFonts w:ascii="Times New Roman" w:hAnsi="Times New Roman" w:cs="Times New Roman"/>
+          <w:sz w:val="28"/>
+          <w:szCs w:val="28"/>
+        </w:rPr>
+        <w:t>. Интерфейс представлен на рисунке 1</w:t>
+      </w:r>
+      <w:r>
+        <w:rPr>
+          <w:rFonts w:ascii="Times New Roman" w:hAnsi="Times New Roman" w:cs="Times New Roman"/>
+          <w:sz w:val="28"/>
+          <w:szCs w:val="28"/>
+        </w:rPr>
+        <w:t>4</w:t>
       </w:r>
       <w:r>
         <w:rPr>
@@ -18301,39 +18466,70 @@
         </w:rPr>
         <w:t>.</w:t>
       </w:r>
-      <w:r>
-        <w:rPr>
-          <w:rFonts w:ascii="Times New Roman" w:hAnsi="Times New Roman" w:cs="Times New Roman"/>
-          <w:sz w:val="28"/>
-          <w:szCs w:val="28"/>
-        </w:rPr>
-        <w:t xml:space="preserve"> Интерфейс представлен на </w:t>
-      </w:r>
-      <w:r>
-        <w:rPr>
-          <w:rFonts w:ascii="Times New Roman" w:hAnsi="Times New Roman" w:cs="Times New Roman"/>
-          <w:color w:val="FF0000"/>
-          <w:sz w:val="28"/>
-          <w:szCs w:val="28"/>
-        </w:rPr>
-        <w:t>рисунке 1</w:t>
-      </w:r>
-      <w:r>
-        <w:rPr>
-          <w:rFonts w:ascii="Times New Roman" w:hAnsi="Times New Roman" w:cs="Times New Roman"/>
-          <w:color w:val="FF0000"/>
-          <w:sz w:val="28"/>
-          <w:szCs w:val="28"/>
-        </w:rPr>
-        <w:t>4</w:t>
-      </w:r>
-      <w:r>
-        <w:rPr>
-          <w:rFonts w:ascii="Times New Roman" w:hAnsi="Times New Roman" w:cs="Times New Roman"/>
-          <w:sz w:val="28"/>
-          <w:szCs w:val="28"/>
-        </w:rPr>
-        <w:t>.</w:t>
+    </w:p>
+    <w:p>
+      <w:pPr>
+        <w:spacing w:after="0" w:line="360" w:lineRule="auto"/>
+        <w:ind w:firstLine="709"/>
+        <w:jc w:val="both"/>
+        <w:rPr>
+          <w:rFonts w:ascii="Times New Roman" w:hAnsi="Times New Roman" w:cs="Times New Roman"/>
+          <w:sz w:val="28"/>
+          <w:szCs w:val="28"/>
+        </w:rPr>
+      </w:pPr>
+      <w:r>
+        <w:rPr>
+          <w:rFonts w:ascii="Times New Roman" w:hAnsi="Times New Roman" w:cs="Times New Roman"/>
+          <w:sz w:val="28"/>
+          <w:szCs w:val="28"/>
+        </w:rPr>
+        <w:t>Для полного ознакомления с визуальной частью программного комплекса дополнительные скриншоты вынесены в Приложение Д. Интерфейс интуитивно понятен благодаря цветовому кодированию кнопок: зеленые используются для подтверждения действий («Добавить», «Сохранить»), а серые и красные — для отмены, закрытия или удаления.</w:t>
+      </w:r>
+    </w:p>
+    <w:p>
+      <w:pPr>
+        <w:spacing w:after="0" w:line="360" w:lineRule="auto"/>
+        <w:ind w:firstLine="709"/>
+        <w:jc w:val="both"/>
+        <w:rPr>
+          <w:rFonts w:ascii="Times New Roman" w:hAnsi="Times New Roman" w:cs="Times New Roman"/>
+          <w:sz w:val="28"/>
+          <w:szCs w:val="28"/>
+        </w:rPr>
+      </w:pPr>
+      <w:r>
+        <w:rPr>
+          <w:rFonts w:ascii="Times New Roman" w:hAnsi="Times New Roman" w:cs="Times New Roman"/>
+          <w:sz w:val="28"/>
+          <w:szCs w:val="28"/>
+        </w:rPr>
+        <w:t xml:space="preserve">В Приложении Д на рисунках 22 и 23 представлены формы добавления новых наборов и оформления продажи, на рисунке 24 — форма добавления </w:t>
+      </w:r>
+      <w:r>
+        <w:rPr>
+          <w:rFonts w:ascii="Times New Roman" w:hAnsi="Times New Roman" w:cs="Times New Roman"/>
+          <w:sz w:val="28"/>
+          <w:szCs w:val="28"/>
+        </w:rPr>
+        <w:lastRenderedPageBreak/>
+        <w:t>фурнитуры, на рисунке 26 — форма редактирования данных покупателей, на рисунке 27 — детали заказа.</w:t>
+      </w:r>
+      <w:r>
+        <w:rPr>
+          <w:rFonts w:ascii="Times New Roman" w:hAnsi="Times New Roman" w:cs="Times New Roman"/>
+          <w:sz w:val="28"/>
+          <w:szCs w:val="28"/>
+        </w:rPr>
+        <w:t xml:space="preserve"> </w:t>
+      </w:r>
+      <w:r>
+        <w:rPr>
+          <w:rFonts w:ascii="Times New Roman" w:hAnsi="Times New Roman" w:cs="Times New Roman"/>
+          <w:sz w:val="28"/>
+          <w:szCs w:val="28"/>
+        </w:rPr>
+        <w:t>Также реализована защита от ошибок ввода: вывод текстовых предупреждений при некорректно заполненных полях наглядно показан на рисунке 25, а пример диалогового окна об успешном завершении операции продемонстрирован на рисунке 29.</w:t>
       </w:r>
     </w:p>
     <w:p>
@@ -18349,7 +18545,6 @@
           <w:sz w:val="28"/>
           <w:szCs w:val="28"/>
         </w:rPr>
-        <w:lastRenderedPageBreak/>
         <w:drawing>
           <wp:inline distT="0" distB="0" distL="0" distR="0" wp14:anchorId="31DF291B" wp14:editId="35A74896">
             <wp:extent cx="5940425" cy="3557905"/>
@@ -18520,57 +18715,24 @@
           <w:sz w:val="28"/>
           <w:szCs w:val="28"/>
         </w:rPr>
-        <w:t xml:space="preserve">Мониторинг удаленной инфраструктуры реализован современными средствами контейнеризации Docker [12]. Развертывание сервисов выделено в отдельный конфигурационный файл docker-compose.yml, код которого приведен в </w:t>
-      </w:r>
-      <w:r>
-        <w:rPr>
-          <w:rFonts w:ascii="Times New Roman" w:hAnsi="Times New Roman" w:cs="Times New Roman"/>
-          <w:color w:val="FF0000"/>
-          <w:sz w:val="28"/>
-          <w:szCs w:val="28"/>
-        </w:rPr>
-        <w:t>Приложении В</w:t>
-      </w:r>
-      <w:r>
-        <w:rPr>
-          <w:rFonts w:ascii="Times New Roman" w:hAnsi="Times New Roman" w:cs="Times New Roman"/>
-          <w:sz w:val="28"/>
-          <w:szCs w:val="28"/>
-        </w:rPr>
-        <w:t xml:space="preserve">. </w:t>
-      </w:r>
-      <w:r>
-        <w:rPr>
-          <w:rFonts w:ascii="Times New Roman" w:hAnsi="Times New Roman" w:cs="Times New Roman"/>
-          <w:sz w:val="28"/>
-          <w:szCs w:val="28"/>
-        </w:rPr>
-        <w:t xml:space="preserve">В данном файле описана конфигурация для </w:t>
-      </w:r>
-      <w:r>
-        <w:rPr>
-          <w:rFonts w:ascii="Times New Roman" w:hAnsi="Times New Roman" w:cs="Times New Roman"/>
-          <w:sz w:val="28"/>
-          <w:szCs w:val="28"/>
-        </w:rPr>
         <w:lastRenderedPageBreak/>
-        <w:t>автоматического запуска двух связанных контейнеров: базы данных временных рядов Prometheus и аналитической платформы Grafana</w:t>
-      </w:r>
-      <w:r>
-        <w:rPr>
-          <w:rFonts w:ascii="Times New Roman" w:hAnsi="Times New Roman" w:cs="Times New Roman"/>
-          <w:sz w:val="28"/>
-          <w:szCs w:val="28"/>
-        </w:rPr>
-        <w:t xml:space="preserve"> </w:t>
-      </w:r>
-      <w:r>
-        <w:rPr>
-          <w:rFonts w:ascii="Times New Roman" w:hAnsi="Times New Roman" w:cs="Times New Roman"/>
-          <w:sz w:val="28"/>
-          <w:szCs w:val="28"/>
-        </w:rPr>
-        <w:t>[7].</w:t>
+        <w:t xml:space="preserve">Мониторинг удаленной инфраструктуры реализован современными средствами контейнеризации Docker [12]. Развертывание сервисов выделено в отдельный </w:t>
+      </w:r>
+      <w:r>
+        <w:rPr>
+          <w:rFonts w:ascii="Times New Roman" w:hAnsi="Times New Roman" w:cs="Times New Roman"/>
+          <w:sz w:val="28"/>
+          <w:szCs w:val="28"/>
+        </w:rPr>
+        <w:t xml:space="preserve">конфигурационный файл docker-compose.yml, код которого приведен в Приложении В. </w:t>
+      </w:r>
+      <w:r>
+        <w:rPr>
+          <w:rFonts w:ascii="Times New Roman" w:hAnsi="Times New Roman" w:cs="Times New Roman"/>
+          <w:sz w:val="28"/>
+          <w:szCs w:val="28"/>
+        </w:rPr>
+        <w:t>В данном файле описана конфигурация для автоматического запуска двух связанных контейнеров: базы данных временных рядов Prometheus и аналитической платформы Grafana [7].</w:t>
       </w:r>
     </w:p>
     <w:p>
@@ -18590,29 +18752,541 @@
           <w:sz w:val="28"/>
           <w:szCs w:val="28"/>
         </w:rPr>
-        <w:t>Prometheus настроен на фоновый скрейпинг (сбор) системных метрик с облачного сервера по протоколу HTTPS. В свою очередь, Grafana подключается к Prometheus и выводит полученные данные в виде удобных дашбордов. Это позволяет системному администратору визуально контролировать показатели СУБД (активные сессии, транзакции), а также общую нагрузку на процессор, использование оперативной памяти и дискового пространства</w:t>
-      </w:r>
-      <w:r>
-        <w:rPr>
-          <w:rFonts w:ascii="Times New Roman" w:hAnsi="Times New Roman" w:cs="Times New Roman"/>
-          <w:sz w:val="28"/>
-          <w:szCs w:val="28"/>
-        </w:rPr>
-        <w:t xml:space="preserve">. Интерфейс графиков представлен на </w:t>
-      </w:r>
-      <w:r>
-        <w:rPr>
-          <w:rFonts w:ascii="Times New Roman" w:hAnsi="Times New Roman" w:cs="Times New Roman"/>
-          <w:color w:val="FF0000"/>
-          <w:sz w:val="28"/>
-          <w:szCs w:val="28"/>
-        </w:rPr>
-        <w:t xml:space="preserve">рисунках </w:t>
-      </w:r>
-      <w:r>
-        <w:rPr>
-          <w:rFonts w:ascii="Times New Roman" w:hAnsi="Times New Roman" w:cs="Times New Roman"/>
-          <w:color w:val="FF0000"/>
+        <w:t xml:space="preserve">Для обеспечения корректного сбора телеметрии был </w:t>
+      </w:r>
+      <w:r>
+        <w:rPr>
+          <w:rFonts w:ascii="Times New Roman" w:hAnsi="Times New Roman" w:cs="Times New Roman"/>
+          <w:sz w:val="28"/>
+          <w:szCs w:val="28"/>
+        </w:rPr>
+        <w:t>написан конфигурационный файл prometheus.yml. В нем заданы параметры интервала опроса (scrape_interval) и указаны целевые узлы (targets), с которых система забирает метрики, включая экспортер самой базы данных PostgreSQL. В листинге 4 представлена базовая конфигурация сборщика метрик.</w:t>
+      </w:r>
+    </w:p>
+    <w:p>
+      <w:pPr>
+        <w:spacing w:after="0" w:line="360" w:lineRule="auto"/>
+        <w:ind w:firstLine="708"/>
+        <w:jc w:val="both"/>
+        <w:rPr>
+          <w:rFonts w:ascii="Times New Roman" w:hAnsi="Times New Roman" w:cs="Times New Roman"/>
+          <w:sz w:val="28"/>
+          <w:szCs w:val="28"/>
+        </w:rPr>
+      </w:pPr>
+      <w:r>
+        <w:rPr>
+          <w:rFonts w:ascii="Times New Roman" w:hAnsi="Times New Roman" w:cs="Times New Roman"/>
+          <w:sz w:val="28"/>
+          <w:szCs w:val="28"/>
+        </w:rPr>
+        <w:t xml:space="preserve">Листинг </w:t>
+      </w:r>
+      <w:r>
+        <w:rPr>
+          <w:rFonts w:ascii="Times New Roman" w:hAnsi="Times New Roman" w:cs="Times New Roman"/>
+          <w:sz w:val="28"/>
+          <w:szCs w:val="28"/>
+        </w:rPr>
+        <w:t>4</w:t>
+      </w:r>
+      <w:r>
+        <w:rPr>
+          <w:rFonts w:ascii="Times New Roman" w:hAnsi="Times New Roman" w:cs="Times New Roman"/>
+          <w:sz w:val="28"/>
+          <w:szCs w:val="28"/>
+        </w:rPr>
+        <w:t xml:space="preserve"> — </w:t>
+      </w:r>
+      <w:r>
+        <w:rPr>
+          <w:rFonts w:ascii="Times New Roman" w:hAnsi="Times New Roman" w:cs="Times New Roman"/>
+          <w:sz w:val="28"/>
+          <w:szCs w:val="28"/>
+        </w:rPr>
+        <w:t>Конфигурация сборщика метрик prometheus.yml</w:t>
+      </w:r>
+    </w:p>
+    <w:tbl>
+      <w:tblPr>
+        <w:tblStyle w:val="a7"/>
+        <w:tblW w:w="0" w:type="auto"/>
+        <w:tblInd w:w="-5" w:type="dxa"/>
+        <w:tblLook w:val="04A0" w:firstRow="1" w:lastRow="0" w:firstColumn="1" w:lastColumn="0" w:noHBand="0" w:noVBand="1"/>
+      </w:tblPr>
+      <w:tblGrid>
+        <w:gridCol w:w="9350"/>
+      </w:tblGrid>
+      <w:tr>
+        <w:tc>
+          <w:tcPr>
+            <w:tcW w:w="9350" w:type="dxa"/>
+          </w:tcPr>
+          <w:p>
+            <w:pPr>
+              <w:jc w:val="both"/>
+              <w:rPr>
+                <w:rFonts w:ascii="Consolas" w:hAnsi="Consolas" w:cs="Times New Roman"/>
+                <w:sz w:val="20"/>
+                <w:szCs w:val="20"/>
+                <w:lang w:val="en-US"/>
+              </w:rPr>
+            </w:pPr>
+            <w:r>
+              <w:rPr>
+                <w:rFonts w:ascii="Consolas" w:hAnsi="Consolas" w:cs="Times New Roman"/>
+                <w:sz w:val="20"/>
+                <w:szCs w:val="20"/>
+                <w:lang w:val="en-US"/>
+              </w:rPr>
+              <w:t>global:</w:t>
+            </w:r>
+          </w:p>
+          <w:p>
+            <w:pPr>
+              <w:jc w:val="both"/>
+              <w:rPr>
+                <w:rFonts w:ascii="Consolas" w:hAnsi="Consolas" w:cs="Times New Roman"/>
+                <w:sz w:val="20"/>
+                <w:szCs w:val="20"/>
+                <w:lang w:val="en-US"/>
+              </w:rPr>
+            </w:pPr>
+            <w:r>
+              <w:rPr>
+                <w:rFonts w:ascii="Consolas" w:hAnsi="Consolas" w:cs="Times New Roman"/>
+                <w:sz w:val="20"/>
+                <w:szCs w:val="20"/>
+                <w:lang w:val="en-US"/>
+              </w:rPr>
+              <w:t xml:space="preserve">  scrape_interval: 15s</w:t>
+            </w:r>
+          </w:p>
+          <w:p>
+            <w:pPr>
+              <w:jc w:val="both"/>
+              <w:rPr>
+                <w:rFonts w:ascii="Consolas" w:hAnsi="Consolas" w:cs="Times New Roman"/>
+                <w:sz w:val="20"/>
+                <w:szCs w:val="20"/>
+                <w:lang w:val="en-US"/>
+              </w:rPr>
+            </w:pPr>
+          </w:p>
+          <w:p>
+            <w:pPr>
+              <w:jc w:val="both"/>
+              <w:rPr>
+                <w:rFonts w:ascii="Consolas" w:hAnsi="Consolas" w:cs="Times New Roman"/>
+                <w:sz w:val="20"/>
+                <w:szCs w:val="20"/>
+                <w:lang w:val="en-US"/>
+              </w:rPr>
+            </w:pPr>
+            <w:r>
+              <w:rPr>
+                <w:rFonts w:ascii="Consolas" w:hAnsi="Consolas" w:cs="Times New Roman"/>
+                <w:sz w:val="20"/>
+                <w:szCs w:val="20"/>
+                <w:lang w:val="en-US"/>
+              </w:rPr>
+              <w:t>scrape_configs:</w:t>
+            </w:r>
+          </w:p>
+          <w:p>
+            <w:pPr>
+              <w:jc w:val="both"/>
+              <w:rPr>
+                <w:rFonts w:ascii="Consolas" w:hAnsi="Consolas" w:cs="Times New Roman"/>
+                <w:sz w:val="20"/>
+                <w:szCs w:val="20"/>
+                <w:lang w:val="en-US"/>
+              </w:rPr>
+            </w:pPr>
+            <w:r>
+              <w:rPr>
+                <w:rFonts w:ascii="Consolas" w:hAnsi="Consolas" w:cs="Times New Roman"/>
+                <w:sz w:val="20"/>
+                <w:szCs w:val="20"/>
+                <w:lang w:val="en-US"/>
+              </w:rPr>
+              <w:t xml:space="preserve">  - job_name: 'timeweb-node'</w:t>
+            </w:r>
+          </w:p>
+          <w:p>
+            <w:pPr>
+              <w:jc w:val="both"/>
+              <w:rPr>
+                <w:rFonts w:ascii="Consolas" w:hAnsi="Consolas" w:cs="Times New Roman"/>
+                <w:sz w:val="20"/>
+                <w:szCs w:val="20"/>
+                <w:lang w:val="en-US"/>
+              </w:rPr>
+            </w:pPr>
+            <w:r>
+              <w:rPr>
+                <w:rFonts w:ascii="Consolas" w:hAnsi="Consolas" w:cs="Times New Roman"/>
+                <w:sz w:val="20"/>
+                <w:szCs w:val="20"/>
+                <w:lang w:val="en-US"/>
+              </w:rPr>
+              <w:t xml:space="preserve">    scheme: https</w:t>
+            </w:r>
+          </w:p>
+          <w:p>
+            <w:pPr>
+              <w:jc w:val="both"/>
+              <w:rPr>
+                <w:rFonts w:ascii="Consolas" w:hAnsi="Consolas" w:cs="Times New Roman"/>
+                <w:sz w:val="20"/>
+                <w:szCs w:val="20"/>
+                <w:lang w:val="en-US"/>
+              </w:rPr>
+            </w:pPr>
+            <w:r>
+              <w:rPr>
+                <w:rFonts w:ascii="Consolas" w:hAnsi="Consolas" w:cs="Times New Roman"/>
+                <w:sz w:val="20"/>
+                <w:szCs w:val="20"/>
+                <w:lang w:val="en-US"/>
+              </w:rPr>
+              <w:t xml:space="preserve">    metrics_path: '/057355fe-676b-4d0a-adf2-473bace0c136/node-exporter/metrics'</w:t>
+            </w:r>
+          </w:p>
+          <w:p>
+            <w:pPr>
+              <w:jc w:val="both"/>
+              <w:rPr>
+                <w:rFonts w:ascii="Consolas" w:hAnsi="Consolas" w:cs="Times New Roman"/>
+                <w:sz w:val="20"/>
+                <w:szCs w:val="20"/>
+                <w:lang w:val="en-US"/>
+              </w:rPr>
+            </w:pPr>
+            <w:r>
+              <w:rPr>
+                <w:rFonts w:ascii="Consolas" w:hAnsi="Consolas" w:cs="Times New Roman"/>
+                <w:sz w:val="20"/>
+                <w:szCs w:val="20"/>
+                <w:lang w:val="en-US"/>
+              </w:rPr>
+              <w:t xml:space="preserve">    basic_auth:</w:t>
+            </w:r>
+          </w:p>
+          <w:p>
+            <w:pPr>
+              <w:jc w:val="both"/>
+              <w:rPr>
+                <w:rFonts w:ascii="Consolas" w:hAnsi="Consolas" w:cs="Times New Roman"/>
+                <w:sz w:val="20"/>
+                <w:szCs w:val="20"/>
+                <w:lang w:val="en-US"/>
+              </w:rPr>
+            </w:pPr>
+            <w:r>
+              <w:rPr>
+                <w:rFonts w:ascii="Consolas" w:hAnsi="Consolas" w:cs="Times New Roman"/>
+                <w:sz w:val="20"/>
+                <w:szCs w:val="20"/>
+                <w:lang w:val="en-US"/>
+              </w:rPr>
+              <w:t xml:space="preserve">      username: 'admin'</w:t>
+            </w:r>
+          </w:p>
+          <w:p>
+            <w:pPr>
+              <w:jc w:val="both"/>
+              <w:rPr>
+                <w:rFonts w:ascii="Consolas" w:hAnsi="Consolas" w:cs="Times New Roman"/>
+                <w:sz w:val="20"/>
+                <w:szCs w:val="20"/>
+                <w:lang w:val="en-US"/>
+              </w:rPr>
+            </w:pPr>
+            <w:r>
+              <w:rPr>
+                <w:rFonts w:ascii="Consolas" w:hAnsi="Consolas" w:cs="Times New Roman"/>
+                <w:sz w:val="20"/>
+                <w:szCs w:val="20"/>
+                <w:lang w:val="en-US"/>
+              </w:rPr>
+              <w:t xml:space="preserve">      password_file: '/etc/prometheus/timeweb_pass.txt'</w:t>
+            </w:r>
+          </w:p>
+          <w:p>
+            <w:pPr>
+              <w:jc w:val="both"/>
+              <w:rPr>
+                <w:rFonts w:ascii="Consolas" w:hAnsi="Consolas" w:cs="Times New Roman"/>
+                <w:sz w:val="20"/>
+                <w:szCs w:val="20"/>
+                <w:lang w:val="en-US"/>
+              </w:rPr>
+            </w:pPr>
+            <w:r>
+              <w:rPr>
+                <w:rFonts w:ascii="Consolas" w:hAnsi="Consolas" w:cs="Times New Roman"/>
+                <w:sz w:val="20"/>
+                <w:szCs w:val="20"/>
+                <w:lang w:val="en-US"/>
+              </w:rPr>
+              <w:t xml:space="preserve">    static_configs:</w:t>
+            </w:r>
+          </w:p>
+          <w:p>
+            <w:pPr>
+              <w:jc w:val="both"/>
+              <w:rPr>
+                <w:rFonts w:ascii="Consolas" w:hAnsi="Consolas" w:cs="Times New Roman"/>
+                <w:sz w:val="20"/>
+                <w:szCs w:val="20"/>
+                <w:lang w:val="en-US"/>
+              </w:rPr>
+            </w:pPr>
+            <w:r>
+              <w:rPr>
+                <w:rFonts w:ascii="Consolas" w:hAnsi="Consolas" w:cs="Times New Roman"/>
+                <w:sz w:val="20"/>
+                <w:szCs w:val="20"/>
+                <w:lang w:val="en-US"/>
+              </w:rPr>
+              <w:t xml:space="preserve">      - targets: ['dbs-exporter.timeweb.cloud']</w:t>
+            </w:r>
+          </w:p>
+          <w:p>
+            <w:pPr>
+              <w:jc w:val="both"/>
+              <w:rPr>
+                <w:rFonts w:ascii="Consolas" w:hAnsi="Consolas" w:cs="Times New Roman"/>
+                <w:sz w:val="20"/>
+                <w:szCs w:val="20"/>
+                <w:lang w:val="en-US"/>
+              </w:rPr>
+            </w:pPr>
+          </w:p>
+          <w:p>
+            <w:pPr>
+              <w:jc w:val="both"/>
+              <w:rPr>
+                <w:rFonts w:ascii="Consolas" w:hAnsi="Consolas" w:cs="Times New Roman"/>
+                <w:sz w:val="20"/>
+                <w:szCs w:val="20"/>
+                <w:lang w:val="en-US"/>
+              </w:rPr>
+            </w:pPr>
+            <w:r>
+              <w:rPr>
+                <w:rFonts w:ascii="Consolas" w:hAnsi="Consolas" w:cs="Times New Roman"/>
+                <w:sz w:val="20"/>
+                <w:szCs w:val="20"/>
+                <w:lang w:val="en-US"/>
+              </w:rPr>
+              <w:t xml:space="preserve">  - job_name: 'timeweb-postgres'</w:t>
+            </w:r>
+          </w:p>
+          <w:p>
+            <w:pPr>
+              <w:jc w:val="both"/>
+              <w:rPr>
+                <w:rFonts w:ascii="Consolas" w:hAnsi="Consolas" w:cs="Times New Roman"/>
+                <w:sz w:val="20"/>
+                <w:szCs w:val="20"/>
+                <w:lang w:val="en-US"/>
+              </w:rPr>
+            </w:pPr>
+            <w:r>
+              <w:rPr>
+                <w:rFonts w:ascii="Consolas" w:hAnsi="Consolas" w:cs="Times New Roman"/>
+                <w:sz w:val="20"/>
+                <w:szCs w:val="20"/>
+                <w:lang w:val="en-US"/>
+              </w:rPr>
+              <w:t xml:space="preserve">    scheme: https</w:t>
+            </w:r>
+          </w:p>
+          <w:p>
+            <w:pPr>
+              <w:jc w:val="both"/>
+              <w:rPr>
+                <w:rFonts w:ascii="Consolas" w:hAnsi="Consolas" w:cs="Times New Roman"/>
+                <w:sz w:val="20"/>
+                <w:szCs w:val="20"/>
+                <w:lang w:val="en-US"/>
+              </w:rPr>
+            </w:pPr>
+            <w:r>
+              <w:rPr>
+                <w:rFonts w:ascii="Consolas" w:hAnsi="Consolas" w:cs="Times New Roman"/>
+                <w:sz w:val="20"/>
+                <w:szCs w:val="20"/>
+                <w:lang w:val="en-US"/>
+              </w:rPr>
+              <w:t xml:space="preserve">    metrics_path: '/057355fe-676b-4d0a-adf2-473bace0c136/service/metrics'</w:t>
+            </w:r>
+          </w:p>
+          <w:p>
+            <w:pPr>
+              <w:jc w:val="both"/>
+              <w:rPr>
+                <w:rFonts w:ascii="Consolas" w:hAnsi="Consolas" w:cs="Times New Roman"/>
+                <w:sz w:val="20"/>
+                <w:szCs w:val="20"/>
+                <w:lang w:val="en-US"/>
+              </w:rPr>
+            </w:pPr>
+            <w:r>
+              <w:rPr>
+                <w:rFonts w:ascii="Consolas" w:hAnsi="Consolas" w:cs="Times New Roman"/>
+                <w:sz w:val="20"/>
+                <w:szCs w:val="20"/>
+                <w:lang w:val="en-US"/>
+              </w:rPr>
+              <w:t xml:space="preserve">    basic_auth:</w:t>
+            </w:r>
+          </w:p>
+          <w:p>
+            <w:pPr>
+              <w:jc w:val="both"/>
+              <w:rPr>
+                <w:rFonts w:ascii="Consolas" w:hAnsi="Consolas" w:cs="Times New Roman"/>
+                <w:sz w:val="20"/>
+                <w:szCs w:val="20"/>
+                <w:lang w:val="en-US"/>
+              </w:rPr>
+            </w:pPr>
+            <w:r>
+              <w:rPr>
+                <w:rFonts w:ascii="Consolas" w:hAnsi="Consolas" w:cs="Times New Roman"/>
+                <w:sz w:val="20"/>
+                <w:szCs w:val="20"/>
+                <w:lang w:val="en-US"/>
+              </w:rPr>
+              <w:t xml:space="preserve">      username: 'admin'</w:t>
+            </w:r>
+          </w:p>
+          <w:p>
+            <w:pPr>
+              <w:jc w:val="both"/>
+              <w:rPr>
+                <w:rFonts w:ascii="Consolas" w:hAnsi="Consolas" w:cs="Times New Roman"/>
+                <w:sz w:val="20"/>
+                <w:szCs w:val="20"/>
+                <w:lang w:val="en-US"/>
+              </w:rPr>
+            </w:pPr>
+            <w:r>
+              <w:rPr>
+                <w:rFonts w:ascii="Consolas" w:hAnsi="Consolas" w:cs="Times New Roman"/>
+                <w:sz w:val="20"/>
+                <w:szCs w:val="20"/>
+                <w:lang w:val="en-US"/>
+              </w:rPr>
+              <w:t xml:space="preserve">      password_file: '/etc/prometheus/timeweb_pass.txt'</w:t>
+            </w:r>
+          </w:p>
+          <w:p>
+            <w:pPr>
+              <w:jc w:val="both"/>
+              <w:rPr>
+                <w:rFonts w:ascii="Consolas" w:hAnsi="Consolas" w:cs="Times New Roman"/>
+                <w:sz w:val="20"/>
+                <w:szCs w:val="20"/>
+                <w:lang w:val="en-US"/>
+              </w:rPr>
+            </w:pPr>
+            <w:r>
+              <w:rPr>
+                <w:rFonts w:ascii="Consolas" w:hAnsi="Consolas" w:cs="Times New Roman"/>
+                <w:sz w:val="20"/>
+                <w:szCs w:val="20"/>
+                <w:lang w:val="en-US"/>
+              </w:rPr>
+              <w:t xml:space="preserve">    static_configs:</w:t>
+            </w:r>
+          </w:p>
+          <w:p>
+            <w:pPr>
+              <w:jc w:val="both"/>
+              <w:rPr>
+                <w:rFonts w:ascii="Times New Roman" w:hAnsi="Times New Roman" w:cs="Times New Roman"/>
+                <w:sz w:val="20"/>
+                <w:szCs w:val="20"/>
+                <w:lang w:val="en-US"/>
+              </w:rPr>
+            </w:pPr>
+            <w:r>
+              <w:rPr>
+                <w:rFonts w:ascii="Consolas" w:hAnsi="Consolas" w:cs="Times New Roman"/>
+                <w:sz w:val="20"/>
+                <w:szCs w:val="20"/>
+                <w:lang w:val="en-US"/>
+              </w:rPr>
+              <w:t xml:space="preserve">      - targets: ['dbs-exporter.timeweb.cloud']</w:t>
+            </w:r>
+          </w:p>
+        </w:tc>
+      </w:tr>
+    </w:tbl>
+    <w:p>
+      <w:pPr>
+        <w:spacing w:after="0" w:line="360" w:lineRule="auto"/>
+        <w:ind w:firstLine="709"/>
+        <w:jc w:val="both"/>
+        <w:rPr>
+          <w:rFonts w:ascii="Times New Roman" w:hAnsi="Times New Roman" w:cs="Times New Roman"/>
+          <w:sz w:val="28"/>
+          <w:szCs w:val="28"/>
+          <w:lang w:val="en-US"/>
+        </w:rPr>
+      </w:pPr>
+    </w:p>
+    <w:p>
+      <w:pPr>
+        <w:spacing w:after="0" w:line="360" w:lineRule="auto"/>
+        <w:ind w:firstLine="709"/>
+        <w:jc w:val="both"/>
+        <w:rPr>
+          <w:rFonts w:ascii="Times New Roman" w:hAnsi="Times New Roman" w:cs="Times New Roman"/>
+          <w:sz w:val="28"/>
+          <w:szCs w:val="28"/>
+        </w:rPr>
+      </w:pPr>
+      <w:r>
+        <w:rPr>
+          <w:rFonts w:ascii="Times New Roman" w:hAnsi="Times New Roman" w:cs="Times New Roman"/>
+          <w:sz w:val="28"/>
+          <w:szCs w:val="28"/>
+        </w:rPr>
+        <w:t xml:space="preserve">Prometheus настроен на фоновый скрейпинг (сбор) системных метрик с облачного сервера по протоколу HTTPS. В свою очередь, Grafana подключается к Prometheus и выводит полученные данные в виде удобных дашбордов. Это позволяет системному администратору визуально контролировать показатели СУБД (активные сессии, транзакции), а также </w:t>
+      </w:r>
+      <w:r>
+        <w:rPr>
+          <w:rFonts w:ascii="Times New Roman" w:hAnsi="Times New Roman" w:cs="Times New Roman"/>
+          <w:sz w:val="28"/>
+          <w:szCs w:val="28"/>
+        </w:rPr>
+        <w:t xml:space="preserve">общую нагрузку на процессор, использование оперативной памяти и </w:t>
+      </w:r>
+      <w:r>
+        <w:rPr>
+          <w:rFonts w:ascii="Times New Roman" w:hAnsi="Times New Roman" w:cs="Times New Roman"/>
+          <w:sz w:val="28"/>
+          <w:szCs w:val="28"/>
+        </w:rPr>
+        <w:lastRenderedPageBreak/>
+        <w:t>дискового пространства</w:t>
+      </w:r>
+      <w:r>
+        <w:rPr>
+          <w:rFonts w:ascii="Times New Roman" w:hAnsi="Times New Roman" w:cs="Times New Roman"/>
+          <w:sz w:val="28"/>
+          <w:szCs w:val="28"/>
+        </w:rPr>
+        <w:t xml:space="preserve">. Интерфейс графиков представлен на рисунках </w:t>
+      </w:r>
+      <w:r>
+        <w:rPr>
+          <w:rFonts w:ascii="Times New Roman" w:hAnsi="Times New Roman" w:cs="Times New Roman"/>
           <w:sz w:val="28"/>
           <w:szCs w:val="28"/>
         </w:rPr>
@@ -18621,7 +19295,6 @@
       <w:r>
         <w:rPr>
           <w:rFonts w:ascii="Times New Roman" w:hAnsi="Times New Roman" w:cs="Times New Roman"/>
-          <w:color w:val="FF0000"/>
           <w:sz w:val="28"/>
           <w:szCs w:val="28"/>
         </w:rPr>
@@ -18630,7 +19303,6 @@
       <w:r>
         <w:rPr>
           <w:rFonts w:ascii="Times New Roman" w:hAnsi="Times New Roman" w:cs="Times New Roman"/>
-          <w:color w:val="FF0000"/>
           <w:sz w:val="28"/>
           <w:szCs w:val="28"/>
         </w:rPr>
@@ -18796,7 +19468,6 @@
           <w:sz w:val="28"/>
           <w:szCs w:val="28"/>
         </w:rPr>
-        <w:lastRenderedPageBreak/>
         <w:drawing>
           <wp:inline distT="0" distB="0" distL="0" distR="0" wp14:anchorId="4AA2F663" wp14:editId="5062859D">
             <wp:extent cx="5940425" cy="3866515"/>
@@ -18907,7 +19578,16 @@
           <w:sz w:val="28"/>
           <w:szCs w:val="28"/>
         </w:rPr>
-        <w:t xml:space="preserve"> — Дашборд аппаратного мониторинга сервера (Grafana)</w:t>
+        <w:t xml:space="preserve"> — </w:t>
+      </w:r>
+      <w:r>
+        <w:rPr>
+          <w:rFonts w:ascii="Times New Roman" w:hAnsi="Times New Roman" w:cs="Times New Roman"/>
+          <w:noProof/>
+          <w:sz w:val="28"/>
+          <w:szCs w:val="28"/>
+        </w:rPr>
+        <w:t>Дашборд аппаратного мониторинга сервера (Grafana)</w:t>
       </w:r>
     </w:p>
     <w:p>
@@ -18927,48 +19607,24 @@
           <w:sz w:val="28"/>
           <w:szCs w:val="28"/>
         </w:rPr>
-        <w:t xml:space="preserve">Кроме того, в </w:t>
-      </w:r>
-      <w:r>
-        <w:rPr>
-          <w:rFonts w:ascii="Times New Roman" w:hAnsi="Times New Roman" w:cs="Times New Roman"/>
-          <w:color w:val="FF0000"/>
-          <w:sz w:val="28"/>
-          <w:szCs w:val="28"/>
-        </w:rPr>
-        <w:t xml:space="preserve">Приложении В </w:t>
-      </w:r>
-      <w:r>
-        <w:rPr>
-          <w:rFonts w:ascii="Times New Roman" w:hAnsi="Times New Roman" w:cs="Times New Roman"/>
-          <w:sz w:val="28"/>
-          <w:szCs w:val="28"/>
-        </w:rPr>
-        <w:t>представлен файл release.yml,</w:t>
-      </w:r>
-      <w:r>
-        <w:rPr>
-          <w:rFonts w:ascii="Times New Roman" w:hAnsi="Times New Roman" w:cs="Times New Roman"/>
-          <w:sz w:val="28"/>
-          <w:szCs w:val="28"/>
-        </w:rPr>
-        <w:t xml:space="preserve"> </w:t>
-      </w:r>
-      <w:r>
-        <w:rPr>
-          <w:rFonts w:ascii="Times New Roman" w:hAnsi="Times New Roman" w:cs="Times New Roman"/>
-          <w:sz w:val="28"/>
-          <w:szCs w:val="28"/>
-        </w:rPr>
-        <w:t>код которого отвечает</w:t>
-      </w:r>
-      <w:r>
-        <w:rPr>
-          <w:rFonts w:ascii="Times New Roman" w:hAnsi="Times New Roman" w:cs="Times New Roman"/>
-          <w:sz w:val="28"/>
-          <w:szCs w:val="28"/>
-        </w:rPr>
-        <w:t xml:space="preserve"> за настройку CI/CD конвейера в GitHub Actions. Этот сценарий автоматически компилирует проект в облаке и собирает готовую версию программы, полностью заменяя ручную работу.</w:t>
+        <w:t xml:space="preserve">Кроме того, в Приложении В представлен файл release.yml, код которого отвечает за настройку CI/CD конвейера </w:t>
+      </w:r>
+      <w:r>
+        <w:rPr>
+          <w:rFonts w:ascii="Times New Roman" w:hAnsi="Times New Roman" w:cs="Times New Roman"/>
+          <w:sz w:val="28"/>
+          <w:szCs w:val="28"/>
+        </w:rPr>
+        <w:t xml:space="preserve">в GitHub Actions. Этот сценарий </w:t>
+      </w:r>
+      <w:r>
+        <w:rPr>
+          <w:rFonts w:ascii="Times New Roman" w:hAnsi="Times New Roman" w:cs="Times New Roman"/>
+          <w:sz w:val="28"/>
+          <w:szCs w:val="28"/>
+        </w:rPr>
+        <w:lastRenderedPageBreak/>
+        <w:t>автоматически компилирует проект в облаке и собирает готовую версию программы, полностью заменяя ручную работу.</w:t>
       </w:r>
       <w:r>
         <w:rPr>
@@ -19004,21 +19660,19 @@
           <w:sz w:val="28"/>
           <w:szCs w:val="28"/>
         </w:rPr>
-        <w:t xml:space="preserve">Происходит компиляция проекта компилятором MinGW, после чего консольная утилита windeployqt автоматически собирает необходимые динамические библиотеки (DLL) фреймворка Qt. На финальном этапе архиватор Inno Setup через скрипт setup.iss формирует полноценный установочный .exe файл, готовый к загрузке клиентами. Результат успешного прохождения всех этапов автоматизированного конвейера сборки релизной версии программного продукта продемонстрирован на </w:t>
-      </w:r>
-      <w:r>
-        <w:rPr>
-          <w:rFonts w:ascii="Times New Roman" w:hAnsi="Times New Roman" w:cs="Times New Roman"/>
-          <w:color w:val="FF0000"/>
-          <w:sz w:val="28"/>
-          <w:szCs w:val="28"/>
-        </w:rPr>
-        <w:t xml:space="preserve">рисунке </w:t>
-      </w:r>
-      <w:r>
-        <w:rPr>
-          <w:rFonts w:ascii="Times New Roman" w:hAnsi="Times New Roman" w:cs="Times New Roman"/>
-          <w:color w:val="FF0000"/>
+        <w:t xml:space="preserve">Происходит компиляция проекта компилятором MinGW, после чего консольная утилита windeployqt автоматически собирает необходимые динамические библиотеки (DLL) </w:t>
+      </w:r>
+      <w:r>
+        <w:rPr>
+          <w:rFonts w:ascii="Times New Roman" w:hAnsi="Times New Roman" w:cs="Times New Roman"/>
+          <w:sz w:val="28"/>
+          <w:szCs w:val="28"/>
+        </w:rPr>
+        <w:t xml:space="preserve">фреймворка Qt. На финальном этапе архиватор Inno Setup через скрипт setup.iss формирует полноценный установочный .exe файл, готовый к загрузке клиентами. Результат успешного прохождения всех этапов автоматизированного конвейера сборки релизной версии программного продукта продемонстрирован на рисунке </w:t>
+      </w:r>
+      <w:r>
+        <w:rPr>
+          <w:rFonts w:ascii="Times New Roman" w:hAnsi="Times New Roman" w:cs="Times New Roman"/>
           <w:sz w:val="28"/>
           <w:szCs w:val="28"/>
         </w:rPr>
@@ -19027,7 +19681,6 @@
       <w:r>
         <w:rPr>
           <w:rFonts w:ascii="Times New Roman" w:hAnsi="Times New Roman" w:cs="Times New Roman"/>
-          <w:color w:val="FF0000"/>
           <w:sz w:val="28"/>
           <w:szCs w:val="28"/>
         </w:rPr>
@@ -19057,7 +19710,6 @@
           <w:vertAlign w:val="subscript"/>
           <w:lang w:val="en-US"/>
         </w:rPr>
-        <w:lastRenderedPageBreak/>
         <w:drawing>
           <wp:inline distT="0" distB="0" distL="0" distR="0" wp14:anchorId="32BAE6AB" wp14:editId="47300796">
             <wp:extent cx="5638800" cy="3089275"/>
@@ -19192,11 +19844,11 @@
       <w:pPr>
         <w:pStyle w:val="2"/>
       </w:pPr>
-      <w:bookmarkStart w:id="10" w:name="_Toc229855205"/>
+      <w:bookmarkStart w:id="11" w:name="_Toc231119258"/>
       <w:r>
         <w:t>2.3 Руководство пользователя на примере оформления заказа</w:t>
       </w:r>
-      <w:bookmarkEnd w:id="10"/>
+      <w:bookmarkEnd w:id="11"/>
     </w:p>
     <w:p/>
     <w:p>
@@ -19216,7 +19868,16 @@
           <w:sz w:val="28"/>
           <w:szCs w:val="28"/>
         </w:rPr>
-        <w:t>Программный комплекс предназначен для автоматизации бизнес-процессов багетной мастерской: калькуляции стоимости изделий, складского учета и управления заказами. Для работы программы требуется ОС Windows 10/11, подключение к сети Интернет и наличие установленных драйверов для печати чеков.</w:t>
+        <w:t xml:space="preserve">Программный комплекс предназначен для автоматизации бизнес-процессов багетной мастерской: калькуляции стоимости изделий, складского учета и управления заказами. Для работы программы требуется ОС Windows </w:t>
+      </w:r>
+      <w:r>
+        <w:rPr>
+          <w:rFonts w:ascii="Times New Roman" w:hAnsi="Times New Roman" w:cs="Times New Roman"/>
+          <w:sz w:val="28"/>
+          <w:szCs w:val="28"/>
+        </w:rPr>
+        <w:lastRenderedPageBreak/>
+        <w:t>10/11, подключение к сети Интернет и наличие установленных драйверов для печати чеков.</w:t>
       </w:r>
     </w:p>
     <w:p>
@@ -19256,16 +19917,7 @@
           <w:sz w:val="28"/>
           <w:szCs w:val="28"/>
         </w:rPr>
-        <w:t xml:space="preserve">Разработанный графический интерфейс интуитивно понятен и динамически перестраивается в зависимости от роли авторизованного пользователя. Ниже представлен сценарий работы с системой от лица </w:t>
-      </w:r>
-      <w:r>
-        <w:rPr>
-          <w:rFonts w:ascii="Times New Roman" w:hAnsi="Times New Roman" w:cs="Times New Roman"/>
-          <w:sz w:val="28"/>
-          <w:szCs w:val="28"/>
-        </w:rPr>
-        <w:lastRenderedPageBreak/>
-        <w:t>сотрудника с ролью «Продавец» на примере оформления заказа для клиента Иванова И.И.</w:t>
+        <w:t>Разработанный графический интерфейс интуитивно понятен и динамически перестраивается в зависимости от роли авторизованного пользователя. Ниже представлен сценарий работы с системой от лица сотрудника с ролью «Продавец» на примере оформления заказа для клиента Иванова И.И.</w:t>
       </w:r>
     </w:p>
     <w:p>
@@ -19293,21 +19945,11 @@
           <w:sz w:val="28"/>
           <w:szCs w:val="28"/>
         </w:rPr>
-        <w:t xml:space="preserve"> Внешний вид экрана авторизации представлен на </w:t>
-      </w:r>
-      <w:r>
-        <w:rPr>
-          <w:rFonts w:ascii="Times New Roman" w:hAnsi="Times New Roman" w:cs="Times New Roman"/>
-          <w:color w:val="FF0000"/>
-          <w:sz w:val="28"/>
-          <w:szCs w:val="28"/>
-        </w:rPr>
-        <w:t>рисунке 1</w:t>
-      </w:r>
-      <w:r>
-        <w:rPr>
-          <w:rFonts w:ascii="Times New Roman" w:hAnsi="Times New Roman" w:cs="Times New Roman"/>
-          <w:color w:val="FF0000"/>
+        <w:t xml:space="preserve"> Внешний вид экрана авторизации представлен на рисунке 1</w:t>
+      </w:r>
+      <w:r>
+        <w:rPr>
+          <w:rFonts w:ascii="Times New Roman" w:hAnsi="Times New Roman" w:cs="Times New Roman"/>
           <w:sz w:val="28"/>
           <w:szCs w:val="28"/>
         </w:rPr>
@@ -19342,9 +19984,9 @@
           <w:szCs w:val="28"/>
         </w:rPr>
         <w:drawing>
-          <wp:inline distT="0" distB="0" distL="0" distR="0" wp14:anchorId="22030B97" wp14:editId="7F43055B">
-            <wp:extent cx="4186517" cy="3101153"/>
-            <wp:effectExtent l="0" t="0" r="5080" b="4445"/>
+          <wp:inline distT="0" distB="0" distL="0" distR="0" wp14:anchorId="22030B97" wp14:editId="338F65DD">
+            <wp:extent cx="4447107" cy="3294185"/>
+            <wp:effectExtent l="0" t="0" r="0" b="1905"/>
             <wp:docPr id="20" name="Рисунок 20"/>
             <wp:cNvGraphicFramePr>
               <a:graphicFrameLocks xmlns:a="http://schemas.openxmlformats.org/drawingml/2006/main" noChangeAspect="1"/>
@@ -19364,7 +20006,7 @@
                   <pic:spPr bwMode="auto">
                     <a:xfrm>
                       <a:off x="0" y="0"/>
-                      <a:ext cx="4201353" cy="3112143"/>
+                      <a:ext cx="4502041" cy="3334877"/>
                     </a:xfrm>
                     <a:prstGeom prst="rect">
                       <a:avLst/>
@@ -19470,6 +20112,18 @@
           <w:rFonts w:ascii="Times New Roman" w:hAnsi="Times New Roman" w:cs="Times New Roman"/>
           <w:sz w:val="28"/>
           <w:szCs w:val="28"/>
+        </w:rPr>
+      </w:pPr>
+    </w:p>
+    <w:p>
+      <w:pPr>
+        <w:spacing w:after="0" w:line="360" w:lineRule="auto"/>
+        <w:ind w:firstLine="709"/>
+        <w:jc w:val="both"/>
+        <w:rPr>
+          <w:rFonts w:ascii="Times New Roman" w:hAnsi="Times New Roman" w:cs="Times New Roman"/>
+          <w:sz w:val="28"/>
+          <w:szCs w:val="28"/>
           <w:lang w:val="en-US"/>
         </w:rPr>
       </w:pPr>
@@ -19479,21 +20133,20 @@
           <w:sz w:val="28"/>
           <w:szCs w:val="28"/>
         </w:rPr>
-        <w:t xml:space="preserve">Шаг 2. Идентификация или регистрация клиента. Продавец уточняет, обращался ли клиент в мастерскую ранее. К продавцу обратился новый клиент — Иванов И.И. Сотрудник переходит во вкладку «Покупатели» и нажимает кнопку «Добавить покупателя». В открывшейся форме вводится ФИО «Иванов Иван Иванович», его контактный телефон и email. Внешний вид формы представлен на </w:t>
-      </w:r>
-      <w:r>
-        <w:rPr>
-          <w:rFonts w:ascii="Times New Roman" w:hAnsi="Times New Roman" w:cs="Times New Roman"/>
-          <w:color w:val="FF0000"/>
-          <w:sz w:val="28"/>
-          <w:szCs w:val="28"/>
-        </w:rPr>
-        <w:t>рисунке</w:t>
-      </w:r>
-      <w:r>
-        <w:rPr>
-          <w:rFonts w:ascii="Times New Roman" w:hAnsi="Times New Roman" w:cs="Times New Roman"/>
-          <w:color w:val="FF0000"/>
+        <w:lastRenderedPageBreak/>
+        <w:t xml:space="preserve">Шаг 2. Идентификация или регистрация клиента. Продавец уточняет, </w:t>
+      </w:r>
+      <w:r>
+        <w:rPr>
+          <w:rFonts w:ascii="Times New Roman" w:hAnsi="Times New Roman" w:cs="Times New Roman"/>
+          <w:sz w:val="28"/>
+          <w:szCs w:val="28"/>
+        </w:rPr>
+        <w:t>обращался ли клиент в мастерскую ранее. К продавцу обратился новый клиент — Иванов И.И. Сотрудник переходит во вкладку «Покупатели» и нажимает кнопку «Добавить покупателя». В открывшейся форме вводится ФИО «Иванов Иван Иванович», его контактный телефон и email. Внешний вид формы представлен на рисунке</w:t>
+      </w:r>
+      <w:r>
+        <w:rPr>
+          <w:rFonts w:ascii="Times New Roman" w:hAnsi="Times New Roman" w:cs="Times New Roman"/>
           <w:sz w:val="28"/>
           <w:szCs w:val="28"/>
           <w:lang w:val="en-US"/>
@@ -19503,7 +20156,6 @@
       <w:r>
         <w:rPr>
           <w:rFonts w:ascii="Times New Roman" w:hAnsi="Times New Roman" w:cs="Times New Roman"/>
-          <w:color w:val="FF0000"/>
           <w:sz w:val="28"/>
           <w:szCs w:val="28"/>
         </w:rPr>
@@ -19528,10 +20180,10 @@
       <w:r>
         <w:rPr>
           <w:rFonts w:ascii="Times New Roman" w:hAnsi="Times New Roman" w:cs="Times New Roman"/>
-          <w:sz w:val="28"/>
-          <w:szCs w:val="28"/>
-        </w:rPr>
-        <w:lastRenderedPageBreak/>
+          <w:noProof/>
+          <w:sz w:val="28"/>
+          <w:szCs w:val="28"/>
+        </w:rPr>
         <w:drawing>
           <wp:inline distT="0" distB="0" distL="0" distR="0" wp14:anchorId="2FACC603" wp14:editId="63CCA657">
             <wp:extent cx="4292696" cy="5158120"/>
@@ -19692,30 +20344,36 @@
           <w:rFonts w:ascii="Times New Roman" w:hAnsi="Times New Roman" w:cs="Times New Roman"/>
           <w:sz w:val="28"/>
           <w:szCs w:val="28"/>
-          <w:lang w:val="en-US"/>
-        </w:rPr>
-      </w:pPr>
-      <w:r>
-        <w:rPr>
-          <w:rFonts w:ascii="Times New Roman" w:hAnsi="Times New Roman" w:cs="Times New Roman"/>
-          <w:sz w:val="28"/>
-          <w:szCs w:val="28"/>
-        </w:rPr>
-        <w:t xml:space="preserve">Шаг 4. Заполнение спецификации. В открывшейся форме продавец последовательно вводит технические требования клиента Иванова И.И. В выпадающем списке клиентов выбирается созданная карточка Иванова И.И. Далее вводятся габариты требуемой рамы, выбирается тип деревянного багета и необходимая фурнитура (списки автоматически подгружают актуальные позиции и цены со склада). По мере ввода данных система автоматически калькулирует итоговую стоимость. Пример заполненной формы представлен на </w:t>
-      </w:r>
-      <w:r>
-        <w:rPr>
-          <w:rFonts w:ascii="Times New Roman" w:hAnsi="Times New Roman" w:cs="Times New Roman"/>
-          <w:color w:val="FF0000"/>
-          <w:sz w:val="28"/>
-          <w:szCs w:val="28"/>
-        </w:rPr>
-        <w:t xml:space="preserve">рисунке </w:t>
-      </w:r>
-      <w:r>
-        <w:rPr>
-          <w:rFonts w:ascii="Times New Roman" w:hAnsi="Times New Roman" w:cs="Times New Roman"/>
-          <w:color w:val="FF0000"/>
+        </w:rPr>
+      </w:pPr>
+      <w:r>
+        <w:rPr>
+          <w:rFonts w:ascii="Times New Roman" w:hAnsi="Times New Roman" w:cs="Times New Roman"/>
+          <w:sz w:val="28"/>
+          <w:szCs w:val="28"/>
+        </w:rPr>
+        <w:t xml:space="preserve">Шаг 4. Заполнение спецификации. В открывшейся форме продавец последовательно вводит технические требования клиента Иванова И.И. В </w:t>
+      </w:r>
+      <w:r>
+        <w:rPr>
+          <w:rFonts w:ascii="Times New Roman" w:hAnsi="Times New Roman" w:cs="Times New Roman"/>
+          <w:sz w:val="28"/>
+          <w:szCs w:val="28"/>
+        </w:rPr>
+        <w:lastRenderedPageBreak/>
+        <w:t xml:space="preserve">выпадающем списке клиентов выбирается созданная карточка Иванова И.И. </w:t>
+      </w:r>
+      <w:r>
+        <w:rPr>
+          <w:rFonts w:ascii="Times New Roman" w:hAnsi="Times New Roman" w:cs="Times New Roman"/>
+          <w:sz w:val="28"/>
+          <w:szCs w:val="28"/>
+        </w:rPr>
+        <w:t xml:space="preserve">Далее вводятся габариты требуемой рамы, выбирается тип деревянного багета и необходимая фурнитура (списки автоматически подгружают актуальные позиции и цены со склада). По мере ввода данных система автоматически калькулирует итоговую стоимость. Пример заполненной формы представлен на рисунке </w:t>
+      </w:r>
+      <w:r>
+        <w:rPr>
+          <w:rFonts w:ascii="Times New Roman" w:hAnsi="Times New Roman" w:cs="Times New Roman"/>
           <w:sz w:val="28"/>
           <w:szCs w:val="28"/>
         </w:rPr>
@@ -19726,7 +20384,6 @@
           <w:rFonts w:ascii="Times New Roman" w:hAnsi="Times New Roman" w:cs="Times New Roman"/>
           <w:sz w:val="28"/>
           <w:szCs w:val="28"/>
-          <w:lang w:val="en-US"/>
         </w:rPr>
         <w:t>.</w:t>
       </w:r>
@@ -19740,10 +20397,10 @@
       <w:r>
         <w:rPr>
           <w:rFonts w:ascii="Times New Roman" w:hAnsi="Times New Roman" w:cs="Times New Roman"/>
-          <w:sz w:val="28"/>
-          <w:szCs w:val="28"/>
-        </w:rPr>
-        <w:lastRenderedPageBreak/>
+          <w:noProof/>
+          <w:sz w:val="28"/>
+          <w:szCs w:val="28"/>
+        </w:rPr>
         <w:drawing>
           <wp:inline distT="0" distB="0" distL="0" distR="0" wp14:anchorId="4E5F75F6" wp14:editId="0BB0FC6F">
             <wp:extent cx="3477790" cy="4858870"/>
@@ -19892,37 +20549,27 @@
           <w:sz w:val="28"/>
           <w:szCs w:val="28"/>
         </w:rPr>
-        <w:t>Шаг 5. Фиксация транзакции и печать чека. После проверки параметров продавец нажимает кнопку «Создать». Программа выполняет безопасную SQL-транзакцию, резервируя материалы на складе. Сразу после этого система формирует электронный товарный чек в формате PDF на имя Иванова И.И. Продавец сохраняет файл и отправляет его на печать для выдачи клиенту.</w:t>
-      </w:r>
-      <w:r>
-        <w:rPr>
-          <w:rFonts w:ascii="Times New Roman" w:hAnsi="Times New Roman" w:cs="Times New Roman"/>
-          <w:sz w:val="28"/>
-          <w:szCs w:val="28"/>
-        </w:rPr>
-        <w:t xml:space="preserve"> </w:t>
-      </w:r>
-      <w:r>
-        <w:rPr>
-          <w:rFonts w:ascii="Times New Roman" w:hAnsi="Times New Roman" w:cs="Times New Roman"/>
-          <w:sz w:val="28"/>
-          <w:szCs w:val="28"/>
-        </w:rPr>
-        <w:t xml:space="preserve">Пример сформированного чека представлен на </w:t>
-      </w:r>
-      <w:r>
-        <w:rPr>
-          <w:rFonts w:ascii="Times New Roman" w:hAnsi="Times New Roman" w:cs="Times New Roman"/>
-          <w:color w:val="FF0000"/>
-          <w:sz w:val="28"/>
-          <w:szCs w:val="28"/>
-        </w:rPr>
-        <w:t xml:space="preserve">рисунке </w:t>
-      </w:r>
-      <w:r>
-        <w:rPr>
-          <w:rFonts w:ascii="Times New Roman" w:hAnsi="Times New Roman" w:cs="Times New Roman"/>
-          <w:color w:val="FF0000"/>
+        <w:t xml:space="preserve">Шаг 5. Фиксация транзакции и печать чека. После проверки параметров продавец нажимает кнопку «Создать». Программа выполняет безопасную SQL-транзакцию, резервируя материалы на складе. Сразу после этого система формирует электронный товарный чек в формате PDF на имя Иванова И.И. Продавец сохраняет файл и отправляет </w:t>
+      </w:r>
+      <w:r>
+        <w:rPr>
+          <w:rFonts w:ascii="Times New Roman" w:hAnsi="Times New Roman" w:cs="Times New Roman"/>
+          <w:sz w:val="28"/>
+          <w:szCs w:val="28"/>
+        </w:rPr>
+        <w:t>его на печать для выдачи клиенту.</w:t>
+      </w:r>
+      <w:r>
+        <w:rPr>
+          <w:rFonts w:ascii="Times New Roman" w:hAnsi="Times New Roman" w:cs="Times New Roman"/>
+          <w:sz w:val="28"/>
+          <w:szCs w:val="28"/>
+        </w:rPr>
+        <w:t xml:space="preserve"> Пример сформированного чека представлен на рисунке </w:t>
+      </w:r>
+      <w:r>
+        <w:rPr>
+          <w:rFonts w:ascii="Times New Roman" w:hAnsi="Times New Roman" w:cs="Times New Roman"/>
           <w:sz w:val="28"/>
           <w:szCs w:val="28"/>
         </w:rPr>
@@ -19931,7 +20578,6 @@
       <w:r>
         <w:rPr>
           <w:rFonts w:ascii="Times New Roman" w:hAnsi="Times New Roman" w:cs="Times New Roman"/>
-          <w:color w:val="FF0000"/>
           <w:sz w:val="28"/>
           <w:szCs w:val="28"/>
         </w:rPr>
@@ -19953,6 +20599,9 @@
         <w:jc w:val="center"/>
       </w:pPr>
       <w:r>
+        <w:rPr>
+          <w:noProof/>
+        </w:rPr>
         <w:lastRenderedPageBreak/>
         <w:drawing>
           <wp:inline distT="0" distB="0" distL="0" distR="0" wp14:anchorId="4DF74FFA" wp14:editId="029C4B97">
@@ -20070,14 +20719,78 @@
     <w:p>
       <w:pPr>
         <w:spacing w:after="0" w:line="360" w:lineRule="auto"/>
-      </w:pPr>
+        <w:ind w:firstLine="709"/>
+        <w:jc w:val="both"/>
+        <w:rPr>
+          <w:rFonts w:ascii="Times New Roman" w:hAnsi="Times New Roman" w:cs="Times New Roman"/>
+          <w:sz w:val="28"/>
+          <w:szCs w:val="28"/>
+        </w:rPr>
+      </w:pPr>
+      <w:r>
+        <w:rPr>
+          <w:rFonts w:ascii="Times New Roman" w:hAnsi="Times New Roman" w:cs="Times New Roman"/>
+          <w:sz w:val="28"/>
+          <w:szCs w:val="28"/>
+        </w:rPr>
+        <w:t>После генерации товарного чека в формате PDF, который представлен на рисунке 21, продавец может сохранить его на компьютер. Процесс сохранения файла для последующей печати и выдачи клиенту продемонстрирован на рисунке 28 в Приложении Д. С этого момента оформленный заказ сохраняется в базе данных со статусом «Новый» и автоматически появляется в рабочем пространстве мастера. Одновременно с этим система выполняет транзакцию по списанию зарезервированных материалов со склада.</w:t>
+      </w:r>
     </w:p>
     <w:p>
       <w:pPr>
+        <w:spacing w:after="0" w:line="360" w:lineRule="auto"/>
+        <w:ind w:firstLine="709"/>
+        <w:jc w:val="both"/>
+        <w:rPr>
+          <w:rFonts w:ascii="Times New Roman" w:hAnsi="Times New Roman" w:cs="Times New Roman"/>
+          <w:sz w:val="28"/>
+          <w:szCs w:val="28"/>
+        </w:rPr>
+      </w:pPr>
+      <w:r>
+        <w:rPr>
+          <w:rFonts w:ascii="Times New Roman" w:hAnsi="Times New Roman" w:cs="Times New Roman"/>
+          <w:sz w:val="28"/>
+          <w:szCs w:val="28"/>
+        </w:rPr>
+        <w:t xml:space="preserve">После фактического изготовления рамы, мастер меняет статус заказа на «Готов». Это сигнализирует продавцу о том, что изделие можно выдавать клиенту. При передаче готовой работы покупателю, продавец переводит </w:t>
+      </w:r>
+      <w:r>
+        <w:rPr>
+          <w:rFonts w:ascii="Times New Roman" w:hAnsi="Times New Roman" w:cs="Times New Roman"/>
+          <w:sz w:val="28"/>
+          <w:szCs w:val="28"/>
+        </w:rPr>
+        <w:lastRenderedPageBreak/>
+        <w:t>статус заказа в «Завершен», тем самым полностью закрывая жизненный цикл обслуживания заказа.</w:t>
+      </w:r>
+      <w:r>
+        <w:rPr>
+          <w:rFonts w:ascii="Times New Roman" w:hAnsi="Times New Roman" w:cs="Times New Roman"/>
+          <w:sz w:val="28"/>
+          <w:szCs w:val="28"/>
+        </w:rPr>
+        <w:t xml:space="preserve"> </w:t>
+      </w:r>
+    </w:p>
+    <w:p>
+      <w:pPr>
+        <w:spacing w:after="0" w:line="360" w:lineRule="auto"/>
+        <w:ind w:firstLine="709"/>
+        <w:jc w:val="both"/>
+        <w:rPr>
+          <w:rFonts w:ascii="Times New Roman" w:hAnsi="Times New Roman" w:cs="Times New Roman"/>
+          <w:sz w:val="28"/>
+          <w:szCs w:val="28"/>
+        </w:rPr>
+      </w:pPr>
+    </w:p>
+    <w:p>
+      <w:pPr>
         <w:pStyle w:val="2"/>
         <w:spacing w:before="0"/>
       </w:pPr>
-      <w:bookmarkStart w:id="11" w:name="_Toc229855206"/>
+      <w:bookmarkStart w:id="12" w:name="_Toc231119259"/>
       <w:r>
         <w:t>2.</w:t>
       </w:r>
@@ -20087,7 +20800,7 @@
       <w:r>
         <w:t xml:space="preserve"> Тестирование программного обеспечения</w:t>
       </w:r>
-      <w:bookmarkEnd w:id="11"/>
+      <w:bookmarkEnd w:id="12"/>
     </w:p>
     <w:p>
       <w:pPr>
@@ -21257,15 +21970,13 @@
                 <w:rFonts w:ascii="Times New Roman" w:hAnsi="Times New Roman" w:cs="Times New Roman"/>
                 <w:sz w:val="20"/>
                 <w:szCs w:val="20"/>
-                <w:lang w:val="en-US"/>
-              </w:rPr>
-            </w:pPr>
-            <w:r>
-              <w:rPr>
-                <w:rFonts w:ascii="Times New Roman" w:hAnsi="Times New Roman" w:cs="Times New Roman"/>
-                <w:sz w:val="20"/>
-                <w:szCs w:val="20"/>
-                <w:lang w:val="en-US"/>
+              </w:rPr>
+            </w:pPr>
+            <w:r>
+              <w:rPr>
+                <w:rFonts w:ascii="Times New Roman" w:hAnsi="Times New Roman" w:cs="Times New Roman"/>
+                <w:sz w:val="20"/>
+                <w:szCs w:val="20"/>
               </w:rPr>
               <w:t>Проверка граничных значений (валидация ввода)</w:t>
             </w:r>
@@ -21290,9 +22001,17 @@
                 <w:rFonts w:ascii="Times New Roman" w:hAnsi="Times New Roman" w:cs="Times New Roman"/>
                 <w:sz w:val="20"/>
                 <w:szCs w:val="20"/>
-                <w:lang w:val="en-US"/>
-              </w:rPr>
-              <w:t>Приложение запущено. Авторизация под ролью «Продавец». Открыт калькулятор заказа.</w:t>
+              </w:rPr>
+              <w:t xml:space="preserve">Приложение запущено. Авторизация под ролью «Продавец». </w:t>
+            </w:r>
+            <w:r>
+              <w:rPr>
+                <w:rFonts w:ascii="Times New Roman" w:hAnsi="Times New Roman" w:cs="Times New Roman"/>
+                <w:sz w:val="20"/>
+                <w:szCs w:val="20"/>
+                <w:lang w:val="en-US"/>
+              </w:rPr>
+              <w:t>Открыт калькулятор заказа.</w:t>
             </w:r>
           </w:p>
         </w:tc>
@@ -21374,9 +22093,17 @@
                 <w:rFonts w:ascii="Times New Roman" w:hAnsi="Times New Roman" w:cs="Times New Roman"/>
                 <w:sz w:val="20"/>
                 <w:szCs w:val="20"/>
-                <w:lang w:val="en-US"/>
-              </w:rPr>
-              <w:t>Система блокирует расчет стоимости. Кнопка создания заказа неактивна, либо выводится сообщение о недопустимости отрицательных габаритов. Данные в БД не отправляются.</w:t>
+              </w:rPr>
+              <w:t xml:space="preserve">Система блокирует расчет стоимости. Кнопка создания заказа неактивна, либо выводится сообщение о недопустимости отрицательных габаритов. </w:t>
+            </w:r>
+            <w:r>
+              <w:rPr>
+                <w:rFonts w:ascii="Times New Roman" w:hAnsi="Times New Roman" w:cs="Times New Roman"/>
+                <w:sz w:val="20"/>
+                <w:szCs w:val="20"/>
+                <w:lang w:val="en-US"/>
+              </w:rPr>
+              <w:t>Данные в БД не отправляются.</w:t>
             </w:r>
           </w:p>
         </w:tc>
@@ -21399,9 +22126,17 @@
                 <w:rFonts w:ascii="Times New Roman" w:hAnsi="Times New Roman" w:cs="Times New Roman"/>
                 <w:sz w:val="20"/>
                 <w:szCs w:val="20"/>
-                <w:lang w:val="en-US"/>
-              </w:rPr>
-              <w:t>Поля ввода подсвечиваются красным, регулярное выражение блокирует ввод минуса. Заказ не создан.</w:t>
+              </w:rPr>
+              <w:t xml:space="preserve">Поля ввода подсвечиваются красным, регулярное выражение блокирует ввод минуса. </w:t>
+            </w:r>
+            <w:r>
+              <w:rPr>
+                <w:rFonts w:ascii="Times New Roman" w:hAnsi="Times New Roman" w:cs="Times New Roman"/>
+                <w:sz w:val="20"/>
+                <w:szCs w:val="20"/>
+                <w:lang w:val="en-US"/>
+              </w:rPr>
+              <w:t>Заказ не создан.</w:t>
             </w:r>
           </w:p>
         </w:tc>
@@ -21493,15 +22228,13 @@
                 <w:rFonts w:ascii="Times New Roman" w:hAnsi="Times New Roman" w:cs="Times New Roman"/>
                 <w:sz w:val="20"/>
                 <w:szCs w:val="20"/>
-                <w:lang w:val="en-US"/>
-              </w:rPr>
-            </w:pPr>
-            <w:r>
-              <w:rPr>
-                <w:rFonts w:ascii="Times New Roman" w:hAnsi="Times New Roman" w:cs="Times New Roman"/>
-                <w:sz w:val="20"/>
-                <w:szCs w:val="20"/>
-                <w:lang w:val="en-US"/>
+              </w:rPr>
+            </w:pPr>
+            <w:r>
+              <w:rPr>
+                <w:rFonts w:ascii="Times New Roman" w:hAnsi="Times New Roman" w:cs="Times New Roman"/>
+                <w:sz w:val="20"/>
+                <w:szCs w:val="20"/>
               </w:rPr>
               <w:t>Интеграционный тест: контроль складских остатков</w:t>
             </w:r>
@@ -21518,17 +22251,32 @@
                 <w:rFonts w:ascii="Times New Roman" w:hAnsi="Times New Roman" w:cs="Times New Roman"/>
                 <w:sz w:val="20"/>
                 <w:szCs w:val="20"/>
-                <w:lang w:val="en-US"/>
-              </w:rPr>
-            </w:pPr>
-            <w:r>
-              <w:rPr>
-                <w:rFonts w:ascii="Times New Roman" w:hAnsi="Times New Roman" w:cs="Times New Roman"/>
-                <w:sz w:val="20"/>
-                <w:szCs w:val="20"/>
-                <w:lang w:val="en-US"/>
-              </w:rPr>
-              <w:t>Приложение запущено. Роль «Продавец». На складе числится 5 шт. фурнитуры X.</w:t>
+              </w:rPr>
+            </w:pPr>
+            <w:r>
+              <w:rPr>
+                <w:rFonts w:ascii="Times New Roman" w:hAnsi="Times New Roman" w:cs="Times New Roman"/>
+                <w:sz w:val="20"/>
+                <w:szCs w:val="20"/>
+              </w:rPr>
+              <w:t xml:space="preserve">Приложение запущено. Роль «Продавец». На складе числится 5 шт. фурнитуры </w:t>
+            </w:r>
+            <w:r>
+              <w:rPr>
+                <w:rFonts w:ascii="Times New Roman" w:hAnsi="Times New Roman" w:cs="Times New Roman"/>
+                <w:sz w:val="20"/>
+                <w:szCs w:val="20"/>
+                <w:lang w:val="en-US"/>
+              </w:rPr>
+              <w:t>X</w:t>
+            </w:r>
+            <w:r>
+              <w:rPr>
+                <w:rFonts w:ascii="Times New Roman" w:hAnsi="Times New Roman" w:cs="Times New Roman"/>
+                <w:sz w:val="20"/>
+                <w:szCs w:val="20"/>
+              </w:rPr>
+              <w:t>.</w:t>
             </w:r>
           </w:p>
         </w:tc>
@@ -21637,17 +22385,32 @@
                 <w:rFonts w:ascii="Times New Roman" w:hAnsi="Times New Roman" w:cs="Times New Roman"/>
                 <w:sz w:val="20"/>
                 <w:szCs w:val="20"/>
-                <w:lang w:val="en-US"/>
-              </w:rPr>
-            </w:pPr>
-            <w:r>
-              <w:rPr>
-                <w:rFonts w:ascii="Times New Roman" w:hAnsi="Times New Roman" w:cs="Times New Roman"/>
-                <w:sz w:val="20"/>
-                <w:szCs w:val="20"/>
-                <w:lang w:val="en-US"/>
-              </w:rPr>
-              <w:t>Интеграция между слоем GUI и БД не позволяет увести остаток в минус. Система выдает предупреждение о нехватке товара на складе. Списание не происходит.</w:t>
+              </w:rPr>
+            </w:pPr>
+            <w:r>
+              <w:rPr>
+                <w:rFonts w:ascii="Times New Roman" w:hAnsi="Times New Roman" w:cs="Times New Roman"/>
+                <w:sz w:val="20"/>
+                <w:szCs w:val="20"/>
+              </w:rPr>
+              <w:t xml:space="preserve">Интеграция между слоем </w:t>
+            </w:r>
+            <w:r>
+              <w:rPr>
+                <w:rFonts w:ascii="Times New Roman" w:hAnsi="Times New Roman" w:cs="Times New Roman"/>
+                <w:sz w:val="20"/>
+                <w:szCs w:val="20"/>
+                <w:lang w:val="en-US"/>
+              </w:rPr>
+              <w:t>GUI</w:t>
+            </w:r>
+            <w:r>
+              <w:rPr>
+                <w:rFonts w:ascii="Times New Roman" w:hAnsi="Times New Roman" w:cs="Times New Roman"/>
+                <w:sz w:val="20"/>
+                <w:szCs w:val="20"/>
+              </w:rPr>
+              <w:t xml:space="preserve"> и БД не позволяет увести остаток в минус. Система выдает предупреждение о нехватке товара на складе. Списание не происходит.</w:t>
             </w:r>
           </w:p>
         </w:tc>
@@ -21719,7 +22482,38 @@
     </w:p>
     <w:p>
       <w:pPr>
-        <w:spacing w:line="360" w:lineRule="auto"/>
+        <w:spacing w:after="0" w:line="360" w:lineRule="auto"/>
+        <w:ind w:firstLine="709"/>
+        <w:jc w:val="both"/>
+        <w:rPr>
+          <w:rFonts w:ascii="Times New Roman" w:hAnsi="Times New Roman" w:cs="Times New Roman"/>
+          <w:sz w:val="28"/>
+          <w:szCs w:val="28"/>
+        </w:rPr>
+      </w:pPr>
+      <w:r>
+        <w:rPr>
+          <w:rFonts w:ascii="Times New Roman" w:hAnsi="Times New Roman" w:cs="Times New Roman"/>
+          <w:sz w:val="28"/>
+          <w:szCs w:val="28"/>
+        </w:rPr>
+        <w:lastRenderedPageBreak/>
+        <w:t>По результатам проведенного функционального тестирования можно сделать вывод, что программный комплекс багетной мастерской работает стабильно, критические дефекты не выявлены. Вычислительные алгоритмы отрабатывают корректно, а механизм асинхронного логирования успешно отслеживает и фиксирует все внутренние процессы ИС</w:t>
+      </w:r>
+      <w:r>
+        <w:rPr>
+          <w:rFonts w:ascii="Times New Roman" w:hAnsi="Times New Roman" w:cs="Times New Roman"/>
+          <w:sz w:val="28"/>
+          <w:szCs w:val="28"/>
+        </w:rPr>
+        <w:t>.</w:t>
+      </w:r>
+    </w:p>
+    <w:p>
+      <w:pPr>
+        <w:spacing w:after="0" w:line="360" w:lineRule="auto"/>
+        <w:ind w:firstLine="709"/>
+        <w:jc w:val="both"/>
         <w:rPr>
           <w:rFonts w:ascii="Times New Roman" w:hAnsi="Times New Roman" w:cs="Times New Roman"/>
           <w:sz w:val="28"/>
@@ -21738,16 +22532,7 @@
           <w:sz w:val="28"/>
           <w:szCs w:val="28"/>
         </w:rPr>
-        <w:lastRenderedPageBreak/>
-        <w:t>По результатам проведенного функционального тестирования можно сделать вывод, что программный комплекс багетной мастерской работает стабильно, критические дефекты не выявлены. Вычислительные алгоритмы отрабатывают корректно, а механизм асинхронного логирования успешно отслеживает и фиксирует все внутренние процессы ИС</w:t>
-      </w:r>
-      <w:r>
-        <w:rPr>
-          <w:rFonts w:ascii="Times New Roman" w:hAnsi="Times New Roman" w:cs="Times New Roman"/>
-          <w:sz w:val="28"/>
-          <w:szCs w:val="28"/>
-        </w:rPr>
-        <w:t>.</w:t>
+        <w:t>Во второй главе была детально описана практическая реализация ERP-системы. Спроектирована нормализованная структура реляционной базы данных PostgreSQL, обеспечивающая ссылочную целостность. Разработан эргономичный графический интерфейс с ролевой моделью доступа (Продавец, Мастер, Администратор) на базе QML. Успешно решена сложная задача асинхронного взаимодействия с БД и фоновой генерации PDF-документов без блокировки графического потока (GUI). Развернута серверная инфраструктура с применением контейнеризации и систем аппаратного мониторинга. Настроен конвейер автоматической сборки (CI/CD) для автоматического формирования релизных сборок. Проведенное тестирование подтвердило стабильность работы приложения и полное соответствие заявленным требованиям.</w:t>
       </w:r>
     </w:p>
     <w:p>
@@ -21756,12 +22541,12 @@
         <w:ind w:firstLine="0"/>
         <w:jc w:val="center"/>
       </w:pPr>
-      <w:bookmarkStart w:id="12" w:name="_Toc229855207"/>
+      <w:bookmarkStart w:id="13" w:name="_Toc231119260"/>
       <w:r>
         <w:lastRenderedPageBreak/>
         <w:t>ЗАКЛЮЧЕНИЕ</w:t>
       </w:r>
-      <w:bookmarkEnd w:id="12"/>
+      <w:bookmarkEnd w:id="13"/>
     </w:p>
     <w:p/>
     <w:p>
@@ -21781,7 +22566,7 @@
           <w:sz w:val="28"/>
           <w:szCs w:val="28"/>
         </w:rPr>
-        <w:t>В ходе выполнения выпускной квалификационной работы была успешно спроектирована и разработана многопоточная клиент-серверная ИС для автоматизации деятельности багетной мастерской. Поставленная цель работы достигнута в полном объеме.</w:t>
+        <w:t>В ходе выполнения выпускной квалификационной работы была успешно спроектирована и разработана многопоточная клиент-серверная ИС для автоматизации деятельности багетной мастерской. Все задачи, поставленные для достижения данной цели, были выполнены в полном объеме.</w:t>
       </w:r>
     </w:p>
     <w:p>
@@ -21841,7 +22626,7 @@
           <w:sz w:val="28"/>
           <w:szCs w:val="28"/>
         </w:rPr>
-        <w:t xml:space="preserve">Разработанный графический интерфейс обладает высокой степенью эргономики и динамически перестраивает свой функционал в зависимости от роли авторизованного пользователя, ограничивая доступ к конфиденциальным модулям системы. Программный комплекс способен автоматически и безошибочно калькулировать расход погонажных материалов с учетом технологических припусков на резку багета, программным путем генерировать готовую к печати бухгалтерскую отчетность в формате электронных документов и экспортировать финансовую </w:t>
+        <w:t xml:space="preserve">Разработанный графический интерфейс обладает высокой степенью эргономики и динамически перестраивает свой функционал в зависимости от роли авторизованного пользователя, ограничивая доступ к конфиденциальным модулям системы. Программный комплекс способен автоматически и безошибочно калькулировать расход погонажных материалов с учетом технологических припусков на резку багета, </w:t>
       </w:r>
       <w:r>
         <w:rPr>
@@ -21850,7 +22635,7 @@
           <w:szCs w:val="28"/>
         </w:rPr>
         <w:lastRenderedPageBreak/>
-        <w:t>аналитику. Транзакционный алгоритм гарантирует атомарность операций списания со склада.</w:t>
+        <w:t>программным путем генерировать готовую к печати бухгалтерскую отчетность в формате электронных документов и экспортировать финансовую аналитику. Транзакционный алгоритм гарантирует атомарность операций списания со склада.</w:t>
       </w:r>
     </w:p>
     <w:p>
@@ -21886,12 +22671,12 @@
         <w:pStyle w:val="1"/>
         <w:jc w:val="center"/>
       </w:pPr>
-      <w:bookmarkStart w:id="13" w:name="_Toc229855208"/>
+      <w:bookmarkStart w:id="14" w:name="_Toc231119261"/>
       <w:r>
         <w:lastRenderedPageBreak/>
         <w:t>СПИСОК ИСПОЛЬЗОВАННЫХ ИСТОЧНИКОВ</w:t>
       </w:r>
-      <w:bookmarkEnd w:id="13"/>
+      <w:bookmarkEnd w:id="14"/>
     </w:p>
     <w:p/>
     <w:p>
@@ -21903,6 +22688,7 @@
         </w:numPr>
         <w:spacing w:after="0" w:line="360" w:lineRule="auto"/>
         <w:ind w:left="0" w:firstLine="357"/>
+        <w:contextualSpacing w:val="0"/>
         <w:jc w:val="both"/>
         <w:rPr>
           <w:rFonts w:ascii="Times New Roman" w:hAnsi="Times New Roman" w:cs="Times New Roman"/>
@@ -21916,7 +22702,7 @@
           <w:sz w:val="28"/>
           <w:szCs w:val="28"/>
         </w:rPr>
-        <w:t>Боуман, Дж. Практическое руководство по SQL [Текст] / Дж. Боуман, С. Эмерсон, М. Дарновски. – М.: Диалектика, 2021. – 352 с.</w:t>
+        <w:t>Боуман, Дж. Практическое руководство по SQL / Дж. Боуман, С. Эмерсон, М. Дарновски. — Москва : Диалектика, 2021. — 352 с.</w:t>
       </w:r>
     </w:p>
     <w:p>
@@ -21928,6 +22714,7 @@
         </w:numPr>
         <w:spacing w:after="0" w:line="360" w:lineRule="auto"/>
         <w:ind w:left="0" w:firstLine="357"/>
+        <w:contextualSpacing w:val="0"/>
         <w:jc w:val="both"/>
         <w:rPr>
           <w:rFonts w:ascii="Times New Roman" w:hAnsi="Times New Roman" w:cs="Times New Roman"/>
@@ -21941,7 +22728,7 @@
           <w:sz w:val="28"/>
           <w:szCs w:val="28"/>
         </w:rPr>
-        <w:t>Гагарина, Л.Г. Разработка и эксплуатация информационных систем[Текст]: учебное пособие / Л.Г. Гагарина. – М.: ФОРУМ: ИНФРА-М, 2022. – 384 с.</w:t>
+        <w:t>Гагарина, Л. Г. Разработка и эксплуатация информационных систем : учебное пособие / Л. Г. Гагарина. — Москва : ФОРУМ : ИНФРА-М, 2022. — 384 с.</w:t>
       </w:r>
     </w:p>
     <w:p>
@@ -21953,6 +22740,7 @@
         </w:numPr>
         <w:spacing w:after="0" w:line="360" w:lineRule="auto"/>
         <w:ind w:left="0" w:firstLine="357"/>
+        <w:contextualSpacing w:val="0"/>
         <w:jc w:val="both"/>
         <w:rPr>
           <w:rFonts w:ascii="Times New Roman" w:hAnsi="Times New Roman" w:cs="Times New Roman"/>
@@ -21966,7 +22754,7 @@
           <w:sz w:val="28"/>
           <w:szCs w:val="28"/>
         </w:rPr>
-        <w:t>Грекул, В. И. Проектирование информационных систем [Текст]: учебник и практикум / В. И. Грекул, Г. Н. Денищенко, Н. Л. Коровкина. – М.: Юрайт, 2023. – 385 с.</w:t>
+        <w:t>Грекул, В. И. Проектирование информационных систем : учебник и практикум / В. И. Грекул, Г. Н. Денищенко, Н. Л. Коровкина. — Москва : Юрайт, 2023. — 385 с.</w:t>
       </w:r>
     </w:p>
     <w:p>
@@ -21978,6 +22766,7 @@
         </w:numPr>
         <w:spacing w:after="0" w:line="360" w:lineRule="auto"/>
         <w:ind w:left="0" w:firstLine="357"/>
+        <w:contextualSpacing w:val="0"/>
         <w:jc w:val="both"/>
         <w:rPr>
           <w:rFonts w:ascii="Times New Roman" w:hAnsi="Times New Roman" w:cs="Times New Roman"/>
@@ -21991,7 +22780,7 @@
           <w:sz w:val="28"/>
           <w:szCs w:val="28"/>
         </w:rPr>
-        <w:t>Дейт, К. Дж. Введение в системы баз данных [Текст]: учебник / К. Дж. Дейт. – М.: Вильямс, 2020. – 1328 с.</w:t>
+        <w:t>Дейт, К. Дж. Введение в системы баз данных : учебник / К. Дж. Дейт. — Москва : Вильямс, 2020. — 1328 с.</w:t>
       </w:r>
     </w:p>
     <w:p>
@@ -22003,6 +22792,7 @@
         </w:numPr>
         <w:spacing w:after="0" w:line="360" w:lineRule="auto"/>
         <w:ind w:left="0" w:firstLine="357"/>
+        <w:contextualSpacing w:val="0"/>
         <w:jc w:val="both"/>
         <w:rPr>
           <w:rFonts w:ascii="Times New Roman" w:hAnsi="Times New Roman" w:cs="Times New Roman"/>
@@ -22016,7 +22806,7 @@
           <w:sz w:val="28"/>
           <w:szCs w:val="28"/>
         </w:rPr>
-        <w:t>Документация PostgreSQL 16 [Электронный ресурс] // Официальный сайт PostgreSQL. – Режим доступа: https://www.postgresql.org/docs/16/ (дата обращения: 10.04.2026).</w:t>
+        <w:t>Документация PostgreSQL 16 [Электронный ресурс] // Официальный сайт PostgreSQL. — URL: https://www.postgresql.org/docs/16/ (дата обращения: 10.04.2026).</w:t>
       </w:r>
     </w:p>
     <w:p>
@@ -22028,6 +22818,7 @@
         </w:numPr>
         <w:spacing w:after="0" w:line="360" w:lineRule="auto"/>
         <w:ind w:left="0" w:firstLine="357"/>
+        <w:contextualSpacing w:val="0"/>
         <w:jc w:val="both"/>
         <w:rPr>
           <w:rFonts w:ascii="Times New Roman" w:hAnsi="Times New Roman" w:cs="Times New Roman"/>
@@ -22041,7 +22832,7 @@
           <w:sz w:val="28"/>
           <w:szCs w:val="28"/>
         </w:rPr>
-        <w:t>Документация Qt 6 Framework [Электронный ресурс] // Официальный сайт Qt. – Режим доступа: https://doc.qt.io/ (дата обращения: 12.04.2026).</w:t>
+        <w:t>Документация Qt 6 Framework [Электронный ресурс] // Официальный сайт Qt. — URL: https://doc.qt.io/ (дата обращения: 12.04.2026).</w:t>
       </w:r>
     </w:p>
     <w:p>
@@ -22053,6 +22844,7 @@
         </w:numPr>
         <w:spacing w:after="0" w:line="360" w:lineRule="auto"/>
         <w:ind w:left="0" w:firstLine="357"/>
+        <w:contextualSpacing w:val="0"/>
         <w:jc w:val="both"/>
         <w:rPr>
           <w:rFonts w:ascii="Times New Roman" w:hAnsi="Times New Roman" w:cs="Times New Roman"/>
@@ -22066,7 +22858,7 @@
           <w:sz w:val="28"/>
           <w:szCs w:val="28"/>
         </w:rPr>
-        <w:t>Документация системы мониторинга Prometheus[Электронный ресурс] // Prometheus Official. – Режим доступа: https://prometheus.io/docs/ (дата обращения: 15.04.2026).</w:t>
+        <w:t>Документация системы мониторинга Prometheus [Электронный ресурс] // Prometheus Official. — URL: https://prometheus.io/docs/ (дата обращения: 15.04.2026).</w:t>
       </w:r>
     </w:p>
     <w:p>
@@ -22078,6 +22870,7 @@
         </w:numPr>
         <w:spacing w:after="0" w:line="360" w:lineRule="auto"/>
         <w:ind w:left="0" w:firstLine="357"/>
+        <w:contextualSpacing w:val="0"/>
         <w:jc w:val="both"/>
         <w:rPr>
           <w:rFonts w:ascii="Times New Roman" w:hAnsi="Times New Roman" w:cs="Times New Roman"/>
@@ -22091,7 +22884,7 @@
           <w:sz w:val="28"/>
           <w:szCs w:val="28"/>
         </w:rPr>
-        <w:t>Клеменс, С. Инженерия программного обеспечения[Текст] / С. Клеменс. – СПб.: БХВ-Петербург, 2021. – 512 с.</w:t>
+        <w:t>Клеменс, С. Инженерия программного обеспечения / С. Клеменс. — Санкт-Петербург : БХВ-Петербург, 2021. — 512 с.</w:t>
       </w:r>
     </w:p>
     <w:p>
@@ -22103,6 +22896,7 @@
         </w:numPr>
         <w:spacing w:after="0" w:line="360" w:lineRule="auto"/>
         <w:ind w:left="0" w:firstLine="357"/>
+        <w:contextualSpacing w:val="0"/>
         <w:jc w:val="both"/>
         <w:rPr>
           <w:rFonts w:ascii="Times New Roman" w:hAnsi="Times New Roman" w:cs="Times New Roman"/>
@@ -22116,7 +22910,7 @@
           <w:sz w:val="28"/>
           <w:szCs w:val="28"/>
         </w:rPr>
-        <w:t>Кузнецов, С. Д. Основы баз данных [Текст]: учебник для вузов / С. Д. Кузнецов. – М.: Бином, 2021. – 284 с.</w:t>
+        <w:t>Кузнецов, С. Д. Основы баз данных : учебник для вузов / С. Д. Кузнецов. — Москва : Бином, 2021. — 284 с.</w:t>
       </w:r>
     </w:p>
     <w:p>
@@ -22128,6 +22922,7 @@
         </w:numPr>
         <w:spacing w:after="0" w:line="360" w:lineRule="auto"/>
         <w:ind w:left="0" w:firstLine="357"/>
+        <w:contextualSpacing w:val="0"/>
         <w:jc w:val="both"/>
         <w:rPr>
           <w:rFonts w:ascii="Times New Roman" w:hAnsi="Times New Roman" w:cs="Times New Roman"/>
@@ -22141,15 +22936,7 @@
           <w:sz w:val="28"/>
           <w:szCs w:val="28"/>
         </w:rPr>
-        <w:t xml:space="preserve"> </w:t>
-      </w:r>
-      <w:r>
-        <w:rPr>
-          <w:rFonts w:ascii="Times New Roman" w:hAnsi="Times New Roman" w:cs="Times New Roman"/>
-          <w:sz w:val="28"/>
-          <w:szCs w:val="28"/>
-        </w:rPr>
-        <w:t>Макконнелл, С. Совершенный код. Мастер-класс [Текст] / С. Макконнелл. – СПб.: Питер, 2022. – 896 с.</w:t>
+        <w:t>Макконнелл, С. Совершенный код. Мастер-класс / С. Макконнелл. — Санкт-Петербург : Питер, 2022. — 896 с.</w:t>
       </w:r>
     </w:p>
     <w:p>
@@ -22161,6 +22948,7 @@
         </w:numPr>
         <w:spacing w:after="0" w:line="360" w:lineRule="auto"/>
         <w:ind w:left="0" w:firstLine="357"/>
+        <w:contextualSpacing w:val="0"/>
         <w:jc w:val="both"/>
         <w:rPr>
           <w:rFonts w:ascii="Times New Roman" w:hAnsi="Times New Roman" w:cs="Times New Roman"/>
@@ -22174,15 +22962,7 @@
           <w:sz w:val="28"/>
           <w:szCs w:val="28"/>
         </w:rPr>
-        <w:t xml:space="preserve"> </w:t>
-      </w:r>
-      <w:r>
-        <w:rPr>
-          <w:rFonts w:ascii="Times New Roman" w:hAnsi="Times New Roman" w:cs="Times New Roman"/>
-          <w:sz w:val="28"/>
-          <w:szCs w:val="28"/>
-        </w:rPr>
-        <w:t>Морган, Б. PostgreSQL. Основы [Текст]: практическое руководство / Б. Морган. – СПб.: БХВ-Петербург, 2021. – 496 с.</w:t>
+        <w:t>Морган, Б. PostgreSQL. Основы : практическое руководство / Б. Морган. — Санкт-Петербург : БХВ-Петербург, 2021. — 496 с.</w:t>
       </w:r>
     </w:p>
     <w:p>
@@ -22194,6 +22974,7 @@
         </w:numPr>
         <w:spacing w:after="0" w:line="360" w:lineRule="auto"/>
         <w:ind w:left="0" w:firstLine="357"/>
+        <w:contextualSpacing w:val="0"/>
         <w:jc w:val="both"/>
         <w:rPr>
           <w:rFonts w:ascii="Times New Roman" w:hAnsi="Times New Roman" w:cs="Times New Roman"/>
@@ -22207,15 +22988,7 @@
           <w:sz w:val="28"/>
           <w:szCs w:val="28"/>
         </w:rPr>
-        <w:t xml:space="preserve"> </w:t>
-      </w:r>
-      <w:r>
-        <w:rPr>
-          <w:rFonts w:ascii="Times New Roman" w:hAnsi="Times New Roman" w:cs="Times New Roman"/>
-          <w:sz w:val="28"/>
-          <w:szCs w:val="28"/>
-        </w:rPr>
-        <w:t>Осборн, Д. Изучаем Docker и DevOps [Текст]: учебное пособие / Д. Осборн. – СПб.: Питер, 2022. – 352 с.</w:t>
+        <w:t>Осборн, Д. Изучаем Docker и DevOps : учебное пособие / Д. Осборн. — Санкт-Петербург : Питер, 2022. — 352 с.</w:t>
       </w:r>
     </w:p>
     <w:p>
@@ -22227,6 +23000,7 @@
         </w:numPr>
         <w:spacing w:after="0" w:line="360" w:lineRule="auto"/>
         <w:ind w:left="0" w:firstLine="357"/>
+        <w:contextualSpacing w:val="0"/>
         <w:jc w:val="both"/>
         <w:rPr>
           <w:rFonts w:ascii="Times New Roman" w:hAnsi="Times New Roman" w:cs="Times New Roman"/>
@@ -22241,15 +23015,7 @@
           <w:szCs w:val="28"/>
         </w:rPr>
         <w:lastRenderedPageBreak/>
-        <w:t xml:space="preserve"> </w:t>
-      </w:r>
-      <w:r>
-        <w:rPr>
-          <w:rFonts w:ascii="Times New Roman" w:hAnsi="Times New Roman" w:cs="Times New Roman"/>
-          <w:sz w:val="28"/>
-          <w:szCs w:val="28"/>
-        </w:rPr>
-        <w:t>Рихтер, Дж. Многопоточное программирование на C++ [Текст] / Дж. Рихтер. – СПб.: Питер, 2021. – 608 с.</w:t>
+        <w:t>Рихтер, Дж. Многопоточное программирование на C++ / Дж. Рихтер. — Санкт-Петербург : Питер, 2021. — 608 с.</w:t>
       </w:r>
     </w:p>
     <w:p>
@@ -22261,6 +23027,7 @@
         </w:numPr>
         <w:spacing w:after="0" w:line="360" w:lineRule="auto"/>
         <w:ind w:left="0" w:firstLine="357"/>
+        <w:contextualSpacing w:val="0"/>
         <w:jc w:val="both"/>
         <w:rPr>
           <w:rFonts w:ascii="Times New Roman" w:hAnsi="Times New Roman" w:cs="Times New Roman"/>
@@ -22274,15 +23041,7 @@
           <w:sz w:val="28"/>
           <w:szCs w:val="28"/>
         </w:rPr>
-        <w:t xml:space="preserve"> </w:t>
-      </w:r>
-      <w:r>
-        <w:rPr>
-          <w:rFonts w:ascii="Times New Roman" w:hAnsi="Times New Roman" w:cs="Times New Roman"/>
-          <w:sz w:val="28"/>
-          <w:szCs w:val="28"/>
-        </w:rPr>
-        <w:t>Савин, Р. Тестирование программного обеспечения[Текст] / Р. Савин. – М.: Дело, 2020. – 312 с.</w:t>
+        <w:t>Савин, Р. Тестирование программного обеспечения / Р. Савин. — Москва : Дело, 2020. — 312 с.</w:t>
       </w:r>
     </w:p>
     <w:p>
@@ -22294,6 +23053,7 @@
         </w:numPr>
         <w:spacing w:after="0" w:line="360" w:lineRule="auto"/>
         <w:ind w:left="0" w:firstLine="357"/>
+        <w:contextualSpacing w:val="0"/>
         <w:jc w:val="both"/>
         <w:rPr>
           <w:rFonts w:ascii="Times New Roman" w:hAnsi="Times New Roman" w:cs="Times New Roman"/>
@@ -22307,15 +23067,7 @@
           <w:sz w:val="28"/>
           <w:szCs w:val="28"/>
         </w:rPr>
-        <w:t xml:space="preserve"> </w:t>
-      </w:r>
-      <w:r>
-        <w:rPr>
-          <w:rFonts w:ascii="Times New Roman" w:hAnsi="Times New Roman" w:cs="Times New Roman"/>
-          <w:sz w:val="28"/>
-          <w:szCs w:val="28"/>
-        </w:rPr>
-        <w:t>Соммервилл, И. Инженерия программного обеспечения [Текст]: учебник / И. Соммервилл. – М.: Вильямс, 2021. – 880 с.</w:t>
+        <w:t>Соммервилл, И. Инженерия программного обеспечения : учебник / И. Соммервилл. — Москва : Вильямс, 2021. — 880 с.</w:t>
       </w:r>
     </w:p>
     <w:p>
@@ -22327,6 +23079,7 @@
         </w:numPr>
         <w:spacing w:after="0" w:line="360" w:lineRule="auto"/>
         <w:ind w:left="0" w:firstLine="357"/>
+        <w:contextualSpacing w:val="0"/>
         <w:jc w:val="both"/>
         <w:rPr>
           <w:rFonts w:ascii="Times New Roman" w:hAnsi="Times New Roman" w:cs="Times New Roman"/>
@@ -22340,15 +23093,7 @@
           <w:sz w:val="28"/>
           <w:szCs w:val="28"/>
         </w:rPr>
-        <w:t xml:space="preserve"> </w:t>
-      </w:r>
-      <w:r>
-        <w:rPr>
-          <w:rFonts w:ascii="Times New Roman" w:hAnsi="Times New Roman" w:cs="Times New Roman"/>
-          <w:sz w:val="28"/>
-          <w:szCs w:val="28"/>
-        </w:rPr>
-        <w:t>Страуструп, Б. Язык программирования C++ [Текст] / Б. Страуструп. – М.: Бином, 2022. – 1136 с.</w:t>
+        <w:t>Страуструп, Б. Язык программирования C++ / Б. Страуструп. — Москва : Бином, 2022. — 1136 с.</w:t>
       </w:r>
     </w:p>
     <w:p>
@@ -22360,6 +23105,7 @@
         </w:numPr>
         <w:spacing w:after="0" w:line="360" w:lineRule="auto"/>
         <w:ind w:left="0" w:firstLine="357"/>
+        <w:contextualSpacing w:val="0"/>
         <w:jc w:val="both"/>
         <w:rPr>
           <w:rFonts w:ascii="Times New Roman" w:hAnsi="Times New Roman" w:cs="Times New Roman"/>
@@ -22373,15 +23119,7 @@
           <w:sz w:val="28"/>
           <w:szCs w:val="28"/>
         </w:rPr>
-        <w:t xml:space="preserve"> </w:t>
-      </w:r>
-      <w:r>
-        <w:rPr>
-          <w:rFonts w:ascii="Times New Roman" w:hAnsi="Times New Roman" w:cs="Times New Roman"/>
-          <w:sz w:val="28"/>
-          <w:szCs w:val="28"/>
-        </w:rPr>
-        <w:t>Фаулер, М. Шаблоны корпоративных приложений [Текст] / М. Фаулер. – М.: Вильямс, 2021. – 544 с.</w:t>
+        <w:t>Фаулер, М. Шаблоны корпоративных приложений / М. Фаулер. — Москва : Вильямс, 2021. — 544 с.</w:t>
       </w:r>
     </w:p>
     <w:p>
@@ -22393,6 +23131,7 @@
         </w:numPr>
         <w:spacing w:after="0" w:line="360" w:lineRule="auto"/>
         <w:ind w:left="0" w:firstLine="357"/>
+        <w:contextualSpacing w:val="0"/>
         <w:jc w:val="both"/>
         <w:rPr>
           <w:rFonts w:ascii="Times New Roman" w:hAnsi="Times New Roman" w:cs="Times New Roman"/>
@@ -22406,15 +23145,7 @@
           <w:sz w:val="28"/>
           <w:szCs w:val="28"/>
         </w:rPr>
-        <w:t xml:space="preserve"> </w:t>
-      </w:r>
-      <w:r>
-        <w:rPr>
-          <w:rFonts w:ascii="Times New Roman" w:hAnsi="Times New Roman" w:cs="Times New Roman"/>
-          <w:sz w:val="28"/>
-          <w:szCs w:val="28"/>
-        </w:rPr>
-        <w:t>Шварц, Б. Изучаем SQL [Текст]: учебное пособие / Б. Шварц. – СПб.: Питер, 2021. – 336 с.</w:t>
+        <w:t>Шварц, Б. Изучаем SQL : учебное пособие / Б. Шварц. — Санкт-Петербург : Питер, 2021. — 336 с.</w:t>
       </w:r>
     </w:p>
     <w:p>
@@ -22426,6 +23157,7 @@
         </w:numPr>
         <w:spacing w:after="0" w:line="360" w:lineRule="auto"/>
         <w:ind w:left="0" w:firstLine="357"/>
+        <w:contextualSpacing w:val="0"/>
         <w:jc w:val="both"/>
         <w:rPr>
           <w:rFonts w:ascii="Times New Roman" w:hAnsi="Times New Roman" w:cs="Times New Roman"/>
@@ -22439,15 +23171,7 @@
           <w:sz w:val="28"/>
           <w:szCs w:val="28"/>
         </w:rPr>
-        <w:t xml:space="preserve"> </w:t>
-      </w:r>
-      <w:r>
-        <w:rPr>
-          <w:rFonts w:ascii="Times New Roman" w:hAnsi="Times New Roman" w:cs="Times New Roman"/>
-          <w:sz w:val="28"/>
-          <w:szCs w:val="28"/>
-        </w:rPr>
-        <w:t>Шлее, М. Qt 6. Профессиональное программирование на C++ [Текст] / М. Шлее. – СПб.: БХВ-Петербург, 2023. – 1072 с.</w:t>
+        <w:t>Шлее, М. Qt 6. Профессиональное программирование на C++ / М. Шлее. — Санкт-Петербург : БХВ-Петербург, 2023. — 1072 с.</w:t>
       </w:r>
     </w:p>
     <w:p>
@@ -22459,6 +23183,7 @@
         </w:numPr>
         <w:spacing w:after="0" w:line="360" w:lineRule="auto"/>
         <w:ind w:left="0" w:firstLine="357"/>
+        <w:contextualSpacing w:val="0"/>
         <w:jc w:val="both"/>
         <w:rPr>
           <w:rFonts w:ascii="Times New Roman" w:hAnsi="Times New Roman" w:cs="Times New Roman"/>
@@ -22472,15 +23197,7 @@
           <w:sz w:val="28"/>
           <w:szCs w:val="28"/>
         </w:rPr>
-        <w:t xml:space="preserve"> </w:t>
-      </w:r>
-      <w:r>
-        <w:rPr>
-          <w:rFonts w:ascii="Times New Roman" w:hAnsi="Times New Roman" w:cs="Times New Roman"/>
-          <w:sz w:val="28"/>
-          <w:szCs w:val="28"/>
-        </w:rPr>
-        <w:t>Эспозито, Д. Разработка современных интерфейсов на QML[Текст]: монография / Д. Эспозито. – СПб.: Питер, 2022. – 464 с.</w:t>
+        <w:t>Эспозито, Д. Разработка современных интерфейсов на QML : монография / Д. Эспозито. — Санкт-Петербург : Питер, 2022. — 464 с.</w:t>
       </w:r>
     </w:p>
     <w:p>
@@ -22515,7 +23232,7 @@
           <w:lang w:val="en-US"/>
         </w:rPr>
       </w:pPr>
-      <w:bookmarkStart w:id="14" w:name="_Toc229855209"/>
+      <w:bookmarkStart w:id="15" w:name="_Toc231119262"/>
       <w:r>
         <w:lastRenderedPageBreak/>
         <w:t>ПРИЛОЖЕНИЕ</w:t>
@@ -22529,7 +23246,7 @@
       <w:r>
         <w:t>А</w:t>
       </w:r>
-      <w:bookmarkEnd w:id="14"/>
+      <w:bookmarkEnd w:id="15"/>
     </w:p>
     <w:p>
       <w:pPr>
@@ -22561,7 +23278,7 @@
                 <w:lang w:val="en-US"/>
               </w:rPr>
             </w:pPr>
-            <w:bookmarkStart w:id="15" w:name="_Hlk230559650"/>
+            <w:bookmarkStart w:id="16" w:name="_Hlk230559650"/>
             <w:r>
               <w:rPr>
                 <w:rFonts w:ascii="Consolas" w:hAnsi="Consolas"/>
@@ -24355,7 +25072,7 @@
           </w:p>
         </w:tc>
       </w:tr>
-      <w:bookmarkEnd w:id="15"/>
+      <w:bookmarkEnd w:id="16"/>
     </w:tbl>
     <w:p>
       <w:pPr>
@@ -24391,7 +25108,7 @@
           <w:lang w:val="en-US"/>
         </w:rPr>
       </w:pPr>
-      <w:bookmarkStart w:id="16" w:name="_Toc229855210"/>
+      <w:bookmarkStart w:id="17" w:name="_Toc231119263"/>
       <w:r>
         <w:lastRenderedPageBreak/>
         <w:t>ПРИЛОЖЕНИЕ</w:t>
@@ -24405,7 +25122,7 @@
       <w:r>
         <w:t>Б</w:t>
       </w:r>
-      <w:bookmarkEnd w:id="16"/>
+      <w:bookmarkEnd w:id="17"/>
     </w:p>
     <w:tbl>
       <w:tblPr>
@@ -31353,12 +32070,12 @@
         <w:pStyle w:val="1"/>
         <w:jc w:val="center"/>
       </w:pPr>
-      <w:bookmarkStart w:id="17" w:name="_Toc229855211"/>
+      <w:bookmarkStart w:id="18" w:name="_Toc231119264"/>
       <w:r>
         <w:lastRenderedPageBreak/>
         <w:t>ПРИЛОЖЕНИЕ В</w:t>
       </w:r>
-      <w:bookmarkEnd w:id="17"/>
+      <w:bookmarkEnd w:id="18"/>
     </w:p>
     <w:p/>
     <w:p>
@@ -31405,7 +32122,7 @@
                 <w:lang w:val="en-US"/>
               </w:rPr>
             </w:pPr>
-            <w:bookmarkStart w:id="18" w:name="_Hlk230559748"/>
+            <w:bookmarkStart w:id="19" w:name="_Hlk230559748"/>
             <w:r>
               <w:rPr>
                 <w:rFonts w:ascii="Consolas" w:hAnsi="Consolas"/>
@@ -31799,7 +32516,7 @@
           </w:p>
         </w:tc>
       </w:tr>
-      <w:bookmarkEnd w:id="18"/>
+      <w:bookmarkEnd w:id="19"/>
     </w:tbl>
     <w:p>
       <w:pPr>
@@ -32665,6 +33382,7 @@
         <w:pStyle w:val="1"/>
         <w:jc w:val="center"/>
       </w:pPr>
+      <w:bookmarkStart w:id="20" w:name="_Toc231119265"/>
       <w:r>
         <w:lastRenderedPageBreak/>
         <w:t xml:space="preserve">ПРИЛОЖЕНИЕ </w:t>
@@ -32672,6 +33390,7 @@
       <w:r>
         <w:t>Г</w:t>
       </w:r>
+      <w:bookmarkEnd w:id="20"/>
     </w:p>
     <w:p/>
     <w:p>
@@ -36147,6 +36866,1117 @@
           <w:sz w:val="16"/>
           <w:szCs w:val="16"/>
           <w:lang w:val="en-US"/>
+        </w:rPr>
+      </w:pPr>
+    </w:p>
+    <w:p>
+      <w:pPr>
+        <w:rPr>
+          <w:rFonts w:ascii="Consolas" w:hAnsi="Consolas"/>
+          <w:sz w:val="16"/>
+          <w:szCs w:val="16"/>
+          <w:lang w:val="en-US"/>
+        </w:rPr>
+      </w:pPr>
+      <w:r>
+        <w:rPr>
+          <w:rFonts w:ascii="Consolas" w:hAnsi="Consolas"/>
+          <w:sz w:val="16"/>
+          <w:szCs w:val="16"/>
+          <w:lang w:val="en-US"/>
+        </w:rPr>
+        <w:br w:type="page"/>
+      </w:r>
+    </w:p>
+    <w:p>
+      <w:pPr>
+        <w:pStyle w:val="1"/>
+        <w:jc w:val="center"/>
+      </w:pPr>
+      <w:bookmarkStart w:id="21" w:name="_Toc231119266"/>
+      <w:r>
+        <w:lastRenderedPageBreak/>
+        <w:t xml:space="preserve">ПРИЛОЖЕНИЕ </w:t>
+      </w:r>
+      <w:r>
+        <w:t>Д</w:t>
+      </w:r>
+      <w:bookmarkEnd w:id="21"/>
+    </w:p>
+    <w:p>
+      <w:pPr>
+        <w:keepNext/>
+        <w:spacing w:after="0" w:line="360" w:lineRule="auto"/>
+        <w:jc w:val="center"/>
+      </w:pPr>
+    </w:p>
+    <w:p>
+      <w:pPr>
+        <w:keepNext/>
+        <w:spacing w:after="0" w:line="360" w:lineRule="auto"/>
+        <w:jc w:val="center"/>
+      </w:pPr>
+      <w:r>
+        <w:drawing>
+          <wp:inline distT="0" distB="0" distL="0" distR="0" wp14:anchorId="4704222A" wp14:editId="17461A5B">
+            <wp:extent cx="3410927" cy="3410927"/>
+            <wp:effectExtent l="0" t="0" r="0" b="0"/>
+            <wp:docPr id="29" name="Рисунок 29"/>
+            <wp:cNvGraphicFramePr>
+              <a:graphicFrameLocks xmlns:a="http://schemas.openxmlformats.org/drawingml/2006/main" noChangeAspect="1"/>
+            </wp:cNvGraphicFramePr>
+            <a:graphic xmlns:a="http://schemas.openxmlformats.org/drawingml/2006/main">
+              <a:graphicData uri="http://schemas.openxmlformats.org/drawingml/2006/picture">
+                <pic:pic xmlns:pic="http://schemas.openxmlformats.org/drawingml/2006/picture">
+                  <pic:nvPicPr>
+                    <pic:cNvPr id="1" name=""/>
+                    <pic:cNvPicPr/>
+                  </pic:nvPicPr>
+                  <pic:blipFill>
+                    <a:blip r:embed="rId31"/>
+                    <a:stretch>
+                      <a:fillRect/>
+                    </a:stretch>
+                  </pic:blipFill>
+                  <pic:spPr>
+                    <a:xfrm>
+                      <a:off x="0" y="0"/>
+                      <a:ext cx="3421356" cy="3421356"/>
+                    </a:xfrm>
+                    <a:prstGeom prst="rect">
+                      <a:avLst/>
+                    </a:prstGeom>
+                  </pic:spPr>
+                </pic:pic>
+              </a:graphicData>
+            </a:graphic>
+          </wp:inline>
+        </w:drawing>
+      </w:r>
+    </w:p>
+    <w:p>
+      <w:pPr>
+        <w:keepNext/>
+        <w:spacing w:after="0" w:line="360" w:lineRule="auto"/>
+        <w:jc w:val="center"/>
+        <w:rPr>
+          <w:rFonts w:ascii="Times New Roman" w:hAnsi="Times New Roman" w:cs="Times New Roman"/>
+          <w:noProof/>
+          <w:sz w:val="28"/>
+          <w:szCs w:val="28"/>
+        </w:rPr>
+      </w:pPr>
+      <w:r>
+        <w:rPr>
+          <w:rFonts w:ascii="Times New Roman" w:hAnsi="Times New Roman" w:cs="Times New Roman"/>
+          <w:noProof/>
+          <w:sz w:val="28"/>
+          <w:szCs w:val="28"/>
+        </w:rPr>
+        <w:t xml:space="preserve">Рисунок </w:t>
+      </w:r>
+      <w:r>
+        <w:rPr>
+          <w:rFonts w:ascii="Times New Roman" w:hAnsi="Times New Roman" w:cs="Times New Roman"/>
+          <w:noProof/>
+          <w:sz w:val="28"/>
+          <w:szCs w:val="28"/>
+        </w:rPr>
+        <w:fldChar w:fldCharType="begin"/>
+      </w:r>
+      <w:r>
+        <w:rPr>
+          <w:rFonts w:ascii="Times New Roman" w:hAnsi="Times New Roman" w:cs="Times New Roman"/>
+          <w:noProof/>
+          <w:sz w:val="28"/>
+          <w:szCs w:val="28"/>
+        </w:rPr>
+        <w:instrText xml:space="preserve"> SEQ Рисунок \* ARABIC </w:instrText>
+      </w:r>
+      <w:r>
+        <w:rPr>
+          <w:rFonts w:ascii="Times New Roman" w:hAnsi="Times New Roman" w:cs="Times New Roman"/>
+          <w:noProof/>
+          <w:sz w:val="28"/>
+          <w:szCs w:val="28"/>
+        </w:rPr>
+        <w:fldChar w:fldCharType="separate"/>
+      </w:r>
+      <w:r>
+        <w:rPr>
+          <w:rFonts w:ascii="Times New Roman" w:hAnsi="Times New Roman" w:cs="Times New Roman"/>
+          <w:noProof/>
+          <w:sz w:val="28"/>
+          <w:szCs w:val="28"/>
+        </w:rPr>
+        <w:t>22</w:t>
+      </w:r>
+      <w:r>
+        <w:rPr>
+          <w:rFonts w:ascii="Times New Roman" w:hAnsi="Times New Roman" w:cs="Times New Roman"/>
+          <w:noProof/>
+          <w:sz w:val="28"/>
+          <w:szCs w:val="28"/>
+        </w:rPr>
+        <w:fldChar w:fldCharType="end"/>
+      </w:r>
+      <w:r>
+        <w:rPr>
+          <w:rFonts w:ascii="Times New Roman" w:hAnsi="Times New Roman" w:cs="Times New Roman"/>
+          <w:noProof/>
+          <w:sz w:val="28"/>
+          <w:szCs w:val="28"/>
+        </w:rPr>
+        <w:t xml:space="preserve"> — Демонстрация </w:t>
+      </w:r>
+      <w:r>
+        <w:rPr>
+          <w:rFonts w:ascii="Times New Roman" w:hAnsi="Times New Roman" w:cs="Times New Roman"/>
+          <w:noProof/>
+          <w:sz w:val="28"/>
+          <w:szCs w:val="28"/>
+        </w:rPr>
+        <w:t>формы добавления нового набора</w:t>
+      </w:r>
+    </w:p>
+    <w:p>
+      <w:pPr>
+        <w:keepNext/>
+        <w:spacing w:after="0" w:line="360" w:lineRule="auto"/>
+        <w:jc w:val="center"/>
+      </w:pPr>
+      <w:r>
+        <w:drawing>
+          <wp:inline distT="0" distB="0" distL="0" distR="0" wp14:anchorId="24816C43" wp14:editId="7ABC088D">
+            <wp:extent cx="3269908" cy="4061436"/>
+            <wp:effectExtent l="0" t="0" r="6985" b="0"/>
+            <wp:docPr id="23" name="Рисунок 23"/>
+            <wp:cNvGraphicFramePr>
+              <a:graphicFrameLocks xmlns:a="http://schemas.openxmlformats.org/drawingml/2006/main" noChangeAspect="1"/>
+            </wp:cNvGraphicFramePr>
+            <a:graphic xmlns:a="http://schemas.openxmlformats.org/drawingml/2006/main">
+              <a:graphicData uri="http://schemas.openxmlformats.org/drawingml/2006/picture">
+                <pic:pic xmlns:pic="http://schemas.openxmlformats.org/drawingml/2006/picture">
+                  <pic:nvPicPr>
+                    <pic:cNvPr id="1" name=""/>
+                    <pic:cNvPicPr/>
+                  </pic:nvPicPr>
+                  <pic:blipFill>
+                    <a:blip r:embed="rId32"/>
+                    <a:stretch>
+                      <a:fillRect/>
+                    </a:stretch>
+                  </pic:blipFill>
+                  <pic:spPr>
+                    <a:xfrm>
+                      <a:off x="0" y="0"/>
+                      <a:ext cx="3314007" cy="4116210"/>
+                    </a:xfrm>
+                    <a:prstGeom prst="rect">
+                      <a:avLst/>
+                    </a:prstGeom>
+                  </pic:spPr>
+                </pic:pic>
+              </a:graphicData>
+            </a:graphic>
+          </wp:inline>
+        </w:drawing>
+      </w:r>
+    </w:p>
+    <w:p>
+      <w:pPr>
+        <w:keepNext/>
+        <w:spacing w:after="0" w:line="360" w:lineRule="auto"/>
+        <w:jc w:val="center"/>
+        <w:rPr>
+          <w:rFonts w:ascii="Times New Roman" w:hAnsi="Times New Roman" w:cs="Times New Roman"/>
+          <w:noProof/>
+          <w:sz w:val="28"/>
+          <w:szCs w:val="28"/>
+        </w:rPr>
+      </w:pPr>
+      <w:r>
+        <w:rPr>
+          <w:rFonts w:ascii="Times New Roman" w:hAnsi="Times New Roman" w:cs="Times New Roman"/>
+          <w:noProof/>
+          <w:sz w:val="28"/>
+          <w:szCs w:val="28"/>
+        </w:rPr>
+        <w:t xml:space="preserve">Рисунок </w:t>
+      </w:r>
+      <w:r>
+        <w:rPr>
+          <w:rFonts w:ascii="Times New Roman" w:hAnsi="Times New Roman" w:cs="Times New Roman"/>
+          <w:noProof/>
+          <w:sz w:val="28"/>
+          <w:szCs w:val="28"/>
+        </w:rPr>
+        <w:fldChar w:fldCharType="begin"/>
+      </w:r>
+      <w:r>
+        <w:rPr>
+          <w:rFonts w:ascii="Times New Roman" w:hAnsi="Times New Roman" w:cs="Times New Roman"/>
+          <w:noProof/>
+          <w:sz w:val="28"/>
+          <w:szCs w:val="28"/>
+        </w:rPr>
+        <w:instrText xml:space="preserve"> SEQ Рисунок \* ARABIC </w:instrText>
+      </w:r>
+      <w:r>
+        <w:rPr>
+          <w:rFonts w:ascii="Times New Roman" w:hAnsi="Times New Roman" w:cs="Times New Roman"/>
+          <w:noProof/>
+          <w:sz w:val="28"/>
+          <w:szCs w:val="28"/>
+        </w:rPr>
+        <w:fldChar w:fldCharType="separate"/>
+      </w:r>
+      <w:r>
+        <w:rPr>
+          <w:rFonts w:ascii="Times New Roman" w:hAnsi="Times New Roman" w:cs="Times New Roman"/>
+          <w:noProof/>
+          <w:sz w:val="28"/>
+          <w:szCs w:val="28"/>
+        </w:rPr>
+        <w:t>23</w:t>
+      </w:r>
+      <w:r>
+        <w:rPr>
+          <w:rFonts w:ascii="Times New Roman" w:hAnsi="Times New Roman" w:cs="Times New Roman"/>
+          <w:noProof/>
+          <w:sz w:val="28"/>
+          <w:szCs w:val="28"/>
+        </w:rPr>
+        <w:fldChar w:fldCharType="end"/>
+      </w:r>
+      <w:r>
+        <w:rPr>
+          <w:rFonts w:ascii="Times New Roman" w:hAnsi="Times New Roman" w:cs="Times New Roman"/>
+          <w:noProof/>
+          <w:sz w:val="28"/>
+          <w:szCs w:val="28"/>
+        </w:rPr>
+        <w:t xml:space="preserve"> — Демонстрация </w:t>
+      </w:r>
+      <w:r>
+        <w:rPr>
+          <w:rFonts w:ascii="Times New Roman" w:hAnsi="Times New Roman" w:cs="Times New Roman"/>
+          <w:noProof/>
+          <w:sz w:val="28"/>
+          <w:szCs w:val="28"/>
+        </w:rPr>
+        <w:t>формы оформления продажи</w:t>
+      </w:r>
+    </w:p>
+    <w:p>
+      <w:pPr>
+        <w:keepNext/>
+        <w:spacing w:after="0" w:line="360" w:lineRule="auto"/>
+        <w:jc w:val="center"/>
+      </w:pPr>
+      <w:r>
+        <w:lastRenderedPageBreak/>
+        <w:drawing>
+          <wp:inline distT="0" distB="0" distL="0" distR="0" wp14:anchorId="2144D8B9" wp14:editId="257643C6">
+            <wp:extent cx="3579642" cy="3510317"/>
+            <wp:effectExtent l="0" t="0" r="1905" b="0"/>
+            <wp:docPr id="25" name="Рисунок 25"/>
+            <wp:cNvGraphicFramePr>
+              <a:graphicFrameLocks xmlns:a="http://schemas.openxmlformats.org/drawingml/2006/main" noChangeAspect="1"/>
+            </wp:cNvGraphicFramePr>
+            <a:graphic xmlns:a="http://schemas.openxmlformats.org/drawingml/2006/main">
+              <a:graphicData uri="http://schemas.openxmlformats.org/drawingml/2006/picture">
+                <pic:pic xmlns:pic="http://schemas.openxmlformats.org/drawingml/2006/picture">
+                  <pic:nvPicPr>
+                    <pic:cNvPr id="1" name=""/>
+                    <pic:cNvPicPr/>
+                  </pic:nvPicPr>
+                  <pic:blipFill>
+                    <a:blip r:embed="rId33"/>
+                    <a:stretch>
+                      <a:fillRect/>
+                    </a:stretch>
+                  </pic:blipFill>
+                  <pic:spPr>
+                    <a:xfrm>
+                      <a:off x="0" y="0"/>
+                      <a:ext cx="3602215" cy="3532453"/>
+                    </a:xfrm>
+                    <a:prstGeom prst="rect">
+                      <a:avLst/>
+                    </a:prstGeom>
+                  </pic:spPr>
+                </pic:pic>
+              </a:graphicData>
+            </a:graphic>
+          </wp:inline>
+        </w:drawing>
+      </w:r>
+    </w:p>
+    <w:p>
+      <w:pPr>
+        <w:keepNext/>
+        <w:spacing w:after="0" w:line="360" w:lineRule="auto"/>
+        <w:jc w:val="center"/>
+        <w:rPr>
+          <w:rFonts w:ascii="Times New Roman" w:hAnsi="Times New Roman" w:cs="Times New Roman"/>
+          <w:noProof/>
+          <w:sz w:val="28"/>
+          <w:szCs w:val="28"/>
+        </w:rPr>
+      </w:pPr>
+      <w:r>
+        <w:rPr>
+          <w:rFonts w:ascii="Times New Roman" w:hAnsi="Times New Roman" w:cs="Times New Roman"/>
+          <w:noProof/>
+          <w:sz w:val="28"/>
+          <w:szCs w:val="28"/>
+        </w:rPr>
+        <w:t xml:space="preserve">Рисунок </w:t>
+      </w:r>
+      <w:r>
+        <w:rPr>
+          <w:rFonts w:ascii="Times New Roman" w:hAnsi="Times New Roman" w:cs="Times New Roman"/>
+          <w:noProof/>
+          <w:sz w:val="28"/>
+          <w:szCs w:val="28"/>
+        </w:rPr>
+        <w:fldChar w:fldCharType="begin"/>
+      </w:r>
+      <w:r>
+        <w:rPr>
+          <w:rFonts w:ascii="Times New Roman" w:hAnsi="Times New Roman" w:cs="Times New Roman"/>
+          <w:noProof/>
+          <w:sz w:val="28"/>
+          <w:szCs w:val="28"/>
+        </w:rPr>
+        <w:instrText xml:space="preserve"> SEQ Рисунок \* ARABIC </w:instrText>
+      </w:r>
+      <w:r>
+        <w:rPr>
+          <w:rFonts w:ascii="Times New Roman" w:hAnsi="Times New Roman" w:cs="Times New Roman"/>
+          <w:noProof/>
+          <w:sz w:val="28"/>
+          <w:szCs w:val="28"/>
+        </w:rPr>
+        <w:fldChar w:fldCharType="separate"/>
+      </w:r>
+      <w:r>
+        <w:rPr>
+          <w:rFonts w:ascii="Times New Roman" w:hAnsi="Times New Roman" w:cs="Times New Roman"/>
+          <w:noProof/>
+          <w:sz w:val="28"/>
+          <w:szCs w:val="28"/>
+        </w:rPr>
+        <w:t>24</w:t>
+      </w:r>
+      <w:r>
+        <w:rPr>
+          <w:rFonts w:ascii="Times New Roman" w:hAnsi="Times New Roman" w:cs="Times New Roman"/>
+          <w:noProof/>
+          <w:sz w:val="28"/>
+          <w:szCs w:val="28"/>
+        </w:rPr>
+        <w:fldChar w:fldCharType="end"/>
+      </w:r>
+      <w:r>
+        <w:rPr>
+          <w:rFonts w:ascii="Times New Roman" w:hAnsi="Times New Roman" w:cs="Times New Roman"/>
+          <w:noProof/>
+          <w:sz w:val="28"/>
+          <w:szCs w:val="28"/>
+        </w:rPr>
+        <w:t xml:space="preserve"> — Демонстрация </w:t>
+      </w:r>
+      <w:r>
+        <w:rPr>
+          <w:rFonts w:ascii="Times New Roman" w:hAnsi="Times New Roman" w:cs="Times New Roman"/>
+          <w:noProof/>
+          <w:sz w:val="28"/>
+          <w:szCs w:val="28"/>
+        </w:rPr>
+        <w:t>формы добавления новой фурнитуры</w:t>
+      </w:r>
+    </w:p>
+    <w:p>
+      <w:pPr>
+        <w:keepNext/>
+        <w:spacing w:after="0" w:line="360" w:lineRule="auto"/>
+        <w:jc w:val="center"/>
+      </w:pPr>
+    </w:p>
+    <w:p>
+      <w:pPr>
+        <w:keepNext/>
+        <w:spacing w:after="0" w:line="360" w:lineRule="auto"/>
+        <w:jc w:val="center"/>
+      </w:pPr>
+      <w:r>
+        <w:drawing>
+          <wp:inline distT="0" distB="0" distL="0" distR="0" wp14:anchorId="5E86222E" wp14:editId="372A593A">
+            <wp:extent cx="3537722" cy="4255477"/>
+            <wp:effectExtent l="0" t="0" r="5715" b="0"/>
+            <wp:docPr id="30" name="Рисунок 30"/>
+            <wp:cNvGraphicFramePr>
+              <a:graphicFrameLocks xmlns:a="http://schemas.openxmlformats.org/drawingml/2006/main" noChangeAspect="1"/>
+            </wp:cNvGraphicFramePr>
+            <a:graphic xmlns:a="http://schemas.openxmlformats.org/drawingml/2006/main">
+              <a:graphicData uri="http://schemas.openxmlformats.org/drawingml/2006/picture">
+                <pic:pic xmlns:pic="http://schemas.openxmlformats.org/drawingml/2006/picture">
+                  <pic:nvPicPr>
+                    <pic:cNvPr id="1" name=""/>
+                    <pic:cNvPicPr/>
+                  </pic:nvPicPr>
+                  <pic:blipFill>
+                    <a:blip r:embed="rId34"/>
+                    <a:stretch>
+                      <a:fillRect/>
+                    </a:stretch>
+                  </pic:blipFill>
+                  <pic:spPr>
+                    <a:xfrm>
+                      <a:off x="0" y="0"/>
+                      <a:ext cx="3546064" cy="4265512"/>
+                    </a:xfrm>
+                    <a:prstGeom prst="rect">
+                      <a:avLst/>
+                    </a:prstGeom>
+                  </pic:spPr>
+                </pic:pic>
+              </a:graphicData>
+            </a:graphic>
+          </wp:inline>
+        </w:drawing>
+      </w:r>
+    </w:p>
+    <w:p>
+      <w:pPr>
+        <w:keepNext/>
+        <w:spacing w:after="0" w:line="360" w:lineRule="auto"/>
+        <w:jc w:val="center"/>
+        <w:rPr>
+          <w:rFonts w:ascii="Times New Roman" w:hAnsi="Times New Roman" w:cs="Times New Roman"/>
+          <w:noProof/>
+          <w:sz w:val="28"/>
+          <w:szCs w:val="28"/>
+        </w:rPr>
+      </w:pPr>
+      <w:r>
+        <w:rPr>
+          <w:rFonts w:ascii="Times New Roman" w:hAnsi="Times New Roman" w:cs="Times New Roman"/>
+          <w:noProof/>
+          <w:sz w:val="28"/>
+          <w:szCs w:val="28"/>
+        </w:rPr>
+        <w:t xml:space="preserve">Рисунок </w:t>
+      </w:r>
+      <w:r>
+        <w:rPr>
+          <w:rFonts w:ascii="Times New Roman" w:hAnsi="Times New Roman" w:cs="Times New Roman"/>
+          <w:noProof/>
+          <w:sz w:val="28"/>
+          <w:szCs w:val="28"/>
+        </w:rPr>
+        <w:fldChar w:fldCharType="begin"/>
+      </w:r>
+      <w:r>
+        <w:rPr>
+          <w:rFonts w:ascii="Times New Roman" w:hAnsi="Times New Roman" w:cs="Times New Roman"/>
+          <w:noProof/>
+          <w:sz w:val="28"/>
+          <w:szCs w:val="28"/>
+        </w:rPr>
+        <w:instrText xml:space="preserve"> SEQ Рисунок \* ARABIC </w:instrText>
+      </w:r>
+      <w:r>
+        <w:rPr>
+          <w:rFonts w:ascii="Times New Roman" w:hAnsi="Times New Roman" w:cs="Times New Roman"/>
+          <w:noProof/>
+          <w:sz w:val="28"/>
+          <w:szCs w:val="28"/>
+        </w:rPr>
+        <w:fldChar w:fldCharType="separate"/>
+      </w:r>
+      <w:r>
+        <w:rPr>
+          <w:rFonts w:ascii="Times New Roman" w:hAnsi="Times New Roman" w:cs="Times New Roman"/>
+          <w:noProof/>
+          <w:sz w:val="28"/>
+          <w:szCs w:val="28"/>
+        </w:rPr>
+        <w:t>25</w:t>
+      </w:r>
+      <w:r>
+        <w:rPr>
+          <w:rFonts w:ascii="Times New Roman" w:hAnsi="Times New Roman" w:cs="Times New Roman"/>
+          <w:noProof/>
+          <w:sz w:val="28"/>
+          <w:szCs w:val="28"/>
+        </w:rPr>
+        <w:fldChar w:fldCharType="end"/>
+      </w:r>
+      <w:r>
+        <w:rPr>
+          <w:rFonts w:ascii="Times New Roman" w:hAnsi="Times New Roman" w:cs="Times New Roman"/>
+          <w:noProof/>
+          <w:sz w:val="28"/>
+          <w:szCs w:val="28"/>
+        </w:rPr>
+        <w:t xml:space="preserve"> — </w:t>
+      </w:r>
+      <w:r>
+        <w:rPr>
+          <w:rFonts w:ascii="Times New Roman" w:hAnsi="Times New Roman" w:cs="Times New Roman"/>
+          <w:noProof/>
+          <w:sz w:val="28"/>
+          <w:szCs w:val="28"/>
+        </w:rPr>
+        <w:t>Отображение предупреждений о некорректном вводе данных</w:t>
+      </w:r>
+    </w:p>
+    <w:p>
+      <w:pPr>
+        <w:keepNext/>
+        <w:spacing w:after="0" w:line="360" w:lineRule="auto"/>
+        <w:jc w:val="center"/>
+      </w:pPr>
+      <w:r>
+        <w:lastRenderedPageBreak/>
+        <w:drawing>
+          <wp:inline distT="0" distB="0" distL="0" distR="0" wp14:anchorId="1F81173D" wp14:editId="10642172">
+            <wp:extent cx="3715630" cy="4464714"/>
+            <wp:effectExtent l="0" t="0" r="0" b="0"/>
+            <wp:docPr id="31" name="Рисунок 31"/>
+            <wp:cNvGraphicFramePr>
+              <a:graphicFrameLocks xmlns:a="http://schemas.openxmlformats.org/drawingml/2006/main" noChangeAspect="1"/>
+            </wp:cNvGraphicFramePr>
+            <a:graphic xmlns:a="http://schemas.openxmlformats.org/drawingml/2006/main">
+              <a:graphicData uri="http://schemas.openxmlformats.org/drawingml/2006/picture">
+                <pic:pic xmlns:pic="http://schemas.openxmlformats.org/drawingml/2006/picture">
+                  <pic:nvPicPr>
+                    <pic:cNvPr id="1" name=""/>
+                    <pic:cNvPicPr/>
+                  </pic:nvPicPr>
+                  <pic:blipFill>
+                    <a:blip r:embed="rId35"/>
+                    <a:stretch>
+                      <a:fillRect/>
+                    </a:stretch>
+                  </pic:blipFill>
+                  <pic:spPr>
+                    <a:xfrm>
+                      <a:off x="0" y="0"/>
+                      <a:ext cx="3729640" cy="4481548"/>
+                    </a:xfrm>
+                    <a:prstGeom prst="rect">
+                      <a:avLst/>
+                    </a:prstGeom>
+                  </pic:spPr>
+                </pic:pic>
+              </a:graphicData>
+            </a:graphic>
+          </wp:inline>
+        </w:drawing>
+      </w:r>
+    </w:p>
+    <w:p>
+      <w:pPr>
+        <w:keepNext/>
+        <w:spacing w:after="0" w:line="360" w:lineRule="auto"/>
+        <w:jc w:val="center"/>
+        <w:rPr>
+          <w:rFonts w:ascii="Times New Roman" w:hAnsi="Times New Roman" w:cs="Times New Roman"/>
+          <w:noProof/>
+          <w:sz w:val="28"/>
+          <w:szCs w:val="28"/>
+        </w:rPr>
+      </w:pPr>
+      <w:r>
+        <w:rPr>
+          <w:rFonts w:ascii="Times New Roman" w:hAnsi="Times New Roman" w:cs="Times New Roman"/>
+          <w:noProof/>
+          <w:sz w:val="28"/>
+          <w:szCs w:val="28"/>
+        </w:rPr>
+        <w:t xml:space="preserve">Рисунок </w:t>
+      </w:r>
+      <w:r>
+        <w:rPr>
+          <w:rFonts w:ascii="Times New Roman" w:hAnsi="Times New Roman" w:cs="Times New Roman"/>
+          <w:noProof/>
+          <w:sz w:val="28"/>
+          <w:szCs w:val="28"/>
+        </w:rPr>
+        <w:fldChar w:fldCharType="begin"/>
+      </w:r>
+      <w:r>
+        <w:rPr>
+          <w:rFonts w:ascii="Times New Roman" w:hAnsi="Times New Roman" w:cs="Times New Roman"/>
+          <w:noProof/>
+          <w:sz w:val="28"/>
+          <w:szCs w:val="28"/>
+        </w:rPr>
+        <w:instrText xml:space="preserve"> SEQ Рисунок \* ARABIC </w:instrText>
+      </w:r>
+      <w:r>
+        <w:rPr>
+          <w:rFonts w:ascii="Times New Roman" w:hAnsi="Times New Roman" w:cs="Times New Roman"/>
+          <w:noProof/>
+          <w:sz w:val="28"/>
+          <w:szCs w:val="28"/>
+        </w:rPr>
+        <w:fldChar w:fldCharType="separate"/>
+      </w:r>
+      <w:r>
+        <w:rPr>
+          <w:rFonts w:ascii="Times New Roman" w:hAnsi="Times New Roman" w:cs="Times New Roman"/>
+          <w:noProof/>
+          <w:sz w:val="28"/>
+          <w:szCs w:val="28"/>
+        </w:rPr>
+        <w:t>26</w:t>
+      </w:r>
+      <w:r>
+        <w:rPr>
+          <w:rFonts w:ascii="Times New Roman" w:hAnsi="Times New Roman" w:cs="Times New Roman"/>
+          <w:noProof/>
+          <w:sz w:val="28"/>
+          <w:szCs w:val="28"/>
+        </w:rPr>
+        <w:fldChar w:fldCharType="end"/>
+      </w:r>
+      <w:r>
+        <w:rPr>
+          <w:rFonts w:ascii="Times New Roman" w:hAnsi="Times New Roman" w:cs="Times New Roman"/>
+          <w:noProof/>
+          <w:sz w:val="28"/>
+          <w:szCs w:val="28"/>
+        </w:rPr>
+        <w:t xml:space="preserve"> — Демонстрация </w:t>
+      </w:r>
+      <w:r>
+        <w:rPr>
+          <w:rFonts w:ascii="Times New Roman" w:hAnsi="Times New Roman" w:cs="Times New Roman"/>
+          <w:noProof/>
+          <w:sz w:val="28"/>
+          <w:szCs w:val="28"/>
+        </w:rPr>
+        <w:t>формы редактирования данных покупателей</w:t>
+      </w:r>
+    </w:p>
+    <w:p>
+      <w:pPr>
+        <w:keepNext/>
+        <w:spacing w:after="0" w:line="360" w:lineRule="auto"/>
+        <w:jc w:val="center"/>
+      </w:pPr>
+      <w:r>
+        <w:drawing>
+          <wp:inline distT="0" distB="0" distL="0" distR="0" wp14:anchorId="05BCEEFC" wp14:editId="1B7CE6FB">
+            <wp:extent cx="4958411" cy="3554897"/>
+            <wp:effectExtent l="0" t="0" r="0" b="7620"/>
+            <wp:docPr id="32" name="Рисунок 32"/>
+            <wp:cNvGraphicFramePr>
+              <a:graphicFrameLocks xmlns:a="http://schemas.openxmlformats.org/drawingml/2006/main" noChangeAspect="1"/>
+            </wp:cNvGraphicFramePr>
+            <a:graphic xmlns:a="http://schemas.openxmlformats.org/drawingml/2006/main">
+              <a:graphicData uri="http://schemas.openxmlformats.org/drawingml/2006/picture">
+                <pic:pic xmlns:pic="http://schemas.openxmlformats.org/drawingml/2006/picture">
+                  <pic:nvPicPr>
+                    <pic:cNvPr id="1" name=""/>
+                    <pic:cNvPicPr/>
+                  </pic:nvPicPr>
+                  <pic:blipFill>
+                    <a:blip r:embed="rId36"/>
+                    <a:stretch>
+                      <a:fillRect/>
+                    </a:stretch>
+                  </pic:blipFill>
+                  <pic:spPr>
+                    <a:xfrm>
+                      <a:off x="0" y="0"/>
+                      <a:ext cx="4975457" cy="3567118"/>
+                    </a:xfrm>
+                    <a:prstGeom prst="rect">
+                      <a:avLst/>
+                    </a:prstGeom>
+                  </pic:spPr>
+                </pic:pic>
+              </a:graphicData>
+            </a:graphic>
+          </wp:inline>
+        </w:drawing>
+      </w:r>
+    </w:p>
+    <w:p>
+      <w:pPr>
+        <w:keepNext/>
+        <w:spacing w:after="0" w:line="360" w:lineRule="auto"/>
+        <w:jc w:val="center"/>
+        <w:rPr>
+          <w:rFonts w:ascii="Times New Roman" w:hAnsi="Times New Roman" w:cs="Times New Roman"/>
+          <w:noProof/>
+          <w:sz w:val="28"/>
+          <w:szCs w:val="28"/>
+        </w:rPr>
+      </w:pPr>
+      <w:r>
+        <w:rPr>
+          <w:rFonts w:ascii="Times New Roman" w:hAnsi="Times New Roman" w:cs="Times New Roman"/>
+          <w:noProof/>
+          <w:sz w:val="28"/>
+          <w:szCs w:val="28"/>
+        </w:rPr>
+        <w:t xml:space="preserve">Рисунок </w:t>
+      </w:r>
+      <w:r>
+        <w:rPr>
+          <w:rFonts w:ascii="Times New Roman" w:hAnsi="Times New Roman" w:cs="Times New Roman"/>
+          <w:noProof/>
+          <w:sz w:val="28"/>
+          <w:szCs w:val="28"/>
+        </w:rPr>
+        <w:fldChar w:fldCharType="begin"/>
+      </w:r>
+      <w:r>
+        <w:rPr>
+          <w:rFonts w:ascii="Times New Roman" w:hAnsi="Times New Roman" w:cs="Times New Roman"/>
+          <w:noProof/>
+          <w:sz w:val="28"/>
+          <w:szCs w:val="28"/>
+        </w:rPr>
+        <w:instrText xml:space="preserve"> SEQ Рисунок \* ARABIC </w:instrText>
+      </w:r>
+      <w:r>
+        <w:rPr>
+          <w:rFonts w:ascii="Times New Roman" w:hAnsi="Times New Roman" w:cs="Times New Roman"/>
+          <w:noProof/>
+          <w:sz w:val="28"/>
+          <w:szCs w:val="28"/>
+        </w:rPr>
+        <w:fldChar w:fldCharType="separate"/>
+      </w:r>
+      <w:r>
+        <w:rPr>
+          <w:rFonts w:ascii="Times New Roman" w:hAnsi="Times New Roman" w:cs="Times New Roman"/>
+          <w:noProof/>
+          <w:sz w:val="28"/>
+          <w:szCs w:val="28"/>
+        </w:rPr>
+        <w:t>27</w:t>
+      </w:r>
+      <w:r>
+        <w:rPr>
+          <w:rFonts w:ascii="Times New Roman" w:hAnsi="Times New Roman" w:cs="Times New Roman"/>
+          <w:noProof/>
+          <w:sz w:val="28"/>
+          <w:szCs w:val="28"/>
+        </w:rPr>
+        <w:fldChar w:fldCharType="end"/>
+      </w:r>
+      <w:r>
+        <w:rPr>
+          <w:rFonts w:ascii="Times New Roman" w:hAnsi="Times New Roman" w:cs="Times New Roman"/>
+          <w:noProof/>
+          <w:sz w:val="28"/>
+          <w:szCs w:val="28"/>
+        </w:rPr>
+        <w:t xml:space="preserve"> —</w:t>
+      </w:r>
+      <w:r>
+        <w:rPr>
+          <w:rFonts w:ascii="Times New Roman" w:hAnsi="Times New Roman" w:cs="Times New Roman"/>
+          <w:noProof/>
+          <w:sz w:val="28"/>
+          <w:szCs w:val="28"/>
+          <w:lang w:val="en-US"/>
+        </w:rPr>
+        <w:t xml:space="preserve"> </w:t>
+      </w:r>
+      <w:r>
+        <w:rPr>
+          <w:rFonts w:ascii="Times New Roman" w:hAnsi="Times New Roman" w:cs="Times New Roman"/>
+          <w:noProof/>
+          <w:sz w:val="28"/>
+          <w:szCs w:val="28"/>
+        </w:rPr>
+        <w:t>Демонстрация деталей заказа</w:t>
+      </w:r>
+    </w:p>
+    <w:p>
+      <w:pPr>
+        <w:keepNext/>
+        <w:spacing w:after="0" w:line="360" w:lineRule="auto"/>
+        <w:jc w:val="center"/>
+      </w:pPr>
+      <w:r>
+        <w:lastRenderedPageBreak/>
+        <w:drawing>
+          <wp:inline distT="0" distB="0" distL="0" distR="0" wp14:anchorId="4186A43E" wp14:editId="75D477F9">
+            <wp:extent cx="5940425" cy="3684905"/>
+            <wp:effectExtent l="0" t="0" r="3175" b="0"/>
+            <wp:docPr id="34" name="Рисунок 34"/>
+            <wp:cNvGraphicFramePr>
+              <a:graphicFrameLocks xmlns:a="http://schemas.openxmlformats.org/drawingml/2006/main" noChangeAspect="1"/>
+            </wp:cNvGraphicFramePr>
+            <a:graphic xmlns:a="http://schemas.openxmlformats.org/drawingml/2006/main">
+              <a:graphicData uri="http://schemas.openxmlformats.org/drawingml/2006/picture">
+                <pic:pic xmlns:pic="http://schemas.openxmlformats.org/drawingml/2006/picture">
+                  <pic:nvPicPr>
+                    <pic:cNvPr id="1" name=""/>
+                    <pic:cNvPicPr/>
+                  </pic:nvPicPr>
+                  <pic:blipFill>
+                    <a:blip r:embed="rId37"/>
+                    <a:stretch>
+                      <a:fillRect/>
+                    </a:stretch>
+                  </pic:blipFill>
+                  <pic:spPr>
+                    <a:xfrm>
+                      <a:off x="0" y="0"/>
+                      <a:ext cx="5943003" cy="3686504"/>
+                    </a:xfrm>
+                    <a:prstGeom prst="rect">
+                      <a:avLst/>
+                    </a:prstGeom>
+                  </pic:spPr>
+                </pic:pic>
+              </a:graphicData>
+            </a:graphic>
+          </wp:inline>
+        </w:drawing>
+      </w:r>
+    </w:p>
+    <w:p>
+      <w:pPr>
+        <w:keepNext/>
+        <w:spacing w:after="0" w:line="360" w:lineRule="auto"/>
+        <w:jc w:val="center"/>
+        <w:rPr>
+          <w:rFonts w:ascii="Times New Roman" w:hAnsi="Times New Roman" w:cs="Times New Roman"/>
+          <w:noProof/>
+          <w:sz w:val="28"/>
+          <w:szCs w:val="28"/>
+        </w:rPr>
+      </w:pPr>
+      <w:r>
+        <w:rPr>
+          <w:rFonts w:ascii="Times New Roman" w:hAnsi="Times New Roman" w:cs="Times New Roman"/>
+          <w:noProof/>
+          <w:sz w:val="28"/>
+          <w:szCs w:val="28"/>
+        </w:rPr>
+        <w:t xml:space="preserve">Рисунок </w:t>
+      </w:r>
+      <w:r>
+        <w:rPr>
+          <w:rFonts w:ascii="Times New Roman" w:hAnsi="Times New Roman" w:cs="Times New Roman"/>
+          <w:noProof/>
+          <w:sz w:val="28"/>
+          <w:szCs w:val="28"/>
+        </w:rPr>
+        <w:fldChar w:fldCharType="begin"/>
+      </w:r>
+      <w:r>
+        <w:rPr>
+          <w:rFonts w:ascii="Times New Roman" w:hAnsi="Times New Roman" w:cs="Times New Roman"/>
+          <w:noProof/>
+          <w:sz w:val="28"/>
+          <w:szCs w:val="28"/>
+        </w:rPr>
+        <w:instrText xml:space="preserve"> SEQ Рисунок \* ARABIC </w:instrText>
+      </w:r>
+      <w:r>
+        <w:rPr>
+          <w:rFonts w:ascii="Times New Roman" w:hAnsi="Times New Roman" w:cs="Times New Roman"/>
+          <w:noProof/>
+          <w:sz w:val="28"/>
+          <w:szCs w:val="28"/>
+        </w:rPr>
+        <w:fldChar w:fldCharType="separate"/>
+      </w:r>
+      <w:r>
+        <w:rPr>
+          <w:rFonts w:ascii="Times New Roman" w:hAnsi="Times New Roman" w:cs="Times New Roman"/>
+          <w:noProof/>
+          <w:sz w:val="28"/>
+          <w:szCs w:val="28"/>
+        </w:rPr>
+        <w:t>28</w:t>
+      </w:r>
+      <w:r>
+        <w:rPr>
+          <w:rFonts w:ascii="Times New Roman" w:hAnsi="Times New Roman" w:cs="Times New Roman"/>
+          <w:noProof/>
+          <w:sz w:val="28"/>
+          <w:szCs w:val="28"/>
+        </w:rPr>
+        <w:fldChar w:fldCharType="end"/>
+      </w:r>
+      <w:r>
+        <w:rPr>
+          <w:rFonts w:ascii="Times New Roman" w:hAnsi="Times New Roman" w:cs="Times New Roman"/>
+          <w:noProof/>
+          <w:sz w:val="28"/>
+          <w:szCs w:val="28"/>
+        </w:rPr>
+        <w:t xml:space="preserve"> — Демонстрация </w:t>
+      </w:r>
+      <w:r>
+        <w:rPr>
+          <w:rFonts w:ascii="Times New Roman" w:hAnsi="Times New Roman" w:cs="Times New Roman"/>
+          <w:noProof/>
+          <w:sz w:val="28"/>
+          <w:szCs w:val="28"/>
+        </w:rPr>
+        <w:t>интерфейса сохранения чека для печати</w:t>
+      </w:r>
+    </w:p>
+    <w:p>
+      <w:pPr>
+        <w:keepNext/>
+        <w:spacing w:after="0" w:line="360" w:lineRule="auto"/>
+        <w:jc w:val="center"/>
+      </w:pPr>
+    </w:p>
+    <w:p>
+      <w:pPr>
+        <w:keepNext/>
+        <w:spacing w:after="0" w:line="360" w:lineRule="auto"/>
+        <w:jc w:val="center"/>
+      </w:pPr>
+      <w:r>
+        <w:drawing>
+          <wp:inline distT="0" distB="0" distL="0" distR="0" wp14:anchorId="451CE5DD" wp14:editId="2076B7BE">
+            <wp:extent cx="5002113" cy="3587262"/>
+            <wp:effectExtent l="0" t="0" r="8255" b="0"/>
+            <wp:docPr id="35" name="Рисунок 35"/>
+            <wp:cNvGraphicFramePr>
+              <a:graphicFrameLocks xmlns:a="http://schemas.openxmlformats.org/drawingml/2006/main" noChangeAspect="1"/>
+            </wp:cNvGraphicFramePr>
+            <a:graphic xmlns:a="http://schemas.openxmlformats.org/drawingml/2006/main">
+              <a:graphicData uri="http://schemas.openxmlformats.org/drawingml/2006/picture">
+                <pic:pic xmlns:pic="http://schemas.openxmlformats.org/drawingml/2006/picture">
+                  <pic:nvPicPr>
+                    <pic:cNvPr id="1" name=""/>
+                    <pic:cNvPicPr/>
+                  </pic:nvPicPr>
+                  <pic:blipFill>
+                    <a:blip r:embed="rId38"/>
+                    <a:stretch>
+                      <a:fillRect/>
+                    </a:stretch>
+                  </pic:blipFill>
+                  <pic:spPr>
+                    <a:xfrm>
+                      <a:off x="0" y="0"/>
+                      <a:ext cx="5009367" cy="3592464"/>
+                    </a:xfrm>
+                    <a:prstGeom prst="rect">
+                      <a:avLst/>
+                    </a:prstGeom>
+                  </pic:spPr>
+                </pic:pic>
+              </a:graphicData>
+            </a:graphic>
+          </wp:inline>
+        </w:drawing>
+      </w:r>
+    </w:p>
+    <w:p>
+      <w:pPr>
+        <w:keepNext/>
+        <w:spacing w:after="0" w:line="360" w:lineRule="auto"/>
+        <w:jc w:val="center"/>
+        <w:rPr>
+          <w:rFonts w:ascii="Times New Roman" w:hAnsi="Times New Roman" w:cs="Times New Roman"/>
+          <w:noProof/>
+          <w:sz w:val="28"/>
+          <w:szCs w:val="28"/>
+        </w:rPr>
+      </w:pPr>
+      <w:r>
+        <w:rPr>
+          <w:rFonts w:ascii="Times New Roman" w:hAnsi="Times New Roman" w:cs="Times New Roman"/>
+          <w:noProof/>
+          <w:sz w:val="28"/>
+          <w:szCs w:val="28"/>
+        </w:rPr>
+        <w:t xml:space="preserve">Рисунок </w:t>
+      </w:r>
+      <w:r>
+        <w:rPr>
+          <w:rFonts w:ascii="Times New Roman" w:hAnsi="Times New Roman" w:cs="Times New Roman"/>
+          <w:noProof/>
+          <w:sz w:val="28"/>
+          <w:szCs w:val="28"/>
+        </w:rPr>
+        <w:fldChar w:fldCharType="begin"/>
+      </w:r>
+      <w:r>
+        <w:rPr>
+          <w:rFonts w:ascii="Times New Roman" w:hAnsi="Times New Roman" w:cs="Times New Roman"/>
+          <w:noProof/>
+          <w:sz w:val="28"/>
+          <w:szCs w:val="28"/>
+        </w:rPr>
+        <w:instrText xml:space="preserve"> SEQ Рисунок \* ARABIC </w:instrText>
+      </w:r>
+      <w:r>
+        <w:rPr>
+          <w:rFonts w:ascii="Times New Roman" w:hAnsi="Times New Roman" w:cs="Times New Roman"/>
+          <w:noProof/>
+          <w:sz w:val="28"/>
+          <w:szCs w:val="28"/>
+        </w:rPr>
+        <w:fldChar w:fldCharType="separate"/>
+      </w:r>
+      <w:r>
+        <w:rPr>
+          <w:rFonts w:ascii="Times New Roman" w:hAnsi="Times New Roman" w:cs="Times New Roman"/>
+          <w:noProof/>
+          <w:sz w:val="28"/>
+          <w:szCs w:val="28"/>
+        </w:rPr>
+        <w:t>29</w:t>
+      </w:r>
+      <w:r>
+        <w:rPr>
+          <w:rFonts w:ascii="Times New Roman" w:hAnsi="Times New Roman" w:cs="Times New Roman"/>
+          <w:noProof/>
+          <w:sz w:val="28"/>
+          <w:szCs w:val="28"/>
+        </w:rPr>
+        <w:fldChar w:fldCharType="end"/>
+      </w:r>
+      <w:r>
+        <w:rPr>
+          <w:rFonts w:ascii="Times New Roman" w:hAnsi="Times New Roman" w:cs="Times New Roman"/>
+          <w:noProof/>
+          <w:sz w:val="28"/>
+          <w:szCs w:val="28"/>
+        </w:rPr>
+        <w:t xml:space="preserve"> — Демонстрация </w:t>
+      </w:r>
+      <w:r>
+        <w:rPr>
+          <w:rFonts w:ascii="Times New Roman" w:hAnsi="Times New Roman" w:cs="Times New Roman"/>
+          <w:noProof/>
+          <w:sz w:val="28"/>
+          <w:szCs w:val="28"/>
+        </w:rPr>
+        <w:t>успешной операции по продаже набора</w:t>
+      </w:r>
+    </w:p>
+    <w:p>
+      <w:pPr>
+        <w:spacing w:line="360" w:lineRule="auto"/>
+        <w:jc w:val="both"/>
+        <w:rPr>
+          <w:rFonts w:ascii="Consolas" w:hAnsi="Consolas"/>
+          <w:sz w:val="16"/>
+          <w:szCs w:val="16"/>
         </w:rPr>
       </w:pPr>
     </w:p>
@@ -36344,7 +38174,7 @@
   <w:abstractNum w:abstractNumId="1" w15:restartNumberingAfterBreak="0">
     <w:nsid w:val="0E4773F6"/>
     <w:multiLevelType w:val="hybridMultilevel"/>
-    <w:tmpl w:val="74704F3A"/>
+    <w:tmpl w:val="9684CB36"/>
     <w:lvl w:ilvl="0" w:tplc="0419000F">
       <w:start w:val="1"/>
       <w:numFmt w:val="decimal"/>
@@ -38760,7 +40590,7 @@
   <w:style w:type="paragraph" w:default="1" w:styleId="a">
     <w:name w:val="Normal"/>
     <w:qFormat/>
-    <w:rsid w:val="00713AB7"/>
+    <w:rsid w:val="00F97DBB"/>
   </w:style>
   <w:style w:type="paragraph" w:styleId="1">
     <w:name w:val="heading 1"/>
@@ -38835,6 +40665,7 @@
   <w:style w:type="character" w:default="1" w:styleId="a0">
     <w:name w:val="Default Paragraph Font"/>
     <w:uiPriority w:val="1"/>
+    <w:semiHidden/>
     <w:unhideWhenUsed/>
   </w:style>
   <w:style w:type="table" w:default="1" w:styleId="a1">

--- a/docs/Дипломный проект.docx
+++ b/docs/Дипломный проект.docx
@@ -4,117 +4,134 @@
   <w:body>
     <w:p>
       <w:pPr>
-        <w:pStyle w:val="ab"/>
-        <w:ind w:firstLine="0"/>
         <w:jc w:val="center"/>
         <w:rPr>
-          <w:sz w:val="28"/>
-          <w:szCs w:val="28"/>
-        </w:rPr>
-      </w:pPr>
-      <w:bookmarkStart w:id="0" w:name="_Hlk229405657"/>
-      <w:bookmarkStart w:id="1" w:name="_Hlk193118875"/>
-      <w:bookmarkEnd w:id="0"/>
-      <w:r>
-        <w:rPr>
-          <w:sz w:val="28"/>
-          <w:szCs w:val="28"/>
-        </w:rPr>
-        <w:t>Министерство образования и науки Краснодарского края</w:t>
+          <w:rFonts w:ascii="Times New Roman" w:eastAsia="Times New Roman" w:hAnsi="Times New Roman" w:cs="Times New Roman"/>
+          <w:sz w:val="28"/>
+          <w:szCs w:val="28"/>
+          <w:lang w:eastAsia="ru-RU"/>
+        </w:rPr>
+      </w:pPr>
+      <w:r>
+        <w:rPr>
+          <w:rFonts w:ascii="Times New Roman" w:eastAsia="Times New Roman" w:hAnsi="Times New Roman" w:cs="Times New Roman"/>
+          <w:sz w:val="28"/>
+          <w:szCs w:val="28"/>
+          <w:lang w:eastAsia="ru-RU"/>
+        </w:rPr>
+        <w:t>Министерство образования и науки</w:t>
       </w:r>
     </w:p>
     <w:p>
       <w:pPr>
-        <w:pStyle w:val="ab"/>
-        <w:ind w:firstLine="0"/>
         <w:jc w:val="center"/>
         <w:rPr>
-          <w:sz w:val="28"/>
-          <w:szCs w:val="28"/>
-        </w:rPr>
-      </w:pPr>
-      <w:r>
-        <w:rPr>
-          <w:sz w:val="28"/>
-          <w:szCs w:val="28"/>
-        </w:rPr>
-        <w:t>ГБПОУ КК ЕПК</w:t>
+          <w:rFonts w:ascii="Times New Roman" w:eastAsia="Times New Roman" w:hAnsi="Times New Roman" w:cs="Times New Roman"/>
+          <w:sz w:val="28"/>
+          <w:szCs w:val="28"/>
+          <w:lang w:eastAsia="ru-RU"/>
+        </w:rPr>
+      </w:pPr>
+      <w:r>
+        <w:rPr>
+          <w:rFonts w:ascii="Times New Roman" w:eastAsia="Times New Roman" w:hAnsi="Times New Roman" w:cs="Times New Roman"/>
+          <w:sz w:val="28"/>
+          <w:szCs w:val="28"/>
+          <w:lang w:eastAsia="ru-RU"/>
+        </w:rPr>
+        <w:t>Краснодарского края</w:t>
       </w:r>
     </w:p>
     <w:p>
       <w:pPr>
-        <w:pStyle w:val="ab"/>
-        <w:ind w:firstLine="0"/>
         <w:jc w:val="center"/>
         <w:rPr>
-          <w:sz w:val="28"/>
-          <w:szCs w:val="28"/>
-        </w:rPr>
-      </w:pPr>
+          <w:rFonts w:ascii="Times New Roman" w:eastAsia="Times New Roman" w:hAnsi="Times New Roman" w:cs="Times New Roman"/>
+          <w:sz w:val="28"/>
+          <w:szCs w:val="28"/>
+          <w:lang w:eastAsia="ru-RU"/>
+        </w:rPr>
+      </w:pPr>
+      <w:r>
+        <w:rPr>
+          <w:rFonts w:ascii="Times New Roman" w:eastAsia="Times New Roman" w:hAnsi="Times New Roman" w:cs="Times New Roman"/>
+          <w:sz w:val="28"/>
+          <w:szCs w:val="28"/>
+          <w:lang w:eastAsia="ru-RU"/>
+        </w:rPr>
+        <w:t>ГБПОУ КК ЕПК</w:t>
+      </w:r>
     </w:p>
     <w:p>
       <w:pPr>
-        <w:pStyle w:val="ab"/>
-        <w:ind w:firstLine="0"/>
         <w:jc w:val="center"/>
         <w:rPr>
-          <w:sz w:val="28"/>
-          <w:szCs w:val="28"/>
-        </w:rPr>
-      </w:pPr>
-      <w:r>
-        <w:rPr>
-          <w:sz w:val="28"/>
-          <w:szCs w:val="28"/>
-        </w:rPr>
-        <w:t xml:space="preserve"> Отделение Педагогики </w:t>
-      </w:r>
+          <w:rFonts w:ascii="Times New Roman" w:eastAsia="Times New Roman" w:hAnsi="Times New Roman" w:cs="Times New Roman"/>
+          <w:sz w:val="28"/>
+          <w:szCs w:val="28"/>
+          <w:lang w:eastAsia="ru-RU"/>
+        </w:rPr>
+      </w:pPr>
     </w:p>
     <w:p>
       <w:pPr>
         <w:jc w:val="center"/>
         <w:rPr>
-          <w:rFonts w:ascii="Times New Roman" w:hAnsi="Times New Roman" w:cs="Times New Roman"/>
-          <w:sz w:val="28"/>
-          <w:szCs w:val="28"/>
-        </w:rPr>
-      </w:pPr>
-      <w:r>
-        <w:rPr>
-          <w:rFonts w:ascii="Times New Roman" w:hAnsi="Times New Roman" w:cs="Times New Roman"/>
-          <w:sz w:val="28"/>
-          <w:szCs w:val="28"/>
-        </w:rPr>
-        <w:t>Специальность 09.02.07 Информационные системы и программирование</w:t>
+          <w:rFonts w:ascii="Times New Roman" w:eastAsia="Times New Roman" w:hAnsi="Times New Roman" w:cs="Times New Roman"/>
+          <w:sz w:val="28"/>
+          <w:szCs w:val="28"/>
+          <w:lang w:eastAsia="ru-RU"/>
+        </w:rPr>
+      </w:pPr>
+      <w:r>
+        <w:rPr>
+          <w:rFonts w:ascii="Times New Roman" w:eastAsia="Times New Roman" w:hAnsi="Times New Roman" w:cs="Times New Roman"/>
+          <w:sz w:val="28"/>
+          <w:szCs w:val="28"/>
+          <w:lang w:eastAsia="ru-RU"/>
+        </w:rPr>
+        <w:t>Отделение Педагогики</w:t>
       </w:r>
     </w:p>
     <w:p>
       <w:pPr>
-        <w:pStyle w:val="ab"/>
-        <w:ind w:firstLine="0"/>
-        <w:rPr>
-          <w:sz w:val="28"/>
-          <w:szCs w:val="28"/>
-        </w:rPr>
-      </w:pPr>
+        <w:jc w:val="center"/>
+        <w:rPr>
+          <w:rFonts w:ascii="Times New Roman" w:eastAsia="Times New Roman" w:hAnsi="Times New Roman" w:cs="Times New Roman"/>
+          <w:sz w:val="28"/>
+          <w:szCs w:val="28"/>
+          <w:lang w:eastAsia="ru-RU"/>
+        </w:rPr>
+      </w:pPr>
+      <w:r>
+        <w:rPr>
+          <w:rFonts w:ascii="Times New Roman" w:eastAsia="Times New Roman" w:hAnsi="Times New Roman" w:cs="Times New Roman"/>
+          <w:sz w:val="28"/>
+          <w:szCs w:val="28"/>
+          <w:lang w:eastAsia="ru-RU"/>
+        </w:rPr>
+        <w:t>Специальность 09.02.07 Информационные системы и программирование</w:t>
+      </w:r>
     </w:p>
     <w:p>
       <w:pPr>
-        <w:pStyle w:val="ab"/>
-        <w:ind w:firstLine="0"/>
-        <w:rPr>
-          <w:sz w:val="28"/>
-          <w:szCs w:val="28"/>
+        <w:jc w:val="center"/>
+        <w:rPr>
+          <w:rFonts w:ascii="Times New Roman" w:eastAsia="Times New Roman" w:hAnsi="Times New Roman" w:cs="Times New Roman"/>
+          <w:sz w:val="28"/>
+          <w:szCs w:val="28"/>
+          <w:lang w:eastAsia="ru-RU"/>
         </w:rPr>
       </w:pPr>
     </w:p>
     <w:p>
       <w:pPr>
-        <w:pStyle w:val="ab"/>
-        <w:ind w:firstLine="0"/>
-        <w:rPr>
-          <w:sz w:val="28"/>
-          <w:szCs w:val="28"/>
+        <w:jc w:val="center"/>
+        <w:rPr>
+          <w:rFonts w:ascii="Times New Roman" w:eastAsia="Times New Roman" w:hAnsi="Times New Roman" w:cs="Times New Roman"/>
+          <w:sz w:val="28"/>
+          <w:szCs w:val="28"/>
+          <w:lang w:eastAsia="ru-RU"/>
         </w:rPr>
       </w:pPr>
     </w:p>
@@ -122,65 +139,72 @@
       <w:pPr>
         <w:jc w:val="center"/>
         <w:rPr>
-          <w:rFonts w:ascii="Times New Roman" w:hAnsi="Times New Roman" w:cs="Times New Roman"/>
-          <w:sz w:val="28"/>
-          <w:szCs w:val="28"/>
-        </w:rPr>
-      </w:pPr>
-      <w:r>
-        <w:rPr>
-          <w:rFonts w:ascii="Times New Roman" w:hAnsi="Times New Roman" w:cs="Times New Roman"/>
-          <w:sz w:val="28"/>
-          <w:szCs w:val="28"/>
-        </w:rPr>
-        <w:t>СТУДЕНТ И-41 ГРУППЫ</w:t>
-      </w:r>
+          <w:rFonts w:ascii="Times New Roman" w:eastAsia="Times New Roman" w:hAnsi="Times New Roman" w:cs="Times New Roman"/>
+          <w:sz w:val="28"/>
+          <w:szCs w:val="28"/>
+          <w:lang w:eastAsia="ru-RU"/>
+        </w:rPr>
+      </w:pPr>
     </w:p>
     <w:p>
       <w:pPr>
         <w:jc w:val="center"/>
         <w:rPr>
-          <w:rFonts w:ascii="Times New Roman" w:hAnsi="Times New Roman" w:cs="Times New Roman"/>
-          <w:sz w:val="28"/>
-          <w:szCs w:val="28"/>
-        </w:rPr>
-      </w:pPr>
+          <w:rFonts w:ascii="Times New Roman" w:eastAsia="Times New Roman" w:hAnsi="Times New Roman" w:cs="Times New Roman"/>
+          <w:sz w:val="28"/>
+          <w:szCs w:val="28"/>
+          <w:lang w:eastAsia="ru-RU"/>
+        </w:rPr>
+      </w:pPr>
+      <w:r>
+        <w:rPr>
+          <w:rFonts w:ascii="Times New Roman" w:eastAsia="Times New Roman" w:hAnsi="Times New Roman" w:cs="Times New Roman"/>
+          <w:sz w:val="28"/>
+          <w:szCs w:val="28"/>
+          <w:lang w:eastAsia="ru-RU"/>
+        </w:rPr>
+        <w:t>СТУДЕНТ И-41 ГРУППЫ</w:t>
+      </w:r>
     </w:p>
     <w:p>
       <w:pPr>
         <w:jc w:val="center"/>
         <w:rPr>
-          <w:rFonts w:ascii="Times New Roman" w:hAnsi="Times New Roman" w:cs="Times New Roman"/>
-          <w:sz w:val="28"/>
-          <w:szCs w:val="28"/>
-        </w:rPr>
-      </w:pPr>
-      <w:r>
-        <w:rPr>
-          <w:rFonts w:ascii="Times New Roman" w:hAnsi="Times New Roman" w:cs="Times New Roman"/>
-          <w:sz w:val="28"/>
-          <w:szCs w:val="28"/>
-        </w:rPr>
-        <w:t>ГРИГОРЯН ЭМИЛЬ ГЕВОРГОВИЧ</w:t>
-      </w:r>
+          <w:rFonts w:ascii="Times New Roman" w:eastAsia="Times New Roman" w:hAnsi="Times New Roman" w:cs="Times New Roman"/>
+          <w:sz w:val="28"/>
+          <w:szCs w:val="28"/>
+          <w:lang w:eastAsia="ru-RU"/>
+        </w:rPr>
+      </w:pPr>
     </w:p>
     <w:p>
       <w:pPr>
         <w:jc w:val="center"/>
         <w:rPr>
-          <w:rFonts w:ascii="Times New Roman" w:hAnsi="Times New Roman" w:cs="Times New Roman"/>
-          <w:sz w:val="28"/>
-          <w:szCs w:val="28"/>
-        </w:rPr>
-      </w:pPr>
+          <w:rFonts w:ascii="Times New Roman" w:eastAsia="Times New Roman" w:hAnsi="Times New Roman" w:cs="Times New Roman"/>
+          <w:sz w:val="28"/>
+          <w:szCs w:val="28"/>
+          <w:lang w:eastAsia="ru-RU"/>
+        </w:rPr>
+      </w:pPr>
+      <w:r>
+        <w:rPr>
+          <w:rFonts w:ascii="Times New Roman" w:eastAsia="Times New Roman" w:hAnsi="Times New Roman" w:cs="Times New Roman"/>
+          <w:sz w:val="28"/>
+          <w:szCs w:val="28"/>
+          <w:lang w:eastAsia="ru-RU"/>
+        </w:rPr>
+        <w:t>ГРИГОРЯН ЭМИЛЬ ГЕВОРГОВИЧ</w:t>
+      </w:r>
     </w:p>
     <w:p>
       <w:pPr>
         <w:jc w:val="center"/>
         <w:rPr>
-          <w:rFonts w:ascii="Times New Roman" w:hAnsi="Times New Roman" w:cs="Times New Roman"/>
-          <w:sz w:val="28"/>
-          <w:szCs w:val="28"/>
+          <w:rFonts w:ascii="Times New Roman" w:eastAsia="Times New Roman" w:hAnsi="Times New Roman" w:cs="Times New Roman"/>
+          <w:sz w:val="28"/>
+          <w:szCs w:val="28"/>
+          <w:lang w:eastAsia="ru-RU"/>
         </w:rPr>
       </w:pPr>
     </w:p>
@@ -188,208 +212,192 @@
       <w:pPr>
         <w:jc w:val="center"/>
         <w:rPr>
-          <w:rFonts w:ascii="Times New Roman" w:hAnsi="Times New Roman" w:cs="Times New Roman"/>
-          <w:sz w:val="28"/>
-          <w:szCs w:val="28"/>
-        </w:rPr>
-      </w:pPr>
-      <w:r>
-        <w:rPr>
-          <w:rFonts w:ascii="Times New Roman" w:hAnsi="Times New Roman" w:cs="Times New Roman"/>
-          <w:sz w:val="28"/>
-          <w:szCs w:val="28"/>
-        </w:rPr>
-        <w:t>Разработка автоматизированной системы для багетной мастерской</w:t>
+          <w:rFonts w:ascii="Times New Roman" w:eastAsia="Times New Roman" w:hAnsi="Times New Roman" w:cs="Times New Roman"/>
+          <w:sz w:val="28"/>
+          <w:szCs w:val="28"/>
+          <w:lang w:eastAsia="ru-RU"/>
+        </w:rPr>
+      </w:pPr>
+      <w:r>
+        <w:rPr>
+          <w:rFonts w:ascii="Times New Roman" w:eastAsia="Times New Roman" w:hAnsi="Times New Roman" w:cs="Times New Roman"/>
+          <w:sz w:val="28"/>
+          <w:szCs w:val="28"/>
+          <w:lang w:eastAsia="ru-RU"/>
+        </w:rPr>
+        <w:t>РАЗРАБОТКА АВТОМАТИЗИРОВАННОЙ СИСТЕМЫ ДЛЯ БАГЕТНОЙ МАСТЕРСКОЙ</w:t>
       </w:r>
     </w:p>
     <w:p>
       <w:pPr>
         <w:jc w:val="center"/>
         <w:rPr>
-          <w:rFonts w:ascii="Times New Roman" w:hAnsi="Times New Roman" w:cs="Times New Roman"/>
-          <w:sz w:val="28"/>
-          <w:szCs w:val="28"/>
-        </w:rPr>
-      </w:pPr>
-      <w:r>
-        <w:rPr>
-          <w:rFonts w:ascii="Times New Roman" w:hAnsi="Times New Roman" w:cs="Times New Roman"/>
-          <w:sz w:val="28"/>
-          <w:szCs w:val="28"/>
-        </w:rPr>
-        <w:t>Дипломн</w:t>
-      </w:r>
-      <w:r>
-        <w:rPr>
-          <w:rFonts w:ascii="Times New Roman" w:hAnsi="Times New Roman" w:cs="Times New Roman"/>
-          <w:sz w:val="28"/>
-          <w:szCs w:val="28"/>
-        </w:rPr>
-        <w:t>ая работа</w:t>
+          <w:rFonts w:ascii="Times New Roman" w:eastAsia="Times New Roman" w:hAnsi="Times New Roman" w:cs="Times New Roman"/>
+          <w:sz w:val="28"/>
+          <w:szCs w:val="28"/>
+          <w:lang w:eastAsia="ru-RU"/>
+        </w:rPr>
+      </w:pPr>
+      <w:r>
+        <w:rPr>
+          <w:rFonts w:ascii="Times New Roman" w:eastAsia="Times New Roman" w:hAnsi="Times New Roman" w:cs="Times New Roman"/>
+          <w:sz w:val="28"/>
+          <w:szCs w:val="28"/>
+          <w:lang w:eastAsia="ru-RU"/>
+        </w:rPr>
+        <w:t>Дипломный проект</w:t>
       </w:r>
     </w:p>
     <w:p>
       <w:pPr>
-        <w:ind w:firstLine="851"/>
-        <w:jc w:val="right"/>
-        <w:rPr>
-          <w:rFonts w:ascii="Times New Roman" w:hAnsi="Times New Roman" w:cs="Times New Roman"/>
-          <w:sz w:val="28"/>
-          <w:szCs w:val="28"/>
+        <w:jc w:val="center"/>
+        <w:rPr>
+          <w:rFonts w:ascii="Times New Roman" w:eastAsia="Times New Roman" w:hAnsi="Times New Roman" w:cs="Times New Roman"/>
+          <w:sz w:val="28"/>
+          <w:szCs w:val="28"/>
+          <w:lang w:eastAsia="ru-RU"/>
         </w:rPr>
       </w:pPr>
     </w:p>
     <w:p>
       <w:pPr>
-        <w:ind w:firstLine="851"/>
-        <w:jc w:val="right"/>
-        <w:rPr>
-          <w:rFonts w:ascii="Times New Roman" w:hAnsi="Times New Roman" w:cs="Times New Roman"/>
-          <w:sz w:val="28"/>
-          <w:szCs w:val="28"/>
+        <w:jc w:val="center"/>
+        <w:rPr>
+          <w:rFonts w:ascii="Times New Roman" w:eastAsia="Times New Roman" w:hAnsi="Times New Roman" w:cs="Times New Roman"/>
+          <w:sz w:val="28"/>
+          <w:szCs w:val="28"/>
+          <w:lang w:eastAsia="ru-RU"/>
         </w:rPr>
       </w:pPr>
     </w:p>
     <w:p>
       <w:pPr>
-        <w:ind w:firstLine="851"/>
-        <w:jc w:val="right"/>
-        <w:rPr>
-          <w:rFonts w:ascii="Times New Roman" w:hAnsi="Times New Roman" w:cs="Times New Roman"/>
-          <w:sz w:val="28"/>
-          <w:szCs w:val="28"/>
+        <w:jc w:val="center"/>
+        <w:rPr>
+          <w:rFonts w:ascii="Times New Roman" w:eastAsia="Times New Roman" w:hAnsi="Times New Roman" w:cs="Times New Roman"/>
+          <w:sz w:val="28"/>
+          <w:szCs w:val="28"/>
+          <w:lang w:eastAsia="ru-RU"/>
         </w:rPr>
       </w:pPr>
     </w:p>
     <w:p>
       <w:pPr>
-        <w:ind w:firstLine="851"/>
-        <w:jc w:val="right"/>
-        <w:rPr>
-          <w:rFonts w:ascii="Times New Roman" w:hAnsi="Times New Roman" w:cs="Times New Roman"/>
-          <w:sz w:val="28"/>
-          <w:szCs w:val="28"/>
+        <w:jc w:val="center"/>
+        <w:rPr>
+          <w:rFonts w:ascii="Times New Roman" w:eastAsia="Times New Roman" w:hAnsi="Times New Roman" w:cs="Times New Roman"/>
+          <w:sz w:val="28"/>
+          <w:szCs w:val="28"/>
+          <w:lang w:eastAsia="ru-RU"/>
         </w:rPr>
       </w:pPr>
     </w:p>
     <w:p>
       <w:pPr>
-        <w:ind w:firstLine="851"/>
-        <w:jc w:val="right"/>
-        <w:rPr>
-          <w:rFonts w:ascii="Times New Roman" w:hAnsi="Times New Roman" w:cs="Times New Roman"/>
-          <w:sz w:val="28"/>
-          <w:szCs w:val="28"/>
-        </w:rPr>
-      </w:pPr>
-      <w:r>
-        <w:rPr>
-          <w:rFonts w:ascii="Times New Roman" w:hAnsi="Times New Roman" w:cs="Times New Roman"/>
-          <w:sz w:val="28"/>
-          <w:szCs w:val="28"/>
-        </w:rPr>
-        <w:t>Научный руководитель:</w:t>
-      </w:r>
+        <w:jc w:val="center"/>
+        <w:rPr>
+          <w:rFonts w:ascii="Times New Roman" w:eastAsia="Times New Roman" w:hAnsi="Times New Roman" w:cs="Times New Roman"/>
+          <w:sz w:val="28"/>
+          <w:szCs w:val="28"/>
+          <w:lang w:eastAsia="ru-RU"/>
+        </w:rPr>
+      </w:pPr>
     </w:p>
     <w:p>
       <w:pPr>
-        <w:ind w:firstLine="851"/>
         <w:jc w:val="right"/>
         <w:rPr>
-          <w:rFonts w:ascii="Times New Roman" w:hAnsi="Times New Roman" w:cs="Times New Roman"/>
-          <w:sz w:val="28"/>
-          <w:szCs w:val="28"/>
-        </w:rPr>
-      </w:pPr>
-      <w:r>
-        <w:rPr>
-          <w:rFonts w:ascii="Times New Roman" w:hAnsi="Times New Roman" w:cs="Times New Roman"/>
-          <w:sz w:val="28"/>
-          <w:szCs w:val="28"/>
-        </w:rPr>
-        <w:t>Богомолова Светлана Михайловна</w:t>
+          <w:rFonts w:ascii="Times New Roman" w:eastAsia="Times New Roman" w:hAnsi="Times New Roman" w:cs="Times New Roman"/>
+          <w:sz w:val="28"/>
+          <w:szCs w:val="28"/>
+          <w:lang w:eastAsia="ru-RU"/>
+        </w:rPr>
+      </w:pPr>
+      <w:r>
+        <w:rPr>
+          <w:rFonts w:ascii="Times New Roman" w:eastAsia="Times New Roman" w:hAnsi="Times New Roman" w:cs="Times New Roman"/>
+          <w:sz w:val="28"/>
+          <w:szCs w:val="28"/>
+          <w:lang w:eastAsia="ru-RU"/>
+        </w:rPr>
+        <w:t>Научный руководитель:</w:t>
       </w:r>
     </w:p>
     <w:p>
       <w:pPr>
-        <w:shd w:val="clear" w:color="auto" w:fill="FFFFFF"/>
-        <w:tabs>
-          <w:tab w:val="left" w:leader="dot" w:pos="6173"/>
-        </w:tabs>
-        <w:ind w:firstLine="851"/>
-        <w:jc w:val="center"/>
-        <w:rPr>
-          <w:rFonts w:ascii="Times New Roman" w:hAnsi="Times New Roman" w:cs="Times New Roman"/>
-          <w:sz w:val="28"/>
-          <w:szCs w:val="28"/>
-        </w:rPr>
-      </w:pPr>
+        <w:jc w:val="right"/>
+        <w:rPr>
+          <w:rFonts w:ascii="Times New Roman" w:eastAsia="Times New Roman" w:hAnsi="Times New Roman" w:cs="Times New Roman"/>
+          <w:sz w:val="28"/>
+          <w:szCs w:val="28"/>
+          <w:lang w:eastAsia="ru-RU"/>
+        </w:rPr>
+      </w:pPr>
+      <w:r>
+        <w:rPr>
+          <w:rFonts w:ascii="Times New Roman" w:eastAsia="Times New Roman" w:hAnsi="Times New Roman" w:cs="Times New Roman"/>
+          <w:sz w:val="28"/>
+          <w:szCs w:val="28"/>
+          <w:lang w:eastAsia="ru-RU"/>
+        </w:rPr>
+        <w:t>Богомолова Светлана Михайловна</w:t>
+      </w:r>
     </w:p>
     <w:p>
       <w:pPr>
-        <w:shd w:val="clear" w:color="auto" w:fill="FFFFFF"/>
-        <w:tabs>
-          <w:tab w:val="left" w:leader="dot" w:pos="6173"/>
-        </w:tabs>
-        <w:ind w:firstLine="851"/>
         <w:jc w:val="center"/>
         <w:rPr>
-          <w:rFonts w:ascii="Times New Roman" w:hAnsi="Times New Roman" w:cs="Times New Roman"/>
-          <w:sz w:val="28"/>
-          <w:szCs w:val="28"/>
+          <w:rFonts w:ascii="Times New Roman" w:eastAsia="Times New Roman" w:hAnsi="Times New Roman" w:cs="Times New Roman"/>
+          <w:sz w:val="28"/>
+          <w:szCs w:val="28"/>
+          <w:lang w:eastAsia="ru-RU"/>
         </w:rPr>
       </w:pPr>
     </w:p>
     <w:p>
       <w:pPr>
-        <w:shd w:val="clear" w:color="auto" w:fill="FFFFFF"/>
-        <w:tabs>
-          <w:tab w:val="left" w:leader="dot" w:pos="6173"/>
-        </w:tabs>
-        <w:ind w:firstLine="851"/>
         <w:jc w:val="center"/>
         <w:rPr>
-          <w:rFonts w:ascii="Times New Roman" w:hAnsi="Times New Roman" w:cs="Times New Roman"/>
-          <w:sz w:val="28"/>
-          <w:szCs w:val="28"/>
+          <w:rFonts w:ascii="Times New Roman" w:eastAsia="Times New Roman" w:hAnsi="Times New Roman" w:cs="Times New Roman"/>
+          <w:sz w:val="28"/>
+          <w:szCs w:val="28"/>
+          <w:lang w:eastAsia="ru-RU"/>
         </w:rPr>
       </w:pPr>
     </w:p>
     <w:p>
       <w:pPr>
-        <w:shd w:val="clear" w:color="auto" w:fill="FFFFFF"/>
-        <w:tabs>
-          <w:tab w:val="left" w:leader="dot" w:pos="6173"/>
-        </w:tabs>
-        <w:ind w:firstLine="851"/>
         <w:jc w:val="center"/>
         <w:rPr>
-          <w:rFonts w:ascii="Times New Roman" w:hAnsi="Times New Roman" w:cs="Times New Roman"/>
-          <w:sz w:val="28"/>
-          <w:szCs w:val="28"/>
+          <w:rFonts w:ascii="Times New Roman" w:eastAsia="Times New Roman" w:hAnsi="Times New Roman" w:cs="Times New Roman"/>
+          <w:sz w:val="28"/>
+          <w:szCs w:val="28"/>
+          <w:lang w:eastAsia="ru-RU"/>
         </w:rPr>
       </w:pPr>
     </w:p>
     <w:p>
       <w:pPr>
-        <w:shd w:val="clear" w:color="auto" w:fill="FFFFFF"/>
-        <w:tabs>
-          <w:tab w:val="left" w:leader="dot" w:pos="6173"/>
-        </w:tabs>
-        <w:rPr>
-          <w:rFonts w:ascii="Times New Roman" w:hAnsi="Times New Roman" w:cs="Times New Roman"/>
-          <w:sz w:val="28"/>
-          <w:szCs w:val="28"/>
-        </w:rPr>
-      </w:pPr>
+        <w:jc w:val="center"/>
+        <w:rPr>
+          <w:rFonts w:ascii="Times New Roman" w:eastAsia="Times New Roman" w:hAnsi="Times New Roman" w:cs="Times New Roman"/>
+          <w:sz w:val="28"/>
+          <w:szCs w:val="28"/>
+          <w:lang w:eastAsia="ru-RU"/>
+        </w:rPr>
+      </w:pPr>
+      <w:r>
+        <w:rPr>
+          <w:rFonts w:ascii="Times New Roman" w:eastAsia="Times New Roman" w:hAnsi="Times New Roman" w:cs="Times New Roman"/>
+          <w:sz w:val="28"/>
+          <w:szCs w:val="28"/>
+          <w:lang w:eastAsia="ru-RU"/>
+        </w:rPr>
+        <w:t>г. Ейск</w:t>
+      </w:r>
     </w:p>
     <w:p>
       <w:pPr>
-        <w:shd w:val="clear" w:color="auto" w:fill="FFFFFF"/>
-        <w:tabs>
-          <w:tab w:val="left" w:leader="dot" w:pos="6173"/>
-        </w:tabs>
-        <w:ind w:firstLine="851"/>
         <w:jc w:val="center"/>
         <w:rPr>
           <w:rFonts w:ascii="Times New Roman" w:hAnsi="Times New Roman" w:cs="Times New Roman"/>
@@ -397,47 +405,15 @@
           <w:szCs w:val="28"/>
         </w:rPr>
       </w:pPr>
-    </w:p>
-    <w:p>
-      <w:pPr>
-        <w:shd w:val="clear" w:color="auto" w:fill="FFFFFF"/>
-        <w:tabs>
-          <w:tab w:val="left" w:leader="dot" w:pos="6173"/>
-        </w:tabs>
-        <w:jc w:val="center"/>
-        <w:rPr>
-          <w:rFonts w:ascii="Times New Roman" w:hAnsi="Times New Roman" w:cs="Times New Roman"/>
-          <w:sz w:val="28"/>
-          <w:szCs w:val="28"/>
-        </w:rPr>
-      </w:pPr>
-      <w:r>
-        <w:rPr>
-          <w:rFonts w:ascii="Times New Roman" w:hAnsi="Times New Roman" w:cs="Times New Roman"/>
-          <w:sz w:val="28"/>
-          <w:szCs w:val="28"/>
-        </w:rPr>
-        <w:t>г. Ейск</w:t>
-      </w:r>
-    </w:p>
-    <w:p>
-      <w:pPr>
-        <w:jc w:val="center"/>
-        <w:rPr>
-          <w:rFonts w:ascii="Times New Roman" w:hAnsi="Times New Roman" w:cs="Times New Roman"/>
-          <w:sz w:val="28"/>
-          <w:szCs w:val="28"/>
-        </w:rPr>
-      </w:pPr>
-      <w:r>
-        <w:rPr>
-          <w:rFonts w:ascii="Times New Roman" w:hAnsi="Times New Roman" w:cs="Times New Roman"/>
-          <w:sz w:val="28"/>
-          <w:szCs w:val="28"/>
-        </w:rPr>
-        <w:t>2026 г.</w:t>
-      </w:r>
-      <w:bookmarkEnd w:id="1"/>
+      <w:r>
+        <w:rPr>
+          <w:rFonts w:ascii="Times New Roman" w:eastAsia="Times New Roman" w:hAnsi="Times New Roman" w:cs="Times New Roman"/>
+          <w:sz w:val="28"/>
+          <w:szCs w:val="28"/>
+          <w:lang w:eastAsia="ru-RU"/>
+        </w:rPr>
+        <w:t xml:space="preserve">2026 г. </w:t>
+      </w:r>
       <w:r>
         <w:br w:type="page"/>
       </w:r>
@@ -2269,12 +2245,12 @@
         <w:ind w:firstLine="0"/>
         <w:jc w:val="center"/>
       </w:pPr>
-      <w:bookmarkStart w:id="2" w:name="_Toc231119250"/>
+      <w:bookmarkStart w:id="0" w:name="_Toc231119250"/>
       <w:r>
         <w:lastRenderedPageBreak/>
         <w:t>ВВЕДЕНИЕ</w:t>
       </w:r>
-      <w:bookmarkEnd w:id="2"/>
+      <w:bookmarkEnd w:id="0"/>
     </w:p>
     <w:p/>
     <w:p>
@@ -2826,7 +2802,7 @@
         <w:pStyle w:val="1"/>
         <w:spacing w:before="0"/>
       </w:pPr>
-      <w:bookmarkStart w:id="3" w:name="_Toc231119251"/>
+      <w:bookmarkStart w:id="1" w:name="_Toc231119251"/>
       <w:r>
         <w:lastRenderedPageBreak/>
         <w:t xml:space="preserve">ГЛАВА </w:t>
@@ -2834,7 +2810,7 @@
       <w:r>
         <w:t>1 АНАЛИЗ ПРЕДМЕТНОЙ ОБЛАСТИ И СРЕДСТВ РАЗРАБОТКИ</w:t>
       </w:r>
-      <w:bookmarkEnd w:id="3"/>
+      <w:bookmarkEnd w:id="1"/>
     </w:p>
     <w:p>
       <w:pPr>
@@ -2847,11 +2823,11 @@
         <w:pStyle w:val="2"/>
         <w:spacing w:before="0"/>
       </w:pPr>
-      <w:bookmarkStart w:id="4" w:name="_Toc231119252"/>
+      <w:bookmarkStart w:id="2" w:name="_Toc231119252"/>
       <w:r>
         <w:t>1.1 Описание предметной области и бизнес-процессов багетной мастерской</w:t>
       </w:r>
-      <w:bookmarkEnd w:id="4"/>
+      <w:bookmarkEnd w:id="2"/>
     </w:p>
     <w:p>
       <w:pPr>
@@ -3401,7 +3377,7 @@
           <w:sz w:val="28"/>
           <w:szCs w:val="28"/>
         </w:rPr>
-        <w:t xml:space="preserve"> — Бизнес-процесс оформления заказа в нотации </w:t>
+        <w:t xml:space="preserve"> </w:t>
       </w:r>
       <w:r>
         <w:rPr>
@@ -3412,9 +3388,8 @@
           <w:color w:val="auto"/>
           <w:sz w:val="28"/>
           <w:szCs w:val="28"/>
-          <w:lang w:val="en-US"/>
-        </w:rPr>
-        <w:t>BPMN</w:t>
+        </w:rPr>
+        <w:t>–</w:t>
       </w:r>
       <w:r>
         <w:rPr>
@@ -3426,6 +3401,31 @@
           <w:sz w:val="28"/>
           <w:szCs w:val="28"/>
         </w:rPr>
+        <w:t xml:space="preserve"> Бизнес-процесс оформления заказа в нотации </w:t>
+      </w:r>
+      <w:r>
+        <w:rPr>
+          <w:rFonts w:ascii="Times New Roman" w:hAnsi="Times New Roman" w:cs="Times New Roman"/>
+          <w:i w:val="0"/>
+          <w:iCs w:val="0"/>
+          <w:noProof/>
+          <w:color w:val="auto"/>
+          <w:sz w:val="28"/>
+          <w:szCs w:val="28"/>
+          <w:lang w:val="en-US"/>
+        </w:rPr>
+        <w:t>BPMN</w:t>
+      </w:r>
+      <w:r>
+        <w:rPr>
+          <w:rFonts w:ascii="Times New Roman" w:hAnsi="Times New Roman" w:cs="Times New Roman"/>
+          <w:i w:val="0"/>
+          <w:iCs w:val="0"/>
+          <w:noProof/>
+          <w:color w:val="auto"/>
+          <w:sz w:val="28"/>
+          <w:szCs w:val="28"/>
+        </w:rPr>
         <w:t xml:space="preserve"> 2.0</w:t>
       </w:r>
     </w:p>
@@ -3543,11 +3543,11 @@
         <w:pStyle w:val="2"/>
         <w:spacing w:before="0"/>
       </w:pPr>
-      <w:bookmarkStart w:id="5" w:name="_Toc231119253"/>
+      <w:bookmarkStart w:id="3" w:name="_Toc231119253"/>
       <w:r>
         <w:t>1.2 Анализ требований к автоматизированной информационной системе</w:t>
       </w:r>
-      <w:bookmarkEnd w:id="5"/>
+      <w:bookmarkEnd w:id="3"/>
     </w:p>
     <w:p>
       <w:pPr>
@@ -3774,7 +3774,23 @@
           <w:sz w:val="28"/>
           <w:szCs w:val="28"/>
         </w:rPr>
-        <w:t>Программная генерация печатных товарных чеков и квитанций в формате электронных документов;</w:t>
+        <w:t>Программная генерация печатных товарных чеков и квитанций в формате электронных документов</w:t>
+      </w:r>
+      <w:r>
+        <w:rPr>
+          <w:rFonts w:ascii="Times New Roman" w:hAnsi="Times New Roman" w:cs="Times New Roman"/>
+          <w:sz w:val="28"/>
+          <w:szCs w:val="28"/>
+        </w:rPr>
+        <w:t xml:space="preserve"> [10]</w:t>
+      </w:r>
+      <w:r>
+        <w:rPr>
+          <w:rFonts w:ascii="Times New Roman" w:hAnsi="Times New Roman" w:cs="Times New Roman"/>
+          <w:sz w:val="28"/>
+          <w:szCs w:val="28"/>
+        </w:rPr>
+        <w:t>;</w:t>
       </w:r>
     </w:p>
     <w:p>
@@ -4063,7 +4079,23 @@
           <w:sz w:val="28"/>
           <w:szCs w:val="28"/>
         </w:rPr>
-        <w:t>Наличие независимой подсистемы аудита, фиксирующей точное время и характер действий каждого сотрудника.</w:t>
+        <w:t>Наличие независимой подсистемы аудита, фиксирующей точное время и характер действий каждого сотрудника</w:t>
+      </w:r>
+      <w:r>
+        <w:rPr>
+          <w:rFonts w:ascii="Times New Roman" w:hAnsi="Times New Roman" w:cs="Times New Roman"/>
+          <w:sz w:val="28"/>
+          <w:szCs w:val="28"/>
+        </w:rPr>
+        <w:t xml:space="preserve"> [4]</w:t>
+      </w:r>
+      <w:r>
+        <w:rPr>
+          <w:rFonts w:ascii="Times New Roman" w:hAnsi="Times New Roman" w:cs="Times New Roman"/>
+          <w:sz w:val="28"/>
+          <w:szCs w:val="28"/>
+        </w:rPr>
+        <w:t>.</w:t>
       </w:r>
     </w:p>
     <w:p>
@@ -4103,7 +4135,23 @@
           <w:sz w:val="28"/>
           <w:szCs w:val="28"/>
         </w:rPr>
-        <w:t xml:space="preserve">Роль «Продавец» выступает в качестве фронт-офиса мастерской. Основная задача данной роли — коммуникация с клиентом и работа с кассовым узлом. Доступный функционал включает создание карточек новых клиентов, оформление заказов на производство рам, осуществление быстрых розничных продаж сопутствующих товаров, формирование и печать квитанций. В целях безопасности у </w:t>
+        <w:t xml:space="preserve">Роль «Продавец» выступает в качестве фронт-офиса мастерской. Основная задача данной роли </w:t>
+      </w:r>
+      <w:r>
+        <w:rPr>
+          <w:rFonts w:ascii="Times New Roman" w:hAnsi="Times New Roman" w:cs="Times New Roman"/>
+          <w:sz w:val="28"/>
+          <w:szCs w:val="28"/>
+        </w:rPr>
+        <w:t>–</w:t>
+      </w:r>
+      <w:r>
+        <w:rPr>
+          <w:rFonts w:ascii="Times New Roman" w:hAnsi="Times New Roman" w:cs="Times New Roman"/>
+          <w:sz w:val="28"/>
+          <w:szCs w:val="28"/>
+        </w:rPr>
+        <w:t xml:space="preserve"> коммуникация с клиентом и работа с кассовым узлом. Доступный функционал включает создание карточек новых клиентов, оформление заказов на производство рам, осуществление быстрых розничных продаж сопутствующих товаров, формирование и печать квитанций. В целях безопасности у </w:t>
       </w:r>
       <w:r>
         <w:rPr>
@@ -4204,9 +4252,377 @@
         <w:pStyle w:val="2"/>
         <w:spacing w:before="0"/>
       </w:pPr>
-      <w:bookmarkStart w:id="6" w:name="_Toc231119254"/>
+      <w:bookmarkStart w:id="4" w:name="_Toc231119254"/>
       <w:r>
         <w:t>1.3 Обоснование выбора программных средств, стека технологий и средств DevOps</w:t>
+      </w:r>
+      <w:bookmarkEnd w:id="4"/>
+    </w:p>
+    <w:p>
+      <w:pPr>
+        <w:spacing w:after="0" w:line="360" w:lineRule="auto"/>
+        <w:ind w:firstLine="709"/>
+      </w:pPr>
+    </w:p>
+    <w:p>
+      <w:pPr>
+        <w:spacing w:after="0" w:line="360" w:lineRule="auto"/>
+        <w:ind w:firstLine="709"/>
+        <w:jc w:val="both"/>
+        <w:rPr>
+          <w:rFonts w:ascii="Times New Roman" w:hAnsi="Times New Roman" w:cs="Times New Roman"/>
+          <w:sz w:val="28"/>
+          <w:szCs w:val="28"/>
+        </w:rPr>
+      </w:pPr>
+      <w:r>
+        <w:rPr>
+          <w:rFonts w:ascii="Times New Roman" w:hAnsi="Times New Roman" w:cs="Times New Roman"/>
+          <w:sz w:val="28"/>
+          <w:szCs w:val="28"/>
+        </w:rPr>
+        <w:t>Информационная система, согласно классическому определению В.И. Грекула, представляет собой взаимосвязанную совокупность средств, методов и персонала, используемых для хранения, обработки и выдачи информации в интересах достижения поставленной цели [3]. Для реализации отказоустойчивой ИС требовался технологический стек, способный обеспечить высокую производительность вычислений.</w:t>
+      </w:r>
+    </w:p>
+    <w:p>
+      <w:pPr>
+        <w:spacing w:after="0" w:line="360" w:lineRule="auto"/>
+        <w:ind w:firstLine="709"/>
+        <w:jc w:val="both"/>
+        <w:rPr>
+          <w:rFonts w:ascii="Times New Roman" w:hAnsi="Times New Roman" w:cs="Times New Roman"/>
+          <w:sz w:val="28"/>
+          <w:szCs w:val="28"/>
+        </w:rPr>
+      </w:pPr>
+      <w:r>
+        <w:rPr>
+          <w:rFonts w:ascii="Times New Roman" w:hAnsi="Times New Roman" w:cs="Times New Roman"/>
+          <w:sz w:val="28"/>
+          <w:szCs w:val="28"/>
+        </w:rPr>
+        <w:t xml:space="preserve">Выбор языка программирования напрямую зависит от уровня абстракции. Высокоуровневые языки программирования (Python, Java) предоставляют широкую абстракцию от деталей аппаратуры. В то же время C++ </w:t>
+      </w:r>
+      <w:r>
+        <w:rPr>
+          <w:rFonts w:ascii="Times New Roman" w:hAnsi="Times New Roman" w:cs="Times New Roman"/>
+          <w:sz w:val="28"/>
+          <w:szCs w:val="28"/>
+        </w:rPr>
+        <w:t>–</w:t>
+      </w:r>
+      <w:r>
+        <w:rPr>
+          <w:rFonts w:ascii="Times New Roman" w:hAnsi="Times New Roman" w:cs="Times New Roman"/>
+          <w:sz w:val="28"/>
+          <w:szCs w:val="28"/>
+        </w:rPr>
+        <w:t xml:space="preserve"> это мощный инструмент со сложным синтаксисом и наличием низкоуровневых концепций, который обеспечивает высокую производительность и прямой доступ к памяти компьютера. Изучение и использование C++ позволяет понять, как проектировать и реализовывать сложные, модульные и многопоточные программные системы без лишних накладных расходов.</w:t>
+      </w:r>
+    </w:p>
+    <w:p>
+      <w:pPr>
+        <w:spacing w:after="0" w:line="360" w:lineRule="auto"/>
+        <w:ind w:firstLine="709"/>
+        <w:jc w:val="both"/>
+        <w:rPr>
+          <w:rFonts w:ascii="Times New Roman" w:hAnsi="Times New Roman" w:cs="Times New Roman"/>
+          <w:sz w:val="28"/>
+          <w:szCs w:val="28"/>
+        </w:rPr>
+      </w:pPr>
+      <w:r>
+        <w:rPr>
+          <w:rFonts w:ascii="Times New Roman" w:hAnsi="Times New Roman" w:cs="Times New Roman"/>
+          <w:sz w:val="28"/>
+          <w:szCs w:val="28"/>
+        </w:rPr>
+        <w:t xml:space="preserve">Выбор фреймворка Qt Framework обусловлен его архитектурой. Как отмечает М. Шлее в своем руководстве по профессиональному программированию, в основе платформы лежит механизм метаобъектного компилятора, который расширяет стандартные возможности языка, добавляя </w:t>
+      </w:r>
+      <w:r>
+        <w:rPr>
+          <w:rFonts w:ascii="Times New Roman" w:hAnsi="Times New Roman" w:cs="Times New Roman"/>
+          <w:sz w:val="28"/>
+          <w:szCs w:val="28"/>
+        </w:rPr>
+        <w:lastRenderedPageBreak/>
+        <w:t>в него механизм сигналов и слотов [</w:t>
+      </w:r>
+      <w:r>
+        <w:rPr>
+          <w:rFonts w:ascii="Times New Roman" w:hAnsi="Times New Roman" w:cs="Times New Roman"/>
+          <w:sz w:val="28"/>
+          <w:szCs w:val="28"/>
+        </w:rPr>
+        <w:t xml:space="preserve">6, </w:t>
+      </w:r>
+      <w:r>
+        <w:rPr>
+          <w:rFonts w:ascii="Times New Roman" w:hAnsi="Times New Roman" w:cs="Times New Roman"/>
+          <w:sz w:val="28"/>
+          <w:szCs w:val="28"/>
+        </w:rPr>
+        <w:t>19]. Данный механизм является типобезопасной и эффективной альтернативой классическим функциям обратного вызова и позволяет различным модулям программы обмениваться данными асинхронно, не зная о внутренней реализации друг друга [15].</w:t>
+      </w:r>
+    </w:p>
+    <w:p>
+      <w:pPr>
+        <w:spacing w:after="0" w:line="360" w:lineRule="auto"/>
+        <w:ind w:firstLine="709"/>
+        <w:jc w:val="both"/>
+        <w:rPr>
+          <w:rFonts w:ascii="Times New Roman" w:hAnsi="Times New Roman" w:cs="Times New Roman"/>
+          <w:sz w:val="28"/>
+          <w:szCs w:val="28"/>
+        </w:rPr>
+      </w:pPr>
+      <w:r>
+        <w:rPr>
+          <w:rFonts w:ascii="Times New Roman" w:hAnsi="Times New Roman" w:cs="Times New Roman"/>
+          <w:sz w:val="28"/>
+          <w:szCs w:val="28"/>
+        </w:rPr>
+        <w:t>Разработка масштабируемого ПО требует строгого соблюдения архитектурных паттернов. В проекте была применена парадигма строгого разделения слоев логики и представления. Слой представления реализован исключительно на декларативном языке QML</w:t>
+      </w:r>
+      <w:r>
+        <w:rPr>
+          <w:rFonts w:ascii="Times New Roman" w:hAnsi="Times New Roman" w:cs="Times New Roman"/>
+          <w:sz w:val="28"/>
+          <w:szCs w:val="28"/>
+        </w:rPr>
+        <w:t xml:space="preserve"> [20]</w:t>
+      </w:r>
+      <w:r>
+        <w:rPr>
+          <w:rFonts w:ascii="Times New Roman" w:hAnsi="Times New Roman" w:cs="Times New Roman"/>
+          <w:sz w:val="28"/>
+          <w:szCs w:val="28"/>
+        </w:rPr>
+        <w:t>. Он отвечает только за отрисовку визуальных элементов, обработку нажатий и первичную валидацию пользовательского ввода. Слой представления не содержит SQL-запросов или алгоритмов расчета стоимости. В свою очередь, вычислительная логика инкапсулирована в специализированных классах управления на C++, которые выступают в качестве коммуникационного моста.</w:t>
+      </w:r>
+    </w:p>
+    <w:p>
+      <w:pPr>
+        <w:spacing w:after="0" w:line="360" w:lineRule="auto"/>
+        <w:ind w:firstLine="709"/>
+        <w:jc w:val="both"/>
+        <w:rPr>
+          <w:rFonts w:ascii="Times New Roman" w:hAnsi="Times New Roman" w:cs="Times New Roman"/>
+          <w:sz w:val="28"/>
+          <w:szCs w:val="28"/>
+        </w:rPr>
+      </w:pPr>
+      <w:r>
+        <w:rPr>
+          <w:rFonts w:ascii="Times New Roman" w:hAnsi="Times New Roman" w:cs="Times New Roman"/>
+          <w:sz w:val="28"/>
+          <w:szCs w:val="28"/>
+        </w:rPr>
+        <w:t>Для графического рендеринга используется технология графа сцены. Графический интерфейс описывается структурированно, после чего отрисовка делегируется аппаратному графическому ускорителю видеокарты. Это обеспечивает максимальную плавность работы программы и исключает визуальные задержки при прокрутке больших списков с заказами.</w:t>
+      </w:r>
+    </w:p>
+    <w:p>
+      <w:pPr>
+        <w:spacing w:after="0" w:line="360" w:lineRule="auto"/>
+        <w:ind w:firstLine="709"/>
+        <w:jc w:val="both"/>
+        <w:rPr>
+          <w:rFonts w:ascii="Times New Roman" w:hAnsi="Times New Roman" w:cs="Times New Roman"/>
+          <w:sz w:val="28"/>
+          <w:szCs w:val="28"/>
+        </w:rPr>
+      </w:pPr>
+      <w:r>
+        <w:rPr>
+          <w:rFonts w:ascii="Times New Roman" w:hAnsi="Times New Roman" w:cs="Times New Roman"/>
+          <w:sz w:val="28"/>
+          <w:szCs w:val="28"/>
+        </w:rPr>
+        <w:t>На сегодняшний день PostgreSQL является наиболее популярной свободной объектно-реляционной СУБД. Применяемая модель означает поддержку всех требований к реляционным БД, а также механизмов, которые реализуют объектно-ориентированные языки программирования, включая классы и наследование. Такая концепция, вместе со свободной лицензией распространения, быстро сделала СУБД PostgreSQL востребованной на рынке. Несмотря на небольшие архитектурные недостатки, например, отсутствие колоночных индексов, она безусловно является одной из самых производительных открытых систем для работы с данными</w:t>
+      </w:r>
+      <w:r>
+        <w:rPr>
+          <w:rFonts w:ascii="Times New Roman" w:hAnsi="Times New Roman" w:cs="Times New Roman"/>
+          <w:sz w:val="28"/>
+          <w:szCs w:val="28"/>
+        </w:rPr>
+        <w:t xml:space="preserve"> [5, 11]</w:t>
+      </w:r>
+      <w:r>
+        <w:rPr>
+          <w:rFonts w:ascii="Times New Roman" w:hAnsi="Times New Roman" w:cs="Times New Roman"/>
+          <w:sz w:val="28"/>
+          <w:szCs w:val="28"/>
+        </w:rPr>
+        <w:t>.</w:t>
+      </w:r>
+    </w:p>
+    <w:p>
+      <w:pPr>
+        <w:spacing w:after="0" w:line="360" w:lineRule="auto"/>
+        <w:ind w:firstLine="709"/>
+        <w:jc w:val="both"/>
+        <w:rPr>
+          <w:rFonts w:ascii="Times New Roman" w:hAnsi="Times New Roman" w:cs="Times New Roman"/>
+          <w:sz w:val="28"/>
+          <w:szCs w:val="28"/>
+        </w:rPr>
+      </w:pPr>
+      <w:r>
+        <w:rPr>
+          <w:rFonts w:ascii="Times New Roman" w:hAnsi="Times New Roman" w:cs="Times New Roman"/>
+          <w:sz w:val="28"/>
+          <w:szCs w:val="28"/>
+        </w:rPr>
+        <w:t xml:space="preserve">Поскольку БД располагается на удаленном сервере хостинг-провайдера, обеспечение ее бесперебойной доступности является приоритетной задачей для непрерывного функционирования бизнеса. Для контроля за состоянием </w:t>
+      </w:r>
+      <w:r>
+        <w:rPr>
+          <w:rFonts w:ascii="Times New Roman" w:hAnsi="Times New Roman" w:cs="Times New Roman"/>
+          <w:sz w:val="28"/>
+          <w:szCs w:val="28"/>
+        </w:rPr>
+        <w:lastRenderedPageBreak/>
+        <w:t>серверной инфраструктуры в проект интегрированы системы аппаратного и программного мониторинга с использованием механизмов контейнеризации.</w:t>
+      </w:r>
+    </w:p>
+    <w:p>
+      <w:pPr>
+        <w:spacing w:after="0" w:line="360" w:lineRule="auto"/>
+        <w:ind w:firstLine="709"/>
+        <w:jc w:val="both"/>
+        <w:rPr>
+          <w:rFonts w:ascii="Times New Roman" w:hAnsi="Times New Roman" w:cs="Times New Roman"/>
+          <w:sz w:val="28"/>
+          <w:szCs w:val="28"/>
+        </w:rPr>
+      </w:pPr>
+      <w:r>
+        <w:rPr>
+          <w:rFonts w:ascii="Times New Roman" w:hAnsi="Times New Roman" w:cs="Times New Roman"/>
+          <w:sz w:val="28"/>
+          <w:szCs w:val="28"/>
+        </w:rPr>
+        <w:t>Сбор телеметрических данных осуществляется с помощью специализированной базы данных временных рядов Prometheus. Данный сервис в фоновом режиме собирает метрики серверного узла: процент использования процессора, объем свободной оперативной памяти и нагрузку на дисковую подсистему. Дополнительно собираются специфические показатели СУБД, такие как количество активных сессий пользователей, эффективность кэширования запросов и общая длительность открытых транзакций. Для визуализации собранных числовых метрик используется аналитическая платформа Grafana, предоставляющая системному администратору удобные графические панели управления для оперативного реагирования на внештатные ситуации.</w:t>
+      </w:r>
+    </w:p>
+    <w:p>
+      <w:pPr>
+        <w:spacing w:after="0" w:line="360" w:lineRule="auto"/>
+        <w:ind w:firstLine="709"/>
+        <w:jc w:val="both"/>
+        <w:rPr>
+          <w:rFonts w:ascii="Times New Roman" w:hAnsi="Times New Roman" w:cs="Times New Roman"/>
+          <w:sz w:val="28"/>
+          <w:szCs w:val="28"/>
+        </w:rPr>
+      </w:pPr>
+      <w:r>
+        <w:rPr>
+          <w:rFonts w:ascii="Times New Roman" w:hAnsi="Times New Roman" w:cs="Times New Roman"/>
+          <w:sz w:val="28"/>
+          <w:szCs w:val="28"/>
+        </w:rPr>
+        <w:t>Для исключения влияния человеческого фактора при сборке новых версий ПО процесс выпуска релизов был полностью автоматизирован с применением методологии CI/CD</w:t>
+      </w:r>
+      <w:r>
+        <w:rPr>
+          <w:rFonts w:ascii="Times New Roman" w:hAnsi="Times New Roman" w:cs="Times New Roman"/>
+          <w:sz w:val="28"/>
+          <w:szCs w:val="28"/>
+        </w:rPr>
+        <w:t xml:space="preserve"> [12]</w:t>
+      </w:r>
+      <w:r>
+        <w:rPr>
+          <w:rFonts w:ascii="Times New Roman" w:hAnsi="Times New Roman" w:cs="Times New Roman"/>
+          <w:sz w:val="28"/>
+          <w:szCs w:val="28"/>
+        </w:rPr>
+        <w:t>. В качестве основного инструмента выбран облачный сервис автоматизации, работающий в связке с локальным сервером сборки. Использование скриптов позволяет при каждом изменении исходного кода автоматически компилировать проект, собирать все необходимые динамические библиотеки ОС и формировать готовый установочный файл без ручного вмешательства инженера. Это значительно ускоряет процесс доставки обновлений конечным пользователям и исключает ошибки конфигурации.</w:t>
+      </w:r>
+    </w:p>
+    <w:p>
+      <w:pPr>
+        <w:spacing w:after="0" w:line="360" w:lineRule="auto"/>
+        <w:ind w:firstLine="709"/>
+        <w:jc w:val="both"/>
+        <w:rPr>
+          <w:rFonts w:ascii="Times New Roman" w:hAnsi="Times New Roman" w:cs="Times New Roman"/>
+          <w:sz w:val="28"/>
+          <w:szCs w:val="28"/>
+        </w:rPr>
+      </w:pPr>
+      <w:r>
+        <w:rPr>
+          <w:rFonts w:ascii="Times New Roman" w:hAnsi="Times New Roman" w:cs="Times New Roman"/>
+          <w:sz w:val="28"/>
+          <w:szCs w:val="28"/>
+        </w:rPr>
+        <w:t xml:space="preserve">В ходе первой главы был проведен системный анализ предметной области багетной мастерской. Были выявлены узкие места в ручном учете и формализованы бизнес-процессы в нотации BPMN 2.0. На основе анализа сформированы строгие функциональные и нефункциональные требования к будущей ИС. Обоснован выбор современного технологического стека: связка C++ и Qt обеспечивает высокую производительность и асинхронность клиентского приложения, а PostgreSQL выступает в роли надежной СУБД. </w:t>
+      </w:r>
+      <w:r>
+        <w:rPr>
+          <w:rFonts w:ascii="Times New Roman" w:hAnsi="Times New Roman" w:cs="Times New Roman"/>
+          <w:sz w:val="28"/>
+          <w:szCs w:val="28"/>
+        </w:rPr>
+        <w:lastRenderedPageBreak/>
+        <w:t>Выбранные инструменты DevOps (Docker, Prometheus, Grafana, GitHub Actions) закладывают необходимый фундамент для отказоустойчивости, безопасного развертывания и автоматизации релизов разрабатываемого программного комплекса.</w:t>
+      </w:r>
+    </w:p>
+    <w:p>
+      <w:pPr>
+        <w:rPr>
+          <w:rFonts w:ascii="Times New Roman" w:hAnsi="Times New Roman" w:cs="Times New Roman"/>
+          <w:sz w:val="28"/>
+          <w:szCs w:val="28"/>
+        </w:rPr>
+      </w:pPr>
+      <w:r>
+        <w:rPr>
+          <w:rFonts w:ascii="Times New Roman" w:hAnsi="Times New Roman" w:cs="Times New Roman"/>
+          <w:sz w:val="28"/>
+          <w:szCs w:val="28"/>
+        </w:rPr>
+        <w:br w:type="page"/>
+      </w:r>
+    </w:p>
+    <w:p>
+      <w:pPr>
+        <w:pStyle w:val="1"/>
+        <w:spacing w:before="0"/>
+      </w:pPr>
+      <w:bookmarkStart w:id="5" w:name="_Toc231119255"/>
+      <w:r>
+        <w:lastRenderedPageBreak/>
+        <w:t xml:space="preserve">ГЛАВА </w:t>
+      </w:r>
+      <w:r>
+        <w:t>2 РАЗРАБОТКА ИНФОРМАЦИОННОЙ СИСТЕМЫ</w:t>
+      </w:r>
+      <w:bookmarkEnd w:id="5"/>
+    </w:p>
+    <w:p>
+      <w:pPr>
+        <w:spacing w:after="0" w:line="360" w:lineRule="auto"/>
+        <w:ind w:firstLine="709"/>
+      </w:pPr>
+    </w:p>
+    <w:p>
+      <w:pPr>
+        <w:pStyle w:val="2"/>
+        <w:spacing w:before="0"/>
+      </w:pPr>
+      <w:bookmarkStart w:id="6" w:name="_Toc231119256"/>
+      <w:r>
+        <w:t>2.1 Проектирование архитектуры</w:t>
+      </w:r>
+      <w:r>
+        <w:t xml:space="preserve"> </w:t>
+      </w:r>
+      <w:r>
+        <w:t>и базы данных</w:t>
       </w:r>
       <w:bookmarkEnd w:id="6"/>
     </w:p>
@@ -4233,7 +4649,7 @@
           <w:sz w:val="28"/>
           <w:szCs w:val="28"/>
         </w:rPr>
-        <w:t>Информационная система, согласно классическому определению В.И. Грекула, представляет собой взаимосвязанную совокупность средств, методов и персонала, используемых для хранения, обработки и выдачи информации в интересах достижения поставленной цели [3]. Для реализации отказоустойчивой ИС требовался технологический стек, способный обеспечить высокую производительность вычислений.</w:t>
+        <w:t>Архитектура разработанной информационной системы построена по принципу толстого клиента и облачного сервера. Настольное приложение инкапсулирует в себе все математические вычисления, генерацию отчетных документов и проверку корректности вводимых данных, в то время как удаленная СУБД PostgreSQL выполняет роль единого централизованного источника истины.</w:t>
       </w:r>
     </w:p>
     <w:p>
@@ -4253,7 +4669,7 @@
           <w:sz w:val="28"/>
           <w:szCs w:val="28"/>
         </w:rPr>
-        <w:t>Выбор языка программирования напрямую зависит от уровня абстракции. Высокоуровневые языки программирования (Python, Java) предоставляют широкую абстракцию от деталей аппаратуры. В то же время C++ — это мощный инструмент со сложным синтаксисом и наличием низкоуровневых концепций, который обеспечивает высокую производительность и прямой доступ к памяти компьютера. Изучение и использование C++ позволяет понять, как проектировать и реализовывать сложные, модульные и многопоточные программные системы без лишних накладных расходов.</w:t>
+        <w:t>Ключевой технической проблемой при проектировании десктопных приложений, работающих с базой данных по сети Интернет, является блокировка основного потока выполнения программы. Главный поток отвечает за перерисовку графического интерфейса и реакцию на действия пользователя. Для решения этой проблемы архитектура приложения была переведена на асинхронную модель работы. Все операции обращения к базе данных вынесены в фоновые рабочие потоки. Чтобы избежать состояния гонки данных, был реализован механизм локальных соединений: система динамически создает независимое подключение к серверу СУБД для каждой новой фоновой задачи, используя адрес текущего вычислительного потока в качестве уникального идентификатора.</w:t>
       </w:r>
     </w:p>
     <w:p>
@@ -4273,358 +4689,6 @@
           <w:sz w:val="28"/>
           <w:szCs w:val="28"/>
         </w:rPr>
-        <w:t xml:space="preserve">Выбор фреймворка Qt Framework обусловлен его архитектурой. Как отмечает М. Шлее в своем руководстве по профессиональному программированию, в основе платформы лежит механизм метаобъектного компилятора, который расширяет стандартные возможности языка, добавляя </w:t>
-      </w:r>
-      <w:r>
-        <w:rPr>
-          <w:rFonts w:ascii="Times New Roman" w:hAnsi="Times New Roman" w:cs="Times New Roman"/>
-          <w:sz w:val="28"/>
-          <w:szCs w:val="28"/>
-        </w:rPr>
-        <w:lastRenderedPageBreak/>
-        <w:t>в него механизм сигналов и слотов [</w:t>
-      </w:r>
-      <w:r>
-        <w:rPr>
-          <w:rFonts w:ascii="Times New Roman" w:hAnsi="Times New Roman" w:cs="Times New Roman"/>
-          <w:sz w:val="28"/>
-          <w:szCs w:val="28"/>
-        </w:rPr>
-        <w:t xml:space="preserve">6, </w:t>
-      </w:r>
-      <w:r>
-        <w:rPr>
-          <w:rFonts w:ascii="Times New Roman" w:hAnsi="Times New Roman" w:cs="Times New Roman"/>
-          <w:sz w:val="28"/>
-          <w:szCs w:val="28"/>
-        </w:rPr>
-        <w:t>19]. Данный механизм является типобезопасной и эффективной альтернативой классическим функциям обратного вызова и позволяет различным модулям программы обмениваться данными асинхронно, не зная о внутренней реализации друг друга [15].</w:t>
-      </w:r>
-    </w:p>
-    <w:p>
-      <w:pPr>
-        <w:spacing w:after="0" w:line="360" w:lineRule="auto"/>
-        <w:ind w:firstLine="709"/>
-        <w:jc w:val="both"/>
-        <w:rPr>
-          <w:rFonts w:ascii="Times New Roman" w:hAnsi="Times New Roman" w:cs="Times New Roman"/>
-          <w:sz w:val="28"/>
-          <w:szCs w:val="28"/>
-        </w:rPr>
-      </w:pPr>
-      <w:r>
-        <w:rPr>
-          <w:rFonts w:ascii="Times New Roman" w:hAnsi="Times New Roman" w:cs="Times New Roman"/>
-          <w:sz w:val="28"/>
-          <w:szCs w:val="28"/>
-        </w:rPr>
-        <w:t>Разработка масштабируемого ПО требует строгого соблюдения архитектурных паттернов. В проекте была применена парадигма строгого разделения слоев логики и представления. Слой представления реализован исключительно на декларативном языке QML</w:t>
-      </w:r>
-      <w:r>
-        <w:rPr>
-          <w:rFonts w:ascii="Times New Roman" w:hAnsi="Times New Roman" w:cs="Times New Roman"/>
-          <w:sz w:val="28"/>
-          <w:szCs w:val="28"/>
-        </w:rPr>
-        <w:t xml:space="preserve"> [20]</w:t>
-      </w:r>
-      <w:r>
-        <w:rPr>
-          <w:rFonts w:ascii="Times New Roman" w:hAnsi="Times New Roman" w:cs="Times New Roman"/>
-          <w:sz w:val="28"/>
-          <w:szCs w:val="28"/>
-        </w:rPr>
-        <w:t>. Он отвечает только за отрисовку визуальных элементов, обработку нажатий и первичную валидацию пользовательского ввода. Слой представления не содержит SQL-запросов или алгоритмов расчета стоимости. В свою очередь, вычислительная логика инкапсулирована в специализированных классах управления на C++, которые выступают в качестве коммуникационного моста.</w:t>
-      </w:r>
-    </w:p>
-    <w:p>
-      <w:pPr>
-        <w:spacing w:after="0" w:line="360" w:lineRule="auto"/>
-        <w:ind w:firstLine="709"/>
-        <w:jc w:val="both"/>
-        <w:rPr>
-          <w:rFonts w:ascii="Times New Roman" w:hAnsi="Times New Roman" w:cs="Times New Roman"/>
-          <w:sz w:val="28"/>
-          <w:szCs w:val="28"/>
-        </w:rPr>
-      </w:pPr>
-      <w:r>
-        <w:rPr>
-          <w:rFonts w:ascii="Times New Roman" w:hAnsi="Times New Roman" w:cs="Times New Roman"/>
-          <w:sz w:val="28"/>
-          <w:szCs w:val="28"/>
-        </w:rPr>
-        <w:t>Для графического рендеринга используется технология графа сцены. Графический интерфейс описывается структурированно, после чего отрисовка делегируется аппаратному графическому ускорителю видеокарты. Это обеспечивает максимальную плавность работы программы и исключает визуальные задержки при прокрутке больших списков с заказами.</w:t>
-      </w:r>
-    </w:p>
-    <w:p>
-      <w:pPr>
-        <w:spacing w:after="0" w:line="360" w:lineRule="auto"/>
-        <w:ind w:firstLine="709"/>
-        <w:jc w:val="both"/>
-        <w:rPr>
-          <w:rFonts w:ascii="Times New Roman" w:hAnsi="Times New Roman" w:cs="Times New Roman"/>
-          <w:sz w:val="28"/>
-          <w:szCs w:val="28"/>
-        </w:rPr>
-      </w:pPr>
-      <w:r>
-        <w:rPr>
-          <w:rFonts w:ascii="Times New Roman" w:hAnsi="Times New Roman" w:cs="Times New Roman"/>
-          <w:sz w:val="28"/>
-          <w:szCs w:val="28"/>
-        </w:rPr>
-        <w:t>На сегодняшний день PostgreSQL является наиболее популярной свободной объектно-реляционной СУБД. Применяемая модель означает поддержку всех требований к реляционным БД, а также механизмов, которые реализуют объектно-ориентированные языки программирования, включая классы и наследование. Такая концепция, вместе со свободной лицензией распространения, быстро сделала СУБД PostgreSQL востребованной на рынке. Несмотря на небольшие архитектурные недостатки, например, отсутствие колоночных индексов, она безусловно является одной из самых производительных открытых систем для работы с данными</w:t>
-      </w:r>
-      <w:r>
-        <w:rPr>
-          <w:rFonts w:ascii="Times New Roman" w:hAnsi="Times New Roman" w:cs="Times New Roman"/>
-          <w:sz w:val="28"/>
-          <w:szCs w:val="28"/>
-        </w:rPr>
-        <w:t xml:space="preserve"> [5, 11]</w:t>
-      </w:r>
-      <w:r>
-        <w:rPr>
-          <w:rFonts w:ascii="Times New Roman" w:hAnsi="Times New Roman" w:cs="Times New Roman"/>
-          <w:sz w:val="28"/>
-          <w:szCs w:val="28"/>
-        </w:rPr>
-        <w:t>.</w:t>
-      </w:r>
-    </w:p>
-    <w:p>
-      <w:pPr>
-        <w:spacing w:after="0" w:line="360" w:lineRule="auto"/>
-        <w:ind w:firstLine="709"/>
-        <w:jc w:val="both"/>
-        <w:rPr>
-          <w:rFonts w:ascii="Times New Roman" w:hAnsi="Times New Roman" w:cs="Times New Roman"/>
-          <w:sz w:val="28"/>
-          <w:szCs w:val="28"/>
-        </w:rPr>
-      </w:pPr>
-      <w:r>
-        <w:rPr>
-          <w:rFonts w:ascii="Times New Roman" w:hAnsi="Times New Roman" w:cs="Times New Roman"/>
-          <w:sz w:val="28"/>
-          <w:szCs w:val="28"/>
-        </w:rPr>
-        <w:t xml:space="preserve">Поскольку БД располагается на удаленном сервере хостинг-провайдера, обеспечение ее бесперебойной доступности является приоритетной задачей для непрерывного функционирования бизнеса. Для контроля за состоянием </w:t>
-      </w:r>
-      <w:r>
-        <w:rPr>
-          <w:rFonts w:ascii="Times New Roman" w:hAnsi="Times New Roman" w:cs="Times New Roman"/>
-          <w:sz w:val="28"/>
-          <w:szCs w:val="28"/>
-        </w:rPr>
-        <w:lastRenderedPageBreak/>
-        <w:t>серверной инфраструктуры в проект интегрированы системы аппаратного и программного мониторинга с использованием механизмов контейнеризации.</w:t>
-      </w:r>
-    </w:p>
-    <w:p>
-      <w:pPr>
-        <w:spacing w:after="0" w:line="360" w:lineRule="auto"/>
-        <w:ind w:firstLine="709"/>
-        <w:jc w:val="both"/>
-        <w:rPr>
-          <w:rFonts w:ascii="Times New Roman" w:hAnsi="Times New Roman" w:cs="Times New Roman"/>
-          <w:sz w:val="28"/>
-          <w:szCs w:val="28"/>
-        </w:rPr>
-      </w:pPr>
-      <w:r>
-        <w:rPr>
-          <w:rFonts w:ascii="Times New Roman" w:hAnsi="Times New Roman" w:cs="Times New Roman"/>
-          <w:sz w:val="28"/>
-          <w:szCs w:val="28"/>
-        </w:rPr>
-        <w:t>Сбор телеметрических данных осуществляется с помощью специализированной базы данных временных рядов Prometheus. Данный сервис в фоновом режиме собирает метрики серверного узла: процент использования процессора, объем свободной оперативной памяти и нагрузку на дисковую подсистему. Дополнительно собираются специфические показатели СУБД, такие как количество активных сессий пользователей, эффективность кэширования запросов и общая длительность открытых транзакций. Для визуализации собранных числовых метрик используется аналитическая платформа Grafana, предоставляющая системному администратору удобные графические панели управления для оперативного реагирования на внештатные ситуации.</w:t>
-      </w:r>
-    </w:p>
-    <w:p>
-      <w:pPr>
-        <w:spacing w:after="0" w:line="360" w:lineRule="auto"/>
-        <w:ind w:firstLine="709"/>
-        <w:jc w:val="both"/>
-        <w:rPr>
-          <w:rFonts w:ascii="Times New Roman" w:hAnsi="Times New Roman" w:cs="Times New Roman"/>
-          <w:sz w:val="28"/>
-          <w:szCs w:val="28"/>
-        </w:rPr>
-      </w:pPr>
-      <w:r>
-        <w:rPr>
-          <w:rFonts w:ascii="Times New Roman" w:hAnsi="Times New Roman" w:cs="Times New Roman"/>
-          <w:sz w:val="28"/>
-          <w:szCs w:val="28"/>
-        </w:rPr>
-        <w:t>Для исключения влияния человеческого фактора при сборке новых версий ПО процесс выпуска релизов был полностью автоматизирован с применением методологии CI/CD</w:t>
-      </w:r>
-      <w:r>
-        <w:rPr>
-          <w:rFonts w:ascii="Times New Roman" w:hAnsi="Times New Roman" w:cs="Times New Roman"/>
-          <w:sz w:val="28"/>
-          <w:szCs w:val="28"/>
-        </w:rPr>
-        <w:t xml:space="preserve"> [12]</w:t>
-      </w:r>
-      <w:r>
-        <w:rPr>
-          <w:rFonts w:ascii="Times New Roman" w:hAnsi="Times New Roman" w:cs="Times New Roman"/>
-          <w:sz w:val="28"/>
-          <w:szCs w:val="28"/>
-        </w:rPr>
-        <w:t>. В качестве основного инструмента выбран облачный сервис автоматизации, работающий в связке с локальным сервером сборки. Использование скриптов позволяет при каждом изменении исходного кода автоматически компилировать проект, собирать все необходимые динамические библиотеки ОС и формировать готовый установочный файл без ручного вмешательства инженера. Это значительно ускоряет процесс доставки обновлений конечным пользователям и исключает ошибки конфигурации.</w:t>
-      </w:r>
-    </w:p>
-    <w:p>
-      <w:pPr>
-        <w:spacing w:after="0" w:line="360" w:lineRule="auto"/>
-        <w:ind w:firstLine="709"/>
-        <w:jc w:val="both"/>
-        <w:rPr>
-          <w:rFonts w:ascii="Times New Roman" w:hAnsi="Times New Roman" w:cs="Times New Roman"/>
-          <w:sz w:val="28"/>
-          <w:szCs w:val="28"/>
-        </w:rPr>
-      </w:pPr>
-      <w:r>
-        <w:rPr>
-          <w:rFonts w:ascii="Times New Roman" w:hAnsi="Times New Roman" w:cs="Times New Roman"/>
-          <w:sz w:val="28"/>
-          <w:szCs w:val="28"/>
-        </w:rPr>
-        <w:t xml:space="preserve">В ходе первой главы был проведен системный анализ предметной области багетной мастерской. Были выявлены узкие места в ручном учете и формализованы бизнес-процессы в нотации BPMN 2.0. На основе анализа сформированы строгие функциональные и нефункциональные требования к будущей ИС. Обоснован выбор современного технологического стека: связка C++ и Qt обеспечивает высокую производительность и асинхронность клиентского приложения, а PostgreSQL выступает в роли надежной СУБД. </w:t>
-      </w:r>
-      <w:r>
-        <w:rPr>
-          <w:rFonts w:ascii="Times New Roman" w:hAnsi="Times New Roman" w:cs="Times New Roman"/>
-          <w:sz w:val="28"/>
-          <w:szCs w:val="28"/>
-        </w:rPr>
-        <w:lastRenderedPageBreak/>
-        <w:t>Выбранные инструменты DevOps (Docker, Prometheus, Grafana, GitHub Actions) закладывают необходимый фундамент для отказоустойчивости, безопасного развертывания и автоматизации релизов разрабатываемого программного комплекса.</w:t>
-      </w:r>
-    </w:p>
-    <w:p>
-      <w:pPr>
-        <w:rPr>
-          <w:rFonts w:ascii="Times New Roman" w:hAnsi="Times New Roman" w:cs="Times New Roman"/>
-          <w:sz w:val="28"/>
-          <w:szCs w:val="28"/>
-        </w:rPr>
-      </w:pPr>
-      <w:r>
-        <w:rPr>
-          <w:rFonts w:ascii="Times New Roman" w:hAnsi="Times New Roman" w:cs="Times New Roman"/>
-          <w:sz w:val="28"/>
-          <w:szCs w:val="28"/>
-        </w:rPr>
-        <w:br w:type="page"/>
-      </w:r>
-    </w:p>
-    <w:p>
-      <w:pPr>
-        <w:pStyle w:val="1"/>
-        <w:spacing w:before="0"/>
-      </w:pPr>
-      <w:bookmarkStart w:id="7" w:name="_Toc231119255"/>
-      <w:r>
-        <w:lastRenderedPageBreak/>
-        <w:t xml:space="preserve">ГЛАВА </w:t>
-      </w:r>
-      <w:r>
-        <w:t>2 РАЗРАБОТКА ИНФОРМАЦИОННОЙ СИСТЕМЫ</w:t>
-      </w:r>
-      <w:bookmarkEnd w:id="7"/>
-    </w:p>
-    <w:p>
-      <w:pPr>
-        <w:spacing w:after="0" w:line="360" w:lineRule="auto"/>
-        <w:ind w:firstLine="709"/>
-      </w:pPr>
-    </w:p>
-    <w:p>
-      <w:pPr>
-        <w:pStyle w:val="2"/>
-        <w:spacing w:before="0"/>
-      </w:pPr>
-      <w:bookmarkStart w:id="8" w:name="_Toc231119256"/>
-      <w:r>
-        <w:t>2.1 Проектирование архитектуры</w:t>
-      </w:r>
-      <w:r>
-        <w:t xml:space="preserve"> </w:t>
-      </w:r>
-      <w:r>
-        <w:t>и базы данных</w:t>
-      </w:r>
-      <w:bookmarkEnd w:id="8"/>
-    </w:p>
-    <w:p>
-      <w:pPr>
-        <w:spacing w:after="0" w:line="360" w:lineRule="auto"/>
-        <w:ind w:firstLine="709"/>
-      </w:pPr>
-    </w:p>
-    <w:p>
-      <w:pPr>
-        <w:spacing w:after="0" w:line="360" w:lineRule="auto"/>
-        <w:ind w:firstLine="709"/>
-        <w:jc w:val="both"/>
-        <w:rPr>
-          <w:rFonts w:ascii="Times New Roman" w:hAnsi="Times New Roman" w:cs="Times New Roman"/>
-          <w:sz w:val="28"/>
-          <w:szCs w:val="28"/>
-        </w:rPr>
-      </w:pPr>
-      <w:r>
-        <w:rPr>
-          <w:rFonts w:ascii="Times New Roman" w:hAnsi="Times New Roman" w:cs="Times New Roman"/>
-          <w:sz w:val="28"/>
-          <w:szCs w:val="28"/>
-        </w:rPr>
-        <w:t>Архитектура разработанной информационной системы построена по принципу толстого клиента и облачного сервера. Настольное приложение инкапсулирует в себе все математические вычисления, генерацию отчетных документов и проверку корректности вводимых данных, в то время как удаленная СУБД PostgreSQL выполняет роль единого централизованного источника истины.</w:t>
-      </w:r>
-    </w:p>
-    <w:p>
-      <w:pPr>
-        <w:spacing w:after="0" w:line="360" w:lineRule="auto"/>
-        <w:ind w:firstLine="709"/>
-        <w:jc w:val="both"/>
-        <w:rPr>
-          <w:rFonts w:ascii="Times New Roman" w:hAnsi="Times New Roman" w:cs="Times New Roman"/>
-          <w:sz w:val="28"/>
-          <w:szCs w:val="28"/>
-        </w:rPr>
-      </w:pPr>
-      <w:r>
-        <w:rPr>
-          <w:rFonts w:ascii="Times New Roman" w:hAnsi="Times New Roman" w:cs="Times New Roman"/>
-          <w:sz w:val="28"/>
-          <w:szCs w:val="28"/>
-        </w:rPr>
-        <w:t>Ключевой технической проблемой при проектировании десктопных приложений, работающих с базой данных по сети Интернет, является блокировка основного потока выполнения программы. Главный поток отвечает за перерисовку графического интерфейса и реакцию на действия пользователя. Для решения этой проблемы архитектура приложения была переведена на асинхронную модель работы. Все операции обращения к базе данных вынесены в фоновые рабочие потоки. Чтобы избежать состояния гонки данных, был реализован механизм локальных соединений: система динамически создает независимое подключение к серверу СУБД для каждой новой фоновой задачи, используя адрес текущего вычислительного потока в качестве уникального идентификатора.</w:t>
-      </w:r>
-    </w:p>
-    <w:p>
-      <w:pPr>
-        <w:spacing w:after="0" w:line="360" w:lineRule="auto"/>
-        <w:ind w:firstLine="709"/>
-        <w:jc w:val="both"/>
-        <w:rPr>
-          <w:rFonts w:ascii="Times New Roman" w:hAnsi="Times New Roman" w:cs="Times New Roman"/>
-          <w:sz w:val="28"/>
-          <w:szCs w:val="28"/>
-        </w:rPr>
-      </w:pPr>
-      <w:r>
-        <w:rPr>
-          <w:rFonts w:ascii="Times New Roman" w:hAnsi="Times New Roman" w:cs="Times New Roman"/>
-          <w:sz w:val="28"/>
-          <w:szCs w:val="28"/>
-        </w:rPr>
         <w:t>Для правильности и удобности размещения данных в базе данных была проведена нормализация отношений, все сущности и их атрибуты были приведены к 3 нормальной форме [</w:t>
       </w:r>
       <w:r>
@@ -4633,7 +4697,23 @@
           <w:sz w:val="28"/>
           <w:szCs w:val="28"/>
         </w:rPr>
-        <w:t>1, 18</w:t>
+        <w:t>1</w:t>
+      </w:r>
+      <w:r>
+        <w:rPr>
+          <w:rFonts w:ascii="Times New Roman" w:hAnsi="Times New Roman" w:cs="Times New Roman"/>
+          <w:sz w:val="28"/>
+          <w:szCs w:val="28"/>
+        </w:rPr>
+        <w:t>, 9</w:t>
+      </w:r>
+      <w:r>
+        <w:rPr>
+          <w:rFonts w:ascii="Times New Roman" w:hAnsi="Times New Roman" w:cs="Times New Roman"/>
+          <w:sz w:val="28"/>
+          <w:szCs w:val="28"/>
+        </w:rPr>
+        <w:t>, 18</w:t>
       </w:r>
       <w:r>
         <w:rPr>
@@ -5285,7 +5365,25 @@
           <w:sz w:val="28"/>
           <w:szCs w:val="28"/>
         </w:rPr>
-        <w:t xml:space="preserve"> — Физическая структура удаленной базы данных PostgreSQL</w:t>
+        <w:t xml:space="preserve"> </w:t>
+      </w:r>
+      <w:r>
+        <w:rPr>
+          <w:rFonts w:ascii="Times New Roman" w:hAnsi="Times New Roman" w:cs="Times New Roman"/>
+          <w:noProof/>
+          <w:sz w:val="28"/>
+          <w:szCs w:val="28"/>
+        </w:rPr>
+        <w:t>–</w:t>
+      </w:r>
+      <w:r>
+        <w:rPr>
+          <w:rFonts w:ascii="Times New Roman" w:hAnsi="Times New Roman" w:cs="Times New Roman"/>
+          <w:noProof/>
+          <w:sz w:val="28"/>
+          <w:szCs w:val="28"/>
+        </w:rPr>
+        <w:t xml:space="preserve"> Физическая структура удаленной базы данных PostgreSQL</w:t>
       </w:r>
     </w:p>
     <w:p>
@@ -5305,7 +5403,23 @@
           <w:sz w:val="28"/>
           <w:szCs w:val="28"/>
         </w:rPr>
-        <w:t>В качестве примера реализации логики инициализации таблиц ниже представлен листинг программного кода создания системной таблицы пользователей с применением SQL-запроса внутри метода генерации структуры.</w:t>
+        <w:t>В качестве примера реализации логики инициализации таблиц ниже представлен листинг программного кода создания системной таблицы пользователей с применением SQL-запроса внутри метода генерации структуры</w:t>
+      </w:r>
+      <w:r>
+        <w:rPr>
+          <w:rFonts w:ascii="Times New Roman" w:hAnsi="Times New Roman" w:cs="Times New Roman"/>
+          <w:sz w:val="28"/>
+          <w:szCs w:val="28"/>
+        </w:rPr>
+        <w:t xml:space="preserve"> [11]</w:t>
+      </w:r>
+      <w:r>
+        <w:rPr>
+          <w:rFonts w:ascii="Times New Roman" w:hAnsi="Times New Roman" w:cs="Times New Roman"/>
+          <w:sz w:val="28"/>
+          <w:szCs w:val="28"/>
+        </w:rPr>
+        <w:t>.</w:t>
       </w:r>
     </w:p>
     <w:p>
@@ -5325,7 +5439,23 @@
           <w:sz w:val="28"/>
           <w:szCs w:val="28"/>
         </w:rPr>
-        <w:t>Листинг 1 — Инициализация таблицы «users» в коде приложения</w:t>
+        <w:t xml:space="preserve">Листинг 1 </w:t>
+      </w:r>
+      <w:r>
+        <w:rPr>
+          <w:rFonts w:ascii="Times New Roman" w:hAnsi="Times New Roman" w:cs="Times New Roman"/>
+          <w:sz w:val="28"/>
+          <w:szCs w:val="28"/>
+        </w:rPr>
+        <w:t>–</w:t>
+      </w:r>
+      <w:r>
+        <w:rPr>
+          <w:rFonts w:ascii="Times New Roman" w:hAnsi="Times New Roman" w:cs="Times New Roman"/>
+          <w:sz w:val="28"/>
+          <w:szCs w:val="28"/>
+        </w:rPr>
+        <w:t xml:space="preserve"> Инициализация таблицы «users» в коде приложения</w:t>
       </w:r>
     </w:p>
     <w:tbl>
@@ -5501,6 +5631,14 @@
           <w:szCs w:val="28"/>
         </w:rPr>
         <w:t>3</w:t>
+      </w:r>
+      <w:r>
+        <w:rPr>
+          <w:rFonts w:ascii="Times New Roman" w:hAnsi="Times New Roman" w:cs="Times New Roman"/>
+          <w:sz w:val="28"/>
+          <w:szCs w:val="28"/>
+        </w:rPr>
+        <w:t xml:space="preserve"> [5]</w:t>
       </w:r>
       <w:r>
         <w:rPr>
@@ -5634,7 +5772,25 @@
           <w:sz w:val="28"/>
           <w:szCs w:val="28"/>
         </w:rPr>
-        <w:t xml:space="preserve"> — Представление таблицы users в СУБД</w:t>
+        <w:t xml:space="preserve"> </w:t>
+      </w:r>
+      <w:r>
+        <w:rPr>
+          <w:rFonts w:ascii="Times New Roman" w:hAnsi="Times New Roman" w:cs="Times New Roman"/>
+          <w:noProof/>
+          <w:sz w:val="28"/>
+          <w:szCs w:val="28"/>
+        </w:rPr>
+        <w:t>–</w:t>
+      </w:r>
+      <w:r>
+        <w:rPr>
+          <w:rFonts w:ascii="Times New Roman" w:hAnsi="Times New Roman" w:cs="Times New Roman"/>
+          <w:noProof/>
+          <w:sz w:val="28"/>
+          <w:szCs w:val="28"/>
+        </w:rPr>
+        <w:t xml:space="preserve"> Представление таблицы users в СУБД</w:t>
       </w:r>
     </w:p>
     <w:p>
@@ -5700,7 +5856,23 @@
           <w:sz w:val="28"/>
           <w:szCs w:val="28"/>
         </w:rPr>
-        <w:t xml:space="preserve">Таблица 1 — </w:t>
+        <w:t xml:space="preserve">Таблица 1 </w:t>
+      </w:r>
+      <w:r>
+        <w:rPr>
+          <w:rFonts w:ascii="Times New Roman" w:hAnsi="Times New Roman" w:cs="Times New Roman"/>
+          <w:sz w:val="28"/>
+          <w:szCs w:val="28"/>
+        </w:rPr>
+        <w:t>–</w:t>
+      </w:r>
+      <w:r>
+        <w:rPr>
+          <w:rFonts w:ascii="Times New Roman" w:hAnsi="Times New Roman" w:cs="Times New Roman"/>
+          <w:sz w:val="28"/>
+          <w:szCs w:val="28"/>
+        </w:rPr>
+        <w:t xml:space="preserve"> </w:t>
       </w:r>
       <w:r>
         <w:rPr>
@@ -6348,7 +6520,23 @@
           <w:sz w:val="28"/>
           <w:szCs w:val="28"/>
         </w:rPr>
-        <w:t xml:space="preserve">Таблица 2 — </w:t>
+        <w:t xml:space="preserve">Таблица 2 </w:t>
+      </w:r>
+      <w:r>
+        <w:rPr>
+          <w:rFonts w:ascii="Times New Roman" w:hAnsi="Times New Roman" w:cs="Times New Roman"/>
+          <w:sz w:val="28"/>
+          <w:szCs w:val="28"/>
+        </w:rPr>
+        <w:t>–</w:t>
+      </w:r>
+      <w:r>
+        <w:rPr>
+          <w:rFonts w:ascii="Times New Roman" w:hAnsi="Times New Roman" w:cs="Times New Roman"/>
+          <w:sz w:val="28"/>
+          <w:szCs w:val="28"/>
+        </w:rPr>
+        <w:t xml:space="preserve"> </w:t>
       </w:r>
       <w:r>
         <w:rPr>
@@ -7149,7 +7337,39 @@
           <w:sz w:val="28"/>
           <w:szCs w:val="28"/>
         </w:rPr>
-        <w:t>производственный материал мастерской — деревянный и пластиковый багет — требует строгого учета остатков в погонных метрах. Спецификация этой сущности представлена в таблице 3.</w:t>
+        <w:t xml:space="preserve">производственный материал мастерской </w:t>
+      </w:r>
+      <w:r>
+        <w:rPr>
+          <w:rFonts w:ascii="Times New Roman" w:hAnsi="Times New Roman" w:cs="Times New Roman"/>
+          <w:sz w:val="28"/>
+          <w:szCs w:val="28"/>
+        </w:rPr>
+        <w:t>–</w:t>
+      </w:r>
+      <w:r>
+        <w:rPr>
+          <w:rFonts w:ascii="Times New Roman" w:hAnsi="Times New Roman" w:cs="Times New Roman"/>
+          <w:sz w:val="28"/>
+          <w:szCs w:val="28"/>
+        </w:rPr>
+        <w:t xml:space="preserve"> деревянный и пластиковый багет </w:t>
+      </w:r>
+      <w:r>
+        <w:rPr>
+          <w:rFonts w:ascii="Times New Roman" w:hAnsi="Times New Roman" w:cs="Times New Roman"/>
+          <w:sz w:val="28"/>
+          <w:szCs w:val="28"/>
+        </w:rPr>
+        <w:t>–</w:t>
+      </w:r>
+      <w:r>
+        <w:rPr>
+          <w:rFonts w:ascii="Times New Roman" w:hAnsi="Times New Roman" w:cs="Times New Roman"/>
+          <w:sz w:val="28"/>
+          <w:szCs w:val="28"/>
+        </w:rPr>
+        <w:t xml:space="preserve"> требует строгого учета остатков в погонных метрах. Спецификация этой сущности представлена в таблице 3.</w:t>
       </w:r>
     </w:p>
     <w:p>
@@ -7175,7 +7395,23 @@
           <w:sz w:val="28"/>
           <w:szCs w:val="28"/>
         </w:rPr>
-        <w:t xml:space="preserve"> 3 — </w:t>
+        <w:t xml:space="preserve"> 3 </w:t>
+      </w:r>
+      <w:r>
+        <w:rPr>
+          <w:rFonts w:ascii="Times New Roman" w:hAnsi="Times New Roman" w:cs="Times New Roman"/>
+          <w:sz w:val="28"/>
+          <w:szCs w:val="28"/>
+        </w:rPr>
+        <w:t>–</w:t>
+      </w:r>
+      <w:r>
+        <w:rPr>
+          <w:rFonts w:ascii="Times New Roman" w:hAnsi="Times New Roman" w:cs="Times New Roman"/>
+          <w:sz w:val="28"/>
+          <w:szCs w:val="28"/>
+        </w:rPr>
+        <w:t xml:space="preserve"> </w:t>
       </w:r>
       <w:r>
         <w:rPr>
@@ -8353,7 +8589,7 @@
           <w:szCs w:val="28"/>
           <w:lang w:val="en-US"/>
         </w:rPr>
-        <w:t>—</w:t>
+        <w:t>–</w:t>
       </w:r>
       <w:r>
         <w:rPr>
@@ -9357,7 +9593,7 @@
           <w:sz w:val="28"/>
           <w:szCs w:val="28"/>
         </w:rPr>
-        <w:t>—</w:t>
+        <w:t>–</w:t>
       </w:r>
       <w:r>
         <w:rPr>
@@ -10294,7 +10530,23 @@
           <w:sz w:val="28"/>
           <w:szCs w:val="28"/>
         </w:rPr>
-        <w:t xml:space="preserve">Таблица 6 — </w:t>
+        <w:t xml:space="preserve">Таблица 6 </w:t>
+      </w:r>
+      <w:r>
+        <w:rPr>
+          <w:rFonts w:ascii="Times New Roman" w:hAnsi="Times New Roman" w:cs="Times New Roman"/>
+          <w:sz w:val="28"/>
+          <w:szCs w:val="28"/>
+        </w:rPr>
+        <w:t>–</w:t>
+      </w:r>
+      <w:r>
+        <w:rPr>
+          <w:rFonts w:ascii="Times New Roman" w:hAnsi="Times New Roman" w:cs="Times New Roman"/>
+          <w:sz w:val="28"/>
+          <w:szCs w:val="28"/>
+        </w:rPr>
+        <w:t xml:space="preserve"> </w:t>
       </w:r>
       <w:r>
         <w:rPr>
@@ -11215,7 +11467,23 @@
           <w:sz w:val="28"/>
           <w:szCs w:val="28"/>
         </w:rPr>
-        <w:t xml:space="preserve">Таблица 7 — </w:t>
+        <w:t xml:space="preserve">Таблица 7 </w:t>
+      </w:r>
+      <w:r>
+        <w:rPr>
+          <w:rFonts w:ascii="Times New Roman" w:hAnsi="Times New Roman" w:cs="Times New Roman"/>
+          <w:sz w:val="28"/>
+          <w:szCs w:val="28"/>
+        </w:rPr>
+        <w:t>–</w:t>
+      </w:r>
+      <w:r>
+        <w:rPr>
+          <w:rFonts w:ascii="Times New Roman" w:hAnsi="Times New Roman" w:cs="Times New Roman"/>
+          <w:sz w:val="28"/>
+          <w:szCs w:val="28"/>
+        </w:rPr>
+        <w:t xml:space="preserve"> </w:t>
       </w:r>
       <w:r>
         <w:rPr>
@@ -12288,7 +12556,23 @@
           <w:sz w:val="28"/>
           <w:szCs w:val="28"/>
         </w:rPr>
-        <w:t xml:space="preserve">Таблица 8 — </w:t>
+        <w:t xml:space="preserve">Таблица 8 </w:t>
+      </w:r>
+      <w:r>
+        <w:rPr>
+          <w:rFonts w:ascii="Times New Roman" w:hAnsi="Times New Roman" w:cs="Times New Roman"/>
+          <w:sz w:val="28"/>
+          <w:szCs w:val="28"/>
+        </w:rPr>
+        <w:t>–</w:t>
+      </w:r>
+      <w:r>
+        <w:rPr>
+          <w:rFonts w:ascii="Times New Roman" w:hAnsi="Times New Roman" w:cs="Times New Roman"/>
+          <w:sz w:val="28"/>
+          <w:szCs w:val="28"/>
+        </w:rPr>
+        <w:t xml:space="preserve"> </w:t>
       </w:r>
       <w:r>
         <w:rPr>
@@ -13375,7 +13659,23 @@
           <w:sz w:val="28"/>
           <w:szCs w:val="28"/>
         </w:rPr>
-        <w:t xml:space="preserve">Таблица 9 — </w:t>
+        <w:t xml:space="preserve">Таблица 9 </w:t>
+      </w:r>
+      <w:r>
+        <w:rPr>
+          <w:rFonts w:ascii="Times New Roman" w:hAnsi="Times New Roman" w:cs="Times New Roman"/>
+          <w:sz w:val="28"/>
+          <w:szCs w:val="28"/>
+        </w:rPr>
+        <w:t>–</w:t>
+      </w:r>
+      <w:r>
+        <w:rPr>
+          <w:rFonts w:ascii="Times New Roman" w:hAnsi="Times New Roman" w:cs="Times New Roman"/>
+          <w:sz w:val="28"/>
+          <w:szCs w:val="28"/>
+        </w:rPr>
+        <w:t xml:space="preserve"> </w:t>
       </w:r>
       <w:r>
         <w:rPr>
@@ -14324,7 +14624,23 @@
           <w:sz w:val="28"/>
           <w:szCs w:val="28"/>
         </w:rPr>
-        <w:t xml:space="preserve">Таблица 10 — </w:t>
+        <w:t xml:space="preserve">Таблица 10 </w:t>
+      </w:r>
+      <w:r>
+        <w:rPr>
+          <w:rFonts w:ascii="Times New Roman" w:hAnsi="Times New Roman" w:cs="Times New Roman"/>
+          <w:sz w:val="28"/>
+          <w:szCs w:val="28"/>
+        </w:rPr>
+        <w:t>–</w:t>
+      </w:r>
+      <w:r>
+        <w:rPr>
+          <w:rFonts w:ascii="Times New Roman" w:hAnsi="Times New Roman" w:cs="Times New Roman"/>
+          <w:sz w:val="28"/>
+          <w:szCs w:val="28"/>
+        </w:rPr>
+        <w:t xml:space="preserve"> </w:t>
       </w:r>
       <w:r>
         <w:rPr>
@@ -15039,7 +15355,23 @@
           <w:sz w:val="28"/>
           <w:szCs w:val="28"/>
         </w:rPr>
-        <w:t>Проектирование связей между таблицами orders и frame_orders выполнено по принципу "Один-к-Одному" (1:1), а между orders и order_items — по принципу "Один-ко-Многим" (1:N). Применение ограничения ON DELETE CASCADE для внешних ключей гарантирует, что при удалении заказа администратором, система автоматически каскадно удалит все связанные с ним детали из подчиненных таблиц, предотвращая появление "осиротевших" записей в базе данных и нарушение целостности данных.</w:t>
+        <w:t xml:space="preserve">Проектирование связей между таблицами orders и frame_orders выполнено по принципу "Один-к-Одному" (1:1), а между orders и order_items </w:t>
+      </w:r>
+      <w:r>
+        <w:rPr>
+          <w:rFonts w:ascii="Times New Roman" w:hAnsi="Times New Roman" w:cs="Times New Roman"/>
+          <w:sz w:val="28"/>
+          <w:szCs w:val="28"/>
+        </w:rPr>
+        <w:t>–</w:t>
+      </w:r>
+      <w:r>
+        <w:rPr>
+          <w:rFonts w:ascii="Times New Roman" w:hAnsi="Times New Roman" w:cs="Times New Roman"/>
+          <w:sz w:val="28"/>
+          <w:szCs w:val="28"/>
+        </w:rPr>
+        <w:t xml:space="preserve"> по принципу "Один-ко-Многим" (1:N). Применение ограничения ON DELETE CASCADE для внешних ключей гарантирует, что при удалении заказа администратором, система автоматически каскадно удалит все связанные с ним детали из подчиненных таблиц, предотвращая появление "осиротевших" записей в базе данных и нарушение целостности данных.</w:t>
       </w:r>
     </w:p>
     <w:p>
@@ -15062,14 +15394,14 @@
           <w:rFonts w:cs="Times New Roman"/>
         </w:rPr>
       </w:pPr>
-      <w:bookmarkStart w:id="9" w:name="_Toc231119257"/>
+      <w:bookmarkStart w:id="7" w:name="_Toc231119257"/>
       <w:r>
         <w:rPr>
           <w:rFonts w:cs="Times New Roman"/>
         </w:rPr>
         <w:t>2.2 Разработка пользовательского интерфейса и системный мониторинг</w:t>
       </w:r>
-      <w:bookmarkEnd w:id="9"/>
+      <w:bookmarkEnd w:id="7"/>
     </w:p>
     <w:p>
       <w:pPr>
@@ -15142,7 +15474,23 @@
           <w:sz w:val="28"/>
           <w:szCs w:val="28"/>
         </w:rPr>
-        <w:t>Важнейшей технической задачей при проектировании пользовательского интерфейса было предотвращение его блокировки при выполнении тяжелых сетевых запросов к удаленной базе данных. Для этого архитектура взаимодействия с PostgreSQL была переведена на многопоточную асинхронную модель. Главный поток отвечает исключительно за перерисовку GUI и реакцию на действия пользователя, а все SQL-запросы выполняются в независимых фоновых рабочих потоках. Чтобы избежать конфликтов и состояния гонки данных, реализован механизм динамического выделения подключений: для каждой фоновой задачи создается собственное локальное соединение с СУБД.</w:t>
+        <w:t>Важнейшей технической задачей при проектировании пользовательского интерфейса было предотвращение его блокировки при выполнении тяжелых сетевых запросов к удаленной базе данных. Для этого архитектура взаимодействия с PostgreSQL была переведена на многопоточную асинхронную модель. Главный поток отвечает исключительно за перерисовку GUI и реакцию на действия пользователя, а все SQL-запросы выполняются в независимых фоновых рабочих потоках. Чтобы избежать конфликтов и состояния гонки данных, реализован механизм динамического выделения подключений: для каждой фоновой задачи создается собственное локальное соединение с СУБД</w:t>
+      </w:r>
+      <w:r>
+        <w:rPr>
+          <w:rFonts w:ascii="Times New Roman" w:hAnsi="Times New Roman" w:cs="Times New Roman"/>
+          <w:sz w:val="28"/>
+          <w:szCs w:val="28"/>
+        </w:rPr>
+        <w:t xml:space="preserve"> [5, 13]</w:t>
+      </w:r>
+      <w:r>
+        <w:rPr>
+          <w:rFonts w:ascii="Times New Roman" w:hAnsi="Times New Roman" w:cs="Times New Roman"/>
+          <w:sz w:val="28"/>
+          <w:szCs w:val="28"/>
+        </w:rPr>
+        <w:t>.</w:t>
       </w:r>
     </w:p>
     <w:p>
@@ -15178,7 +15526,23 @@
           <w:sz w:val="28"/>
           <w:szCs w:val="28"/>
         </w:rPr>
-        <w:t xml:space="preserve">. Данный подход позволяет реализовать концепцию одностраничного приложения в десктопной среде. При переходе между разделами программа не открывает новые окна операционной системы. Вместо этого новые экраны помещаются в виртуальный стек поверх текущих, а при возврате назад — извлекаются из него. Использование StackView гарантирует высокую производительность, так как компоненты отрисовываются один раз и сохраняют свое состояние в памяти. Переходы </w:t>
+        <w:t xml:space="preserve">. Данный подход позволяет реализовать концепцию одностраничного приложения в десктопной среде. При переходе между разделами программа не открывает новые окна операционной системы. Вместо этого новые экраны помещаются в виртуальный стек поверх текущих, а при возврате назад </w:t>
+      </w:r>
+      <w:r>
+        <w:rPr>
+          <w:rFonts w:ascii="Times New Roman" w:hAnsi="Times New Roman" w:cs="Times New Roman"/>
+          <w:sz w:val="28"/>
+          <w:szCs w:val="28"/>
+        </w:rPr>
+        <w:t>–</w:t>
+      </w:r>
+      <w:r>
+        <w:rPr>
+          <w:rFonts w:ascii="Times New Roman" w:hAnsi="Times New Roman" w:cs="Times New Roman"/>
+          <w:sz w:val="28"/>
+          <w:szCs w:val="28"/>
+        </w:rPr>
+        <w:t xml:space="preserve"> извлекаются из него. Использование StackView гарантирует высокую производительность, так как компоненты отрисовываются один раз и сохраняют свое состояние в памяти. Переходы </w:t>
       </w:r>
       <w:r>
         <w:rPr>
@@ -15376,7 +15740,25 @@
           <w:sz w:val="28"/>
           <w:szCs w:val="28"/>
         </w:rPr>
-        <w:t xml:space="preserve"> — Экран авторизации сотрудников</w:t>
+        <w:t xml:space="preserve"> </w:t>
+      </w:r>
+      <w:r>
+        <w:rPr>
+          <w:rFonts w:ascii="Times New Roman" w:hAnsi="Times New Roman" w:cs="Times New Roman"/>
+          <w:noProof/>
+          <w:sz w:val="28"/>
+          <w:szCs w:val="28"/>
+        </w:rPr>
+        <w:t>–</w:t>
+      </w:r>
+      <w:r>
+        <w:rPr>
+          <w:rFonts w:ascii="Times New Roman" w:hAnsi="Times New Roman" w:cs="Times New Roman"/>
+          <w:noProof/>
+          <w:sz w:val="28"/>
+          <w:szCs w:val="28"/>
+        </w:rPr>
+        <w:t xml:space="preserve"> Экран авторизации сотрудников</w:t>
       </w:r>
     </w:p>
     <w:p>
@@ -15404,7 +15786,39 @@
           <w:sz w:val="28"/>
           <w:szCs w:val="28"/>
         </w:rPr>
-        <w:t>разработанном слое бизнес-логики на C++ реализована функция криптографического преобразования введенного пароля перед отправкой SQL-запроса. В листинге 2 продемонстрирована реализация данного метода с использованием встроенного класса QCryptographicHash.</w:t>
+        <w:t>разработанном слое бизнес-логики на C++ реализована функция криптографического преобразования введенного пароля перед отправкой SQL-запроса. В листинге 2 продемонстрирована реализация данного метода с использованием встроенного класса Q</w:t>
+      </w:r>
+      <w:r>
+        <w:rPr>
+          <w:rFonts w:ascii="Times New Roman" w:hAnsi="Times New Roman" w:cs="Times New Roman"/>
+          <w:sz w:val="28"/>
+          <w:szCs w:val="28"/>
+        </w:rPr>
+        <w:t>c</w:t>
+      </w:r>
+      <w:r>
+        <w:rPr>
+          <w:rFonts w:ascii="Times New Roman" w:hAnsi="Times New Roman" w:cs="Times New Roman"/>
+          <w:sz w:val="28"/>
+          <w:szCs w:val="28"/>
+        </w:rPr>
+        <w:t>ryptographicHash</w:t>
+      </w:r>
+      <w:r>
+        <w:rPr>
+          <w:rFonts w:ascii="Times New Roman" w:hAnsi="Times New Roman" w:cs="Times New Roman"/>
+          <w:sz w:val="28"/>
+          <w:szCs w:val="28"/>
+        </w:rPr>
+        <w:t xml:space="preserve"> [6]</w:t>
+      </w:r>
+      <w:r>
+        <w:rPr>
+          <w:rFonts w:ascii="Times New Roman" w:hAnsi="Times New Roman" w:cs="Times New Roman"/>
+          <w:sz w:val="28"/>
+          <w:szCs w:val="28"/>
+        </w:rPr>
+        <w:t>.</w:t>
       </w:r>
     </w:p>
     <w:p>
@@ -15440,7 +15854,23 @@
           <w:sz w:val="28"/>
           <w:szCs w:val="28"/>
         </w:rPr>
-        <w:t xml:space="preserve"> — </w:t>
+        <w:t xml:space="preserve"> </w:t>
+      </w:r>
+      <w:r>
+        <w:rPr>
+          <w:rFonts w:ascii="Times New Roman" w:hAnsi="Times New Roman" w:cs="Times New Roman"/>
+          <w:sz w:val="28"/>
+          <w:szCs w:val="28"/>
+        </w:rPr>
+        <w:t>–</w:t>
+      </w:r>
+      <w:r>
+        <w:rPr>
+          <w:rFonts w:ascii="Times New Roman" w:hAnsi="Times New Roman" w:cs="Times New Roman"/>
+          <w:sz w:val="28"/>
+          <w:szCs w:val="28"/>
+        </w:rPr>
+        <w:t xml:space="preserve"> </w:t>
       </w:r>
       <w:r>
         <w:rPr>
@@ -15709,7 +16139,25 @@
           <w:sz w:val="28"/>
           <w:szCs w:val="28"/>
         </w:rPr>
-        <w:t xml:space="preserve"> — Управление клиентской базой (интерфейс продавца)</w:t>
+        <w:t xml:space="preserve"> </w:t>
+      </w:r>
+      <w:r>
+        <w:rPr>
+          <w:rFonts w:ascii="Times New Roman" w:hAnsi="Times New Roman" w:cs="Times New Roman"/>
+          <w:noProof/>
+          <w:sz w:val="28"/>
+          <w:szCs w:val="28"/>
+        </w:rPr>
+        <w:t>–</w:t>
+      </w:r>
+      <w:r>
+        <w:rPr>
+          <w:rFonts w:ascii="Times New Roman" w:hAnsi="Times New Roman" w:cs="Times New Roman"/>
+          <w:noProof/>
+          <w:sz w:val="28"/>
+          <w:szCs w:val="28"/>
+        </w:rPr>
+        <w:t xml:space="preserve"> Управление клиентской базой (интерфейс продавца)</w:t>
       </w:r>
     </w:p>
     <w:p>
@@ -15868,7 +16316,25 @@
           <w:sz w:val="28"/>
           <w:szCs w:val="28"/>
         </w:rPr>
-        <w:t xml:space="preserve"> — Модуль управления заказами</w:t>
+        <w:t xml:space="preserve"> </w:t>
+      </w:r>
+      <w:r>
+        <w:rPr>
+          <w:rFonts w:ascii="Times New Roman" w:hAnsi="Times New Roman" w:cs="Times New Roman"/>
+          <w:noProof/>
+          <w:sz w:val="28"/>
+          <w:szCs w:val="28"/>
+        </w:rPr>
+        <w:t>–</w:t>
+      </w:r>
+      <w:r>
+        <w:rPr>
+          <w:rFonts w:ascii="Times New Roman" w:hAnsi="Times New Roman" w:cs="Times New Roman"/>
+          <w:noProof/>
+          <w:sz w:val="28"/>
+          <w:szCs w:val="28"/>
+        </w:rPr>
+        <w:t xml:space="preserve"> Модуль управления заказами</w:t>
       </w:r>
     </w:p>
     <w:p>
@@ -15939,7 +16405,7 @@
           <w:szCs w:val="28"/>
         </w:rPr>
       </w:pPr>
-      <w:bookmarkStart w:id="10" w:name="_Hlk231118012"/>
+      <w:bookmarkStart w:id="8" w:name="_Hlk231118012"/>
       <w:r>
         <w:rPr>
           <w:rFonts w:ascii="Times New Roman" w:hAnsi="Times New Roman" w:cs="Times New Roman"/>
@@ -15962,7 +16428,23 @@
           <w:sz w:val="28"/>
           <w:szCs w:val="28"/>
         </w:rPr>
-        <w:t xml:space="preserve"> — </w:t>
+        <w:t xml:space="preserve"> </w:t>
+      </w:r>
+      <w:r>
+        <w:rPr>
+          <w:rFonts w:ascii="Times New Roman" w:hAnsi="Times New Roman" w:cs="Times New Roman"/>
+          <w:sz w:val="28"/>
+          <w:szCs w:val="28"/>
+        </w:rPr>
+        <w:t>–</w:t>
+      </w:r>
+      <w:r>
+        <w:rPr>
+          <w:rFonts w:ascii="Times New Roman" w:hAnsi="Times New Roman" w:cs="Times New Roman"/>
+          <w:sz w:val="28"/>
+          <w:szCs w:val="28"/>
+        </w:rPr>
+        <w:t xml:space="preserve"> </w:t>
       </w:r>
       <w:r>
         <w:rPr>
@@ -17166,7 +17648,7 @@
           </w:p>
         </w:tc>
       </w:tr>
-      <w:bookmarkEnd w:id="10"/>
+      <w:bookmarkEnd w:id="8"/>
     </w:tbl>
     <w:p>
       <w:pPr>
@@ -17338,7 +17820,23 @@
           <w:sz w:val="28"/>
           <w:szCs w:val="28"/>
         </w:rPr>
-        <w:t xml:space="preserve"> — Сгенерированный товарный чек в формате PDF</w:t>
+        <w:t xml:space="preserve"> </w:t>
+      </w:r>
+      <w:r>
+        <w:rPr>
+          <w:rFonts w:ascii="Times New Roman" w:hAnsi="Times New Roman" w:cs="Times New Roman"/>
+          <w:sz w:val="28"/>
+          <w:szCs w:val="28"/>
+        </w:rPr>
+        <w:t>–</w:t>
+      </w:r>
+      <w:r>
+        <w:rPr>
+          <w:rFonts w:ascii="Times New Roman" w:hAnsi="Times New Roman" w:cs="Times New Roman"/>
+          <w:sz w:val="28"/>
+          <w:szCs w:val="28"/>
+        </w:rPr>
+        <w:t xml:space="preserve"> Сгенерированный товарный чек в формате PDF</w:t>
       </w:r>
     </w:p>
     <w:p>
@@ -17513,7 +18011,23 @@
           <w:sz w:val="28"/>
           <w:szCs w:val="28"/>
         </w:rPr>
-        <w:t xml:space="preserve"> — </w:t>
+        <w:t xml:space="preserve"> </w:t>
+      </w:r>
+      <w:r>
+        <w:rPr>
+          <w:rFonts w:ascii="Times New Roman" w:hAnsi="Times New Roman" w:cs="Times New Roman"/>
+          <w:sz w:val="28"/>
+          <w:szCs w:val="28"/>
+        </w:rPr>
+        <w:t>–</w:t>
+      </w:r>
+      <w:r>
+        <w:rPr>
+          <w:rFonts w:ascii="Times New Roman" w:hAnsi="Times New Roman" w:cs="Times New Roman"/>
+          <w:sz w:val="28"/>
+          <w:szCs w:val="28"/>
+        </w:rPr>
+        <w:t xml:space="preserve"> </w:t>
       </w:r>
       <w:r>
         <w:rPr>
@@ -17672,7 +18186,23 @@
           <w:sz w:val="28"/>
           <w:szCs w:val="28"/>
         </w:rPr>
-        <w:t xml:space="preserve"> — </w:t>
+        <w:t xml:space="preserve"> </w:t>
+      </w:r>
+      <w:r>
+        <w:rPr>
+          <w:rFonts w:ascii="Times New Roman" w:hAnsi="Times New Roman" w:cs="Times New Roman"/>
+          <w:sz w:val="28"/>
+          <w:szCs w:val="28"/>
+        </w:rPr>
+        <w:t>–</w:t>
+      </w:r>
+      <w:r>
+        <w:rPr>
+          <w:rFonts w:ascii="Times New Roman" w:hAnsi="Times New Roman" w:cs="Times New Roman"/>
+          <w:sz w:val="28"/>
+          <w:szCs w:val="28"/>
+        </w:rPr>
+        <w:t xml:space="preserve"> </w:t>
       </w:r>
       <w:r>
         <w:rPr>
@@ -17849,7 +18379,23 @@
           <w:sz w:val="28"/>
           <w:szCs w:val="28"/>
         </w:rPr>
-        <w:t xml:space="preserve"> — </w:t>
+        <w:t xml:space="preserve"> </w:t>
+      </w:r>
+      <w:r>
+        <w:rPr>
+          <w:rFonts w:ascii="Times New Roman" w:hAnsi="Times New Roman" w:cs="Times New Roman"/>
+          <w:sz w:val="28"/>
+          <w:szCs w:val="28"/>
+        </w:rPr>
+        <w:t>–</w:t>
+      </w:r>
+      <w:r>
+        <w:rPr>
+          <w:rFonts w:ascii="Times New Roman" w:hAnsi="Times New Roman" w:cs="Times New Roman"/>
+          <w:sz w:val="28"/>
+          <w:szCs w:val="28"/>
+        </w:rPr>
+        <w:t xml:space="preserve"> </w:t>
       </w:r>
       <w:r>
         <w:rPr>
@@ -18034,7 +18580,23 @@
           <w:sz w:val="28"/>
           <w:szCs w:val="28"/>
         </w:rPr>
-        <w:t xml:space="preserve"> — </w:t>
+        <w:t xml:space="preserve"> </w:t>
+      </w:r>
+      <w:r>
+        <w:rPr>
+          <w:rFonts w:ascii="Times New Roman" w:hAnsi="Times New Roman" w:cs="Times New Roman"/>
+          <w:sz w:val="28"/>
+          <w:szCs w:val="28"/>
+        </w:rPr>
+        <w:t>–</w:t>
+      </w:r>
+      <w:r>
+        <w:rPr>
+          <w:rFonts w:ascii="Times New Roman" w:hAnsi="Times New Roman" w:cs="Times New Roman"/>
+          <w:sz w:val="28"/>
+          <w:szCs w:val="28"/>
+        </w:rPr>
+        <w:t xml:space="preserve"> </w:t>
       </w:r>
       <w:r>
         <w:rPr>
@@ -18221,7 +18783,25 @@
           <w:sz w:val="28"/>
           <w:szCs w:val="28"/>
         </w:rPr>
-        <w:t xml:space="preserve"> — Журнал системных событий</w:t>
+        <w:t xml:space="preserve"> </w:t>
+      </w:r>
+      <w:r>
+        <w:rPr>
+          <w:rFonts w:ascii="Times New Roman" w:hAnsi="Times New Roman" w:cs="Times New Roman"/>
+          <w:noProof/>
+          <w:sz w:val="28"/>
+          <w:szCs w:val="28"/>
+        </w:rPr>
+        <w:t>–</w:t>
+      </w:r>
+      <w:r>
+        <w:rPr>
+          <w:rFonts w:ascii="Times New Roman" w:hAnsi="Times New Roman" w:cs="Times New Roman"/>
+          <w:noProof/>
+          <w:sz w:val="28"/>
+          <w:szCs w:val="28"/>
+        </w:rPr>
+        <w:t xml:space="preserve"> Журнал системных событий</w:t>
       </w:r>
     </w:p>
     <w:p>
@@ -18412,7 +18992,25 @@
           <w:sz w:val="28"/>
           <w:szCs w:val="28"/>
         </w:rPr>
-        <w:t xml:space="preserve"> — Модуль управления учетными записями сотрудников</w:t>
+        <w:t xml:space="preserve"> </w:t>
+      </w:r>
+      <w:r>
+        <w:rPr>
+          <w:rFonts w:ascii="Times New Roman" w:hAnsi="Times New Roman" w:cs="Times New Roman"/>
+          <w:noProof/>
+          <w:sz w:val="28"/>
+          <w:szCs w:val="28"/>
+        </w:rPr>
+        <w:t>–</w:t>
+      </w:r>
+      <w:r>
+        <w:rPr>
+          <w:rFonts w:ascii="Times New Roman" w:hAnsi="Times New Roman" w:cs="Times New Roman"/>
+          <w:noProof/>
+          <w:sz w:val="28"/>
+          <w:szCs w:val="28"/>
+        </w:rPr>
+        <w:t xml:space="preserve"> Модуль управления учетными записями сотрудников</w:t>
       </w:r>
     </w:p>
     <w:p>
@@ -18484,27 +19082,79 @@
           <w:sz w:val="28"/>
           <w:szCs w:val="28"/>
         </w:rPr>
-        <w:t>Для полного ознакомления с визуальной частью программного комплекса дополнительные скриншоты вынесены в Приложение Д. Интерфейс интуитивно понятен благодаря цветовому кодированию кнопок: зеленые используются для подтверждения действий («Добавить», «Сохранить»), а серые и красные — для отмены, закрытия или удаления.</w:t>
-      </w:r>
-    </w:p>
-    <w:p>
-      <w:pPr>
-        <w:spacing w:after="0" w:line="360" w:lineRule="auto"/>
-        <w:ind w:firstLine="709"/>
-        <w:jc w:val="both"/>
-        <w:rPr>
-          <w:rFonts w:ascii="Times New Roman" w:hAnsi="Times New Roman" w:cs="Times New Roman"/>
-          <w:sz w:val="28"/>
-          <w:szCs w:val="28"/>
-        </w:rPr>
-      </w:pPr>
-      <w:r>
-        <w:rPr>
-          <w:rFonts w:ascii="Times New Roman" w:hAnsi="Times New Roman" w:cs="Times New Roman"/>
-          <w:sz w:val="28"/>
-          <w:szCs w:val="28"/>
-        </w:rPr>
-        <w:t xml:space="preserve">В Приложении Д на рисунках 22 и 23 представлены формы добавления новых наборов и оформления продажи, на рисунке 24 — форма добавления </w:t>
+        <w:t>Для полного ознакомления с визуальной частью программного комплекса дополнительные скриншоты вынесены в Приложение Д</w:t>
+      </w:r>
+      <w:r>
+        <w:rPr>
+          <w:rFonts w:ascii="Times New Roman" w:hAnsi="Times New Roman" w:cs="Times New Roman"/>
+          <w:sz w:val="28"/>
+          <w:szCs w:val="28"/>
+        </w:rPr>
+        <w:t xml:space="preserve">, в котором </w:t>
+      </w:r>
+      <w:r>
+        <w:rPr>
+          <w:rFonts w:ascii="Times New Roman" w:hAnsi="Times New Roman" w:cs="Times New Roman"/>
+          <w:sz w:val="28"/>
+          <w:szCs w:val="28"/>
+        </w:rPr>
+        <w:t>представлены формы добавления новых наборов и оформления продажи, форма добавления фурнитуры, форма редактирования данных покупателей, детали заказа</w:t>
+      </w:r>
+      <w:r>
+        <w:rPr>
+          <w:rFonts w:ascii="Times New Roman" w:hAnsi="Times New Roman" w:cs="Times New Roman"/>
+          <w:sz w:val="28"/>
+          <w:szCs w:val="28"/>
+        </w:rPr>
+        <w:t xml:space="preserve">, </w:t>
+      </w:r>
+      <w:r>
+        <w:rPr>
+          <w:rFonts w:ascii="Times New Roman" w:hAnsi="Times New Roman" w:cs="Times New Roman"/>
+          <w:sz w:val="28"/>
+          <w:szCs w:val="28"/>
+        </w:rPr>
+        <w:t>вывод текстовых предупреждений при некорректно заполненных полях</w:t>
+      </w:r>
+      <w:r>
+        <w:rPr>
+          <w:rFonts w:ascii="Times New Roman" w:hAnsi="Times New Roman" w:cs="Times New Roman"/>
+          <w:sz w:val="28"/>
+          <w:szCs w:val="28"/>
+        </w:rPr>
+        <w:t xml:space="preserve"> </w:t>
+      </w:r>
+      <w:r>
+        <w:rPr>
+          <w:rFonts w:ascii="Times New Roman" w:hAnsi="Times New Roman" w:cs="Times New Roman"/>
+          <w:sz w:val="28"/>
+          <w:szCs w:val="28"/>
+        </w:rPr>
+        <w:t xml:space="preserve">и </w:t>
+      </w:r>
+      <w:r>
+        <w:rPr>
+          <w:rFonts w:ascii="Times New Roman" w:hAnsi="Times New Roman" w:cs="Times New Roman"/>
+          <w:sz w:val="28"/>
+          <w:szCs w:val="28"/>
+        </w:rPr>
+        <w:t>пример диалогового окна об успешном завершении операции</w:t>
+      </w:r>
+      <w:r>
+        <w:rPr>
+          <w:rFonts w:ascii="Times New Roman" w:hAnsi="Times New Roman" w:cs="Times New Roman"/>
+          <w:sz w:val="28"/>
+          <w:szCs w:val="28"/>
+        </w:rPr>
+        <w:t xml:space="preserve">. </w:t>
+      </w:r>
+      <w:r>
+        <w:rPr>
+          <w:rFonts w:ascii="Times New Roman" w:hAnsi="Times New Roman" w:cs="Times New Roman"/>
+          <w:sz w:val="28"/>
+          <w:szCs w:val="28"/>
+        </w:rPr>
+        <w:t xml:space="preserve">Интерфейс интуитивно понятен благодаря цветовому кодированию </w:t>
       </w:r>
       <w:r>
         <w:rPr>
@@ -18513,23 +19163,23 @@
           <w:szCs w:val="28"/>
         </w:rPr>
         <w:lastRenderedPageBreak/>
-        <w:t>фурнитуры, на рисунке 26 — форма редактирования данных покупателей, на рисунке 27 — детали заказа.</w:t>
-      </w:r>
-      <w:r>
-        <w:rPr>
-          <w:rFonts w:ascii="Times New Roman" w:hAnsi="Times New Roman" w:cs="Times New Roman"/>
-          <w:sz w:val="28"/>
-          <w:szCs w:val="28"/>
-        </w:rPr>
-        <w:t xml:space="preserve"> </w:t>
-      </w:r>
-      <w:r>
-        <w:rPr>
-          <w:rFonts w:ascii="Times New Roman" w:hAnsi="Times New Roman" w:cs="Times New Roman"/>
-          <w:sz w:val="28"/>
-          <w:szCs w:val="28"/>
-        </w:rPr>
-        <w:t>Также реализована защита от ошибок ввода: вывод текстовых предупреждений при некорректно заполненных полях наглядно показан на рисунке 25, а пример диалогового окна об успешном завершении операции продемонстрирован на рисунке 29.</w:t>
+        <w:t xml:space="preserve">кнопок: зеленые используются для подтверждения действий («Добавить», «Сохранить»), а серые и красные </w:t>
+      </w:r>
+      <w:r>
+        <w:rPr>
+          <w:rFonts w:ascii="Times New Roman" w:hAnsi="Times New Roman" w:cs="Times New Roman"/>
+          <w:sz w:val="28"/>
+          <w:szCs w:val="28"/>
+        </w:rPr>
+        <w:t>–</w:t>
+      </w:r>
+      <w:r>
+        <w:rPr>
+          <w:rFonts w:ascii="Times New Roman" w:hAnsi="Times New Roman" w:cs="Times New Roman"/>
+          <w:sz w:val="28"/>
+          <w:szCs w:val="28"/>
+        </w:rPr>
+        <w:t xml:space="preserve"> для отмены, закрытия или удаления.</w:t>
       </w:r>
     </w:p>
     <w:p>
@@ -18655,7 +19305,25 @@
           <w:sz w:val="28"/>
           <w:szCs w:val="28"/>
         </w:rPr>
-        <w:t xml:space="preserve"> — Модуль аналитики и управления базой данных</w:t>
+        <w:t xml:space="preserve"> </w:t>
+      </w:r>
+      <w:r>
+        <w:rPr>
+          <w:rFonts w:ascii="Times New Roman" w:hAnsi="Times New Roman" w:cs="Times New Roman"/>
+          <w:noProof/>
+          <w:sz w:val="28"/>
+          <w:szCs w:val="28"/>
+        </w:rPr>
+        <w:t>–</w:t>
+      </w:r>
+      <w:r>
+        <w:rPr>
+          <w:rFonts w:ascii="Times New Roman" w:hAnsi="Times New Roman" w:cs="Times New Roman"/>
+          <w:noProof/>
+          <w:sz w:val="28"/>
+          <w:szCs w:val="28"/>
+        </w:rPr>
+        <w:t xml:space="preserve"> Модуль аналитики и управления базой данных</w:t>
       </w:r>
     </w:p>
     <w:p>
@@ -18715,16 +19383,24 @@
           <w:sz w:val="28"/>
           <w:szCs w:val="28"/>
         </w:rPr>
+        <w:t xml:space="preserve">Мониторинг удаленной инфраструктуры реализован современными средствами контейнеризации Docker [12]. Развертывание сервисов выделено в отдельный </w:t>
+      </w:r>
+      <w:r>
+        <w:rPr>
+          <w:rFonts w:ascii="Times New Roman" w:hAnsi="Times New Roman" w:cs="Times New Roman"/>
+          <w:sz w:val="28"/>
+          <w:szCs w:val="28"/>
+        </w:rPr>
+        <w:t xml:space="preserve">конфигурационный файл docker-compose.yml, код которого </w:t>
+      </w:r>
+      <w:r>
+        <w:rPr>
+          <w:rFonts w:ascii="Times New Roman" w:hAnsi="Times New Roman" w:cs="Times New Roman"/>
+          <w:sz w:val="28"/>
+          <w:szCs w:val="28"/>
+        </w:rPr>
         <w:lastRenderedPageBreak/>
-        <w:t xml:space="preserve">Мониторинг удаленной инфраструктуры реализован современными средствами контейнеризации Docker [12]. Развертывание сервисов выделено в отдельный </w:t>
-      </w:r>
-      <w:r>
-        <w:rPr>
-          <w:rFonts w:ascii="Times New Roman" w:hAnsi="Times New Roman" w:cs="Times New Roman"/>
-          <w:sz w:val="28"/>
-          <w:szCs w:val="28"/>
-        </w:rPr>
-        <w:t xml:space="preserve">конфигурационный файл docker-compose.yml, код которого приведен в Приложении В. </w:t>
+        <w:t xml:space="preserve">приведен в Приложении В. </w:t>
       </w:r>
       <w:r>
         <w:rPr>
@@ -18796,7 +19472,23 @@
           <w:sz w:val="28"/>
           <w:szCs w:val="28"/>
         </w:rPr>
-        <w:t xml:space="preserve"> — </w:t>
+        <w:t xml:space="preserve"> </w:t>
+      </w:r>
+      <w:r>
+        <w:rPr>
+          <w:rFonts w:ascii="Times New Roman" w:hAnsi="Times New Roman" w:cs="Times New Roman"/>
+          <w:sz w:val="28"/>
+          <w:szCs w:val="28"/>
+        </w:rPr>
+        <w:t>–</w:t>
+      </w:r>
+      <w:r>
+        <w:rPr>
+          <w:rFonts w:ascii="Times New Roman" w:hAnsi="Times New Roman" w:cs="Times New Roman"/>
+          <w:sz w:val="28"/>
+          <w:szCs w:val="28"/>
+        </w:rPr>
+        <w:t xml:space="preserve"> </w:t>
       </w:r>
       <w:r>
         <w:rPr>
@@ -19265,16 +19957,7 @@
           <w:sz w:val="28"/>
           <w:szCs w:val="28"/>
         </w:rPr>
-        <w:t xml:space="preserve">общую нагрузку на процессор, использование оперативной памяти и </w:t>
-      </w:r>
-      <w:r>
-        <w:rPr>
-          <w:rFonts w:ascii="Times New Roman" w:hAnsi="Times New Roman" w:cs="Times New Roman"/>
-          <w:sz w:val="28"/>
-          <w:szCs w:val="28"/>
-        </w:rPr>
-        <w:lastRenderedPageBreak/>
-        <w:t>дискового пространства</w:t>
+        <w:t>общую нагрузку на процессор, использование оперативной памяти и дискового пространства</w:t>
       </w:r>
       <w:r>
         <w:rPr>
@@ -19330,6 +20013,7 @@
           <w:sz w:val="28"/>
           <w:szCs w:val="28"/>
         </w:rPr>
+        <w:lastRenderedPageBreak/>
         <w:drawing>
           <wp:inline distT="0" distB="0" distL="0" distR="0" wp14:anchorId="6FE82318" wp14:editId="1693EE61">
             <wp:extent cx="5892732" cy="2981325"/>
@@ -19440,7 +20124,25 @@
           <w:sz w:val="28"/>
           <w:szCs w:val="28"/>
         </w:rPr>
-        <w:t xml:space="preserve"> — Дашборд мониторинга СУБД PostgreSQL (Grafana)</w:t>
+        <w:t xml:space="preserve"> </w:t>
+      </w:r>
+      <w:r>
+        <w:rPr>
+          <w:rFonts w:ascii="Times New Roman" w:hAnsi="Times New Roman" w:cs="Times New Roman"/>
+          <w:noProof/>
+          <w:sz w:val="28"/>
+          <w:szCs w:val="28"/>
+        </w:rPr>
+        <w:t>–</w:t>
+      </w:r>
+      <w:r>
+        <w:rPr>
+          <w:rFonts w:ascii="Times New Roman" w:hAnsi="Times New Roman" w:cs="Times New Roman"/>
+          <w:noProof/>
+          <w:sz w:val="28"/>
+          <w:szCs w:val="28"/>
+        </w:rPr>
+        <w:t xml:space="preserve"> Дашборд мониторинга СУБД PostgreSQL (Grafana)</w:t>
       </w:r>
     </w:p>
     <w:p>
@@ -19578,7 +20280,25 @@
           <w:sz w:val="28"/>
           <w:szCs w:val="28"/>
         </w:rPr>
-        <w:t xml:space="preserve"> — </w:t>
+        <w:t xml:space="preserve"> </w:t>
+      </w:r>
+      <w:r>
+        <w:rPr>
+          <w:rFonts w:ascii="Times New Roman" w:hAnsi="Times New Roman" w:cs="Times New Roman"/>
+          <w:noProof/>
+          <w:sz w:val="28"/>
+          <w:szCs w:val="28"/>
+        </w:rPr>
+        <w:t>–</w:t>
+      </w:r>
+      <w:r>
+        <w:rPr>
+          <w:rFonts w:ascii="Times New Roman" w:hAnsi="Times New Roman" w:cs="Times New Roman"/>
+          <w:noProof/>
+          <w:sz w:val="28"/>
+          <w:szCs w:val="28"/>
+        </w:rPr>
+        <w:t xml:space="preserve"> </w:t>
       </w:r>
       <w:r>
         <w:rPr>
@@ -19615,7 +20335,23 @@
           <w:sz w:val="28"/>
           <w:szCs w:val="28"/>
         </w:rPr>
-        <w:t xml:space="preserve">в GitHub Actions. Этот сценарий </w:t>
+        <w:t>в GitHub Actions. Этот сценарий автоматически компилирует проект в облаке и собирает готовую версию программы, полностью заменяя ручную работу.</w:t>
+      </w:r>
+      <w:r>
+        <w:rPr>
+          <w:rFonts w:ascii="Times New Roman" w:hAnsi="Times New Roman" w:cs="Times New Roman"/>
+          <w:sz w:val="28"/>
+          <w:szCs w:val="28"/>
+        </w:rPr>
+        <w:t xml:space="preserve"> </w:t>
+      </w:r>
+      <w:r>
+        <w:rPr>
+          <w:rFonts w:ascii="Times New Roman" w:hAnsi="Times New Roman" w:cs="Times New Roman"/>
+          <w:sz w:val="28"/>
+          <w:szCs w:val="28"/>
+        </w:rPr>
+        <w:t xml:space="preserve">Жизненный цикл разработки </w:t>
       </w:r>
       <w:r>
         <w:rPr>
@@ -19624,23 +20360,7 @@
           <w:szCs w:val="28"/>
         </w:rPr>
         <w:lastRenderedPageBreak/>
-        <w:t>автоматически компилирует проект в облаке и собирает готовую версию программы, полностью заменяя ручную работу.</w:t>
-      </w:r>
-      <w:r>
-        <w:rPr>
-          <w:rFonts w:ascii="Times New Roman" w:hAnsi="Times New Roman" w:cs="Times New Roman"/>
-          <w:sz w:val="28"/>
-          <w:szCs w:val="28"/>
-        </w:rPr>
-        <w:t xml:space="preserve"> </w:t>
-      </w:r>
-      <w:r>
-        <w:rPr>
-          <w:rFonts w:ascii="Times New Roman" w:hAnsi="Times New Roman" w:cs="Times New Roman"/>
-          <w:sz w:val="28"/>
-          <w:szCs w:val="28"/>
-        </w:rPr>
-        <w:t>Жизненный цикл разработки полностью автоматизирован: при отправке кода в ветку main запускается удаленный сервер сборки.</w:t>
+        <w:t>полностью автоматизирован: при отправке кода в ветку main запускается удаленный сервер сборки.</w:t>
       </w:r>
     </w:p>
     <w:p>
@@ -19826,7 +20546,25 @@
           <w:sz w:val="28"/>
           <w:szCs w:val="28"/>
         </w:rPr>
-        <w:t xml:space="preserve"> — Демонстрация успешного выполнения релизного пайплайна</w:t>
+        <w:t xml:space="preserve"> </w:t>
+      </w:r>
+      <w:r>
+        <w:rPr>
+          <w:rFonts w:ascii="Times New Roman" w:hAnsi="Times New Roman" w:cs="Times New Roman"/>
+          <w:noProof/>
+          <w:sz w:val="28"/>
+          <w:szCs w:val="28"/>
+        </w:rPr>
+        <w:t>–</w:t>
+      </w:r>
+      <w:r>
+        <w:rPr>
+          <w:rFonts w:ascii="Times New Roman" w:hAnsi="Times New Roman" w:cs="Times New Roman"/>
+          <w:noProof/>
+          <w:sz w:val="28"/>
+          <w:szCs w:val="28"/>
+        </w:rPr>
+        <w:t xml:space="preserve"> Демонстрация успешного выполнения релизного пайплайна</w:t>
       </w:r>
     </w:p>
     <w:p>
@@ -19844,11 +20582,11 @@
       <w:pPr>
         <w:pStyle w:val="2"/>
       </w:pPr>
-      <w:bookmarkStart w:id="11" w:name="_Toc231119258"/>
+      <w:bookmarkStart w:id="9" w:name="_Toc231119258"/>
       <w:r>
         <w:t>2.3 Руководство пользователя на примере оформления заказа</w:t>
       </w:r>
-      <w:bookmarkEnd w:id="11"/>
+      <w:bookmarkEnd w:id="9"/>
     </w:p>
     <w:p/>
     <w:p>
@@ -19868,16 +20606,7 @@
           <w:sz w:val="28"/>
           <w:szCs w:val="28"/>
         </w:rPr>
-        <w:t xml:space="preserve">Программный комплекс предназначен для автоматизации бизнес-процессов багетной мастерской: калькуляции стоимости изделий, складского учета и управления заказами. Для работы программы требуется ОС Windows </w:t>
-      </w:r>
-      <w:r>
-        <w:rPr>
-          <w:rFonts w:ascii="Times New Roman" w:hAnsi="Times New Roman" w:cs="Times New Roman"/>
-          <w:sz w:val="28"/>
-          <w:szCs w:val="28"/>
-        </w:rPr>
-        <w:lastRenderedPageBreak/>
-        <w:t>10/11, подключение к сети Интернет и наличие установленных драйверов для печати чеков.</w:t>
+        <w:t>Программный комплекс предназначен для автоматизации бизнес-процессов багетной мастерской: калькуляции стоимости изделий, складского учета и управления заказами. Для работы программы требуется ОС Windows 10/11, подключение к сети Интернет и наличие установленных драйверов для печати чеков.</w:t>
       </w:r>
     </w:p>
     <w:p>
@@ -19897,6 +20626,7 @@
           <w:sz w:val="28"/>
           <w:szCs w:val="28"/>
         </w:rPr>
+        <w:lastRenderedPageBreak/>
         <w:t>Запуск осуществляется двойным кликом по исполняемому файлу приложения. Завершение работы производится нажатием кнопки «Выход» в левом нижнем углу интерфейса или стандартным закрытием окна ОС. При потере соединения с БД программа выведет соответствующее системное уведомление. В случае системного сбоя пользователю необходимо проверить подключение к сети и выполнить перезапуск приложения.</w:t>
       </w:r>
     </w:p>
@@ -20100,7 +20830,25 @@
           <w:sz w:val="28"/>
           <w:szCs w:val="28"/>
         </w:rPr>
-        <w:t xml:space="preserve"> — Интерфейс авторизации сотрудника</w:t>
+        <w:t xml:space="preserve"> </w:t>
+      </w:r>
+      <w:r>
+        <w:rPr>
+          <w:rFonts w:ascii="Times New Roman" w:hAnsi="Times New Roman" w:cs="Times New Roman"/>
+          <w:noProof/>
+          <w:sz w:val="28"/>
+          <w:szCs w:val="28"/>
+        </w:rPr>
+        <w:t>–</w:t>
+      </w:r>
+      <w:r>
+        <w:rPr>
+          <w:rFonts w:ascii="Times New Roman" w:hAnsi="Times New Roman" w:cs="Times New Roman"/>
+          <w:noProof/>
+          <w:sz w:val="28"/>
+          <w:szCs w:val="28"/>
+        </w:rPr>
+        <w:t xml:space="preserve"> Интерфейс авторизации сотрудника</w:t>
       </w:r>
     </w:p>
     <w:p>
@@ -20133,16 +20881,32 @@
           <w:sz w:val="28"/>
           <w:szCs w:val="28"/>
         </w:rPr>
+        <w:t xml:space="preserve">Шаг 2. Идентификация или регистрация клиента. Продавец уточняет, </w:t>
+      </w:r>
+      <w:r>
+        <w:rPr>
+          <w:rFonts w:ascii="Times New Roman" w:hAnsi="Times New Roman" w:cs="Times New Roman"/>
+          <w:sz w:val="28"/>
+          <w:szCs w:val="28"/>
+        </w:rPr>
+        <w:t xml:space="preserve">обращался ли клиент в мастерскую ранее. К продавцу обратился новый клиент </w:t>
+      </w:r>
+      <w:r>
+        <w:rPr>
+          <w:rFonts w:ascii="Times New Roman" w:hAnsi="Times New Roman" w:cs="Times New Roman"/>
+          <w:sz w:val="28"/>
+          <w:szCs w:val="28"/>
+        </w:rPr>
         <w:lastRenderedPageBreak/>
-        <w:t xml:space="preserve">Шаг 2. Идентификация или регистрация клиента. Продавец уточняет, </w:t>
-      </w:r>
-      <w:r>
-        <w:rPr>
-          <w:rFonts w:ascii="Times New Roman" w:hAnsi="Times New Roman" w:cs="Times New Roman"/>
-          <w:sz w:val="28"/>
-          <w:szCs w:val="28"/>
-        </w:rPr>
-        <w:t>обращался ли клиент в мастерскую ранее. К продавцу обратился новый клиент — Иванов И.И. Сотрудник переходит во вкладку «Покупатели» и нажимает кнопку «Добавить покупателя». В открывшейся форме вводится ФИО «Иванов Иван Иванович», его контактный телефон и email. Внешний вид формы представлен на рисунке</w:t>
+        <w:t>–</w:t>
+      </w:r>
+      <w:r>
+        <w:rPr>
+          <w:rFonts w:ascii="Times New Roman" w:hAnsi="Times New Roman" w:cs="Times New Roman"/>
+          <w:sz w:val="28"/>
+          <w:szCs w:val="28"/>
+        </w:rPr>
+        <w:t xml:space="preserve"> Иванов И.И. Сотрудник переходит во вкладку «Покупатели» и нажимает кнопку «Добавить покупателя». В открывшейся форме вводится ФИО «Иванов Иван Иванович», его контактный телефон и email. Внешний вид формы представлен на рисунке</w:t>
       </w:r>
       <w:r>
         <w:rPr>
@@ -20303,7 +21067,7 @@
           <w:sz w:val="28"/>
           <w:szCs w:val="28"/>
         </w:rPr>
-        <w:t>—</w:t>
+        <w:t>–</w:t>
       </w:r>
       <w:r>
         <w:rPr>
@@ -20352,7 +21116,15 @@
           <w:sz w:val="28"/>
           <w:szCs w:val="28"/>
         </w:rPr>
-        <w:t xml:space="preserve">Шаг 4. Заполнение спецификации. В открывшейся форме продавец последовательно вводит технические требования клиента Иванова И.И. В </w:t>
+        <w:t xml:space="preserve">Шаг 4. Заполнение спецификации. В открывшейся форме продавец последовательно вводит технические требования клиента Иванова И.И. В выпадающем списке клиентов выбирается созданная карточка Иванова И.И. </w:t>
+      </w:r>
+      <w:r>
+        <w:rPr>
+          <w:rFonts w:ascii="Times New Roman" w:hAnsi="Times New Roman" w:cs="Times New Roman"/>
+          <w:sz w:val="28"/>
+          <w:szCs w:val="28"/>
+        </w:rPr>
+        <w:t xml:space="preserve">Далее вводятся габариты требуемой рамы, выбирается тип деревянного багета </w:t>
       </w:r>
       <w:r>
         <w:rPr>
@@ -20361,15 +21133,7 @@
           <w:szCs w:val="28"/>
         </w:rPr>
         <w:lastRenderedPageBreak/>
-        <w:t xml:space="preserve">выпадающем списке клиентов выбирается созданная карточка Иванова И.И. </w:t>
-      </w:r>
-      <w:r>
-        <w:rPr>
-          <w:rFonts w:ascii="Times New Roman" w:hAnsi="Times New Roman" w:cs="Times New Roman"/>
-          <w:sz w:val="28"/>
-          <w:szCs w:val="28"/>
-        </w:rPr>
-        <w:t xml:space="preserve">Далее вводятся габариты требуемой рамы, выбирается тип деревянного багета и необходимая фурнитура (списки автоматически подгружают актуальные позиции и цены со склада). По мере ввода данных система автоматически калькулирует итоговую стоимость. Пример заполненной формы представлен на рисунке </w:t>
+        <w:t xml:space="preserve">и необходимая фурнитура (списки автоматически подгружают актуальные позиции и цены со склада). По мере ввода данных система автоматически калькулирует итоговую стоимость. Пример заполненной формы представлен на рисунке </w:t>
       </w:r>
       <w:r>
         <w:rPr>
@@ -20520,7 +21284,16 @@
           <w:sz w:val="28"/>
           <w:szCs w:val="28"/>
         </w:rPr>
-        <w:t xml:space="preserve">— </w:t>
+        <w:t>–</w:t>
+      </w:r>
+      <w:r>
+        <w:rPr>
+          <w:rFonts w:ascii="Times New Roman" w:hAnsi="Times New Roman" w:cs="Times New Roman"/>
+          <w:noProof/>
+          <w:sz w:val="28"/>
+          <w:szCs w:val="28"/>
+        </w:rPr>
+        <w:t xml:space="preserve"> </w:t>
       </w:r>
       <w:r>
         <w:rPr>
@@ -20713,7 +21486,25 @@
           <w:sz w:val="28"/>
           <w:szCs w:val="28"/>
         </w:rPr>
-        <w:t xml:space="preserve"> — Демонстрация сформированного товарного чека для заказа</w:t>
+        <w:t xml:space="preserve"> </w:t>
+      </w:r>
+      <w:r>
+        <w:rPr>
+          <w:rFonts w:ascii="Times New Roman" w:hAnsi="Times New Roman" w:cs="Times New Roman"/>
+          <w:noProof/>
+          <w:sz w:val="28"/>
+          <w:szCs w:val="28"/>
+        </w:rPr>
+        <w:t>–</w:t>
+      </w:r>
+      <w:r>
+        <w:rPr>
+          <w:rFonts w:ascii="Times New Roman" w:hAnsi="Times New Roman" w:cs="Times New Roman"/>
+          <w:noProof/>
+          <w:sz w:val="28"/>
+          <w:szCs w:val="28"/>
+        </w:rPr>
+        <w:t xml:space="preserve"> Демонстрация сформированного товарного чека для заказа</w:t>
       </w:r>
     </w:p>
     <w:p>
@@ -20733,7 +21524,165 @@
           <w:sz w:val="28"/>
           <w:szCs w:val="28"/>
         </w:rPr>
-        <w:t>После генерации товарного чека в формате PDF, который представлен на рисунке 21, продавец может сохранить его на компьютер. Процесс сохранения файла для последующей печати и выдачи клиенту продемонстрирован на рисунке 28 в Приложении Д. С этого момента оформленный заказ сохраняется в базе данных со статусом «Новый» и автоматически появляется в рабочем пространстве мастера. Одновременно с этим система выполняет транзакцию по списанию зарезервированных материалов со склада.</w:t>
+        <w:t xml:space="preserve">После генерации товарного чека в формате PDF, который представлен на рисунке 21, продавец может сохранить его на компьютер. Процесс сохранения файла для последующей печати и выдачи клиенту продемонстрирован на рисунке </w:t>
+      </w:r>
+      <w:r>
+        <w:rPr>
+          <w:rFonts w:ascii="Times New Roman" w:hAnsi="Times New Roman" w:cs="Times New Roman"/>
+          <w:sz w:val="28"/>
+          <w:szCs w:val="28"/>
+        </w:rPr>
+        <w:t>22</w:t>
+      </w:r>
+      <w:r>
+        <w:rPr>
+          <w:rFonts w:ascii="Times New Roman" w:hAnsi="Times New Roman" w:cs="Times New Roman"/>
+          <w:sz w:val="28"/>
+          <w:szCs w:val="28"/>
+        </w:rPr>
+        <w:t>. С этого момента оформленный заказ сохраняется в базе данных со статусом «Новый» и автоматически появляется в рабочем пространстве мастера. Одновременно с этим система выполняет транзакцию по списанию зарезервированных материалов со склада.</w:t>
+      </w:r>
+    </w:p>
+    <w:p>
+      <w:pPr>
+        <w:keepNext/>
+        <w:spacing w:after="0" w:line="360" w:lineRule="auto"/>
+        <w:jc w:val="center"/>
+      </w:pPr>
+      <w:r>
+        <w:rPr>
+          <w:noProof/>
+        </w:rPr>
+        <w:lastRenderedPageBreak/>
+        <w:drawing>
+          <wp:inline distT="0" distB="0" distL="0" distR="0" wp14:anchorId="2CDDA33B" wp14:editId="5A75F151">
+            <wp:extent cx="5940425" cy="3684905"/>
+            <wp:effectExtent l="0" t="0" r="3175" b="0"/>
+            <wp:docPr id="34" name="Рисунок 34"/>
+            <wp:cNvGraphicFramePr>
+              <a:graphicFrameLocks xmlns:a="http://schemas.openxmlformats.org/drawingml/2006/main" noChangeAspect="1"/>
+            </wp:cNvGraphicFramePr>
+            <a:graphic xmlns:a="http://schemas.openxmlformats.org/drawingml/2006/main">
+              <a:graphicData uri="http://schemas.openxmlformats.org/drawingml/2006/picture">
+                <pic:pic xmlns:pic="http://schemas.openxmlformats.org/drawingml/2006/picture">
+                  <pic:nvPicPr>
+                    <pic:cNvPr id="1" name=""/>
+                    <pic:cNvPicPr/>
+                  </pic:nvPicPr>
+                  <pic:blipFill>
+                    <a:blip r:embed="rId30"/>
+                    <a:stretch>
+                      <a:fillRect/>
+                    </a:stretch>
+                  </pic:blipFill>
+                  <pic:spPr>
+                    <a:xfrm>
+                      <a:off x="0" y="0"/>
+                      <a:ext cx="5940425" cy="3684905"/>
+                    </a:xfrm>
+                    <a:prstGeom prst="rect">
+                      <a:avLst/>
+                    </a:prstGeom>
+                  </pic:spPr>
+                </pic:pic>
+              </a:graphicData>
+            </a:graphic>
+          </wp:inline>
+        </w:drawing>
+      </w:r>
+    </w:p>
+    <w:p>
+      <w:pPr>
+        <w:keepNext/>
+        <w:spacing w:after="0" w:line="360" w:lineRule="auto"/>
+        <w:jc w:val="center"/>
+        <w:rPr>
+          <w:rFonts w:ascii="Times New Roman" w:hAnsi="Times New Roman" w:cs="Times New Roman"/>
+          <w:noProof/>
+          <w:sz w:val="28"/>
+          <w:szCs w:val="28"/>
+        </w:rPr>
+      </w:pPr>
+      <w:r>
+        <w:rPr>
+          <w:rFonts w:ascii="Times New Roman" w:hAnsi="Times New Roman" w:cs="Times New Roman"/>
+          <w:noProof/>
+          <w:sz w:val="28"/>
+          <w:szCs w:val="28"/>
+        </w:rPr>
+        <w:t xml:space="preserve">Рисунок </w:t>
+      </w:r>
+      <w:r>
+        <w:rPr>
+          <w:rFonts w:ascii="Times New Roman" w:hAnsi="Times New Roman" w:cs="Times New Roman"/>
+          <w:noProof/>
+          <w:sz w:val="28"/>
+          <w:szCs w:val="28"/>
+        </w:rPr>
+        <w:fldChar w:fldCharType="begin"/>
+      </w:r>
+      <w:r>
+        <w:rPr>
+          <w:rFonts w:ascii="Times New Roman" w:hAnsi="Times New Roman" w:cs="Times New Roman"/>
+          <w:noProof/>
+          <w:sz w:val="28"/>
+          <w:szCs w:val="28"/>
+        </w:rPr>
+        <w:instrText xml:space="preserve"> SEQ Рисунок \* ARABIC </w:instrText>
+      </w:r>
+      <w:r>
+        <w:rPr>
+          <w:rFonts w:ascii="Times New Roman" w:hAnsi="Times New Roman" w:cs="Times New Roman"/>
+          <w:noProof/>
+          <w:sz w:val="28"/>
+          <w:szCs w:val="28"/>
+        </w:rPr>
+        <w:fldChar w:fldCharType="separate"/>
+      </w:r>
+      <w:r>
+        <w:rPr>
+          <w:rFonts w:ascii="Times New Roman" w:hAnsi="Times New Roman" w:cs="Times New Roman"/>
+          <w:noProof/>
+          <w:sz w:val="28"/>
+          <w:szCs w:val="28"/>
+        </w:rPr>
+        <w:t>22</w:t>
+      </w:r>
+      <w:r>
+        <w:rPr>
+          <w:rFonts w:ascii="Times New Roman" w:hAnsi="Times New Roman" w:cs="Times New Roman"/>
+          <w:noProof/>
+          <w:sz w:val="28"/>
+          <w:szCs w:val="28"/>
+        </w:rPr>
+        <w:fldChar w:fldCharType="end"/>
+      </w:r>
+      <w:r>
+        <w:rPr>
+          <w:rFonts w:ascii="Times New Roman" w:hAnsi="Times New Roman" w:cs="Times New Roman"/>
+          <w:noProof/>
+          <w:sz w:val="28"/>
+          <w:szCs w:val="28"/>
+        </w:rPr>
+        <w:t xml:space="preserve"> </w:t>
+      </w:r>
+      <w:r>
+        <w:rPr>
+          <w:rFonts w:ascii="Times New Roman" w:hAnsi="Times New Roman" w:cs="Times New Roman"/>
+          <w:noProof/>
+          <w:sz w:val="28"/>
+          <w:szCs w:val="28"/>
+        </w:rPr>
+        <w:t>–</w:t>
+      </w:r>
+      <w:r>
+        <w:rPr>
+          <w:rFonts w:ascii="Times New Roman" w:hAnsi="Times New Roman" w:cs="Times New Roman"/>
+          <w:noProof/>
+          <w:sz w:val="28"/>
+          <w:szCs w:val="28"/>
+        </w:rPr>
+        <w:t xml:space="preserve"> Демонстрация сформированного товарного чека для заказа</w:t>
       </w:r>
     </w:p>
     <w:p>
@@ -20753,24 +21702,7 @@
           <w:sz w:val="28"/>
           <w:szCs w:val="28"/>
         </w:rPr>
-        <w:t xml:space="preserve">После фактического изготовления рамы, мастер меняет статус заказа на «Готов». Это сигнализирует продавцу о том, что изделие можно выдавать клиенту. При передаче готовой работы покупателю, продавец переводит </w:t>
-      </w:r>
-      <w:r>
-        <w:rPr>
-          <w:rFonts w:ascii="Times New Roman" w:hAnsi="Times New Roman" w:cs="Times New Roman"/>
-          <w:sz w:val="28"/>
-          <w:szCs w:val="28"/>
-        </w:rPr>
-        <w:lastRenderedPageBreak/>
-        <w:t>статус заказа в «Завершен», тем самым полностью закрывая жизненный цикл обслуживания заказа.</w:t>
-      </w:r>
-      <w:r>
-        <w:rPr>
-          <w:rFonts w:ascii="Times New Roman" w:hAnsi="Times New Roman" w:cs="Times New Roman"/>
-          <w:sz w:val="28"/>
-          <w:szCs w:val="28"/>
-        </w:rPr>
-        <w:t xml:space="preserve"> </w:t>
+        <w:t xml:space="preserve">После фактического изготовления рамы, мастер меняет статус заказа на «Готов». Это сигнализирует продавцу о том, что изделие можно выдавать клиенту. При передаче готовой работы покупателю, продавец переводит статус заказа в «Завершен», тем самым полностью закрывая жизненный цикл обслуживания заказа. </w:t>
       </w:r>
     </w:p>
     <w:p>
@@ -20790,7 +21722,7 @@
         <w:pStyle w:val="2"/>
         <w:spacing w:before="0"/>
       </w:pPr>
-      <w:bookmarkStart w:id="12" w:name="_Toc231119259"/>
+      <w:bookmarkStart w:id="10" w:name="_Toc231119259"/>
       <w:r>
         <w:t>2.</w:t>
       </w:r>
@@ -20800,7 +21732,7 @@
       <w:r>
         <w:t xml:space="preserve"> Тестирование программного обеспечения</w:t>
       </w:r>
-      <w:bookmarkEnd w:id="12"/>
+      <w:bookmarkEnd w:id="10"/>
     </w:p>
     <w:p>
       <w:pPr>
@@ -20817,6 +21749,7 @@
       <w:pPr>
         <w:spacing w:after="0" w:line="360" w:lineRule="auto"/>
         <w:ind w:firstLine="709"/>
+        <w:jc w:val="both"/>
         <w:rPr>
           <w:rFonts w:ascii="Times New Roman" w:hAnsi="Times New Roman" w:cs="Times New Roman"/>
           <w:sz w:val="28"/>
@@ -20902,7 +21835,7 @@
           <w:szCs w:val="28"/>
         </w:rPr>
         <w:sectPr>
-          <w:footerReference w:type="default" r:id="rId30"/>
+          <w:footerReference w:type="default" r:id="rId31"/>
           <w:pgSz w:w="11906" w:h="16838"/>
           <w:pgMar w:top="1134" w:right="850" w:bottom="1134" w:left="1701" w:header="708" w:footer="708" w:gutter="0"/>
           <w:cols w:space="708"/>
@@ -20957,7 +21890,29 @@
           <w:sz w:val="28"/>
           <w:szCs w:val="28"/>
         </w:rPr>
-        <w:t xml:space="preserve"> — </w:t>
+        <w:t xml:space="preserve"> </w:t>
+      </w:r>
+      <w:r>
+        <w:rPr>
+          <w:rFonts w:ascii="Times New Roman" w:hAnsi="Times New Roman" w:cs="Times New Roman"/>
+          <w:i w:val="0"/>
+          <w:iCs w:val="0"/>
+          <w:color w:val="auto"/>
+          <w:sz w:val="28"/>
+          <w:szCs w:val="28"/>
+        </w:rPr>
+        <w:t>–</w:t>
+      </w:r>
+      <w:r>
+        <w:rPr>
+          <w:rFonts w:ascii="Times New Roman" w:hAnsi="Times New Roman" w:cs="Times New Roman"/>
+          <w:i w:val="0"/>
+          <w:iCs w:val="0"/>
+          <w:color w:val="auto"/>
+          <w:sz w:val="28"/>
+          <w:szCs w:val="28"/>
+        </w:rPr>
+        <w:t xml:space="preserve"> </w:t>
       </w:r>
       <w:r>
         <w:rPr>
@@ -22532,7 +23487,23 @@
           <w:sz w:val="28"/>
           <w:szCs w:val="28"/>
         </w:rPr>
-        <w:t>Во второй главе была детально описана практическая реализация ERP-системы. Спроектирована нормализованная структура реляционной базы данных PostgreSQL, обеспечивающая ссылочную целостность. Разработан эргономичный графический интерфейс с ролевой моделью доступа (Продавец, Мастер, Администратор) на базе QML. Успешно решена сложная задача асинхронного взаимодействия с БД и фоновой генерации PDF-документов без блокировки графического потока (GUI). Развернута серверная инфраструктура с применением контейнеризации и систем аппаратного мониторинга. Настроен конвейер автоматической сборки (CI/CD) для автоматического формирования релизных сборок. Проведенное тестирование подтвердило стабильность работы приложения и полное соответствие заявленным требованиям.</w:t>
+        <w:t>Во второй главе была детально описана практическая реализация ERP-системы. Спроектирована нормализованная структура реляционной базы данных PostgreSQL, обеспечивающая ссылочную целостность. Разработан эргономичный графический интерфейс с ролевой моделью доступа (Продавец, Мастер, Администратор) на базе QML. Успешно решена сложная задача асинхронного взаимодействия с БД и фоновой генерации PDF-документов без блокировки графического потока</w:t>
+      </w:r>
+      <w:r>
+        <w:rPr>
+          <w:rFonts w:ascii="Times New Roman" w:hAnsi="Times New Roman" w:cs="Times New Roman"/>
+          <w:sz w:val="28"/>
+          <w:szCs w:val="28"/>
+        </w:rPr>
+        <w:t xml:space="preserve">. </w:t>
+      </w:r>
+      <w:r>
+        <w:rPr>
+          <w:rFonts w:ascii="Times New Roman" w:hAnsi="Times New Roman" w:cs="Times New Roman"/>
+          <w:sz w:val="28"/>
+          <w:szCs w:val="28"/>
+        </w:rPr>
+        <w:t>Развернута серверная инфраструктура с применением контейнеризации и систем аппаратного мониторинга. Настроен конвейер автоматической сборки для автоматического формирования релизных сборок. Проведенное тестирование подтвердило стабильность работы приложения и полное соответствие заявленным требованиям.</w:t>
       </w:r>
     </w:p>
     <w:p>
@@ -22541,12 +23512,12 @@
         <w:ind w:firstLine="0"/>
         <w:jc w:val="center"/>
       </w:pPr>
-      <w:bookmarkStart w:id="13" w:name="_Toc231119260"/>
+      <w:bookmarkStart w:id="11" w:name="_Toc231119260"/>
       <w:r>
         <w:lastRenderedPageBreak/>
         <w:t>ЗАКЛЮЧЕНИЕ</w:t>
       </w:r>
-      <w:bookmarkEnd w:id="13"/>
+      <w:bookmarkEnd w:id="11"/>
     </w:p>
     <w:p/>
     <w:p>
@@ -22671,12 +23642,12 @@
         <w:pStyle w:val="1"/>
         <w:jc w:val="center"/>
       </w:pPr>
-      <w:bookmarkStart w:id="14" w:name="_Toc231119261"/>
+      <w:bookmarkStart w:id="12" w:name="_Toc231119261"/>
       <w:r>
         <w:lastRenderedPageBreak/>
         <w:t>СПИСОК ИСПОЛЬЗОВАННЫХ ИСТОЧНИКОВ</w:t>
       </w:r>
-      <w:bookmarkEnd w:id="14"/>
+      <w:bookmarkEnd w:id="12"/>
     </w:p>
     <w:p/>
     <w:p>
@@ -22687,8 +23658,7 @@
           <w:numId w:val="16"/>
         </w:numPr>
         <w:spacing w:after="0" w:line="360" w:lineRule="auto"/>
-        <w:ind w:left="0" w:firstLine="357"/>
-        <w:contextualSpacing w:val="0"/>
+        <w:ind w:left="0" w:firstLine="709"/>
         <w:jc w:val="both"/>
         <w:rPr>
           <w:rFonts w:ascii="Times New Roman" w:hAnsi="Times New Roman" w:cs="Times New Roman"/>
@@ -22702,7 +23672,39 @@
           <w:sz w:val="28"/>
           <w:szCs w:val="28"/>
         </w:rPr>
-        <w:t>Боуман, Дж. Практическое руководство по SQL / Дж. Боуман, С. Эмерсон, М. Дарновски. — Москва : Диалектика, 2021. — 352 с.</w:t>
+        <w:t xml:space="preserve">Боуман, Дж. Практическое руководство по SQL / Дж. Боуман, С. Эмерсон, М. Дарновски. </w:t>
+      </w:r>
+      <w:r>
+        <w:rPr>
+          <w:rFonts w:ascii="Times New Roman" w:hAnsi="Times New Roman" w:cs="Times New Roman"/>
+          <w:sz w:val="28"/>
+          <w:szCs w:val="28"/>
+        </w:rPr>
+        <w:t>–</w:t>
+      </w:r>
+      <w:r>
+        <w:rPr>
+          <w:rFonts w:ascii="Times New Roman" w:hAnsi="Times New Roman" w:cs="Times New Roman"/>
+          <w:sz w:val="28"/>
+          <w:szCs w:val="28"/>
+        </w:rPr>
+        <w:t xml:space="preserve"> Москва : Диалектика, 2021. </w:t>
+      </w:r>
+      <w:r>
+        <w:rPr>
+          <w:rFonts w:ascii="Times New Roman" w:hAnsi="Times New Roman" w:cs="Times New Roman"/>
+          <w:sz w:val="28"/>
+          <w:szCs w:val="28"/>
+        </w:rPr>
+        <w:t>–</w:t>
+      </w:r>
+      <w:r>
+        <w:rPr>
+          <w:rFonts w:ascii="Times New Roman" w:hAnsi="Times New Roman" w:cs="Times New Roman"/>
+          <w:sz w:val="28"/>
+          <w:szCs w:val="28"/>
+        </w:rPr>
+        <w:t xml:space="preserve"> 352 с.</w:t>
       </w:r>
     </w:p>
     <w:p>
@@ -22713,8 +23715,7 @@
           <w:numId w:val="16"/>
         </w:numPr>
         <w:spacing w:after="0" w:line="360" w:lineRule="auto"/>
-        <w:ind w:left="0" w:firstLine="357"/>
-        <w:contextualSpacing w:val="0"/>
+        <w:ind w:left="0" w:firstLine="709"/>
         <w:jc w:val="both"/>
         <w:rPr>
           <w:rFonts w:ascii="Times New Roman" w:hAnsi="Times New Roman" w:cs="Times New Roman"/>
@@ -22728,7 +23729,39 @@
           <w:sz w:val="28"/>
           <w:szCs w:val="28"/>
         </w:rPr>
-        <w:t>Гагарина, Л. Г. Разработка и эксплуатация информационных систем : учебное пособие / Л. Г. Гагарина. — Москва : ФОРУМ : ИНФРА-М, 2022. — 384 с.</w:t>
+        <w:t xml:space="preserve">Гагарина, Л. Г. Разработка и эксплуатация информационных систем : учебное пособие / Л. Г. Гагарина. </w:t>
+      </w:r>
+      <w:r>
+        <w:rPr>
+          <w:rFonts w:ascii="Times New Roman" w:hAnsi="Times New Roman" w:cs="Times New Roman"/>
+          <w:sz w:val="28"/>
+          <w:szCs w:val="28"/>
+        </w:rPr>
+        <w:t>–</w:t>
+      </w:r>
+      <w:r>
+        <w:rPr>
+          <w:rFonts w:ascii="Times New Roman" w:hAnsi="Times New Roman" w:cs="Times New Roman"/>
+          <w:sz w:val="28"/>
+          <w:szCs w:val="28"/>
+        </w:rPr>
+        <w:t xml:space="preserve"> Москва : ФОРУМ : ИНФРА-М, 2022. </w:t>
+      </w:r>
+      <w:r>
+        <w:rPr>
+          <w:rFonts w:ascii="Times New Roman" w:hAnsi="Times New Roman" w:cs="Times New Roman"/>
+          <w:sz w:val="28"/>
+          <w:szCs w:val="28"/>
+        </w:rPr>
+        <w:t>–</w:t>
+      </w:r>
+      <w:r>
+        <w:rPr>
+          <w:rFonts w:ascii="Times New Roman" w:hAnsi="Times New Roman" w:cs="Times New Roman"/>
+          <w:sz w:val="28"/>
+          <w:szCs w:val="28"/>
+        </w:rPr>
+        <w:t xml:space="preserve"> 384 с.</w:t>
       </w:r>
     </w:p>
     <w:p>
@@ -22739,8 +23772,7 @@
           <w:numId w:val="16"/>
         </w:numPr>
         <w:spacing w:after="0" w:line="360" w:lineRule="auto"/>
-        <w:ind w:left="0" w:firstLine="357"/>
-        <w:contextualSpacing w:val="0"/>
+        <w:ind w:left="0" w:firstLine="709"/>
         <w:jc w:val="both"/>
         <w:rPr>
           <w:rFonts w:ascii="Times New Roman" w:hAnsi="Times New Roman" w:cs="Times New Roman"/>
@@ -22754,7 +23786,39 @@
           <w:sz w:val="28"/>
           <w:szCs w:val="28"/>
         </w:rPr>
-        <w:t>Грекул, В. И. Проектирование информационных систем : учебник и практикум / В. И. Грекул, Г. Н. Денищенко, Н. Л. Коровкина. — Москва : Юрайт, 2023. — 385 с.</w:t>
+        <w:t xml:space="preserve">Грекул, В. И. Проектирование информационных систем : учебник и практикум / В. И. Грекул, Г. Н. Денищенко, Н. Л. Коровкина. </w:t>
+      </w:r>
+      <w:r>
+        <w:rPr>
+          <w:rFonts w:ascii="Times New Roman" w:hAnsi="Times New Roman" w:cs="Times New Roman"/>
+          <w:sz w:val="28"/>
+          <w:szCs w:val="28"/>
+        </w:rPr>
+        <w:t>–</w:t>
+      </w:r>
+      <w:r>
+        <w:rPr>
+          <w:rFonts w:ascii="Times New Roman" w:hAnsi="Times New Roman" w:cs="Times New Roman"/>
+          <w:sz w:val="28"/>
+          <w:szCs w:val="28"/>
+        </w:rPr>
+        <w:t xml:space="preserve"> Москва : Юрайт, 2023. </w:t>
+      </w:r>
+      <w:r>
+        <w:rPr>
+          <w:rFonts w:ascii="Times New Roman" w:hAnsi="Times New Roman" w:cs="Times New Roman"/>
+          <w:sz w:val="28"/>
+          <w:szCs w:val="28"/>
+        </w:rPr>
+        <w:t>–</w:t>
+      </w:r>
+      <w:r>
+        <w:rPr>
+          <w:rFonts w:ascii="Times New Roman" w:hAnsi="Times New Roman" w:cs="Times New Roman"/>
+          <w:sz w:val="28"/>
+          <w:szCs w:val="28"/>
+        </w:rPr>
+        <w:t xml:space="preserve"> 385 с.</w:t>
       </w:r>
     </w:p>
     <w:p>
@@ -22765,8 +23829,7 @@
           <w:numId w:val="16"/>
         </w:numPr>
         <w:spacing w:after="0" w:line="360" w:lineRule="auto"/>
-        <w:ind w:left="0" w:firstLine="357"/>
-        <w:contextualSpacing w:val="0"/>
+        <w:ind w:left="0" w:firstLine="709"/>
         <w:jc w:val="both"/>
         <w:rPr>
           <w:rFonts w:ascii="Times New Roman" w:hAnsi="Times New Roman" w:cs="Times New Roman"/>
@@ -22780,7 +23843,39 @@
           <w:sz w:val="28"/>
           <w:szCs w:val="28"/>
         </w:rPr>
-        <w:t>Дейт, К. Дж. Введение в системы баз данных : учебник / К. Дж. Дейт. — Москва : Вильямс, 2020. — 1328 с.</w:t>
+        <w:t xml:space="preserve">Дейт, К. Дж. Введение в системы баз данных : учебник / К. Дж. Дейт. </w:t>
+      </w:r>
+      <w:r>
+        <w:rPr>
+          <w:rFonts w:ascii="Times New Roman" w:hAnsi="Times New Roman" w:cs="Times New Roman"/>
+          <w:sz w:val="28"/>
+          <w:szCs w:val="28"/>
+        </w:rPr>
+        <w:t>–</w:t>
+      </w:r>
+      <w:r>
+        <w:rPr>
+          <w:rFonts w:ascii="Times New Roman" w:hAnsi="Times New Roman" w:cs="Times New Roman"/>
+          <w:sz w:val="28"/>
+          <w:szCs w:val="28"/>
+        </w:rPr>
+        <w:t xml:space="preserve"> Москва : Вильямс, 2020. </w:t>
+      </w:r>
+      <w:r>
+        <w:rPr>
+          <w:rFonts w:ascii="Times New Roman" w:hAnsi="Times New Roman" w:cs="Times New Roman"/>
+          <w:sz w:val="28"/>
+          <w:szCs w:val="28"/>
+        </w:rPr>
+        <w:t>–</w:t>
+      </w:r>
+      <w:r>
+        <w:rPr>
+          <w:rFonts w:ascii="Times New Roman" w:hAnsi="Times New Roman" w:cs="Times New Roman"/>
+          <w:sz w:val="28"/>
+          <w:szCs w:val="28"/>
+        </w:rPr>
+        <w:t xml:space="preserve"> 1328 с.</w:t>
       </w:r>
     </w:p>
     <w:p>
@@ -22791,8 +23886,7 @@
           <w:numId w:val="16"/>
         </w:numPr>
         <w:spacing w:after="0" w:line="360" w:lineRule="auto"/>
-        <w:ind w:left="0" w:firstLine="357"/>
-        <w:contextualSpacing w:val="0"/>
+        <w:ind w:left="0" w:firstLine="709"/>
         <w:jc w:val="both"/>
         <w:rPr>
           <w:rFonts w:ascii="Times New Roman" w:hAnsi="Times New Roman" w:cs="Times New Roman"/>
@@ -22806,7 +23900,23 @@
           <w:sz w:val="28"/>
           <w:szCs w:val="28"/>
         </w:rPr>
-        <w:t>Документация PostgreSQL 16 [Электронный ресурс] // Официальный сайт PostgreSQL. — URL: https://www.postgresql.org/docs/16/ (дата обращения: 10.04.2026).</w:t>
+        <w:t xml:space="preserve">Документация PostgreSQL 16 [Электронный ресурс] // Официальный сайт PostgreSQL. </w:t>
+      </w:r>
+      <w:r>
+        <w:rPr>
+          <w:rFonts w:ascii="Times New Roman" w:hAnsi="Times New Roman" w:cs="Times New Roman"/>
+          <w:sz w:val="28"/>
+          <w:szCs w:val="28"/>
+        </w:rPr>
+        <w:t>–</w:t>
+      </w:r>
+      <w:r>
+        <w:rPr>
+          <w:rFonts w:ascii="Times New Roman" w:hAnsi="Times New Roman" w:cs="Times New Roman"/>
+          <w:sz w:val="28"/>
+          <w:szCs w:val="28"/>
+        </w:rPr>
+        <w:t xml:space="preserve"> URL: https://www.postgresql.org/docs/16/ (дата обращения: 10.04.2026).</w:t>
       </w:r>
     </w:p>
     <w:p>
@@ -22817,8 +23927,7 @@
           <w:numId w:val="16"/>
         </w:numPr>
         <w:spacing w:after="0" w:line="360" w:lineRule="auto"/>
-        <w:ind w:left="0" w:firstLine="357"/>
-        <w:contextualSpacing w:val="0"/>
+        <w:ind w:left="0" w:firstLine="709"/>
         <w:jc w:val="both"/>
         <w:rPr>
           <w:rFonts w:ascii="Times New Roman" w:hAnsi="Times New Roman" w:cs="Times New Roman"/>
@@ -22832,7 +23941,23 @@
           <w:sz w:val="28"/>
           <w:szCs w:val="28"/>
         </w:rPr>
-        <w:t>Документация Qt 6 Framework [Электронный ресурс] // Официальный сайт Qt. — URL: https://doc.qt.io/ (дата обращения: 12.04.2026).</w:t>
+        <w:t xml:space="preserve">Документация Qt 6 Framework [Электронный ресурс] // Официальный сайт Qt. </w:t>
+      </w:r>
+      <w:r>
+        <w:rPr>
+          <w:rFonts w:ascii="Times New Roman" w:hAnsi="Times New Roman" w:cs="Times New Roman"/>
+          <w:sz w:val="28"/>
+          <w:szCs w:val="28"/>
+        </w:rPr>
+        <w:t>–</w:t>
+      </w:r>
+      <w:r>
+        <w:rPr>
+          <w:rFonts w:ascii="Times New Roman" w:hAnsi="Times New Roman" w:cs="Times New Roman"/>
+          <w:sz w:val="28"/>
+          <w:szCs w:val="28"/>
+        </w:rPr>
+        <w:t xml:space="preserve"> URL: https://doc.qt.io/ (дата обращения: 12.04.2026).</w:t>
       </w:r>
     </w:p>
     <w:p>
@@ -22843,8 +23968,7 @@
           <w:numId w:val="16"/>
         </w:numPr>
         <w:spacing w:after="0" w:line="360" w:lineRule="auto"/>
-        <w:ind w:left="0" w:firstLine="357"/>
-        <w:contextualSpacing w:val="0"/>
+        <w:ind w:left="0" w:firstLine="709"/>
         <w:jc w:val="both"/>
         <w:rPr>
           <w:rFonts w:ascii="Times New Roman" w:hAnsi="Times New Roman" w:cs="Times New Roman"/>
@@ -22858,7 +23982,23 @@
           <w:sz w:val="28"/>
           <w:szCs w:val="28"/>
         </w:rPr>
-        <w:t>Документация системы мониторинга Prometheus [Электронный ресурс] // Prometheus Official. — URL: https://prometheus.io/docs/ (дата обращения: 15.04.2026).</w:t>
+        <w:t xml:space="preserve">Документация системы мониторинга Prometheus [Электронный ресурс] // Prometheus Official. </w:t>
+      </w:r>
+      <w:r>
+        <w:rPr>
+          <w:rFonts w:ascii="Times New Roman" w:hAnsi="Times New Roman" w:cs="Times New Roman"/>
+          <w:sz w:val="28"/>
+          <w:szCs w:val="28"/>
+        </w:rPr>
+        <w:t>–</w:t>
+      </w:r>
+      <w:r>
+        <w:rPr>
+          <w:rFonts w:ascii="Times New Roman" w:hAnsi="Times New Roman" w:cs="Times New Roman"/>
+          <w:sz w:val="28"/>
+          <w:szCs w:val="28"/>
+        </w:rPr>
+        <w:t xml:space="preserve"> URL: https://prometheus.io/docs/ (дата обращения: 15.04.2026).</w:t>
       </w:r>
     </w:p>
     <w:p>
@@ -22869,8 +24009,7 @@
           <w:numId w:val="16"/>
         </w:numPr>
         <w:spacing w:after="0" w:line="360" w:lineRule="auto"/>
-        <w:ind w:left="0" w:firstLine="357"/>
-        <w:contextualSpacing w:val="0"/>
+        <w:ind w:left="0" w:firstLine="709"/>
         <w:jc w:val="both"/>
         <w:rPr>
           <w:rFonts w:ascii="Times New Roman" w:hAnsi="Times New Roman" w:cs="Times New Roman"/>
@@ -22884,7 +24023,39 @@
           <w:sz w:val="28"/>
           <w:szCs w:val="28"/>
         </w:rPr>
-        <w:t>Клеменс, С. Инженерия программного обеспечения / С. Клеменс. — Санкт-Петербург : БХВ-Петербург, 2021. — 512 с.</w:t>
+        <w:t xml:space="preserve">Исаев, Г. Н. Проектирование информационных систем : учебное пособие / Г. Н. Исаев. </w:t>
+      </w:r>
+      <w:r>
+        <w:rPr>
+          <w:rFonts w:ascii="Times New Roman" w:hAnsi="Times New Roman" w:cs="Times New Roman"/>
+          <w:sz w:val="28"/>
+          <w:szCs w:val="28"/>
+        </w:rPr>
+        <w:t>–</w:t>
+      </w:r>
+      <w:r>
+        <w:rPr>
+          <w:rFonts w:ascii="Times New Roman" w:hAnsi="Times New Roman" w:cs="Times New Roman"/>
+          <w:sz w:val="28"/>
+          <w:szCs w:val="28"/>
+        </w:rPr>
+        <w:t xml:space="preserve"> Москва : Омега-Л, 2021. </w:t>
+      </w:r>
+      <w:r>
+        <w:rPr>
+          <w:rFonts w:ascii="Times New Roman" w:hAnsi="Times New Roman" w:cs="Times New Roman"/>
+          <w:sz w:val="28"/>
+          <w:szCs w:val="28"/>
+        </w:rPr>
+        <w:t>–</w:t>
+      </w:r>
+      <w:r>
+        <w:rPr>
+          <w:rFonts w:ascii="Times New Roman" w:hAnsi="Times New Roman" w:cs="Times New Roman"/>
+          <w:sz w:val="28"/>
+          <w:szCs w:val="28"/>
+        </w:rPr>
+        <w:t xml:space="preserve"> 424 с.</w:t>
       </w:r>
     </w:p>
     <w:p>
@@ -22895,8 +24066,7 @@
           <w:numId w:val="16"/>
         </w:numPr>
         <w:spacing w:after="0" w:line="360" w:lineRule="auto"/>
-        <w:ind w:left="0" w:firstLine="357"/>
-        <w:contextualSpacing w:val="0"/>
+        <w:ind w:left="0" w:firstLine="709"/>
         <w:jc w:val="both"/>
         <w:rPr>
           <w:rFonts w:ascii="Times New Roman" w:hAnsi="Times New Roman" w:cs="Times New Roman"/>
@@ -22910,7 +24080,39 @@
           <w:sz w:val="28"/>
           <w:szCs w:val="28"/>
         </w:rPr>
-        <w:t>Кузнецов, С. Д. Основы баз данных : учебник для вузов / С. Д. Кузнецов. — Москва : Бином, 2021. — 284 с.</w:t>
+        <w:t xml:space="preserve">Кузнецов, С. Д. Основы баз данных : учебник для вузов / С. Д. Кузнецов. </w:t>
+      </w:r>
+      <w:r>
+        <w:rPr>
+          <w:rFonts w:ascii="Times New Roman" w:hAnsi="Times New Roman" w:cs="Times New Roman"/>
+          <w:sz w:val="28"/>
+          <w:szCs w:val="28"/>
+        </w:rPr>
+        <w:t>–</w:t>
+      </w:r>
+      <w:r>
+        <w:rPr>
+          <w:rFonts w:ascii="Times New Roman" w:hAnsi="Times New Roman" w:cs="Times New Roman"/>
+          <w:sz w:val="28"/>
+          <w:szCs w:val="28"/>
+        </w:rPr>
+        <w:t xml:space="preserve"> Москва : Бином, 2021. </w:t>
+      </w:r>
+      <w:r>
+        <w:rPr>
+          <w:rFonts w:ascii="Times New Roman" w:hAnsi="Times New Roman" w:cs="Times New Roman"/>
+          <w:sz w:val="28"/>
+          <w:szCs w:val="28"/>
+        </w:rPr>
+        <w:t>–</w:t>
+      </w:r>
+      <w:r>
+        <w:rPr>
+          <w:rFonts w:ascii="Times New Roman" w:hAnsi="Times New Roman" w:cs="Times New Roman"/>
+          <w:sz w:val="28"/>
+          <w:szCs w:val="28"/>
+        </w:rPr>
+        <w:t xml:space="preserve"> 284 с.</w:t>
       </w:r>
     </w:p>
     <w:p>
@@ -22921,8 +24123,7 @@
           <w:numId w:val="16"/>
         </w:numPr>
         <w:spacing w:after="0" w:line="360" w:lineRule="auto"/>
-        <w:ind w:left="0" w:firstLine="357"/>
-        <w:contextualSpacing w:val="0"/>
+        <w:ind w:left="0" w:firstLine="709"/>
         <w:jc w:val="both"/>
         <w:rPr>
           <w:rFonts w:ascii="Times New Roman" w:hAnsi="Times New Roman" w:cs="Times New Roman"/>
@@ -22936,7 +24137,39 @@
           <w:sz w:val="28"/>
           <w:szCs w:val="28"/>
         </w:rPr>
-        <w:t>Макконнелл, С. Совершенный код. Мастер-класс / С. Макконнелл. — Санкт-Петербург : Питер, 2022. — 896 с.</w:t>
+        <w:t xml:space="preserve">Макконнелл, С. Совершенный код. Мастер-класс / С. Макконнелл. </w:t>
+      </w:r>
+      <w:r>
+        <w:rPr>
+          <w:rFonts w:ascii="Times New Roman" w:hAnsi="Times New Roman" w:cs="Times New Roman"/>
+          <w:sz w:val="28"/>
+          <w:szCs w:val="28"/>
+        </w:rPr>
+        <w:t>–</w:t>
+      </w:r>
+      <w:r>
+        <w:rPr>
+          <w:rFonts w:ascii="Times New Roman" w:hAnsi="Times New Roman" w:cs="Times New Roman"/>
+          <w:sz w:val="28"/>
+          <w:szCs w:val="28"/>
+        </w:rPr>
+        <w:t xml:space="preserve"> Санкт-Петербург : Питер, 2022. </w:t>
+      </w:r>
+      <w:r>
+        <w:rPr>
+          <w:rFonts w:ascii="Times New Roman" w:hAnsi="Times New Roman" w:cs="Times New Roman"/>
+          <w:sz w:val="28"/>
+          <w:szCs w:val="28"/>
+        </w:rPr>
+        <w:t>–</w:t>
+      </w:r>
+      <w:r>
+        <w:rPr>
+          <w:rFonts w:ascii="Times New Roman" w:hAnsi="Times New Roman" w:cs="Times New Roman"/>
+          <w:sz w:val="28"/>
+          <w:szCs w:val="28"/>
+        </w:rPr>
+        <w:t xml:space="preserve"> 896 с.</w:t>
       </w:r>
     </w:p>
     <w:p>
@@ -22947,8 +24180,7 @@
           <w:numId w:val="16"/>
         </w:numPr>
         <w:spacing w:after="0" w:line="360" w:lineRule="auto"/>
-        <w:ind w:left="0" w:firstLine="357"/>
-        <w:contextualSpacing w:val="0"/>
+        <w:ind w:left="0" w:firstLine="709"/>
         <w:jc w:val="both"/>
         <w:rPr>
           <w:rFonts w:ascii="Times New Roman" w:hAnsi="Times New Roman" w:cs="Times New Roman"/>
@@ -22962,7 +24194,39 @@
           <w:sz w:val="28"/>
           <w:szCs w:val="28"/>
         </w:rPr>
-        <w:t>Морган, Б. PostgreSQL. Основы : практическое руководство / Б. Морган. — Санкт-Петербург : БХВ-Петербург, 2021. — 496 с.</w:t>
+        <w:t xml:space="preserve">Моргунов, Е. П. PostgreSQL. Основы языка SQL : учебное пособие / Е. П. Моргунов. </w:t>
+      </w:r>
+      <w:r>
+        <w:rPr>
+          <w:rFonts w:ascii="Times New Roman" w:hAnsi="Times New Roman" w:cs="Times New Roman"/>
+          <w:sz w:val="28"/>
+          <w:szCs w:val="28"/>
+        </w:rPr>
+        <w:t>–</w:t>
+      </w:r>
+      <w:r>
+        <w:rPr>
+          <w:rFonts w:ascii="Times New Roman" w:hAnsi="Times New Roman" w:cs="Times New Roman"/>
+          <w:sz w:val="28"/>
+          <w:szCs w:val="28"/>
+        </w:rPr>
+        <w:t xml:space="preserve"> Санкт-Петербург : БХВ-Петербург, 2021. </w:t>
+      </w:r>
+      <w:r>
+        <w:rPr>
+          <w:rFonts w:ascii="Times New Roman" w:hAnsi="Times New Roman" w:cs="Times New Roman"/>
+          <w:sz w:val="28"/>
+          <w:szCs w:val="28"/>
+        </w:rPr>
+        <w:t>–</w:t>
+      </w:r>
+      <w:r>
+        <w:rPr>
+          <w:rFonts w:ascii="Times New Roman" w:hAnsi="Times New Roman" w:cs="Times New Roman"/>
+          <w:sz w:val="28"/>
+          <w:szCs w:val="28"/>
+        </w:rPr>
+        <w:t xml:space="preserve"> 336 с.</w:t>
       </w:r>
     </w:p>
     <w:p>
@@ -22973,8 +24237,7 @@
           <w:numId w:val="16"/>
         </w:numPr>
         <w:spacing w:after="0" w:line="360" w:lineRule="auto"/>
-        <w:ind w:left="0" w:firstLine="357"/>
-        <w:contextualSpacing w:val="0"/>
+        <w:ind w:left="0" w:firstLine="709"/>
         <w:jc w:val="both"/>
         <w:rPr>
           <w:rFonts w:ascii="Times New Roman" w:hAnsi="Times New Roman" w:cs="Times New Roman"/>
@@ -22988,7 +24251,39 @@
           <w:sz w:val="28"/>
           <w:szCs w:val="28"/>
         </w:rPr>
-        <w:t>Осборн, Д. Изучаем Docker и DevOps : учебное пособие / Д. Осборн. — Санкт-Петербург : Питер, 2022. — 352 с.</w:t>
+        <w:t xml:space="preserve">Кейн, Ш. P. Docker: практическое руководство / Ш. P. Кейн, К. Маттиас. </w:t>
+      </w:r>
+      <w:r>
+        <w:rPr>
+          <w:rFonts w:ascii="Times New Roman" w:hAnsi="Times New Roman" w:cs="Times New Roman"/>
+          <w:sz w:val="28"/>
+          <w:szCs w:val="28"/>
+        </w:rPr>
+        <w:t>–</w:t>
+      </w:r>
+      <w:r>
+        <w:rPr>
+          <w:rFonts w:ascii="Times New Roman" w:hAnsi="Times New Roman" w:cs="Times New Roman"/>
+          <w:sz w:val="28"/>
+          <w:szCs w:val="28"/>
+        </w:rPr>
+        <w:t xml:space="preserve"> Санкт-Петербург : Питер, 2021. </w:t>
+      </w:r>
+      <w:r>
+        <w:rPr>
+          <w:rFonts w:ascii="Times New Roman" w:hAnsi="Times New Roman" w:cs="Times New Roman"/>
+          <w:sz w:val="28"/>
+          <w:szCs w:val="28"/>
+        </w:rPr>
+        <w:t>–</w:t>
+      </w:r>
+      <w:r>
+        <w:rPr>
+          <w:rFonts w:ascii="Times New Roman" w:hAnsi="Times New Roman" w:cs="Times New Roman"/>
+          <w:sz w:val="28"/>
+          <w:szCs w:val="28"/>
+        </w:rPr>
+        <w:t xml:space="preserve"> 352 с.</w:t>
       </w:r>
     </w:p>
     <w:p>
@@ -22999,8 +24294,7 @@
           <w:numId w:val="16"/>
         </w:numPr>
         <w:spacing w:after="0" w:line="360" w:lineRule="auto"/>
-        <w:ind w:left="0" w:firstLine="357"/>
-        <w:contextualSpacing w:val="0"/>
+        <w:ind w:left="0" w:firstLine="709"/>
         <w:jc w:val="both"/>
         <w:rPr>
           <w:rFonts w:ascii="Times New Roman" w:hAnsi="Times New Roman" w:cs="Times New Roman"/>
@@ -23015,7 +24309,39 @@
           <w:szCs w:val="28"/>
         </w:rPr>
         <w:lastRenderedPageBreak/>
-        <w:t>Рихтер, Дж. Многопоточное программирование на C++ / Дж. Рихтер. — Санкт-Петербург : Питер, 2021. — 608 с.</w:t>
+        <w:t xml:space="preserve">Уильямс, Э. Параллельное программирование на C++ в действии. Практика разработки многопоточных программ / Э. Уильямс. </w:t>
+      </w:r>
+      <w:r>
+        <w:rPr>
+          <w:rFonts w:ascii="Times New Roman" w:hAnsi="Times New Roman" w:cs="Times New Roman"/>
+          <w:sz w:val="28"/>
+          <w:szCs w:val="28"/>
+        </w:rPr>
+        <w:t>–</w:t>
+      </w:r>
+      <w:r>
+        <w:rPr>
+          <w:rFonts w:ascii="Times New Roman" w:hAnsi="Times New Roman" w:cs="Times New Roman"/>
+          <w:sz w:val="28"/>
+          <w:szCs w:val="28"/>
+        </w:rPr>
+        <w:t xml:space="preserve"> Москва : ДМК Пресс, 2021. </w:t>
+      </w:r>
+      <w:r>
+        <w:rPr>
+          <w:rFonts w:ascii="Times New Roman" w:hAnsi="Times New Roman" w:cs="Times New Roman"/>
+          <w:sz w:val="28"/>
+          <w:szCs w:val="28"/>
+        </w:rPr>
+        <w:t>–</w:t>
+      </w:r>
+      <w:r>
+        <w:rPr>
+          <w:rFonts w:ascii="Times New Roman" w:hAnsi="Times New Roman" w:cs="Times New Roman"/>
+          <w:sz w:val="28"/>
+          <w:szCs w:val="28"/>
+        </w:rPr>
+        <w:t xml:space="preserve"> 672 с.</w:t>
       </w:r>
     </w:p>
     <w:p>
@@ -23026,8 +24352,7 @@
           <w:numId w:val="16"/>
         </w:numPr>
         <w:spacing w:after="0" w:line="360" w:lineRule="auto"/>
-        <w:ind w:left="0" w:firstLine="357"/>
-        <w:contextualSpacing w:val="0"/>
+        <w:ind w:left="0" w:firstLine="709"/>
         <w:jc w:val="both"/>
         <w:rPr>
           <w:rFonts w:ascii="Times New Roman" w:hAnsi="Times New Roman" w:cs="Times New Roman"/>
@@ -23041,7 +24366,39 @@
           <w:sz w:val="28"/>
           <w:szCs w:val="28"/>
         </w:rPr>
-        <w:t>Савин, Р. Тестирование программного обеспечения / Р. Савин. — Москва : Дело, 2020. — 312 с.</w:t>
+        <w:t xml:space="preserve">Куликов, С. С. Тестирование программного обеспечения. Базовый курс / С. С. Куликов. </w:t>
+      </w:r>
+      <w:r>
+        <w:rPr>
+          <w:rFonts w:ascii="Times New Roman" w:hAnsi="Times New Roman" w:cs="Times New Roman"/>
+          <w:sz w:val="28"/>
+          <w:szCs w:val="28"/>
+        </w:rPr>
+        <w:t>–</w:t>
+      </w:r>
+      <w:r>
+        <w:rPr>
+          <w:rFonts w:ascii="Times New Roman" w:hAnsi="Times New Roman" w:cs="Times New Roman"/>
+          <w:sz w:val="28"/>
+          <w:szCs w:val="28"/>
+        </w:rPr>
+        <w:t xml:space="preserve"> Минск : Четыре четверти, 2020. </w:t>
+      </w:r>
+      <w:r>
+        <w:rPr>
+          <w:rFonts w:ascii="Times New Roman" w:hAnsi="Times New Roman" w:cs="Times New Roman"/>
+          <w:sz w:val="28"/>
+          <w:szCs w:val="28"/>
+        </w:rPr>
+        <w:t>–</w:t>
+      </w:r>
+      <w:r>
+        <w:rPr>
+          <w:rFonts w:ascii="Times New Roman" w:hAnsi="Times New Roman" w:cs="Times New Roman"/>
+          <w:sz w:val="28"/>
+          <w:szCs w:val="28"/>
+        </w:rPr>
+        <w:t xml:space="preserve"> 312 с.</w:t>
       </w:r>
     </w:p>
     <w:p>
@@ -23052,8 +24409,7 @@
           <w:numId w:val="16"/>
         </w:numPr>
         <w:spacing w:after="0" w:line="360" w:lineRule="auto"/>
-        <w:ind w:left="0" w:firstLine="357"/>
-        <w:contextualSpacing w:val="0"/>
+        <w:ind w:left="0" w:firstLine="709"/>
         <w:jc w:val="both"/>
         <w:rPr>
           <w:rFonts w:ascii="Times New Roman" w:hAnsi="Times New Roman" w:cs="Times New Roman"/>
@@ -23067,7 +24423,39 @@
           <w:sz w:val="28"/>
           <w:szCs w:val="28"/>
         </w:rPr>
-        <w:t>Соммервилл, И. Инженерия программного обеспечения : учебник / И. Соммервилл. — Москва : Вильямс, 2021. — 880 с.</w:t>
+        <w:t xml:space="preserve">Соммервилл, И. Инженерия программного обеспечения : учебник / И. Соммервилл. </w:t>
+      </w:r>
+      <w:r>
+        <w:rPr>
+          <w:rFonts w:ascii="Times New Roman" w:hAnsi="Times New Roman" w:cs="Times New Roman"/>
+          <w:sz w:val="28"/>
+          <w:szCs w:val="28"/>
+        </w:rPr>
+        <w:t>–</w:t>
+      </w:r>
+      <w:r>
+        <w:rPr>
+          <w:rFonts w:ascii="Times New Roman" w:hAnsi="Times New Roman" w:cs="Times New Roman"/>
+          <w:sz w:val="28"/>
+          <w:szCs w:val="28"/>
+        </w:rPr>
+        <w:t xml:space="preserve"> Москва : Вильямс, 2021. </w:t>
+      </w:r>
+      <w:r>
+        <w:rPr>
+          <w:rFonts w:ascii="Times New Roman" w:hAnsi="Times New Roman" w:cs="Times New Roman"/>
+          <w:sz w:val="28"/>
+          <w:szCs w:val="28"/>
+        </w:rPr>
+        <w:t>–</w:t>
+      </w:r>
+      <w:r>
+        <w:rPr>
+          <w:rFonts w:ascii="Times New Roman" w:hAnsi="Times New Roman" w:cs="Times New Roman"/>
+          <w:sz w:val="28"/>
+          <w:szCs w:val="28"/>
+        </w:rPr>
+        <w:t xml:space="preserve"> 880 с.</w:t>
       </w:r>
     </w:p>
     <w:p>
@@ -23078,8 +24466,7 @@
           <w:numId w:val="16"/>
         </w:numPr>
         <w:spacing w:after="0" w:line="360" w:lineRule="auto"/>
-        <w:ind w:left="0" w:firstLine="357"/>
-        <w:contextualSpacing w:val="0"/>
+        <w:ind w:left="0" w:firstLine="709"/>
         <w:jc w:val="both"/>
         <w:rPr>
           <w:rFonts w:ascii="Times New Roman" w:hAnsi="Times New Roman" w:cs="Times New Roman"/>
@@ -23093,7 +24480,39 @@
           <w:sz w:val="28"/>
           <w:szCs w:val="28"/>
         </w:rPr>
-        <w:t>Страуструп, Б. Язык программирования C++ / Б. Страуструп. — Москва : Бином, 2022. — 1136 с.</w:t>
+        <w:t xml:space="preserve">Страуструп, Б. Язык программирования C++ / Б. Страуструп. </w:t>
+      </w:r>
+      <w:r>
+        <w:rPr>
+          <w:rFonts w:ascii="Times New Roman" w:hAnsi="Times New Roman" w:cs="Times New Roman"/>
+          <w:sz w:val="28"/>
+          <w:szCs w:val="28"/>
+        </w:rPr>
+        <w:t>–</w:t>
+      </w:r>
+      <w:r>
+        <w:rPr>
+          <w:rFonts w:ascii="Times New Roman" w:hAnsi="Times New Roman" w:cs="Times New Roman"/>
+          <w:sz w:val="28"/>
+          <w:szCs w:val="28"/>
+        </w:rPr>
+        <w:t xml:space="preserve"> Москва : Бином, 2022. </w:t>
+      </w:r>
+      <w:r>
+        <w:rPr>
+          <w:rFonts w:ascii="Times New Roman" w:hAnsi="Times New Roman" w:cs="Times New Roman"/>
+          <w:sz w:val="28"/>
+          <w:szCs w:val="28"/>
+        </w:rPr>
+        <w:t>–</w:t>
+      </w:r>
+      <w:r>
+        <w:rPr>
+          <w:rFonts w:ascii="Times New Roman" w:hAnsi="Times New Roman" w:cs="Times New Roman"/>
+          <w:sz w:val="28"/>
+          <w:szCs w:val="28"/>
+        </w:rPr>
+        <w:t xml:space="preserve"> 1136 с.</w:t>
       </w:r>
     </w:p>
     <w:p>
@@ -23104,8 +24523,7 @@
           <w:numId w:val="16"/>
         </w:numPr>
         <w:spacing w:after="0" w:line="360" w:lineRule="auto"/>
-        <w:ind w:left="0" w:firstLine="357"/>
-        <w:contextualSpacing w:val="0"/>
+        <w:ind w:left="0" w:firstLine="709"/>
         <w:jc w:val="both"/>
         <w:rPr>
           <w:rFonts w:ascii="Times New Roman" w:hAnsi="Times New Roman" w:cs="Times New Roman"/>
@@ -23119,7 +24537,39 @@
           <w:sz w:val="28"/>
           <w:szCs w:val="28"/>
         </w:rPr>
-        <w:t>Фаулер, М. Шаблоны корпоративных приложений / М. Фаулер. — Москва : Вильямс, 2021. — 544 с.</w:t>
+        <w:t xml:space="preserve">Фаулер, М. Шаблоны корпоративных приложений / М. Фаулер. </w:t>
+      </w:r>
+      <w:r>
+        <w:rPr>
+          <w:rFonts w:ascii="Times New Roman" w:hAnsi="Times New Roman" w:cs="Times New Roman"/>
+          <w:sz w:val="28"/>
+          <w:szCs w:val="28"/>
+        </w:rPr>
+        <w:t>–</w:t>
+      </w:r>
+      <w:r>
+        <w:rPr>
+          <w:rFonts w:ascii="Times New Roman" w:hAnsi="Times New Roman" w:cs="Times New Roman"/>
+          <w:sz w:val="28"/>
+          <w:szCs w:val="28"/>
+        </w:rPr>
+        <w:t xml:space="preserve"> Москва : Вильямс, 2021. </w:t>
+      </w:r>
+      <w:r>
+        <w:rPr>
+          <w:rFonts w:ascii="Times New Roman" w:hAnsi="Times New Roman" w:cs="Times New Roman"/>
+          <w:sz w:val="28"/>
+          <w:szCs w:val="28"/>
+        </w:rPr>
+        <w:t>–</w:t>
+      </w:r>
+      <w:r>
+        <w:rPr>
+          <w:rFonts w:ascii="Times New Roman" w:hAnsi="Times New Roman" w:cs="Times New Roman"/>
+          <w:sz w:val="28"/>
+          <w:szCs w:val="28"/>
+        </w:rPr>
+        <w:t xml:space="preserve"> 544 с.</w:t>
       </w:r>
     </w:p>
     <w:p>
@@ -23130,8 +24580,7 @@
           <w:numId w:val="16"/>
         </w:numPr>
         <w:spacing w:after="0" w:line="360" w:lineRule="auto"/>
-        <w:ind w:left="0" w:firstLine="357"/>
-        <w:contextualSpacing w:val="0"/>
+        <w:ind w:left="0" w:firstLine="709"/>
         <w:jc w:val="both"/>
         <w:rPr>
           <w:rFonts w:ascii="Times New Roman" w:hAnsi="Times New Roman" w:cs="Times New Roman"/>
@@ -23145,7 +24594,39 @@
           <w:sz w:val="28"/>
           <w:szCs w:val="28"/>
         </w:rPr>
-        <w:t>Шварц, Б. Изучаем SQL : учебное пособие / Б. Шварц. — Санкт-Петербург : Питер, 2021. — 336 с.</w:t>
+        <w:t xml:space="preserve">Бьюли, А. Изучаем SQL / А. Бьюли. </w:t>
+      </w:r>
+      <w:r>
+        <w:rPr>
+          <w:rFonts w:ascii="Times New Roman" w:hAnsi="Times New Roman" w:cs="Times New Roman"/>
+          <w:sz w:val="28"/>
+          <w:szCs w:val="28"/>
+        </w:rPr>
+        <w:t>–</w:t>
+      </w:r>
+      <w:r>
+        <w:rPr>
+          <w:rFonts w:ascii="Times New Roman" w:hAnsi="Times New Roman" w:cs="Times New Roman"/>
+          <w:sz w:val="28"/>
+          <w:szCs w:val="28"/>
+        </w:rPr>
+        <w:t xml:space="preserve"> Санкт-Петербург : Питер, 2021. </w:t>
+      </w:r>
+      <w:r>
+        <w:rPr>
+          <w:rFonts w:ascii="Times New Roman" w:hAnsi="Times New Roman" w:cs="Times New Roman"/>
+          <w:sz w:val="28"/>
+          <w:szCs w:val="28"/>
+        </w:rPr>
+        <w:t>–</w:t>
+      </w:r>
+      <w:r>
+        <w:rPr>
+          <w:rFonts w:ascii="Times New Roman" w:hAnsi="Times New Roman" w:cs="Times New Roman"/>
+          <w:sz w:val="28"/>
+          <w:szCs w:val="28"/>
+        </w:rPr>
+        <w:t xml:space="preserve"> 336 с.</w:t>
       </w:r>
     </w:p>
     <w:p>
@@ -23156,8 +24637,7 @@
           <w:numId w:val="16"/>
         </w:numPr>
         <w:spacing w:after="0" w:line="360" w:lineRule="auto"/>
-        <w:ind w:left="0" w:firstLine="357"/>
-        <w:contextualSpacing w:val="0"/>
+        <w:ind w:left="0" w:firstLine="709"/>
         <w:jc w:val="both"/>
         <w:rPr>
           <w:rFonts w:ascii="Times New Roman" w:hAnsi="Times New Roman" w:cs="Times New Roman"/>
@@ -23171,7 +24651,39 @@
           <w:sz w:val="28"/>
           <w:szCs w:val="28"/>
         </w:rPr>
-        <w:t>Шлее, М. Qt 6. Профессиональное программирование на C++ / М. Шлее. — Санкт-Петербург : БХВ-Петербург, 2023. — 1072 с.</w:t>
+        <w:t xml:space="preserve">Шлее, М. Qt 6. Профессиональное программирование на C++ / М. Шлее. </w:t>
+      </w:r>
+      <w:r>
+        <w:rPr>
+          <w:rFonts w:ascii="Times New Roman" w:hAnsi="Times New Roman" w:cs="Times New Roman"/>
+          <w:sz w:val="28"/>
+          <w:szCs w:val="28"/>
+        </w:rPr>
+        <w:t>–</w:t>
+      </w:r>
+      <w:r>
+        <w:rPr>
+          <w:rFonts w:ascii="Times New Roman" w:hAnsi="Times New Roman" w:cs="Times New Roman"/>
+          <w:sz w:val="28"/>
+          <w:szCs w:val="28"/>
+        </w:rPr>
+        <w:t xml:space="preserve"> Санкт-Петербург : БХВ-Петербург, 2023. </w:t>
+      </w:r>
+      <w:r>
+        <w:rPr>
+          <w:rFonts w:ascii="Times New Roman" w:hAnsi="Times New Roman" w:cs="Times New Roman"/>
+          <w:sz w:val="28"/>
+          <w:szCs w:val="28"/>
+        </w:rPr>
+        <w:t>–</w:t>
+      </w:r>
+      <w:r>
+        <w:rPr>
+          <w:rFonts w:ascii="Times New Roman" w:hAnsi="Times New Roman" w:cs="Times New Roman"/>
+          <w:sz w:val="28"/>
+          <w:szCs w:val="28"/>
+        </w:rPr>
+        <w:t xml:space="preserve"> 1072 с.</w:t>
       </w:r>
     </w:p>
     <w:p>
@@ -23182,8 +24694,7 @@
           <w:numId w:val="16"/>
         </w:numPr>
         <w:spacing w:after="0" w:line="360" w:lineRule="auto"/>
-        <w:ind w:left="0" w:firstLine="357"/>
-        <w:contextualSpacing w:val="0"/>
+        <w:ind w:left="0" w:firstLine="709"/>
         <w:jc w:val="both"/>
         <w:rPr>
           <w:rFonts w:ascii="Times New Roman" w:hAnsi="Times New Roman" w:cs="Times New Roman"/>
@@ -23197,7 +24708,39 @@
           <w:sz w:val="28"/>
           <w:szCs w:val="28"/>
         </w:rPr>
-        <w:t>Эспозито, Д. Разработка современных интерфейсов на QML : монография / Д. Эспозито. — Санкт-Петербург : Питер, 2022. — 464 с.</w:t>
+        <w:t xml:space="preserve">Купер, А. Об интерфейсе. Основы проектирования взаимодействия / А. Купер, Р. Рейман, Д. Кронин. </w:t>
+      </w:r>
+      <w:r>
+        <w:rPr>
+          <w:rFonts w:ascii="Times New Roman" w:hAnsi="Times New Roman" w:cs="Times New Roman"/>
+          <w:sz w:val="28"/>
+          <w:szCs w:val="28"/>
+        </w:rPr>
+        <w:t>–</w:t>
+      </w:r>
+      <w:r>
+        <w:rPr>
+          <w:rFonts w:ascii="Times New Roman" w:hAnsi="Times New Roman" w:cs="Times New Roman"/>
+          <w:sz w:val="28"/>
+          <w:szCs w:val="28"/>
+        </w:rPr>
+        <w:t xml:space="preserve"> Санкт-Петербург : Питер, 2022. </w:t>
+      </w:r>
+      <w:r>
+        <w:rPr>
+          <w:rFonts w:ascii="Times New Roman" w:hAnsi="Times New Roman" w:cs="Times New Roman"/>
+          <w:sz w:val="28"/>
+          <w:szCs w:val="28"/>
+        </w:rPr>
+        <w:t>–</w:t>
+      </w:r>
+      <w:r>
+        <w:rPr>
+          <w:rFonts w:ascii="Times New Roman" w:hAnsi="Times New Roman" w:cs="Times New Roman"/>
+          <w:sz w:val="28"/>
+          <w:szCs w:val="28"/>
+        </w:rPr>
+        <w:t xml:space="preserve"> 720 с.</w:t>
       </w:r>
     </w:p>
     <w:p>
@@ -23232,7 +24775,7 @@
           <w:lang w:val="en-US"/>
         </w:rPr>
       </w:pPr>
-      <w:bookmarkStart w:id="15" w:name="_Toc231119262"/>
+      <w:bookmarkStart w:id="13" w:name="_Toc231119262"/>
       <w:r>
         <w:lastRenderedPageBreak/>
         <w:t>ПРИЛОЖЕНИЕ</w:t>
@@ -23246,7 +24789,7 @@
       <w:r>
         <w:t>А</w:t>
       </w:r>
-      <w:bookmarkEnd w:id="15"/>
+      <w:bookmarkEnd w:id="13"/>
     </w:p>
     <w:p>
       <w:pPr>
@@ -23278,7 +24821,7 @@
                 <w:lang w:val="en-US"/>
               </w:rPr>
             </w:pPr>
-            <w:bookmarkStart w:id="16" w:name="_Hlk230559650"/>
+            <w:bookmarkStart w:id="14" w:name="_Hlk230559650"/>
             <w:r>
               <w:rPr>
                 <w:rFonts w:ascii="Consolas" w:hAnsi="Consolas"/>
@@ -25072,7 +26615,7 @@
           </w:p>
         </w:tc>
       </w:tr>
-      <w:bookmarkEnd w:id="16"/>
+      <w:bookmarkEnd w:id="14"/>
     </w:tbl>
     <w:p>
       <w:pPr>
@@ -25108,7 +26651,7 @@
           <w:lang w:val="en-US"/>
         </w:rPr>
       </w:pPr>
-      <w:bookmarkStart w:id="17" w:name="_Toc231119263"/>
+      <w:bookmarkStart w:id="15" w:name="_Toc231119263"/>
       <w:r>
         <w:lastRenderedPageBreak/>
         <w:t>ПРИЛОЖЕНИЕ</w:t>
@@ -25122,7 +26665,7 @@
       <w:r>
         <w:t>Б</w:t>
       </w:r>
-      <w:bookmarkEnd w:id="17"/>
+      <w:bookmarkEnd w:id="15"/>
     </w:p>
     <w:tbl>
       <w:tblPr>
@@ -32070,12 +33613,12 @@
         <w:pStyle w:val="1"/>
         <w:jc w:val="center"/>
       </w:pPr>
-      <w:bookmarkStart w:id="18" w:name="_Toc231119264"/>
+      <w:bookmarkStart w:id="16" w:name="_Toc231119264"/>
       <w:r>
         <w:lastRenderedPageBreak/>
         <w:t>ПРИЛОЖЕНИЕ В</w:t>
       </w:r>
-      <w:bookmarkEnd w:id="18"/>
+      <w:bookmarkEnd w:id="16"/>
     </w:p>
     <w:p/>
     <w:p>
@@ -32122,7 +33665,7 @@
                 <w:lang w:val="en-US"/>
               </w:rPr>
             </w:pPr>
-            <w:bookmarkStart w:id="19" w:name="_Hlk230559748"/>
+            <w:bookmarkStart w:id="17" w:name="_Hlk230559748"/>
             <w:r>
               <w:rPr>
                 <w:rFonts w:ascii="Consolas" w:hAnsi="Consolas"/>
@@ -32516,7 +34059,7 @@
           </w:p>
         </w:tc>
       </w:tr>
-      <w:bookmarkEnd w:id="19"/>
+      <w:bookmarkEnd w:id="17"/>
     </w:tbl>
     <w:p>
       <w:pPr>
@@ -33382,7 +34925,7 @@
         <w:pStyle w:val="1"/>
         <w:jc w:val="center"/>
       </w:pPr>
-      <w:bookmarkStart w:id="20" w:name="_Toc231119265"/>
+      <w:bookmarkStart w:id="18" w:name="_Toc231119265"/>
       <w:r>
         <w:lastRenderedPageBreak/>
         <w:t xml:space="preserve">ПРИЛОЖЕНИЕ </w:t>
@@ -33390,7 +34933,7 @@
       <w:r>
         <w:t>Г</w:t>
       </w:r>
-      <w:bookmarkEnd w:id="20"/>
+      <w:bookmarkEnd w:id="18"/>
     </w:p>
     <w:p/>
     <w:p>
@@ -36893,7 +38436,7 @@
         <w:pStyle w:val="1"/>
         <w:jc w:val="center"/>
       </w:pPr>
-      <w:bookmarkStart w:id="21" w:name="_Toc231119266"/>
+      <w:bookmarkStart w:id="19" w:name="_Toc231119266"/>
       <w:r>
         <w:lastRenderedPageBreak/>
         <w:t xml:space="preserve">ПРИЛОЖЕНИЕ </w:t>
@@ -36901,7 +38444,7 @@
       <w:r>
         <w:t>Д</w:t>
       </w:r>
-      <w:bookmarkEnd w:id="21"/>
+      <w:bookmarkEnd w:id="19"/>
     </w:p>
     <w:p>
       <w:pPr>
@@ -36917,140 +38460,14 @@
         <w:jc w:val="center"/>
       </w:pPr>
       <w:r>
+        <w:rPr>
+          <w:noProof/>
+        </w:rPr>
         <w:drawing>
           <wp:inline distT="0" distB="0" distL="0" distR="0" wp14:anchorId="4704222A" wp14:editId="17461A5B">
             <wp:extent cx="3410927" cy="3410927"/>
             <wp:effectExtent l="0" t="0" r="0" b="0"/>
             <wp:docPr id="29" name="Рисунок 29"/>
-            <wp:cNvGraphicFramePr>
-              <a:graphicFrameLocks xmlns:a="http://schemas.openxmlformats.org/drawingml/2006/main" noChangeAspect="1"/>
-            </wp:cNvGraphicFramePr>
-            <a:graphic xmlns:a="http://schemas.openxmlformats.org/drawingml/2006/main">
-              <a:graphicData uri="http://schemas.openxmlformats.org/drawingml/2006/picture">
-                <pic:pic xmlns:pic="http://schemas.openxmlformats.org/drawingml/2006/picture">
-                  <pic:nvPicPr>
-                    <pic:cNvPr id="1" name=""/>
-                    <pic:cNvPicPr/>
-                  </pic:nvPicPr>
-                  <pic:blipFill>
-                    <a:blip r:embed="rId31"/>
-                    <a:stretch>
-                      <a:fillRect/>
-                    </a:stretch>
-                  </pic:blipFill>
-                  <pic:spPr>
-                    <a:xfrm>
-                      <a:off x="0" y="0"/>
-                      <a:ext cx="3421356" cy="3421356"/>
-                    </a:xfrm>
-                    <a:prstGeom prst="rect">
-                      <a:avLst/>
-                    </a:prstGeom>
-                  </pic:spPr>
-                </pic:pic>
-              </a:graphicData>
-            </a:graphic>
-          </wp:inline>
-        </w:drawing>
-      </w:r>
-    </w:p>
-    <w:p>
-      <w:pPr>
-        <w:keepNext/>
-        <w:spacing w:after="0" w:line="360" w:lineRule="auto"/>
-        <w:jc w:val="center"/>
-        <w:rPr>
-          <w:rFonts w:ascii="Times New Roman" w:hAnsi="Times New Roman" w:cs="Times New Roman"/>
-          <w:noProof/>
-          <w:sz w:val="28"/>
-          <w:szCs w:val="28"/>
-        </w:rPr>
-      </w:pPr>
-      <w:r>
-        <w:rPr>
-          <w:rFonts w:ascii="Times New Roman" w:hAnsi="Times New Roman" w:cs="Times New Roman"/>
-          <w:noProof/>
-          <w:sz w:val="28"/>
-          <w:szCs w:val="28"/>
-        </w:rPr>
-        <w:t xml:space="preserve">Рисунок </w:t>
-      </w:r>
-      <w:r>
-        <w:rPr>
-          <w:rFonts w:ascii="Times New Roman" w:hAnsi="Times New Roman" w:cs="Times New Roman"/>
-          <w:noProof/>
-          <w:sz w:val="28"/>
-          <w:szCs w:val="28"/>
-        </w:rPr>
-        <w:fldChar w:fldCharType="begin"/>
-      </w:r>
-      <w:r>
-        <w:rPr>
-          <w:rFonts w:ascii="Times New Roman" w:hAnsi="Times New Roman" w:cs="Times New Roman"/>
-          <w:noProof/>
-          <w:sz w:val="28"/>
-          <w:szCs w:val="28"/>
-        </w:rPr>
-        <w:instrText xml:space="preserve"> SEQ Рисунок \* ARABIC </w:instrText>
-      </w:r>
-      <w:r>
-        <w:rPr>
-          <w:rFonts w:ascii="Times New Roman" w:hAnsi="Times New Roman" w:cs="Times New Roman"/>
-          <w:noProof/>
-          <w:sz w:val="28"/>
-          <w:szCs w:val="28"/>
-        </w:rPr>
-        <w:fldChar w:fldCharType="separate"/>
-      </w:r>
-      <w:r>
-        <w:rPr>
-          <w:rFonts w:ascii="Times New Roman" w:hAnsi="Times New Roman" w:cs="Times New Roman"/>
-          <w:noProof/>
-          <w:sz w:val="28"/>
-          <w:szCs w:val="28"/>
-        </w:rPr>
-        <w:t>22</w:t>
-      </w:r>
-      <w:r>
-        <w:rPr>
-          <w:rFonts w:ascii="Times New Roman" w:hAnsi="Times New Roman" w:cs="Times New Roman"/>
-          <w:noProof/>
-          <w:sz w:val="28"/>
-          <w:szCs w:val="28"/>
-        </w:rPr>
-        <w:fldChar w:fldCharType="end"/>
-      </w:r>
-      <w:r>
-        <w:rPr>
-          <w:rFonts w:ascii="Times New Roman" w:hAnsi="Times New Roman" w:cs="Times New Roman"/>
-          <w:noProof/>
-          <w:sz w:val="28"/>
-          <w:szCs w:val="28"/>
-        </w:rPr>
-        <w:t xml:space="preserve"> — Демонстрация </w:t>
-      </w:r>
-      <w:r>
-        <w:rPr>
-          <w:rFonts w:ascii="Times New Roman" w:hAnsi="Times New Roman" w:cs="Times New Roman"/>
-          <w:noProof/>
-          <w:sz w:val="28"/>
-          <w:szCs w:val="28"/>
-        </w:rPr>
-        <w:t>формы добавления нового набора</w:t>
-      </w:r>
-    </w:p>
-    <w:p>
-      <w:pPr>
-        <w:keepNext/>
-        <w:spacing w:after="0" w:line="360" w:lineRule="auto"/>
-        <w:jc w:val="center"/>
-      </w:pPr>
-      <w:r>
-        <w:drawing>
-          <wp:inline distT="0" distB="0" distL="0" distR="0" wp14:anchorId="24816C43" wp14:editId="7ABC088D">
-            <wp:extent cx="3269908" cy="4061436"/>
-            <wp:effectExtent l="0" t="0" r="6985" b="0"/>
-            <wp:docPr id="23" name="Рисунок 23"/>
             <wp:cNvGraphicFramePr>
               <a:graphicFrameLocks xmlns:a="http://schemas.openxmlformats.org/drawingml/2006/main" noChangeAspect="1"/>
             </wp:cNvGraphicFramePr>
@@ -37070,7 +38487,7 @@
                   <pic:spPr>
                     <a:xfrm>
                       <a:off x="0" y="0"/>
-                      <a:ext cx="3314007" cy="4116210"/>
+                      <a:ext cx="3421356" cy="3421356"/>
                     </a:xfrm>
                     <a:prstGeom prst="rect">
                       <a:avLst/>
@@ -37111,7 +38528,7 @@
           <w:sz w:val="28"/>
           <w:szCs w:val="28"/>
         </w:rPr>
-        <w:fldChar w:fldCharType="begin"/>
+        <w:t>1</w:t>
       </w:r>
       <w:r>
         <w:rPr>
@@ -37120,7 +38537,7 @@
           <w:sz w:val="28"/>
           <w:szCs w:val="28"/>
         </w:rPr>
-        <w:instrText xml:space="preserve"> SEQ Рисунок \* ARABIC </w:instrText>
+        <w:t xml:space="preserve"> </w:t>
       </w:r>
       <w:r>
         <w:rPr>
@@ -37129,7 +38546,7 @@
           <w:sz w:val="28"/>
           <w:szCs w:val="28"/>
         </w:rPr>
-        <w:fldChar w:fldCharType="separate"/>
+        <w:t>–</w:t>
       </w:r>
       <w:r>
         <w:rPr>
@@ -37138,7 +38555,7 @@
           <w:sz w:val="28"/>
           <w:szCs w:val="28"/>
         </w:rPr>
-        <w:t>23</w:t>
+        <w:t xml:space="preserve"> Демонстрация </w:t>
       </w:r>
       <w:r>
         <w:rPr>
@@ -37147,25 +38564,7 @@
           <w:sz w:val="28"/>
           <w:szCs w:val="28"/>
         </w:rPr>
-        <w:fldChar w:fldCharType="end"/>
-      </w:r>
-      <w:r>
-        <w:rPr>
-          <w:rFonts w:ascii="Times New Roman" w:hAnsi="Times New Roman" w:cs="Times New Roman"/>
-          <w:noProof/>
-          <w:sz w:val="28"/>
-          <w:szCs w:val="28"/>
-        </w:rPr>
-        <w:t xml:space="preserve"> — Демонстрация </w:t>
-      </w:r>
-      <w:r>
-        <w:rPr>
-          <w:rFonts w:ascii="Times New Roman" w:hAnsi="Times New Roman" w:cs="Times New Roman"/>
-          <w:noProof/>
-          <w:sz w:val="28"/>
-          <w:szCs w:val="28"/>
-        </w:rPr>
-        <w:t>формы оформления продажи</w:t>
+        <w:t>формы добавления нового набора</w:t>
       </w:r>
     </w:p>
     <w:p>
@@ -37175,12 +38574,14 @@
         <w:jc w:val="center"/>
       </w:pPr>
       <w:r>
-        <w:lastRenderedPageBreak/>
+        <w:rPr>
+          <w:noProof/>
+        </w:rPr>
         <w:drawing>
-          <wp:inline distT="0" distB="0" distL="0" distR="0" wp14:anchorId="2144D8B9" wp14:editId="257643C6">
-            <wp:extent cx="3579642" cy="3510317"/>
-            <wp:effectExtent l="0" t="0" r="1905" b="0"/>
-            <wp:docPr id="25" name="Рисунок 25"/>
+          <wp:inline distT="0" distB="0" distL="0" distR="0" wp14:anchorId="24816C43" wp14:editId="7ABC088D">
+            <wp:extent cx="3269908" cy="4061436"/>
+            <wp:effectExtent l="0" t="0" r="6985" b="0"/>
+            <wp:docPr id="23" name="Рисунок 23"/>
             <wp:cNvGraphicFramePr>
               <a:graphicFrameLocks xmlns:a="http://schemas.openxmlformats.org/drawingml/2006/main" noChangeAspect="1"/>
             </wp:cNvGraphicFramePr>
@@ -37200,7 +38601,7 @@
                   <pic:spPr>
                     <a:xfrm>
                       <a:off x="0" y="0"/>
-                      <a:ext cx="3602215" cy="3532453"/>
+                      <a:ext cx="3314007" cy="4116210"/>
                     </a:xfrm>
                     <a:prstGeom prst="rect">
                       <a:avLst/>
@@ -37241,7 +38642,7 @@
           <w:sz w:val="28"/>
           <w:szCs w:val="28"/>
         </w:rPr>
-        <w:fldChar w:fldCharType="begin"/>
+        <w:t>2</w:t>
       </w:r>
       <w:r>
         <w:rPr>
@@ -37250,7 +38651,7 @@
           <w:sz w:val="28"/>
           <w:szCs w:val="28"/>
         </w:rPr>
-        <w:instrText xml:space="preserve"> SEQ Рисунок \* ARABIC </w:instrText>
+        <w:t xml:space="preserve"> </w:t>
       </w:r>
       <w:r>
         <w:rPr>
@@ -37259,7 +38660,7 @@
           <w:sz w:val="28"/>
           <w:szCs w:val="28"/>
         </w:rPr>
-        <w:fldChar w:fldCharType="separate"/>
+        <w:t>–</w:t>
       </w:r>
       <w:r>
         <w:rPr>
@@ -37268,7 +38669,7 @@
           <w:sz w:val="28"/>
           <w:szCs w:val="28"/>
         </w:rPr>
-        <w:t>24</w:t>
+        <w:t xml:space="preserve"> Демонстрация </w:t>
       </w:r>
       <w:r>
         <w:rPr>
@@ -37277,25 +38678,7 @@
           <w:sz w:val="28"/>
           <w:szCs w:val="28"/>
         </w:rPr>
-        <w:fldChar w:fldCharType="end"/>
-      </w:r>
-      <w:r>
-        <w:rPr>
-          <w:rFonts w:ascii="Times New Roman" w:hAnsi="Times New Roman" w:cs="Times New Roman"/>
-          <w:noProof/>
-          <w:sz w:val="28"/>
-          <w:szCs w:val="28"/>
-        </w:rPr>
-        <w:t xml:space="preserve"> — Демонстрация </w:t>
-      </w:r>
-      <w:r>
-        <w:rPr>
-          <w:rFonts w:ascii="Times New Roman" w:hAnsi="Times New Roman" w:cs="Times New Roman"/>
-          <w:noProof/>
-          <w:sz w:val="28"/>
-          <w:szCs w:val="28"/>
-        </w:rPr>
-        <w:t>формы добавления новой фурнитуры</w:t>
+        <w:t>формы оформления продажи</w:t>
       </w:r>
     </w:p>
     <w:p>
@@ -37304,19 +38687,16 @@
         <w:spacing w:after="0" w:line="360" w:lineRule="auto"/>
         <w:jc w:val="center"/>
       </w:pPr>
-    </w:p>
-    <w:p>
-      <w:pPr>
-        <w:keepNext/>
-        <w:spacing w:after="0" w:line="360" w:lineRule="auto"/>
-        <w:jc w:val="center"/>
-      </w:pPr>
-      <w:r>
+      <w:r>
+        <w:rPr>
+          <w:noProof/>
+        </w:rPr>
+        <w:lastRenderedPageBreak/>
         <w:drawing>
-          <wp:inline distT="0" distB="0" distL="0" distR="0" wp14:anchorId="5E86222E" wp14:editId="372A593A">
-            <wp:extent cx="3537722" cy="4255477"/>
-            <wp:effectExtent l="0" t="0" r="5715" b="0"/>
-            <wp:docPr id="30" name="Рисунок 30"/>
+          <wp:inline distT="0" distB="0" distL="0" distR="0" wp14:anchorId="2144D8B9" wp14:editId="257643C6">
+            <wp:extent cx="3579642" cy="3510317"/>
+            <wp:effectExtent l="0" t="0" r="1905" b="0"/>
+            <wp:docPr id="25" name="Рисунок 25"/>
             <wp:cNvGraphicFramePr>
               <a:graphicFrameLocks xmlns:a="http://schemas.openxmlformats.org/drawingml/2006/main" noChangeAspect="1"/>
             </wp:cNvGraphicFramePr>
@@ -37336,7 +38716,7 @@
                   <pic:spPr>
                     <a:xfrm>
                       <a:off x="0" y="0"/>
-                      <a:ext cx="3546064" cy="4265512"/>
+                      <a:ext cx="3602215" cy="3532453"/>
                     </a:xfrm>
                     <a:prstGeom prst="rect">
                       <a:avLst/>
@@ -37377,7 +38757,7 @@
           <w:sz w:val="28"/>
           <w:szCs w:val="28"/>
         </w:rPr>
-        <w:fldChar w:fldCharType="begin"/>
+        <w:t>3</w:t>
       </w:r>
       <w:r>
         <w:rPr>
@@ -37386,7 +38766,7 @@
           <w:sz w:val="28"/>
           <w:szCs w:val="28"/>
         </w:rPr>
-        <w:instrText xml:space="preserve"> SEQ Рисунок \* ARABIC </w:instrText>
+        <w:t xml:space="preserve"> </w:t>
       </w:r>
       <w:r>
         <w:rPr>
@@ -37395,7 +38775,7 @@
           <w:sz w:val="28"/>
           <w:szCs w:val="28"/>
         </w:rPr>
-        <w:fldChar w:fldCharType="separate"/>
+        <w:t>–</w:t>
       </w:r>
       <w:r>
         <w:rPr>
@@ -37404,7 +38784,7 @@
           <w:sz w:val="28"/>
           <w:szCs w:val="28"/>
         </w:rPr>
-        <w:t>25</w:t>
+        <w:t xml:space="preserve"> Демонстрация </w:t>
       </w:r>
       <w:r>
         <w:rPr>
@@ -37413,25 +38793,7 @@
           <w:sz w:val="28"/>
           <w:szCs w:val="28"/>
         </w:rPr>
-        <w:fldChar w:fldCharType="end"/>
-      </w:r>
-      <w:r>
-        <w:rPr>
-          <w:rFonts w:ascii="Times New Roman" w:hAnsi="Times New Roman" w:cs="Times New Roman"/>
-          <w:noProof/>
-          <w:sz w:val="28"/>
-          <w:szCs w:val="28"/>
-        </w:rPr>
-        <w:t xml:space="preserve"> — </w:t>
-      </w:r>
-      <w:r>
-        <w:rPr>
-          <w:rFonts w:ascii="Times New Roman" w:hAnsi="Times New Roman" w:cs="Times New Roman"/>
-          <w:noProof/>
-          <w:sz w:val="28"/>
-          <w:szCs w:val="28"/>
-        </w:rPr>
-        <w:t>Отображение предупреждений о некорректном вводе данных</w:t>
+        <w:t>формы добавления новой фурнитуры</w:t>
       </w:r>
     </w:p>
     <w:p>
@@ -37440,13 +38802,22 @@
         <w:spacing w:after="0" w:line="360" w:lineRule="auto"/>
         <w:jc w:val="center"/>
       </w:pPr>
-      <w:r>
-        <w:lastRenderedPageBreak/>
+    </w:p>
+    <w:p>
+      <w:pPr>
+        <w:keepNext/>
+        <w:spacing w:after="0" w:line="360" w:lineRule="auto"/>
+        <w:jc w:val="center"/>
+      </w:pPr>
+      <w:r>
+        <w:rPr>
+          <w:noProof/>
+        </w:rPr>
         <w:drawing>
-          <wp:inline distT="0" distB="0" distL="0" distR="0" wp14:anchorId="1F81173D" wp14:editId="10642172">
-            <wp:extent cx="3715630" cy="4464714"/>
-            <wp:effectExtent l="0" t="0" r="0" b="0"/>
-            <wp:docPr id="31" name="Рисунок 31"/>
+          <wp:inline distT="0" distB="0" distL="0" distR="0" wp14:anchorId="5E86222E" wp14:editId="372A593A">
+            <wp:extent cx="3537722" cy="4255477"/>
+            <wp:effectExtent l="0" t="0" r="5715" b="0"/>
+            <wp:docPr id="30" name="Рисунок 30"/>
             <wp:cNvGraphicFramePr>
               <a:graphicFrameLocks xmlns:a="http://schemas.openxmlformats.org/drawingml/2006/main" noChangeAspect="1"/>
             </wp:cNvGraphicFramePr>
@@ -37466,7 +38837,7 @@
                   <pic:spPr>
                     <a:xfrm>
                       <a:off x="0" y="0"/>
-                      <a:ext cx="3729640" cy="4481548"/>
+                      <a:ext cx="3546064" cy="4265512"/>
                     </a:xfrm>
                     <a:prstGeom prst="rect">
                       <a:avLst/>
@@ -37507,7 +38878,7 @@
           <w:sz w:val="28"/>
           <w:szCs w:val="28"/>
         </w:rPr>
-        <w:fldChar w:fldCharType="begin"/>
+        <w:t>4</w:t>
       </w:r>
       <w:r>
         <w:rPr>
@@ -37516,7 +38887,7 @@
           <w:sz w:val="28"/>
           <w:szCs w:val="28"/>
         </w:rPr>
-        <w:instrText xml:space="preserve"> SEQ Рисунок \* ARABIC </w:instrText>
+        <w:t xml:space="preserve"> </w:t>
       </w:r>
       <w:r>
         <w:rPr>
@@ -37525,7 +38896,7 @@
           <w:sz w:val="28"/>
           <w:szCs w:val="28"/>
         </w:rPr>
-        <w:fldChar w:fldCharType="separate"/>
+        <w:t>–</w:t>
       </w:r>
       <w:r>
         <w:rPr>
@@ -37534,7 +38905,7 @@
           <w:sz w:val="28"/>
           <w:szCs w:val="28"/>
         </w:rPr>
-        <w:t>26</w:t>
+        <w:t xml:space="preserve"> </w:t>
       </w:r>
       <w:r>
         <w:rPr>
@@ -37543,25 +38914,7 @@
           <w:sz w:val="28"/>
           <w:szCs w:val="28"/>
         </w:rPr>
-        <w:fldChar w:fldCharType="end"/>
-      </w:r>
-      <w:r>
-        <w:rPr>
-          <w:rFonts w:ascii="Times New Roman" w:hAnsi="Times New Roman" w:cs="Times New Roman"/>
-          <w:noProof/>
-          <w:sz w:val="28"/>
-          <w:szCs w:val="28"/>
-        </w:rPr>
-        <w:t xml:space="preserve"> — Демонстрация </w:t>
-      </w:r>
-      <w:r>
-        <w:rPr>
-          <w:rFonts w:ascii="Times New Roman" w:hAnsi="Times New Roman" w:cs="Times New Roman"/>
-          <w:noProof/>
-          <w:sz w:val="28"/>
-          <w:szCs w:val="28"/>
-        </w:rPr>
-        <w:t>формы редактирования данных покупателей</w:t>
+        <w:t>Отображение предупреждений о некорректном вводе данных</w:t>
       </w:r>
     </w:p>
     <w:p>
@@ -37571,11 +38924,15 @@
         <w:jc w:val="center"/>
       </w:pPr>
       <w:r>
+        <w:rPr>
+          <w:noProof/>
+        </w:rPr>
+        <w:lastRenderedPageBreak/>
         <w:drawing>
-          <wp:inline distT="0" distB="0" distL="0" distR="0" wp14:anchorId="05BCEEFC" wp14:editId="1B7CE6FB">
-            <wp:extent cx="4958411" cy="3554897"/>
-            <wp:effectExtent l="0" t="0" r="0" b="7620"/>
-            <wp:docPr id="32" name="Рисунок 32"/>
+          <wp:inline distT="0" distB="0" distL="0" distR="0" wp14:anchorId="1F81173D" wp14:editId="10642172">
+            <wp:extent cx="3715630" cy="4464714"/>
+            <wp:effectExtent l="0" t="0" r="0" b="0"/>
+            <wp:docPr id="31" name="Рисунок 31"/>
             <wp:cNvGraphicFramePr>
               <a:graphicFrameLocks xmlns:a="http://schemas.openxmlformats.org/drawingml/2006/main" noChangeAspect="1"/>
             </wp:cNvGraphicFramePr>
@@ -37595,7 +38952,7 @@
                   <pic:spPr>
                     <a:xfrm>
                       <a:off x="0" y="0"/>
-                      <a:ext cx="4975457" cy="3567118"/>
+                      <a:ext cx="3729640" cy="4481548"/>
                     </a:xfrm>
                     <a:prstGeom prst="rect">
                       <a:avLst/>
@@ -37636,7 +38993,7 @@
           <w:sz w:val="28"/>
           <w:szCs w:val="28"/>
         </w:rPr>
-        <w:fldChar w:fldCharType="begin"/>
+        <w:t>5</w:t>
       </w:r>
       <w:r>
         <w:rPr>
@@ -37645,7 +39002,7 @@
           <w:sz w:val="28"/>
           <w:szCs w:val="28"/>
         </w:rPr>
-        <w:instrText xml:space="preserve"> SEQ Рисунок \* ARABIC </w:instrText>
+        <w:t xml:space="preserve"> </w:t>
       </w:r>
       <w:r>
         <w:rPr>
@@ -37654,7 +39011,7 @@
           <w:sz w:val="28"/>
           <w:szCs w:val="28"/>
         </w:rPr>
-        <w:fldChar w:fldCharType="separate"/>
+        <w:t>–</w:t>
       </w:r>
       <w:r>
         <w:rPr>
@@ -37663,7 +39020,7 @@
           <w:sz w:val="28"/>
           <w:szCs w:val="28"/>
         </w:rPr>
-        <w:t>27</w:t>
+        <w:t xml:space="preserve"> Демонстрация </w:t>
       </w:r>
       <w:r>
         <w:rPr>
@@ -37672,35 +39029,7 @@
           <w:sz w:val="28"/>
           <w:szCs w:val="28"/>
         </w:rPr>
-        <w:fldChar w:fldCharType="end"/>
-      </w:r>
-      <w:r>
-        <w:rPr>
-          <w:rFonts w:ascii="Times New Roman" w:hAnsi="Times New Roman" w:cs="Times New Roman"/>
-          <w:noProof/>
-          <w:sz w:val="28"/>
-          <w:szCs w:val="28"/>
-        </w:rPr>
-        <w:t xml:space="preserve"> —</w:t>
-      </w:r>
-      <w:r>
-        <w:rPr>
-          <w:rFonts w:ascii="Times New Roman" w:hAnsi="Times New Roman" w:cs="Times New Roman"/>
-          <w:noProof/>
-          <w:sz w:val="28"/>
-          <w:szCs w:val="28"/>
-          <w:lang w:val="en-US"/>
-        </w:rPr>
-        <w:t xml:space="preserve"> </w:t>
-      </w:r>
-      <w:r>
-        <w:rPr>
-          <w:rFonts w:ascii="Times New Roman" w:hAnsi="Times New Roman" w:cs="Times New Roman"/>
-          <w:noProof/>
-          <w:sz w:val="28"/>
-          <w:szCs w:val="28"/>
-        </w:rPr>
-        <w:t>Демонстрация деталей заказа</w:t>
+        <w:t>формы редактирования данных покупателей</w:t>
       </w:r>
     </w:p>
     <w:p>
@@ -37710,12 +39039,14 @@
         <w:jc w:val="center"/>
       </w:pPr>
       <w:r>
-        <w:lastRenderedPageBreak/>
+        <w:rPr>
+          <w:noProof/>
+        </w:rPr>
         <w:drawing>
-          <wp:inline distT="0" distB="0" distL="0" distR="0" wp14:anchorId="4186A43E" wp14:editId="75D477F9">
-            <wp:extent cx="5940425" cy="3684905"/>
-            <wp:effectExtent l="0" t="0" r="3175" b="0"/>
-            <wp:docPr id="34" name="Рисунок 34"/>
+          <wp:inline distT="0" distB="0" distL="0" distR="0" wp14:anchorId="05BCEEFC" wp14:editId="1B7CE6FB">
+            <wp:extent cx="4958411" cy="3554897"/>
+            <wp:effectExtent l="0" t="0" r="0" b="7620"/>
+            <wp:docPr id="32" name="Рисунок 32"/>
             <wp:cNvGraphicFramePr>
               <a:graphicFrameLocks xmlns:a="http://schemas.openxmlformats.org/drawingml/2006/main" noChangeAspect="1"/>
             </wp:cNvGraphicFramePr>
@@ -37735,7 +39066,7 @@
                   <pic:spPr>
                     <a:xfrm>
                       <a:off x="0" y="0"/>
-                      <a:ext cx="5943003" cy="3686504"/>
+                      <a:ext cx="4975457" cy="3567118"/>
                     </a:xfrm>
                     <a:prstGeom prst="rect">
                       <a:avLst/>
@@ -37775,8 +39106,9 @@
           <w:noProof/>
           <w:sz w:val="28"/>
           <w:szCs w:val="28"/>
-        </w:rPr>
-        <w:fldChar w:fldCharType="begin"/>
+          <w:lang w:val="en-US"/>
+        </w:rPr>
+        <w:t>6</w:t>
       </w:r>
       <w:r>
         <w:rPr>
@@ -37785,7 +39117,7 @@
           <w:sz w:val="28"/>
           <w:szCs w:val="28"/>
         </w:rPr>
-        <w:instrText xml:space="preserve"> SEQ Рисунок \* ARABIC </w:instrText>
+        <w:t xml:space="preserve"> </w:t>
       </w:r>
       <w:r>
         <w:rPr>
@@ -37794,7 +39126,7 @@
           <w:sz w:val="28"/>
           <w:szCs w:val="28"/>
         </w:rPr>
-        <w:fldChar w:fldCharType="separate"/>
+        <w:t>–</w:t>
       </w:r>
       <w:r>
         <w:rPr>
@@ -37802,8 +39134,9 @@
           <w:noProof/>
           <w:sz w:val="28"/>
           <w:szCs w:val="28"/>
-        </w:rPr>
-        <w:t>28</w:t>
+          <w:lang w:val="en-US"/>
+        </w:rPr>
+        <w:t xml:space="preserve"> </w:t>
       </w:r>
       <w:r>
         <w:rPr>
@@ -37812,25 +39145,7 @@
           <w:sz w:val="28"/>
           <w:szCs w:val="28"/>
         </w:rPr>
-        <w:fldChar w:fldCharType="end"/>
-      </w:r>
-      <w:r>
-        <w:rPr>
-          <w:rFonts w:ascii="Times New Roman" w:hAnsi="Times New Roman" w:cs="Times New Roman"/>
-          <w:noProof/>
-          <w:sz w:val="28"/>
-          <w:szCs w:val="28"/>
-        </w:rPr>
-        <w:t xml:space="preserve"> — Демонстрация </w:t>
-      </w:r>
-      <w:r>
-        <w:rPr>
-          <w:rFonts w:ascii="Times New Roman" w:hAnsi="Times New Roman" w:cs="Times New Roman"/>
-          <w:noProof/>
-          <w:sz w:val="28"/>
-          <w:szCs w:val="28"/>
-        </w:rPr>
-        <w:t>интерфейса сохранения чека для печати</w:t>
+        <w:t>Демонстрация деталей заказа</w:t>
       </w:r>
     </w:p>
     <w:p>
@@ -37847,6 +39162,10 @@
         <w:jc w:val="center"/>
       </w:pPr>
       <w:r>
+        <w:rPr>
+          <w:noProof/>
+        </w:rPr>
+        <w:lastRenderedPageBreak/>
         <w:drawing>
           <wp:inline distT="0" distB="0" distL="0" distR="0" wp14:anchorId="451CE5DD" wp14:editId="2076B7BE">
             <wp:extent cx="5002113" cy="3587262"/>
@@ -37912,7 +39231,7 @@
           <w:sz w:val="28"/>
           <w:szCs w:val="28"/>
         </w:rPr>
-        <w:fldChar w:fldCharType="begin"/>
+        <w:t>7</w:t>
       </w:r>
       <w:r>
         <w:rPr>
@@ -37921,7 +39240,7 @@
           <w:sz w:val="28"/>
           <w:szCs w:val="28"/>
         </w:rPr>
-        <w:instrText xml:space="preserve"> SEQ Рисунок \* ARABIC </w:instrText>
+        <w:t xml:space="preserve"> </w:t>
       </w:r>
       <w:r>
         <w:rPr>
@@ -37930,7 +39249,7 @@
           <w:sz w:val="28"/>
           <w:szCs w:val="28"/>
         </w:rPr>
-        <w:fldChar w:fldCharType="separate"/>
+        <w:t>–</w:t>
       </w:r>
       <w:r>
         <w:rPr>
@@ -37939,25 +39258,7 @@
           <w:sz w:val="28"/>
           <w:szCs w:val="28"/>
         </w:rPr>
-        <w:t>29</w:t>
-      </w:r>
-      <w:r>
-        <w:rPr>
-          <w:rFonts w:ascii="Times New Roman" w:hAnsi="Times New Roman" w:cs="Times New Roman"/>
-          <w:noProof/>
-          <w:sz w:val="28"/>
-          <w:szCs w:val="28"/>
-        </w:rPr>
-        <w:fldChar w:fldCharType="end"/>
-      </w:r>
-      <w:r>
-        <w:rPr>
-          <w:rFonts w:ascii="Times New Roman" w:hAnsi="Times New Roman" w:cs="Times New Roman"/>
-          <w:noProof/>
-          <w:sz w:val="28"/>
-          <w:szCs w:val="28"/>
-        </w:rPr>
-        <w:t xml:space="preserve"> — Демонстрация </w:t>
+        <w:t xml:space="preserve"> Демонстрация </w:t>
       </w:r>
       <w:r>
         <w:rPr>
@@ -40590,7 +41891,7 @@
   <w:style w:type="paragraph" w:default="1" w:styleId="a">
     <w:name w:val="Normal"/>
     <w:qFormat/>
-    <w:rsid w:val="00F97DBB"/>
+    <w:rsid w:val="00A759D7"/>
   </w:style>
   <w:style w:type="paragraph" w:styleId="1">
     <w:name w:val="heading 1"/>

--- a/docs/Дипломный проект.docx
+++ b/docs/Дипломный проект.docx
@@ -498,7 +498,7 @@
             </w:rPr>
             <w:fldChar w:fldCharType="separate"/>
           </w:r>
-          <w:hyperlink w:anchor="_Toc231119250" w:history="1">
+          <w:hyperlink w:anchor="_Toc231830938" w:history="1">
             <w:r>
               <w:rPr>
                 <w:rStyle w:val="aa"/>
@@ -537,7 +537,7 @@
                 <w:sz w:val="28"/>
                 <w:szCs w:val="28"/>
               </w:rPr>
-              <w:instrText xml:space="preserve"> PAGEREF _Toc231119250 \h </w:instrText>
+              <w:instrText xml:space="preserve"> PAGEREF _Toc231830938 \h </w:instrText>
             </w:r>
             <w:r>
               <w:rPr>
@@ -596,7 +596,7 @@
               <w:lang w:eastAsia="ru-RU"/>
             </w:rPr>
           </w:pPr>
-          <w:hyperlink w:anchor="_Toc231119251" w:history="1">
+          <w:hyperlink w:anchor="_Toc231830939" w:history="1">
             <w:r>
               <w:rPr>
                 <w:rStyle w:val="aa"/>
@@ -635,7 +635,7 @@
                 <w:sz w:val="28"/>
                 <w:szCs w:val="28"/>
               </w:rPr>
-              <w:instrText xml:space="preserve"> PAGEREF _Toc231119251 \h </w:instrText>
+              <w:instrText xml:space="preserve"> PAGEREF _Toc231830939 \h </w:instrText>
             </w:r>
             <w:r>
               <w:rPr>
@@ -695,7 +695,7 @@
               <w:lang w:eastAsia="ru-RU"/>
             </w:rPr>
           </w:pPr>
-          <w:hyperlink w:anchor="_Toc231119252" w:history="1">
+          <w:hyperlink w:anchor="_Toc231830940" w:history="1">
             <w:r>
               <w:rPr>
                 <w:rStyle w:val="aa"/>
@@ -734,7 +734,7 @@
                 <w:sz w:val="28"/>
                 <w:szCs w:val="28"/>
               </w:rPr>
-              <w:instrText xml:space="preserve"> PAGEREF _Toc231119252 \h </w:instrText>
+              <w:instrText xml:space="preserve"> PAGEREF _Toc231830940 \h </w:instrText>
             </w:r>
             <w:r>
               <w:rPr>
@@ -794,7 +794,7 @@
               <w:lang w:eastAsia="ru-RU"/>
             </w:rPr>
           </w:pPr>
-          <w:hyperlink w:anchor="_Toc231119253" w:history="1">
+          <w:hyperlink w:anchor="_Toc231830941" w:history="1">
             <w:r>
               <w:rPr>
                 <w:rStyle w:val="aa"/>
@@ -833,7 +833,7 @@
                 <w:sz w:val="28"/>
                 <w:szCs w:val="28"/>
               </w:rPr>
-              <w:instrText xml:space="preserve"> PAGEREF _Toc231119253 \h </w:instrText>
+              <w:instrText xml:space="preserve"> PAGEREF _Toc231830941 \h </w:instrText>
             </w:r>
             <w:r>
               <w:rPr>
@@ -893,7 +893,7 @@
               <w:lang w:eastAsia="ru-RU"/>
             </w:rPr>
           </w:pPr>
-          <w:hyperlink w:anchor="_Toc231119254" w:history="1">
+          <w:hyperlink w:anchor="_Toc231830942" w:history="1">
             <w:r>
               <w:rPr>
                 <w:rStyle w:val="aa"/>
@@ -932,7 +932,7 @@
                 <w:sz w:val="28"/>
                 <w:szCs w:val="28"/>
               </w:rPr>
-              <w:instrText xml:space="preserve"> PAGEREF _Toc231119254 \h </w:instrText>
+              <w:instrText xml:space="preserve"> PAGEREF _Toc231830942 \h </w:instrText>
             </w:r>
             <w:r>
               <w:rPr>
@@ -991,7 +991,7 @@
               <w:lang w:eastAsia="ru-RU"/>
             </w:rPr>
           </w:pPr>
-          <w:hyperlink w:anchor="_Toc231119255" w:history="1">
+          <w:hyperlink w:anchor="_Toc231830943" w:history="1">
             <w:r>
               <w:rPr>
                 <w:rStyle w:val="aa"/>
@@ -1000,7 +1000,7 @@
                 <w:sz w:val="28"/>
                 <w:szCs w:val="28"/>
               </w:rPr>
-              <w:t>ГЛАВА 2 РАЗРАБОТКА ИНФОРМАЦИОННОЙ СИСТЕМЫ</w:t>
+              <w:t>ГЛАВА 2 РАЗРАБОТКА АВТОМАТИЗИРОВАННОЙ СИСТЕМЫ ДЛЯ БАГЕТНОЙ МАСТЕРСКОЙ</w:t>
             </w:r>
             <w:r>
               <w:rPr>
@@ -1030,7 +1030,7 @@
                 <w:sz w:val="28"/>
                 <w:szCs w:val="28"/>
               </w:rPr>
-              <w:instrText xml:space="preserve"> PAGEREF _Toc231119255 \h </w:instrText>
+              <w:instrText xml:space="preserve"> PAGEREF _Toc231830943 \h </w:instrText>
             </w:r>
             <w:r>
               <w:rPr>
@@ -1090,7 +1090,7 @@
               <w:lang w:eastAsia="ru-RU"/>
             </w:rPr>
           </w:pPr>
-          <w:hyperlink w:anchor="_Toc231119256" w:history="1">
+          <w:hyperlink w:anchor="_Toc231830944" w:history="1">
             <w:r>
               <w:rPr>
                 <w:rStyle w:val="aa"/>
@@ -1129,7 +1129,7 @@
                 <w:sz w:val="28"/>
                 <w:szCs w:val="28"/>
               </w:rPr>
-              <w:instrText xml:space="preserve"> PAGEREF _Toc231119256 \h </w:instrText>
+              <w:instrText xml:space="preserve"> PAGEREF _Toc231830944 \h </w:instrText>
             </w:r>
             <w:r>
               <w:rPr>
@@ -1189,7 +1189,7 @@
               <w:lang w:eastAsia="ru-RU"/>
             </w:rPr>
           </w:pPr>
-          <w:hyperlink w:anchor="_Toc231119257" w:history="1">
+          <w:hyperlink w:anchor="_Toc231830945" w:history="1">
             <w:r>
               <w:rPr>
                 <w:rStyle w:val="aa"/>
@@ -1228,7 +1228,7 @@
                 <w:sz w:val="28"/>
                 <w:szCs w:val="28"/>
               </w:rPr>
-              <w:instrText xml:space="preserve"> PAGEREF _Toc231119257 \h </w:instrText>
+              <w:instrText xml:space="preserve"> PAGEREF _Toc231830945 \h </w:instrText>
             </w:r>
             <w:r>
               <w:rPr>
@@ -1288,7 +1288,7 @@
               <w:lang w:eastAsia="ru-RU"/>
             </w:rPr>
           </w:pPr>
-          <w:hyperlink w:anchor="_Toc231119258" w:history="1">
+          <w:hyperlink w:anchor="_Toc231830946" w:history="1">
             <w:r>
               <w:rPr>
                 <w:rStyle w:val="aa"/>
@@ -1327,7 +1327,7 @@
                 <w:sz w:val="28"/>
                 <w:szCs w:val="28"/>
               </w:rPr>
-              <w:instrText xml:space="preserve"> PAGEREF _Toc231119258 \h </w:instrText>
+              <w:instrText xml:space="preserve"> PAGEREF _Toc231830946 \h </w:instrText>
             </w:r>
             <w:r>
               <w:rPr>
@@ -1387,7 +1387,7 @@
               <w:lang w:eastAsia="ru-RU"/>
             </w:rPr>
           </w:pPr>
-          <w:hyperlink w:anchor="_Toc231119259" w:history="1">
+          <w:hyperlink w:anchor="_Toc231830947" w:history="1">
             <w:r>
               <w:rPr>
                 <w:rStyle w:val="aa"/>
@@ -1426,7 +1426,7 @@
                 <w:sz w:val="28"/>
                 <w:szCs w:val="28"/>
               </w:rPr>
-              <w:instrText xml:space="preserve"> PAGEREF _Toc231119259 \h </w:instrText>
+              <w:instrText xml:space="preserve"> PAGEREF _Toc231830947 \h </w:instrText>
             </w:r>
             <w:r>
               <w:rPr>
@@ -1485,7 +1485,7 @@
               <w:lang w:eastAsia="ru-RU"/>
             </w:rPr>
           </w:pPr>
-          <w:hyperlink w:anchor="_Toc231119260" w:history="1">
+          <w:hyperlink w:anchor="_Toc231830948" w:history="1">
             <w:r>
               <w:rPr>
                 <w:rStyle w:val="aa"/>
@@ -1524,7 +1524,7 @@
                 <w:sz w:val="28"/>
                 <w:szCs w:val="28"/>
               </w:rPr>
-              <w:instrText xml:space="preserve"> PAGEREF _Toc231119260 \h </w:instrText>
+              <w:instrText xml:space="preserve"> PAGEREF _Toc231830948 \h </w:instrText>
             </w:r>
             <w:r>
               <w:rPr>
@@ -1583,7 +1583,7 @@
               <w:lang w:eastAsia="ru-RU"/>
             </w:rPr>
           </w:pPr>
-          <w:hyperlink w:anchor="_Toc231119261" w:history="1">
+          <w:hyperlink w:anchor="_Toc231830949" w:history="1">
             <w:r>
               <w:rPr>
                 <w:rStyle w:val="aa"/>
@@ -1622,7 +1622,7 @@
                 <w:sz w:val="28"/>
                 <w:szCs w:val="28"/>
               </w:rPr>
-              <w:instrText xml:space="preserve"> PAGEREF _Toc231119261 \h </w:instrText>
+              <w:instrText xml:space="preserve"> PAGEREF _Toc231830949 \h </w:instrText>
             </w:r>
             <w:r>
               <w:rPr>
@@ -1681,7 +1681,7 @@
               <w:lang w:eastAsia="ru-RU"/>
             </w:rPr>
           </w:pPr>
-          <w:hyperlink w:anchor="_Toc231119262" w:history="1">
+          <w:hyperlink w:anchor="_Toc231830950" w:history="1">
             <w:r>
               <w:rPr>
                 <w:rStyle w:val="aa"/>
@@ -1741,7 +1741,7 @@
                 <w:sz w:val="28"/>
                 <w:szCs w:val="28"/>
               </w:rPr>
-              <w:instrText xml:space="preserve"> PAGEREF _Toc231119262 \h </w:instrText>
+              <w:instrText xml:space="preserve"> PAGEREF _Toc231830950 \h </w:instrText>
             </w:r>
             <w:r>
               <w:rPr>
@@ -1800,7 +1800,7 @@
               <w:lang w:eastAsia="ru-RU"/>
             </w:rPr>
           </w:pPr>
-          <w:hyperlink w:anchor="_Toc231119263" w:history="1">
+          <w:hyperlink w:anchor="_Toc231830951" w:history="1">
             <w:r>
               <w:rPr>
                 <w:rStyle w:val="aa"/>
@@ -1860,7 +1860,7 @@
                 <w:sz w:val="28"/>
                 <w:szCs w:val="28"/>
               </w:rPr>
-              <w:instrText xml:space="preserve"> PAGEREF _Toc231119263 \h </w:instrText>
+              <w:instrText xml:space="preserve"> PAGEREF _Toc231830951 \h </w:instrText>
             </w:r>
             <w:r>
               <w:rPr>
@@ -1919,7 +1919,7 @@
               <w:lang w:eastAsia="ru-RU"/>
             </w:rPr>
           </w:pPr>
-          <w:hyperlink w:anchor="_Toc231119264" w:history="1">
+          <w:hyperlink w:anchor="_Toc231830952" w:history="1">
             <w:r>
               <w:rPr>
                 <w:rStyle w:val="aa"/>
@@ -1958,7 +1958,7 @@
                 <w:sz w:val="28"/>
                 <w:szCs w:val="28"/>
               </w:rPr>
-              <w:instrText xml:space="preserve"> PAGEREF _Toc231119264 \h </w:instrText>
+              <w:instrText xml:space="preserve"> PAGEREF _Toc231830952 \h </w:instrText>
             </w:r>
             <w:r>
               <w:rPr>
@@ -2017,7 +2017,7 @@
               <w:lang w:eastAsia="ru-RU"/>
             </w:rPr>
           </w:pPr>
-          <w:hyperlink w:anchor="_Toc231119265" w:history="1">
+          <w:hyperlink w:anchor="_Toc231830953" w:history="1">
             <w:r>
               <w:rPr>
                 <w:rStyle w:val="aa"/>
@@ -2056,7 +2056,7 @@
                 <w:sz w:val="28"/>
                 <w:szCs w:val="28"/>
               </w:rPr>
-              <w:instrText xml:space="preserve"> PAGEREF _Toc231119265 \h </w:instrText>
+              <w:instrText xml:space="preserve"> PAGEREF _Toc231830953 \h </w:instrText>
             </w:r>
             <w:r>
               <w:rPr>
@@ -2115,7 +2115,7 @@
               <w:lang w:eastAsia="ru-RU"/>
             </w:rPr>
           </w:pPr>
-          <w:hyperlink w:anchor="_Toc231119266" w:history="1">
+          <w:hyperlink w:anchor="_Toc231830954" w:history="1">
             <w:r>
               <w:rPr>
                 <w:rStyle w:val="aa"/>
@@ -2154,7 +2154,7 @@
                 <w:sz w:val="28"/>
                 <w:szCs w:val="28"/>
               </w:rPr>
-              <w:instrText xml:space="preserve"> PAGEREF _Toc231119266 \h </w:instrText>
+              <w:instrText xml:space="preserve"> PAGEREF _Toc231830954 \h </w:instrText>
             </w:r>
             <w:r>
               <w:rPr>
@@ -2245,7 +2245,7 @@
         <w:ind w:firstLine="0"/>
         <w:jc w:val="center"/>
       </w:pPr>
-      <w:bookmarkStart w:id="0" w:name="_Toc231119250"/>
+      <w:bookmarkStart w:id="0" w:name="_Toc231830938"/>
       <w:r>
         <w:lastRenderedPageBreak/>
         <w:t>ВВЕДЕНИЕ</w:t>
@@ -2781,28 +2781,50 @@
     </w:p>
     <w:p>
       <w:pPr>
-        <w:spacing w:line="360" w:lineRule="auto"/>
-        <w:rPr>
-          <w:rFonts w:ascii="Times New Roman" w:hAnsi="Times New Roman" w:cs="Times New Roman"/>
-          <w:sz w:val="28"/>
-          <w:szCs w:val="28"/>
-        </w:rPr>
-      </w:pPr>
-      <w:r>
-        <w:rPr>
-          <w:rFonts w:ascii="Times New Roman" w:hAnsi="Times New Roman" w:cs="Times New Roman"/>
-          <w:sz w:val="28"/>
-          <w:szCs w:val="28"/>
-        </w:rPr>
-        <w:br w:type="page"/>
+        <w:spacing w:after="0" w:line="360" w:lineRule="auto"/>
+        <w:ind w:firstLine="709"/>
+        <w:jc w:val="both"/>
+        <w:rPr>
+          <w:rFonts w:ascii="Times New Roman" w:hAnsi="Times New Roman" w:cs="Times New Roman"/>
+          <w:sz w:val="28"/>
+          <w:szCs w:val="28"/>
+        </w:rPr>
+      </w:pPr>
+      <w:r>
+        <w:rPr>
+          <w:rFonts w:ascii="Times New Roman" w:hAnsi="Times New Roman" w:cs="Times New Roman"/>
+          <w:bCs/>
+          <w:color w:val="000000" w:themeColor="text1"/>
+          <w:sz w:val="28"/>
+          <w:szCs w:val="28"/>
+        </w:rPr>
+        <w:t>Структура работы: работа состоит из введения, двух глав, заключения, списка используемых источников и пяти приложений. Во введении обоснована актуальность темы. В первой главе описан анализ предметной области багетной мастерской и выбор средств разработки. Вторая глава посвящена проектированию архитектуры, разработке интерфейса, руководству пользователя и тестированию. Заключение отражает результат достижения цели работы. Список используемых источников насчитывает 20 источников.</w:t>
       </w:r>
     </w:p>
     <w:p>
       <w:pPr>
+        <w:spacing w:line="360" w:lineRule="auto"/>
+        <w:rPr>
+          <w:rFonts w:ascii="Times New Roman" w:hAnsi="Times New Roman" w:cs="Times New Roman"/>
+          <w:sz w:val="28"/>
+          <w:szCs w:val="28"/>
+        </w:rPr>
+      </w:pPr>
+      <w:r>
+        <w:rPr>
+          <w:rFonts w:ascii="Times New Roman" w:hAnsi="Times New Roman" w:cs="Times New Roman"/>
+          <w:sz w:val="28"/>
+          <w:szCs w:val="28"/>
+        </w:rPr>
+        <w:br w:type="page"/>
+      </w:r>
+    </w:p>
+    <w:p>
+      <w:pPr>
         <w:pStyle w:val="1"/>
         <w:spacing w:before="0"/>
       </w:pPr>
-      <w:bookmarkStart w:id="1" w:name="_Toc231119251"/>
+      <w:bookmarkStart w:id="1" w:name="_Toc231830939"/>
       <w:r>
         <w:lastRenderedPageBreak/>
         <w:t xml:space="preserve">ГЛАВА </w:t>
@@ -2823,7 +2845,7 @@
         <w:pStyle w:val="2"/>
         <w:spacing w:before="0"/>
       </w:pPr>
-      <w:bookmarkStart w:id="2" w:name="_Toc231119252"/>
+      <w:bookmarkStart w:id="2" w:name="_Toc231830940"/>
       <w:r>
         <w:t>1.1 Описание предметной области и бизнес-процессов багетной мастерской</w:t>
       </w:r>
@@ -3543,7 +3565,7 @@
         <w:pStyle w:val="2"/>
         <w:spacing w:before="0"/>
       </w:pPr>
-      <w:bookmarkStart w:id="3" w:name="_Toc231119253"/>
+      <w:bookmarkStart w:id="3" w:name="_Toc231830941"/>
       <w:r>
         <w:t>1.2 Анализ требований к автоматизированной информационной системе</w:t>
       </w:r>
@@ -4252,7 +4274,7 @@
         <w:pStyle w:val="2"/>
         <w:spacing w:before="0"/>
       </w:pPr>
-      <w:bookmarkStart w:id="4" w:name="_Toc231119254"/>
+      <w:bookmarkStart w:id="4" w:name="_Toc231830942"/>
       <w:r>
         <w:t>1.3 Обоснование выбора программных средств, стека технологий и средств DevOps</w:t>
       </w:r>
@@ -4593,13 +4615,16 @@
         <w:pStyle w:val="1"/>
         <w:spacing w:before="0"/>
       </w:pPr>
-      <w:bookmarkStart w:id="5" w:name="_Toc231119255"/>
+      <w:bookmarkStart w:id="5" w:name="_Toc231830943"/>
       <w:r>
         <w:lastRenderedPageBreak/>
         <w:t xml:space="preserve">ГЛАВА </w:t>
       </w:r>
       <w:r>
-        <w:t>2 РАЗРАБОТКА ИНФОРМАЦИОННОЙ СИСТЕМЫ</w:t>
+        <w:t xml:space="preserve">2 </w:t>
+      </w:r>
+      <w:r>
+        <w:t>РАЗРАБОТКА АВТОМАТИЗИРОВАННОЙ СИСТЕМЫ ДЛЯ БАГЕТНОЙ МАСТЕРСКОЙ</w:t>
       </w:r>
       <w:bookmarkEnd w:id="5"/>
     </w:p>
@@ -4614,7 +4639,7 @@
         <w:pStyle w:val="2"/>
         <w:spacing w:before="0"/>
       </w:pPr>
-      <w:bookmarkStart w:id="6" w:name="_Toc231119256"/>
+      <w:bookmarkStart w:id="6" w:name="_Toc231830944"/>
       <w:r>
         <w:t>2.1 Проектирование архитектуры</w:t>
       </w:r>
@@ -5403,23 +5428,23 @@
           <w:sz w:val="28"/>
           <w:szCs w:val="28"/>
         </w:rPr>
-        <w:t>В качестве примера реализации логики инициализации таблиц ниже представлен листинг программного кода создания системной таблицы пользователей с применением SQL-запроса внутри метода генерации структуры</w:t>
-      </w:r>
-      <w:r>
-        <w:rPr>
-          <w:rFonts w:ascii="Times New Roman" w:hAnsi="Times New Roman" w:cs="Times New Roman"/>
-          <w:sz w:val="28"/>
-          <w:szCs w:val="28"/>
-        </w:rPr>
-        <w:t xml:space="preserve"> [11]</w:t>
-      </w:r>
-      <w:r>
-        <w:rPr>
-          <w:rFonts w:ascii="Times New Roman" w:hAnsi="Times New Roman" w:cs="Times New Roman"/>
-          <w:sz w:val="28"/>
-          <w:szCs w:val="28"/>
-        </w:rPr>
-        <w:t>.</w:t>
+        <w:t xml:space="preserve">В качестве примера реализации логики инициализации таблиц </w:t>
+      </w:r>
+      <w:r>
+        <w:rPr>
+          <w:rFonts w:ascii="Times New Roman" w:hAnsi="Times New Roman" w:cs="Times New Roman"/>
+          <w:sz w:val="28"/>
+          <w:szCs w:val="28"/>
+        </w:rPr>
+        <w:t xml:space="preserve">в </w:t>
+      </w:r>
+      <w:r>
+        <w:rPr>
+          <w:rFonts w:ascii="Times New Roman" w:hAnsi="Times New Roman" w:cs="Times New Roman"/>
+          <w:sz w:val="28"/>
+          <w:szCs w:val="28"/>
+        </w:rPr>
+        <w:t>листинге 1 представлен программный код создания системной таблицы пользователей с применением SQL-запроса внутри метода генерации структуры [11].</w:t>
       </w:r>
     </w:p>
     <w:p>
@@ -15394,7 +15419,7 @@
           <w:rFonts w:cs="Times New Roman"/>
         </w:rPr>
       </w:pPr>
-      <w:bookmarkStart w:id="7" w:name="_Toc231119257"/>
+      <w:bookmarkStart w:id="7" w:name="_Toc231830945"/>
       <w:r>
         <w:rPr>
           <w:rFonts w:cs="Times New Roman"/>
@@ -20582,7 +20607,7 @@
       <w:pPr>
         <w:pStyle w:val="2"/>
       </w:pPr>
-      <w:bookmarkStart w:id="9" w:name="_Toc231119258"/>
+      <w:bookmarkStart w:id="9" w:name="_Toc231830946"/>
       <w:r>
         <w:t>2.3 Руководство пользователя на примере оформления заказа</w:t>
       </w:r>
@@ -21722,7 +21747,7 @@
         <w:pStyle w:val="2"/>
         <w:spacing w:before="0"/>
       </w:pPr>
-      <w:bookmarkStart w:id="10" w:name="_Toc231119259"/>
+      <w:bookmarkStart w:id="10" w:name="_Toc231830947"/>
       <w:r>
         <w:t>2.</w:t>
       </w:r>
@@ -23512,7 +23537,7 @@
         <w:ind w:firstLine="0"/>
         <w:jc w:val="center"/>
       </w:pPr>
-      <w:bookmarkStart w:id="11" w:name="_Toc231119260"/>
+      <w:bookmarkStart w:id="11" w:name="_Toc231830948"/>
       <w:r>
         <w:lastRenderedPageBreak/>
         <w:t>ЗАКЛЮЧЕНИЕ</w:t>
@@ -23642,7 +23667,7 @@
         <w:pStyle w:val="1"/>
         <w:jc w:val="center"/>
       </w:pPr>
-      <w:bookmarkStart w:id="12" w:name="_Toc231119261"/>
+      <w:bookmarkStart w:id="12" w:name="_Toc231830949"/>
       <w:r>
         <w:lastRenderedPageBreak/>
         <w:t>СПИСОК ИСПОЛЬЗОВАННЫХ ИСТОЧНИКОВ</w:t>
@@ -24775,7 +24800,7 @@
           <w:lang w:val="en-US"/>
         </w:rPr>
       </w:pPr>
-      <w:bookmarkStart w:id="13" w:name="_Toc231119262"/>
+      <w:bookmarkStart w:id="13" w:name="_Toc231830950"/>
       <w:r>
         <w:lastRenderedPageBreak/>
         <w:t>ПРИЛОЖЕНИЕ</w:t>
@@ -26651,7 +26676,7 @@
           <w:lang w:val="en-US"/>
         </w:rPr>
       </w:pPr>
-      <w:bookmarkStart w:id="15" w:name="_Toc231119263"/>
+      <w:bookmarkStart w:id="15" w:name="_Toc231830951"/>
       <w:r>
         <w:lastRenderedPageBreak/>
         <w:t>ПРИЛОЖЕНИЕ</w:t>
@@ -33613,7 +33638,7 @@
         <w:pStyle w:val="1"/>
         <w:jc w:val="center"/>
       </w:pPr>
-      <w:bookmarkStart w:id="16" w:name="_Toc231119264"/>
+      <w:bookmarkStart w:id="16" w:name="_Toc231830952"/>
       <w:r>
         <w:lastRenderedPageBreak/>
         <w:t>ПРИЛОЖЕНИЕ В</w:t>
@@ -34925,7 +34950,7 @@
         <w:pStyle w:val="1"/>
         <w:jc w:val="center"/>
       </w:pPr>
-      <w:bookmarkStart w:id="18" w:name="_Toc231119265"/>
+      <w:bookmarkStart w:id="18" w:name="_Toc231830953"/>
       <w:r>
         <w:lastRenderedPageBreak/>
         <w:t xml:space="preserve">ПРИЛОЖЕНИЕ </w:t>
@@ -38436,7 +38461,7 @@
         <w:pStyle w:val="1"/>
         <w:jc w:val="center"/>
       </w:pPr>
-      <w:bookmarkStart w:id="19" w:name="_Toc231119266"/>
+      <w:bookmarkStart w:id="19" w:name="_Toc231830954"/>
       <w:r>
         <w:lastRenderedPageBreak/>
         <w:t xml:space="preserve">ПРИЛОЖЕНИЕ </w:t>
